--- a/questionnaires/Baseline Survey - Module 1.docx
+++ b/questionnaires/Baseline Survey - Module 1.docx
@@ -85,7 +85,7 @@
     </w:p>
     <w:p>
       <w:pPr>
-        <w:spacing w:after="0" w:line="240" w:lineRule="auto"/>
+        <w:spacing w:line="240" w:lineRule="auto"/>
         <w:rPr>
           <w:rFonts w:eastAsia="Times New Roman"/>
         </w:rPr>
@@ -102,6 +102,17 @@
         </w:rPr>
         <w:t>lease tell us a bit about yourself.</w:t>
       </w:r>
+    </w:p>
+    <w:p>
+      <w:pPr>
+        <w:spacing w:after="0"/>
+        <w:ind w:firstLine="720"/>
+        <w:rPr>
+          <w:rFonts w:eastAsia="Calibri"/>
+          <w:b/>
+          <w:bCs/>
+        </w:rPr>
+      </w:pPr>
     </w:p>
     <w:p>
       <w:pPr>
@@ -367,7 +378,6 @@
         <w:ind w:left="360"/>
         <w:rPr>
           <w:rFonts w:ascii="Calibri" w:eastAsia="Calibri" w:hAnsi="Calibri" w:cs="Calibri"/>
-          <w:color w:val="D13438"/>
           <w:u w:val="single"/>
         </w:rPr>
       </w:pPr>
@@ -381,7 +391,19 @@
         <w:rPr>
           <w:rFonts w:ascii="Calibri" w:eastAsia="Calibri" w:hAnsi="Calibri" w:cs="Calibri"/>
         </w:rPr>
-        <w:t>Next, we are going to ask a series of questions about your race/ethnicity. The first question will be more general and following questions will ask for more specific information.</w:t>
+        <w:t>Next, we are going to ask a series of questions about your race/ethnicity.</w:t>
+      </w:r>
+      <w:r>
+        <w:rPr>
+          <w:rFonts w:ascii="Calibri" w:eastAsia="Calibri" w:hAnsi="Calibri" w:cs="Calibri"/>
+        </w:rPr>
+        <w:t xml:space="preserve"> </w:t>
+      </w:r>
+      <w:r>
+        <w:rPr>
+          <w:rFonts w:ascii="Calibri" w:eastAsia="Calibri" w:hAnsi="Calibri" w:cs="Calibri"/>
+        </w:rPr>
+        <w:t>The first question will be more general and following questions will ask for more specific information.</w:t>
       </w:r>
     </w:p>
     <w:p>
@@ -392,6 +414,17 @@
           <w:rFonts w:eastAsia="Calibri"/>
         </w:rPr>
       </w:pPr>
+      <w:commentRangeStart w:id="0"/>
+      <w:commentRangeEnd w:id="0"/>
+      <w:r>
+        <w:rPr>
+          <w:rStyle w:val="CommentReference"/>
+          <w:rFonts w:eastAsia="Calibri"/>
+          <w:sz w:val="22"/>
+          <w:szCs w:val="22"/>
+        </w:rPr>
+        <w:commentReference w:id="0"/>
+      </w:r>
     </w:p>
     <w:p>
       <w:pPr>
@@ -456,34 +489,34 @@
         <w:rPr>
           <w:rFonts w:eastAsia="Calibri" w:cstheme="minorHAnsi"/>
         </w:rPr>
+        <w:t>1</w:t>
+      </w:r>
+      <w:r>
+        <w:rPr>
+          <w:rFonts w:eastAsia="Calibri" w:cstheme="minorHAnsi"/>
+        </w:rPr>
+        <w:tab/>
+      </w:r>
+      <w:r>
+        <w:rPr>
+          <w:rFonts w:eastAsia="Calibri" w:cstheme="minorHAnsi"/>
+        </w:rPr>
+        <w:t>Asian</w:t>
+      </w:r>
+    </w:p>
+    <w:p>
+      <w:pPr>
+        <w:spacing w:after="0"/>
+        <w:ind w:left="720"/>
+        <w:rPr>
+          <w:rFonts w:eastAsia="Calibri" w:cstheme="minorHAnsi"/>
+        </w:rPr>
+      </w:pPr>
+      <w:r>
+        <w:rPr>
+          <w:rFonts w:eastAsia="Calibri" w:cstheme="minorHAnsi"/>
+        </w:rPr>
         <w:lastRenderedPageBreak/>
-        <w:t>1</w:t>
-      </w:r>
-      <w:r>
-        <w:rPr>
-          <w:rFonts w:eastAsia="Calibri" w:cstheme="minorHAnsi"/>
-        </w:rPr>
-        <w:tab/>
-      </w:r>
-      <w:r>
-        <w:rPr>
-          <w:rFonts w:eastAsia="Calibri" w:cstheme="minorHAnsi"/>
-        </w:rPr>
-        <w:t>Asian</w:t>
-      </w:r>
-    </w:p>
-    <w:p>
-      <w:pPr>
-        <w:spacing w:after="0"/>
-        <w:ind w:left="720"/>
-        <w:rPr>
-          <w:rFonts w:eastAsia="Calibri" w:cstheme="minorHAnsi"/>
-        </w:rPr>
-      </w:pPr>
-      <w:r>
-        <w:rPr>
-          <w:rFonts w:eastAsia="Calibri" w:cstheme="minorHAnsi"/>
-        </w:rPr>
         <w:t>2</w:t>
       </w:r>
       <w:r>
@@ -943,8 +976,6 @@
       </w:r>
       <w:r>
         <w:tab/>
-      </w:r>
-      <w:r>
         <w:t>Don’t know</w:t>
       </w:r>
     </w:p>
@@ -1364,8 +1395,6 @@
       </w:r>
       <w:r>
         <w:tab/>
-      </w:r>
-      <w:r>
         <w:t>Don’t know</w:t>
       </w:r>
     </w:p>
@@ -1553,34 +1582,34 @@
         <w:rPr>
           <w:rFonts w:eastAsia="Calibri" w:cstheme="minorHAnsi"/>
         </w:rPr>
+        <w:t>2</w:t>
+      </w:r>
+      <w:r>
+        <w:rPr>
+          <w:rFonts w:eastAsia="Calibri" w:cstheme="minorHAnsi"/>
+        </w:rPr>
+        <w:tab/>
+      </w:r>
+      <w:r>
+        <w:rPr>
+          <w:rFonts w:eastAsia="Calibri" w:cstheme="minorHAnsi"/>
+        </w:rPr>
+        <w:t>Caribbean</w:t>
+      </w:r>
+    </w:p>
+    <w:p>
+      <w:pPr>
+        <w:spacing w:after="0"/>
+        <w:ind w:left="720"/>
+        <w:rPr>
+          <w:rFonts w:eastAsia="Calibri" w:cstheme="minorHAnsi"/>
+        </w:rPr>
+      </w:pPr>
+      <w:r>
+        <w:rPr>
+          <w:rFonts w:eastAsia="Calibri" w:cstheme="minorHAnsi"/>
+        </w:rPr>
         <w:lastRenderedPageBreak/>
-        <w:t>2</w:t>
-      </w:r>
-      <w:r>
-        <w:rPr>
-          <w:rFonts w:eastAsia="Calibri" w:cstheme="minorHAnsi"/>
-        </w:rPr>
-        <w:tab/>
-      </w:r>
-      <w:r>
-        <w:rPr>
-          <w:rFonts w:eastAsia="Calibri" w:cstheme="minorHAnsi"/>
-        </w:rPr>
-        <w:t>Caribbean</w:t>
-      </w:r>
-    </w:p>
-    <w:p>
-      <w:pPr>
-        <w:spacing w:after="0"/>
-        <w:ind w:left="720"/>
-        <w:rPr>
-          <w:rFonts w:eastAsia="Calibri" w:cstheme="minorHAnsi"/>
-        </w:rPr>
-      </w:pPr>
-      <w:r>
-        <w:rPr>
-          <w:rFonts w:eastAsia="Calibri" w:cstheme="minorHAnsi"/>
-        </w:rPr>
         <w:t>3</w:t>
       </w:r>
       <w:r>
@@ -1943,7 +1972,41 @@
         <w:rPr>
           <w:rFonts w:eastAsia="Calibri"/>
         </w:rPr>
-        <w:t>[RACEETH5] Which of these describes you best? Select all that apply.</w:t>
+        <w:t xml:space="preserve">[RACEETH5] Which of these describes you best? </w:t>
+      </w:r>
+      <w:commentRangeStart w:id="1"/>
+      <w:commentRangeStart w:id="2"/>
+      <w:r>
+        <w:rPr>
+          <w:rFonts w:eastAsia="Calibri"/>
+        </w:rPr>
+        <w:t>Select</w:t>
+      </w:r>
+      <w:commentRangeEnd w:id="1"/>
+      <w:r>
+        <w:rPr>
+          <w:rStyle w:val="CommentReference"/>
+          <w:rFonts w:eastAsia="Calibri"/>
+          <w:sz w:val="22"/>
+          <w:szCs w:val="22"/>
+        </w:rPr>
+        <w:commentReference w:id="1"/>
+      </w:r>
+      <w:commentRangeEnd w:id="2"/>
+      <w:r>
+        <w:rPr>
+          <w:rStyle w:val="CommentReference"/>
+          <w:rFonts w:eastAsia="Calibri"/>
+          <w:sz w:val="22"/>
+          <w:szCs w:val="22"/>
+        </w:rPr>
+        <w:commentReference w:id="2"/>
+      </w:r>
+      <w:r>
+        <w:rPr>
+          <w:rFonts w:eastAsia="Calibri"/>
+        </w:rPr>
+        <w:t xml:space="preserve"> all that apply.</w:t>
       </w:r>
     </w:p>
     <w:p>
@@ -2253,8 +2316,6 @@
       </w:r>
       <w:r>
         <w:tab/>
-      </w:r>
-      <w:r>
         <w:t>Don’t know</w:t>
       </w:r>
     </w:p>
@@ -2615,7 +2676,37 @@
     </w:p>
     <w:p>
       <w:pPr>
+        <w:tabs>
+          <w:tab w:val="left" w:pos="2520"/>
+        </w:tabs>
         <w:spacing w:after="0"/>
+        <w:ind w:left="1440" w:hanging="720"/>
+        <w:rPr>
+          <w:rFonts w:eastAsia="Calibri"/>
+        </w:rPr>
+      </w:pPr>
+      <w:r>
+        <w:rPr>
+          <w:rFonts w:eastAsia="Calibri"/>
+        </w:rPr>
+        <w:t>9</w:t>
+      </w:r>
+      <w:r>
+        <w:tab/>
+      </w:r>
+      <w:r>
+        <w:rPr>
+          <w:rFonts w:eastAsia="Calibri"/>
+        </w:rPr>
+        <w:t>Tunisian</w:t>
+      </w:r>
+    </w:p>
+    <w:p>
+      <w:pPr>
+        <w:tabs>
+          <w:tab w:val="left" w:pos="2520"/>
+        </w:tabs>
+        <w:spacing w:after="0"/>
         <w:ind w:left="720"/>
         <w:rPr>
           <w:rFonts w:eastAsia="Calibri"/>
@@ -2626,31 +2717,10 @@
           <w:rFonts w:eastAsia="Calibri"/>
         </w:rPr>
         <w:lastRenderedPageBreak/>
-        <w:t>9</w:t>
-      </w:r>
-      <w:r>
-        <w:tab/>
-      </w:r>
-      <w:r>
-        <w:rPr>
-          <w:rFonts w:eastAsia="Calibri"/>
-        </w:rPr>
-        <w:t>Tunisian</w:t>
-      </w:r>
-    </w:p>
-    <w:p>
-      <w:pPr>
-        <w:spacing w:after="0"/>
-        <w:ind w:left="720"/>
-        <w:rPr>
-          <w:rFonts w:eastAsia="Calibri"/>
-        </w:rPr>
-      </w:pPr>
-      <w:r>
-        <w:rPr>
-          <w:rFonts w:eastAsia="Calibri"/>
-        </w:rPr>
-        <w:t>55          None of these fully describe me: Please describe [text box]</w:t>
+        <w:t xml:space="preserve">55          None of these fully describe me: Please describe </w:t>
+      </w:r>
+      <w:r>
+        <w:t>[text box]</w:t>
       </w:r>
     </w:p>
     <w:p>
@@ -2669,8 +2739,6 @@
       </w:r>
       <w:r>
         <w:tab/>
-      </w:r>
-      <w:r>
         <w:t>Don’t know</w:t>
       </w:r>
     </w:p>
@@ -3077,8 +3145,6 @@
       </w:r>
       <w:r>
         <w:tab/>
-      </w:r>
-      <w:r>
         <w:t>Don’t know</w:t>
       </w:r>
     </w:p>
@@ -3555,8 +3621,6 @@
       </w:r>
       <w:r>
         <w:tab/>
-      </w:r>
-      <w:r>
         <w:t>Don’t know</w:t>
       </w:r>
     </w:p>
@@ -3649,7 +3713,6 @@
         </w:rPr>
       </w:pPr>
       <w:r>
-        <w:lastRenderedPageBreak/>
         <w:t xml:space="preserve">[LANG] When you were a child, what language(s) did you </w:t>
       </w:r>
       <w:r>
@@ -3675,6 +3738,7 @@
         <w:rPr>
           <w:rFonts w:eastAsia="Calibri"/>
         </w:rPr>
+        <w:lastRenderedPageBreak/>
         <w:t>0</w:t>
       </w:r>
       <w:r>
@@ -4227,7 +4291,6 @@
         </w:numPr>
         <w:rPr>
           <w:rFonts w:ascii="Calibri" w:eastAsia="Calibri" w:hAnsi="Calibri" w:cs="Calibri"/>
-          <w:color w:val="7030A0"/>
         </w:rPr>
       </w:pPr>
       <w:r>
@@ -4237,28 +4300,14 @@
         <w:t xml:space="preserve">[SEX] </w:t>
       </w:r>
       <w:r>
-        <w:t xml:space="preserve">Later questions in this survey will ask about surgeries and medical procedures, including </w:t>
-      </w:r>
-      <w:r>
-        <w:t xml:space="preserve">the sex organs you were born with. </w:t>
-      </w:r>
-      <w:r>
-        <w:rPr>
-          <w:rFonts w:ascii="Calibri" w:eastAsia="Calibri" w:hAnsi="Calibri" w:cs="Calibri"/>
-        </w:rPr>
-        <w:t xml:space="preserve">We want to ask questions that will make sense for you. </w:t>
-      </w:r>
-      <w:r>
-        <w:rPr>
-          <w:rFonts w:ascii="Calibri" w:eastAsia="Calibri" w:hAnsi="Calibri" w:cs="Calibri"/>
-        </w:rPr>
-        <w:t>We are also interested in learning how gender identity and gender expression may affect your health and health care.</w:t>
+        <w:t>Later questions in this survey will ask about surgeries and medical procedures, including the sex organs you were born with.</w:t>
       </w:r>
     </w:p>
     <w:p>
       <w:pPr>
         <w:ind w:firstLine="720"/>
         <w:rPr>
+          <w:highlight w:val="red"/>
           <w:shd w:val="clear" w:color="auto" w:fill="FFFFFF"/>
         </w:rPr>
       </w:pPr>
@@ -4278,67 +4327,7 @@
         <w:rPr>
           <w:shd w:val="clear" w:color="auto" w:fill="FFFFFF"/>
         </w:rPr>
-        <w:t xml:space="preserve"> your </w:t>
-      </w:r>
-      <w:r>
-        <w:rPr>
-          <w:shd w:val="clear" w:color="auto" w:fill="FFFFFF"/>
-        </w:rPr>
-        <w:t xml:space="preserve">biological </w:t>
-      </w:r>
-      <w:r>
-        <w:rPr>
-          <w:shd w:val="clear" w:color="auto" w:fill="FFFFFF"/>
-        </w:rPr>
-        <w:t xml:space="preserve">sex </w:t>
-      </w:r>
-      <w:r>
-        <w:rPr>
-          <w:shd w:val="clear" w:color="auto" w:fill="FFFFFF"/>
-        </w:rPr>
-        <w:t>assigned at birth</w:t>
-      </w:r>
-      <w:r>
-        <w:rPr>
-          <w:shd w:val="clear" w:color="auto" w:fill="FFFFFF"/>
-        </w:rPr>
-        <w:t>?</w:t>
-      </w:r>
-      <w:r>
-        <w:rPr>
-          <w:shd w:val="clear" w:color="auto" w:fill="FFFFFF"/>
-        </w:rPr>
-        <w:t xml:space="preserve"> </w:t>
-      </w:r>
-      <w:r>
-        <w:rPr>
-          <w:b/>
-          <w:bCs/>
-        </w:rPr>
-        <w:t>[</w:t>
-      </w:r>
-      <w:r>
-        <w:rPr>
-          <w:b/>
-          <w:bCs/>
-          <w:shd w:val="clear" w:color="auto" w:fill="FFFFFF"/>
-        </w:rPr>
-        <w:t>O</w:t>
-      </w:r>
-      <w:r>
-        <w:rPr>
-          <w:b/>
-          <w:bCs/>
-        </w:rPr>
-        <w:t>ptional</w:t>
-      </w:r>
-      <w:r>
-        <w:rPr>
-          <w:b/>
-          <w:bCs/>
-          <w:shd w:val="clear" w:color="auto" w:fill="FFFFFF"/>
-        </w:rPr>
-        <w:t>]</w:t>
+        <w:t xml:space="preserve"> your sex?</w:t>
       </w:r>
     </w:p>
     <w:p>
@@ -4394,6 +4383,18 @@
         </w:rPr>
         <w:t xml:space="preserve">Male </w:t>
       </w:r>
+    </w:p>
+    <w:p>
+      <w:pPr>
+        <w:spacing w:after="0"/>
+        <w:ind w:firstLine="720"/>
+        <w:rPr>
+          <w:b/>
+          <w:bCs/>
+          <w:i/>
+          <w:iCs/>
+        </w:rPr>
+      </w:pPr>
     </w:p>
     <w:p>
       <w:pPr>
@@ -4413,20 +4414,18 @@
           <w:numId w:val="29"/>
         </w:numPr>
         <w:spacing w:after="0"/>
-        <w:rPr>
-          <w:b/>
-          <w:bCs/>
-        </w:rPr>
-      </w:pPr>
-      <w:r>
-        <w:t>[SEX2] Please select the body parts that you were born with. Select all that apply. [</w:t>
-      </w:r>
-      <w:r>
-        <w:rPr>
-          <w:b/>
-          <w:bCs/>
-        </w:rPr>
-        <w:t>Required]</w:t>
+      </w:pPr>
+      <w:r>
+        <w:t>[SEX2] Please select the body parts that you were born with. Select all that apply.</w:t>
+      </w:r>
+      <w:r>
+        <w:t xml:space="preserve"> [</w:t>
+      </w:r>
+      <w:r>
+        <w:t>Required</w:t>
+      </w:r>
+      <w:r>
+        <w:t>]</w:t>
       </w:r>
     </w:p>
     <w:p>
@@ -4494,10 +4493,6 @@
         </w:tabs>
         <w:spacing w:after="0"/>
         <w:ind w:left="630"/>
-        <w:rPr>
-          <w:strike/>
-          <w:highlight w:val="yellow"/>
-        </w:rPr>
       </w:pPr>
       <w:r>
         <w:t>3</w:t>
@@ -4587,6 +4582,29 @@
     </w:p>
     <w:p>
       <w:pPr>
+        <w:pStyle w:val="ListParagraph"/>
+        <w:spacing w:after="0"/>
+        <w:ind w:left="1440"/>
+        <w:rPr>
+          <w:i/>
+          <w:iCs/>
+        </w:rPr>
+      </w:pPr>
+    </w:p>
+    <w:p>
+      <w:pPr>
+        <w:spacing w:after="0"/>
+        <w:rPr>
+          <w:rFonts w:eastAsia="Calibri"/>
+          <w:b/>
+          <w:bCs/>
+          <w:i/>
+          <w:iCs/>
+        </w:rPr>
+      </w:pPr>
+    </w:p>
+    <w:p>
+      <w:pPr>
         <w:pStyle w:val="Heading1"/>
         <w:spacing w:after="0"/>
         <w:rPr>
@@ -4600,15 +4618,15 @@
         <w:lastRenderedPageBreak/>
         <w:t xml:space="preserve">[INTROMH] </w:t>
       </w:r>
-      <w:bookmarkStart w:id="0" w:name="_Toc496540795"/>
+      <w:bookmarkStart w:id="3" w:name="_Toc496540795"/>
       <w:r>
         <w:rPr>
           <w:rFonts w:eastAsia="Times New Roman"/>
         </w:rPr>
         <w:t>Medical Histor</w:t>
       </w:r>
-      <w:bookmarkStart w:id="1" w:name="_Toc496540796"/>
-      <w:bookmarkEnd w:id="0"/>
+      <w:bookmarkStart w:id="4" w:name="_Toc496540796"/>
+      <w:bookmarkEnd w:id="3"/>
       <w:r>
         <w:rPr>
           <w:rFonts w:eastAsia="Times New Roman"/>
@@ -4647,7 +4665,7 @@
         <w:t xml:space="preserve">We also ask about certain medical procedures you may have had.  </w:t>
       </w:r>
     </w:p>
-    <w:bookmarkEnd w:id="1"/>
+    <w:bookmarkEnd w:id="4"/>
     <w:p>
       <w:pPr>
         <w:pStyle w:val="Heading2"/>
@@ -5201,14 +5219,14 @@
         </w:rPr>
         <w:t xml:space="preserve">[MHGROUP1] </w:t>
       </w:r>
-      <w:bookmarkStart w:id="2" w:name="_Toc496540797"/>
+      <w:bookmarkStart w:id="5" w:name="_Toc496540797"/>
       <w:r>
         <w:rPr>
           <w:rFonts w:eastAsia="Times New Roman"/>
         </w:rPr>
         <w:t>Cardiovascular Disease</w:t>
       </w:r>
-      <w:bookmarkEnd w:id="2"/>
+      <w:bookmarkEnd w:id="5"/>
     </w:p>
     <w:p>
       <w:pPr>
@@ -5503,6 +5521,9 @@
         <w:t>8</w:t>
       </w:r>
       <w:r>
+        <w:rPr>
+          <w:rFonts w:eastAsia="Calibri" w:cs="Times New Roman"/>
+        </w:rPr>
         <w:tab/>
       </w:r>
       <w:r>
@@ -5524,9 +5545,6 @@
           <w:rFonts w:eastAsia="Calibri" w:cs="Times New Roman"/>
         </w:rPr>
         <w:t xml:space="preserve"> include hypertension during </w:t>
-      </w:r>
-      <w:r>
-        <w:tab/>
       </w:r>
       <w:r>
         <w:tab/>
@@ -7670,14 +7688,14 @@
         </w:rPr>
         <w:t xml:space="preserve">[MHGROUP2] </w:t>
       </w:r>
-      <w:bookmarkStart w:id="3" w:name="_Toc496540799"/>
+      <w:bookmarkStart w:id="6" w:name="_Toc496540799"/>
       <w:r>
         <w:rPr>
           <w:rFonts w:eastAsia="Times New Roman"/>
         </w:rPr>
         <w:t>Respiratory Problems</w:t>
       </w:r>
-      <w:bookmarkEnd w:id="3"/>
+      <w:bookmarkEnd w:id="6"/>
     </w:p>
     <w:p>
       <w:pPr>
@@ -8018,7 +8036,31 @@
           <w:sz w:val="20"/>
           <w:szCs w:val="20"/>
         </w:rPr>
-        <w:t>[min= yob, max= Current Year]]</w:t>
+        <w:t>[min= yo</w:t>
+      </w:r>
+      <w:r>
+        <w:rPr>
+          <w:rFonts w:eastAsia="Calibri" w:cs="Times New Roman"/>
+          <w:b/>
+          <w:bCs/>
+          <w:i/>
+          <w:iCs/>
+          <w:sz w:val="20"/>
+          <w:szCs w:val="20"/>
+        </w:rPr>
+        <w:t>b</w:t>
+      </w:r>
+      <w:r>
+        <w:rPr>
+          <w:rFonts w:eastAsia="Calibri" w:cs="Times New Roman"/>
+          <w:b/>
+          <w:bCs/>
+          <w:i/>
+          <w:iCs/>
+          <w:sz w:val="20"/>
+          <w:szCs w:val="20"/>
+        </w:rPr>
+        <w:t>, max= Current Year]]</w:t>
       </w:r>
     </w:p>
     <w:p>
@@ -8556,14 +8598,14 @@
         </w:rPr>
         <w:t xml:space="preserve">[MHGROUP3] </w:t>
       </w:r>
-      <w:bookmarkStart w:id="4" w:name="_Toc496540798"/>
+      <w:bookmarkStart w:id="7" w:name="_Toc496540798"/>
       <w:r>
         <w:rPr>
           <w:rFonts w:eastAsia="Times New Roman"/>
         </w:rPr>
         <w:t>Digestive System Problems</w:t>
       </w:r>
-      <w:bookmarkEnd w:id="4"/>
+      <w:bookmarkEnd w:id="7"/>
     </w:p>
     <w:p>
       <w:pPr>
@@ -11251,7 +11293,31 @@
           <w:sz w:val="20"/>
           <w:szCs w:val="20"/>
         </w:rPr>
-        <w:t>[min= yob  max= Current Year]</w:t>
+        <w:t>[min= yob</w:t>
+      </w:r>
+      <w:r>
+        <w:rPr>
+          <w:rFonts w:eastAsia="Calibri" w:cs="Times New Roman"/>
+          <w:b/>
+          <w:bCs/>
+          <w:i/>
+          <w:iCs/>
+          <w:sz w:val="20"/>
+          <w:szCs w:val="20"/>
+        </w:rPr>
+        <w:t>,</w:t>
+      </w:r>
+      <w:r>
+        <w:rPr>
+          <w:rFonts w:eastAsia="Calibri" w:cs="Times New Roman"/>
+          <w:b/>
+          <w:bCs/>
+          <w:i/>
+          <w:iCs/>
+          <w:sz w:val="20"/>
+          <w:szCs w:val="20"/>
+        </w:rPr>
+        <w:t xml:space="preserve"> max= Current Year]</w:t>
       </w:r>
     </w:p>
     <w:p>
@@ -11665,7 +11731,7 @@
           <w:rFonts w:eastAsia="Calibri" w:cs="Times New Roman"/>
         </w:rPr>
       </w:pPr>
-      <w:bookmarkStart w:id="5" w:name="_Toc496540801"/>
+      <w:bookmarkStart w:id="8" w:name="_Toc496540801"/>
       <w:r>
         <w:rPr>
           <w:rFonts w:eastAsia="Calibri" w:cs="Times New Roman"/>
@@ -11931,7 +11997,7 @@
         </w:rPr>
       </w:pPr>
     </w:p>
-    <w:bookmarkEnd w:id="5"/>
+    <w:bookmarkEnd w:id="8"/>
     <w:p>
       <w:pPr>
         <w:pStyle w:val="Heading2"/>
@@ -12867,10 +12933,7 @@
         </w:rPr>
         <w:t>[min= 0, max= age]</w:t>
       </w:r>
-    </w:p>
-    <w:p>
-      <w:pPr>
-        <w:spacing w:after="0" w:line="240" w:lineRule="auto"/>
+      <w:r>
         <w:rPr>
           <w:rFonts w:eastAsia="Calibri" w:cs="Times New Roman"/>
           <w:b/>
@@ -12880,7 +12943,8 @@
           <w:sz w:val="20"/>
           <w:szCs w:val="20"/>
         </w:rPr>
-      </w:pPr>
+        <w:t xml:space="preserve"> </w:t>
+      </w:r>
       <w:r>
         <w:rPr>
           <w:rFonts w:eastAsia="Calibri" w:cs="Times New Roman"/>
@@ -12912,7 +12976,31 @@
           <w:sz w:val="20"/>
           <w:szCs w:val="20"/>
         </w:rPr>
-        <w:t>[min= yob, max= Current Year]</w:t>
+        <w:t>[min= yob</w:t>
+      </w:r>
+      <w:r>
+        <w:rPr>
+          <w:rFonts w:eastAsia="Calibri" w:cs="Times New Roman"/>
+          <w:b/>
+          <w:bCs/>
+          <w:i/>
+          <w:iCs/>
+          <w:sz w:val="20"/>
+          <w:szCs w:val="20"/>
+        </w:rPr>
+        <w:t xml:space="preserve">, </w:t>
+      </w:r>
+      <w:r>
+        <w:rPr>
+          <w:rFonts w:eastAsia="Calibri" w:cs="Times New Roman"/>
+          <w:b/>
+          <w:bCs/>
+          <w:i/>
+          <w:iCs/>
+          <w:sz w:val="20"/>
+          <w:szCs w:val="20"/>
+        </w:rPr>
+        <w:t>max= Current Year]</w:t>
       </w:r>
     </w:p>
     <w:p>
@@ -13222,7 +13310,6 @@
           <w:i/>
           <w:iCs/>
         </w:rPr>
-        <w:lastRenderedPageBreak/>
         <w:t xml:space="preserve">NO RESPONSE </w:t>
       </w:r>
       <w:r>
@@ -13879,10 +13966,7 @@
         </w:rPr>
         <w:t>[min= 0, max= age]</w:t>
       </w:r>
-    </w:p>
-    <w:p>
-      <w:pPr>
-        <w:spacing w:after="0" w:line="240" w:lineRule="auto"/>
+      <w:r>
         <w:rPr>
           <w:rFonts w:eastAsia="Calibri" w:cs="Times New Roman"/>
           <w:b/>
@@ -13892,7 +13976,8 @@
           <w:sz w:val="20"/>
           <w:szCs w:val="20"/>
         </w:rPr>
-      </w:pPr>
+        <w:t xml:space="preserve"> </w:t>
+      </w:r>
       <w:r>
         <w:rPr>
           <w:rFonts w:eastAsia="Calibri" w:cs="Times New Roman"/>
@@ -13924,7 +14009,31 @@
           <w:sz w:val="20"/>
           <w:szCs w:val="20"/>
         </w:rPr>
-        <w:t>[min= yob, max= Current Year]</w:t>
+        <w:t>[min= yo</w:t>
+      </w:r>
+      <w:r>
+        <w:rPr>
+          <w:rFonts w:eastAsia="Calibri" w:cs="Times New Roman"/>
+          <w:b/>
+          <w:bCs/>
+          <w:i/>
+          <w:iCs/>
+          <w:sz w:val="20"/>
+          <w:szCs w:val="20"/>
+        </w:rPr>
+        <w:t>b</w:t>
+      </w:r>
+      <w:r>
+        <w:rPr>
+          <w:rFonts w:eastAsia="Calibri" w:cs="Times New Roman"/>
+          <w:b/>
+          <w:bCs/>
+          <w:i/>
+          <w:iCs/>
+          <w:sz w:val="20"/>
+          <w:szCs w:val="20"/>
+        </w:rPr>
+        <w:t>, max= Current Year]</w:t>
       </w:r>
     </w:p>
     <w:p>
@@ -14098,7 +14207,6 @@
           <w:b/>
           <w:bCs/>
         </w:rPr>
-        <w:lastRenderedPageBreak/>
         <w:t>[DISPLAY IF MHGROUP7= 1]</w:t>
       </w:r>
     </w:p>
@@ -14118,6 +14226,7 @@
         <w:rPr>
           <w:rFonts w:eastAsia="Calibri" w:cs="Times New Roman"/>
         </w:rPr>
+        <w:lastRenderedPageBreak/>
         <w:t xml:space="preserve">[SHINGLES] How old were you when </w:t>
       </w:r>
       <w:r>
@@ -14833,7 +14942,6 @@
           <w:b/>
           <w:bCs/>
         </w:rPr>
-        <w:lastRenderedPageBreak/>
         <w:t>[DISPLAY IF MHGROUP7= 6]</w:t>
       </w:r>
     </w:p>
@@ -14853,6 +14961,7 @@
         <w:rPr>
           <w:rFonts w:eastAsia="Calibri" w:cs="Times New Roman"/>
         </w:rPr>
+        <w:lastRenderedPageBreak/>
         <w:t>[SYPH] How old were you when a doctor or other health professional</w:t>
       </w:r>
       <w:r>
@@ -15411,14 +15520,14 @@
         </w:rPr>
         <w:t>[</w:t>
       </w:r>
-      <w:bookmarkStart w:id="6" w:name="_Hlk189496596"/>
+      <w:bookmarkStart w:id="9" w:name="_Hlk189496596"/>
       <w:r>
         <w:rPr>
           <w:rFonts w:eastAsia="Calibri"/>
         </w:rPr>
         <w:t>MHGROUP8</w:t>
       </w:r>
-      <w:bookmarkEnd w:id="6"/>
+      <w:bookmarkEnd w:id="9"/>
       <w:r>
         <w:rPr>
           <w:rFonts w:eastAsia="Calibri"/>
@@ -15596,32 +15705,32 @@
         <w:rPr>
           <w:rFonts w:eastAsia="Calibri" w:cs="Times New Roman"/>
         </w:rPr>
+        <w:t>4</w:t>
+      </w:r>
+      <w:r>
+        <w:tab/>
+      </w:r>
+      <w:r>
+        <w:rPr>
+          <w:rFonts w:eastAsia="Calibri" w:cs="Times New Roman"/>
+        </w:rPr>
+        <w:t>Fibrocystic Breast, or other Benign Breast Disease (such as proliferative Benign Breast Disease or LCIS)</w:t>
+      </w:r>
+    </w:p>
+    <w:p>
+      <w:pPr>
+        <w:spacing w:before="60" w:after="0" w:line="240" w:lineRule="auto"/>
+        <w:ind w:left="720"/>
+        <w:contextualSpacing/>
+        <w:rPr>
+          <w:rFonts w:eastAsia="Calibri" w:cs="Times New Roman"/>
+        </w:rPr>
+      </w:pPr>
+      <w:r>
+        <w:rPr>
+          <w:rFonts w:eastAsia="Calibri" w:cs="Times New Roman"/>
+        </w:rPr>
         <w:lastRenderedPageBreak/>
-        <w:t>4</w:t>
-      </w:r>
-      <w:r>
-        <w:tab/>
-      </w:r>
-      <w:r>
-        <w:rPr>
-          <w:rFonts w:eastAsia="Calibri" w:cs="Times New Roman"/>
-        </w:rPr>
-        <w:t>Fibrocystic Breast, or other Benign Breast Disease (such as proliferative Benign Breast Disease or LCIS)</w:t>
-      </w:r>
-    </w:p>
-    <w:p>
-      <w:pPr>
-        <w:spacing w:before="60" w:after="0" w:line="240" w:lineRule="auto"/>
-        <w:ind w:left="720"/>
-        <w:contextualSpacing/>
-        <w:rPr>
-          <w:rFonts w:eastAsia="Calibri" w:cs="Times New Roman"/>
-        </w:rPr>
-      </w:pPr>
-      <w:r>
-        <w:rPr>
-          <w:rFonts w:eastAsia="Calibri" w:cs="Times New Roman"/>
-        </w:rPr>
         <w:t>5</w:t>
       </w:r>
       <w:r>
@@ -15823,10 +15932,7 @@
         </w:rPr>
         <w:t>[min= 0, max= age]</w:t>
       </w:r>
-    </w:p>
-    <w:p>
-      <w:pPr>
-        <w:spacing w:after="0" w:line="240" w:lineRule="auto"/>
+      <w:r>
         <w:rPr>
           <w:rFonts w:eastAsia="Calibri" w:cs="Times New Roman"/>
           <w:b/>
@@ -15836,7 +15942,8 @@
           <w:sz w:val="20"/>
           <w:szCs w:val="20"/>
         </w:rPr>
-      </w:pPr>
+        <w:t xml:space="preserve"> </w:t>
+      </w:r>
       <w:r>
         <w:rPr>
           <w:rFonts w:eastAsia="Calibri" w:cs="Times New Roman"/>
@@ -16473,7 +16580,6 @@
         <w:rPr>
           <w:rFonts w:eastAsia="Calibri" w:cs="Times New Roman"/>
         </w:rPr>
-        <w:lastRenderedPageBreak/>
         <w:t xml:space="preserve">[ENLGPROS] How old were you when </w:t>
       </w:r>
       <w:r>
@@ -16522,6 +16628,7 @@
         <w:ind w:left="720"/>
       </w:pPr>
       <w:r>
+        <w:lastRenderedPageBreak/>
         <w:t>Or, if it is easier to remember the year, enter that here:</w:t>
       </w:r>
     </w:p>
@@ -16880,7 +16987,6 @@
           <w:rFonts w:ascii="Calibri" w:eastAsia="Calibri" w:hAnsi="Calibri" w:cs="Calibri"/>
           <w:b/>
           <w:bCs/>
-          <w:color w:val="000000" w:themeColor="text1"/>
         </w:rPr>
       </w:pPr>
       <w:r>
@@ -16888,7 +16994,6 @@
           <w:rFonts w:ascii="Calibri" w:eastAsia="Calibri" w:hAnsi="Calibri" w:cs="Calibri"/>
           <w:b/>
           <w:bCs/>
-          <w:color w:val="000000" w:themeColor="text1"/>
         </w:rPr>
         <w:t>[DISPLAY IF MHGROUP8= 5, Ductal Carcinoma in situ (DCIS)]</w:t>
       </w:r>
@@ -16903,13 +17008,11 @@
         <w:spacing w:line="240" w:lineRule="auto"/>
         <w:rPr>
           <w:rFonts w:ascii="Calibri" w:eastAsia="Calibri" w:hAnsi="Calibri" w:cs="Calibri"/>
-          <w:color w:val="000000" w:themeColor="text1"/>
         </w:rPr>
       </w:pPr>
       <w:r>
         <w:rPr>
           <w:rFonts w:ascii="Calibri" w:eastAsia="Calibri" w:hAnsi="Calibri" w:cs="Calibri"/>
-          <w:color w:val="000000" w:themeColor="text1"/>
         </w:rPr>
         <w:t xml:space="preserve">[BREASTDIS3] How old were you when a doctor or other health professional </w:t>
       </w:r>
@@ -16918,14 +17021,12 @@
           <w:rFonts w:ascii="Calibri" w:eastAsia="Calibri" w:hAnsi="Calibri" w:cs="Calibri"/>
           <w:b/>
           <w:bCs/>
-          <w:color w:val="000000" w:themeColor="text1"/>
         </w:rPr>
         <w:t xml:space="preserve">first </w:t>
       </w:r>
       <w:r>
         <w:rPr>
           <w:rFonts w:ascii="Calibri" w:eastAsia="Calibri" w:hAnsi="Calibri" w:cs="Calibri"/>
-          <w:color w:val="000000" w:themeColor="text1"/>
         </w:rPr>
         <w:t xml:space="preserve">told you that you have or had </w:t>
       </w:r>
@@ -16934,7 +17035,6 @@
           <w:rFonts w:ascii="Calibri" w:eastAsia="Calibri" w:hAnsi="Calibri" w:cs="Calibri"/>
           <w:b/>
           <w:bCs/>
-          <w:color w:val="000000" w:themeColor="text1"/>
         </w:rPr>
         <w:t xml:space="preserve">ductal carcinoma </w:t>
       </w:r>
@@ -16945,7 +17045,6 @@
           <w:bCs/>
           <w:i/>
           <w:iCs/>
-          <w:color w:val="000000" w:themeColor="text1"/>
         </w:rPr>
         <w:t>in situ</w:t>
       </w:r>
@@ -16954,14 +17053,12 @@
           <w:rFonts w:ascii="Calibri" w:eastAsia="Calibri" w:hAnsi="Calibri" w:cs="Calibri"/>
           <w:b/>
           <w:bCs/>
-          <w:color w:val="000000" w:themeColor="text1"/>
         </w:rPr>
         <w:t xml:space="preserve"> of the breast</w:t>
       </w:r>
       <w:r>
         <w:rPr>
           <w:rFonts w:ascii="Calibri" w:eastAsia="Calibri" w:hAnsi="Calibri" w:cs="Calibri"/>
-          <w:color w:val="000000" w:themeColor="text1"/>
         </w:rPr>
         <w:t xml:space="preserve">?  </w:t>
       </w:r>
@@ -17003,16 +17100,15 @@
           <w:rFonts w:ascii="Calibri" w:eastAsia="Calibri" w:hAnsi="Calibri" w:cs="Calibri"/>
           <w:b/>
           <w:bCs/>
-          <w:color w:val="000000" w:themeColor="text1"/>
-        </w:rPr>
-      </w:pPr>
-      <w:r>
-        <w:rPr>
-          <w:rFonts w:eastAsia="Calibri"/>
-          <w:i/>
-          <w:iCs/>
-        </w:rPr>
-        <w:t xml:space="preserve">NO RESPONSE </w:t>
+        </w:rPr>
+      </w:pPr>
+      <w:r>
+        <w:rPr>
+          <w:rFonts w:eastAsia="Calibri"/>
+          <w:i/>
+          <w:iCs/>
+        </w:rPr>
+        <w:t>NO RESPONSE</w:t>
       </w:r>
       <w:r>
         <w:rPr>
@@ -17027,7 +17123,6 @@
           <w:rFonts w:ascii="Calibri" w:eastAsia="Calibri" w:hAnsi="Calibri" w:cs="Calibri"/>
           <w:b/>
           <w:bCs/>
-          <w:color w:val="000000" w:themeColor="text1"/>
         </w:rPr>
         <w:t xml:space="preserve"> </w:t>
       </w:r>
@@ -17038,7 +17133,6 @@
           <w:bCs/>
           <w:i/>
           <w:iCs/>
-          <w:color w:val="000000" w:themeColor="text1"/>
         </w:rPr>
         <w:t>GO TO BREASTDIS4</w:t>
       </w:r>
@@ -17047,7 +17141,6 @@
           <w:rFonts w:ascii="Calibri" w:eastAsia="Calibri" w:hAnsi="Calibri" w:cs="Calibri"/>
           <w:b/>
           <w:bCs/>
-          <w:color w:val="000000" w:themeColor="text1"/>
         </w:rPr>
         <w:t xml:space="preserve"> </w:t>
       </w:r>
@@ -17057,13 +17150,11 @@
         <w:spacing w:after="0" w:line="240" w:lineRule="auto"/>
         <w:rPr>
           <w:rFonts w:ascii="Calibri" w:eastAsia="Calibri" w:hAnsi="Calibri" w:cs="Calibri"/>
-          <w:color w:val="000000" w:themeColor="text1"/>
         </w:rPr>
       </w:pPr>
       <w:r>
         <w:rPr>
           <w:rFonts w:ascii="Calibri" w:eastAsia="Calibri" w:hAnsi="Calibri" w:cs="Calibri"/>
-          <w:color w:val="000000" w:themeColor="text1"/>
         </w:rPr>
         <w:t xml:space="preserve"> </w:t>
       </w:r>
@@ -17075,7 +17166,6 @@
           <w:rFonts w:ascii="Calibri" w:eastAsia="Calibri" w:hAnsi="Calibri" w:cs="Calibri"/>
           <w:b/>
           <w:bCs/>
-          <w:color w:val="000000" w:themeColor="text1"/>
         </w:rPr>
       </w:pPr>
       <w:r>
@@ -17083,7 +17173,6 @@
           <w:rFonts w:ascii="Calibri" w:eastAsia="Calibri" w:hAnsi="Calibri" w:cs="Calibri"/>
           <w:b/>
           <w:bCs/>
-          <w:color w:val="000000" w:themeColor="text1"/>
         </w:rPr>
         <w:t xml:space="preserve">[DISPLAY IF MHGROUP8= 5, Ductal Carcinoma in situ (DCIS)]] </w:t>
       </w:r>
@@ -17098,13 +17187,11 @@
         <w:spacing w:line="240" w:lineRule="auto"/>
         <w:rPr>
           <w:rFonts w:ascii="Calibri" w:eastAsia="Calibri" w:hAnsi="Calibri" w:cs="Calibri"/>
-          <w:color w:val="000000" w:themeColor="text1"/>
         </w:rPr>
       </w:pPr>
       <w:r>
         <w:rPr>
           <w:rFonts w:ascii="Calibri" w:eastAsia="Calibri" w:hAnsi="Calibri" w:cs="Calibri"/>
-          <w:color w:val="000000" w:themeColor="text1"/>
         </w:rPr>
         <w:t xml:space="preserve">[BREASTDIS4] When you were told that you have or had </w:t>
       </w:r>
@@ -17113,7 +17200,6 @@
           <w:rFonts w:ascii="Calibri" w:eastAsia="Calibri" w:hAnsi="Calibri" w:cs="Calibri"/>
           <w:b/>
           <w:bCs/>
-          <w:color w:val="000000" w:themeColor="text1"/>
         </w:rPr>
         <w:t xml:space="preserve">ductal carcinoma </w:t>
       </w:r>
@@ -17124,7 +17210,6 @@
           <w:bCs/>
           <w:i/>
           <w:iCs/>
-          <w:color w:val="000000" w:themeColor="text1"/>
         </w:rPr>
         <w:t>in situ</w:t>
       </w:r>
@@ -17133,14 +17218,12 @@
           <w:rFonts w:ascii="Calibri" w:eastAsia="Calibri" w:hAnsi="Calibri" w:cs="Calibri"/>
           <w:b/>
           <w:bCs/>
-          <w:color w:val="000000" w:themeColor="text1"/>
         </w:rPr>
         <w:t xml:space="preserve"> of the breast</w:t>
       </w:r>
       <w:r>
         <w:rPr>
           <w:rFonts w:ascii="Calibri" w:eastAsia="Calibri" w:hAnsi="Calibri" w:cs="Calibri"/>
-          <w:color w:val="000000" w:themeColor="text1"/>
         </w:rPr>
         <w:t xml:space="preserve">, was it confirmed by biopsy?  </w:t>
       </w:r>
@@ -17151,27 +17234,23 @@
         <w:ind w:left="720"/>
         <w:rPr>
           <w:rFonts w:ascii="Calibri" w:eastAsia="Calibri" w:hAnsi="Calibri" w:cs="Calibri"/>
-          <w:color w:val="000000" w:themeColor="text1"/>
         </w:rPr>
       </w:pPr>
       <w:r>
         <w:rPr>
           <w:rFonts w:ascii="Calibri" w:eastAsia="Calibri" w:hAnsi="Calibri" w:cs="Calibri"/>
-          <w:color w:val="000000" w:themeColor="text1"/>
         </w:rPr>
         <w:t>0</w:t>
       </w:r>
       <w:r>
         <w:rPr>
           <w:rFonts w:ascii="Calibri" w:eastAsia="Calibri" w:hAnsi="Calibri" w:cs="Calibri"/>
-          <w:color w:val="000000" w:themeColor="text1"/>
         </w:rPr>
         <w:tab/>
       </w:r>
       <w:r>
         <w:rPr>
           <w:rFonts w:ascii="Calibri" w:eastAsia="Calibri" w:hAnsi="Calibri" w:cs="Calibri"/>
-          <w:color w:val="000000" w:themeColor="text1"/>
         </w:rPr>
         <w:t xml:space="preserve">No </w:t>
       </w:r>
@@ -17182,27 +17261,23 @@
         <w:ind w:left="720"/>
         <w:rPr>
           <w:rFonts w:ascii="Calibri" w:eastAsia="Calibri" w:hAnsi="Calibri" w:cs="Calibri"/>
-          <w:color w:val="000000" w:themeColor="text1"/>
         </w:rPr>
       </w:pPr>
       <w:r>
         <w:rPr>
           <w:rFonts w:ascii="Calibri" w:eastAsia="Calibri" w:hAnsi="Calibri" w:cs="Calibri"/>
-          <w:color w:val="000000" w:themeColor="text1"/>
         </w:rPr>
         <w:t>1</w:t>
       </w:r>
       <w:r>
         <w:rPr>
           <w:rFonts w:ascii="Calibri" w:eastAsia="Calibri" w:hAnsi="Calibri" w:cs="Calibri"/>
-          <w:color w:val="000000" w:themeColor="text1"/>
         </w:rPr>
         <w:tab/>
       </w:r>
       <w:r>
         <w:rPr>
           <w:rFonts w:ascii="Calibri" w:eastAsia="Calibri" w:hAnsi="Calibri" w:cs="Calibri"/>
-          <w:color w:val="000000" w:themeColor="text1"/>
         </w:rPr>
         <w:t>Yes</w:t>
       </w:r>
@@ -17217,16 +17292,15 @@
           <w:bCs/>
           <w:i/>
           <w:iCs/>
-          <w:color w:val="000000" w:themeColor="text1"/>
-        </w:rPr>
-      </w:pPr>
-      <w:r>
-        <w:rPr>
-          <w:rFonts w:eastAsia="Calibri"/>
-          <w:i/>
-          <w:iCs/>
-        </w:rPr>
-        <w:t xml:space="preserve">NO RESPONSE </w:t>
+        </w:rPr>
+      </w:pPr>
+      <w:r>
+        <w:rPr>
+          <w:rFonts w:eastAsia="Calibri"/>
+          <w:i/>
+          <w:iCs/>
+        </w:rPr>
+        <w:t>NO RESPONSE</w:t>
       </w:r>
       <w:r>
         <w:rPr>
@@ -17241,7 +17315,6 @@
           <w:rFonts w:ascii="Calibri" w:eastAsia="Calibri" w:hAnsi="Calibri" w:cs="Calibri"/>
           <w:b/>
           <w:bCs/>
-          <w:color w:val="000000" w:themeColor="text1"/>
         </w:rPr>
         <w:t xml:space="preserve"> </w:t>
       </w:r>
@@ -17252,7 +17325,6 @@
           <w:bCs/>
           <w:i/>
           <w:iCs/>
-          <w:color w:val="000000" w:themeColor="text1"/>
         </w:rPr>
         <w:t>GO TO DEPRESSINTRO</w:t>
       </w:r>
@@ -17268,7 +17340,6 @@
           <w:bCs/>
           <w:i/>
           <w:iCs/>
-          <w:color w:val="000000" w:themeColor="text1"/>
         </w:rPr>
         <w:t xml:space="preserve"> </w:t>
       </w:r>
@@ -17300,23 +17371,13 @@
         <w:spacing w:line="240" w:lineRule="auto"/>
         <w:rPr>
           <w:rFonts w:ascii="Calibri" w:eastAsia="Calibri" w:hAnsi="Calibri" w:cs="Calibri"/>
-          <w:color w:val="000000" w:themeColor="text1"/>
         </w:rPr>
       </w:pPr>
       <w:r>
         <w:rPr>
           <w:rFonts w:ascii="Calibri" w:eastAsia="Calibri" w:hAnsi="Calibri" w:cs="Calibri"/>
-          <w:color w:val="000000" w:themeColor="text1"/>
-        </w:rPr>
-        <w:t xml:space="preserve">We are interested in learning about your mental health. The following question will ask whether you have ever been diagnosed with clinical depression (major depression, or major depressive disorder). </w:t>
-      </w:r>
-      <w:r>
-        <w:rPr>
-          <w:rFonts w:ascii="Calibri" w:eastAsia="Calibri" w:hAnsi="Calibri" w:cs="Calibri"/>
-          <w:color w:val="000000" w:themeColor="text1"/>
-        </w:rPr>
-        <w:lastRenderedPageBreak/>
-        <w:t>Remember, all of the information you share is protected. We remove information that identifies you from your survey answers before we share them with researchers.</w:t>
+        </w:rPr>
+        <w:t>We are interested in learning about your mental health. The following question will ask whether you have ever been diagnosed with clinical depression (major depression, or major depressive disorder). Remember, all of the information you share is protected. We remove information that identifies you from your survey answers before we share them with researchers.</w:t>
       </w:r>
     </w:p>
     <w:p>
@@ -17335,6 +17396,7 @@
         <w:rPr>
           <w:rFonts w:eastAsia="Calibri" w:cs="Times New Roman"/>
         </w:rPr>
+        <w:lastRenderedPageBreak/>
         <w:t xml:space="preserve">[DEPRESS] Has a doctor or other health professional ever told you that you have or had </w:t>
       </w:r>
       <w:r>
@@ -17525,7 +17587,7 @@
           <w:rFonts w:eastAsia="Calibri" w:cs="Times New Roman"/>
         </w:rPr>
       </w:pPr>
-      <w:bookmarkStart w:id="7" w:name="_Toc496540802"/>
+      <w:bookmarkStart w:id="10" w:name="_Toc496540802"/>
       <w:r>
         <w:t>|__|__| Age at diagnosis</w:t>
       </w:r>
@@ -17705,21 +17767,21 @@
         </w:rPr>
         <w:t>[</w:t>
       </w:r>
-      <w:bookmarkStart w:id="8" w:name="_Hlk189496605"/>
+      <w:bookmarkStart w:id="11" w:name="_Hlk189496605"/>
       <w:r>
         <w:rPr>
           <w:rFonts w:eastAsia="Times New Roman"/>
         </w:rPr>
         <w:t>INTROSURG</w:t>
       </w:r>
-      <w:bookmarkEnd w:id="8"/>
+      <w:bookmarkEnd w:id="11"/>
       <w:r>
         <w:rPr>
           <w:rFonts w:eastAsia="Times New Roman"/>
         </w:rPr>
         <w:t>] Surgical Procedures</w:t>
       </w:r>
-      <w:bookmarkEnd w:id="7"/>
+      <w:bookmarkEnd w:id="10"/>
     </w:p>
     <w:p>
       <w:r>
@@ -18172,7 +18234,23 @@
           <w:b/>
           <w:bCs/>
         </w:rPr>
-        <w:t>[DISPLAY IF (SEX2=0 AND 1)]</w:t>
+        <w:t>[DISPLAY IF</w:t>
+      </w:r>
+      <w:r>
+        <w:rPr>
+          <w:rFonts w:eastAsia="Calibri" w:cs="Times New Roman"/>
+          <w:b/>
+          <w:bCs/>
+        </w:rPr>
+        <w:t xml:space="preserve"> </w:t>
+      </w:r>
+      <w:r>
+        <w:rPr>
+          <w:rFonts w:eastAsia="Calibri" w:cs="Times New Roman"/>
+          <w:b/>
+          <w:bCs/>
+        </w:rPr>
+        <w:t>(SEX2=0 AND 1)]</w:t>
       </w:r>
     </w:p>
     <w:p>
@@ -18432,7 +18510,6 @@
           <w:iCs/>
           <w:u w:val="single"/>
         </w:rPr>
-        <w:lastRenderedPageBreak/>
         <w:t>AGE AT DIAGNOSIS</w:t>
       </w:r>
       <w:r>
@@ -18468,21 +18545,17 @@
         </w:rPr>
         <w:t>age]</w:t>
       </w:r>
-    </w:p>
-    <w:p>
-      <w:pPr>
-        <w:spacing w:before="60" w:after="0" w:line="240" w:lineRule="auto"/>
-        <w:contextualSpacing/>
-        <w:rPr>
-          <w:rFonts w:eastAsia="Calibri" w:cs="Times New Roman"/>
-          <w:b/>
-          <w:bCs/>
-          <w:i/>
-          <w:iCs/>
-          <w:sz w:val="20"/>
-          <w:szCs w:val="20"/>
-        </w:rPr>
-      </w:pPr>
+      <w:r>
+        <w:rPr>
+          <w:rFonts w:eastAsia="Calibri" w:cs="Times New Roman"/>
+          <w:b/>
+          <w:bCs/>
+          <w:i/>
+          <w:iCs/>
+          <w:u w:val="single"/>
+        </w:rPr>
+        <w:t xml:space="preserve"> </w:t>
+      </w:r>
       <w:r>
         <w:rPr>
           <w:rFonts w:eastAsia="Calibri" w:cs="Times New Roman"/>
@@ -18558,6 +18631,7 @@
         <w:rPr>
           <w:rFonts w:eastAsia="Times New Roman" w:cs="Times New Roman"/>
         </w:rPr>
+        <w:lastRenderedPageBreak/>
         <w:t xml:space="preserve">[TONSILS] </w:t>
       </w:r>
       <w:r>
@@ -18950,8 +19024,6 @@
         <w:ind w:firstLine="720"/>
         <w:rPr>
           <w:rFonts w:eastAsia="Calibri"/>
-          <w:b/>
-          <w:bCs/>
           <w:i/>
           <w:iCs/>
         </w:rPr>
@@ -19000,7 +19072,6 @@
         <w:ind w:left="360"/>
         <w:rPr>
           <w:rFonts w:ascii="Calibri" w:eastAsia="Calibri" w:hAnsi="Calibri" w:cs="Calibri"/>
-          <w:color w:val="000000" w:themeColor="text1"/>
         </w:rPr>
       </w:pPr>
       <w:r>
@@ -19008,7 +19079,6 @@
           <w:rFonts w:ascii="Calibri" w:eastAsia="Calibri" w:hAnsi="Calibri" w:cs="Calibri"/>
           <w:b/>
           <w:bCs/>
-          <w:color w:val="000000" w:themeColor="text1"/>
         </w:rPr>
         <w:t>[DISPLAY IF MHGROUP9 = 14]</w:t>
       </w:r>
@@ -19018,18 +19088,16 @@
         <w:pStyle w:val="ListParagraph"/>
         <w:numPr>
           <w:ilvl w:val="0"/>
-          <w:numId w:val="4"/>
+          <w:numId w:val="29"/>
         </w:numPr>
         <w:spacing w:after="0" w:line="240" w:lineRule="auto"/>
         <w:rPr>
           <w:rFonts w:ascii="Calibri" w:eastAsia="Calibri" w:hAnsi="Calibri" w:cs="Calibri"/>
-          <w:color w:val="000000" w:themeColor="text1"/>
         </w:rPr>
       </w:pPr>
       <w:r>
         <w:rPr>
           <w:rFonts w:ascii="Calibri" w:eastAsia="Calibri" w:hAnsi="Calibri" w:cs="Calibri"/>
-          <w:color w:val="000000" w:themeColor="text1"/>
         </w:rPr>
         <w:t xml:space="preserve">[SPLEENREM] How old were you when you had your </w:t>
       </w:r>
@@ -19038,14 +19106,12 @@
           <w:rFonts w:ascii="Calibri" w:eastAsia="Calibri" w:hAnsi="Calibri" w:cs="Calibri"/>
           <w:b/>
           <w:bCs/>
-          <w:color w:val="000000" w:themeColor="text1"/>
         </w:rPr>
         <w:t>spleen removed (splenectomy)</w:t>
       </w:r>
       <w:r>
         <w:rPr>
           <w:rFonts w:ascii="Calibri" w:eastAsia="Calibri" w:hAnsi="Calibri" w:cs="Calibri"/>
-          <w:color w:val="000000" w:themeColor="text1"/>
         </w:rPr>
         <w:t>?</w:t>
       </w:r>
@@ -19056,13 +19122,11 @@
         <w:ind w:left="1080"/>
         <w:rPr>
           <w:rFonts w:ascii="Calibri" w:eastAsia="Calibri" w:hAnsi="Calibri" w:cs="Calibri"/>
-          <w:color w:val="000000" w:themeColor="text1"/>
         </w:rPr>
       </w:pPr>
       <w:r>
         <w:rPr>
           <w:rFonts w:ascii="Calibri" w:eastAsia="Calibri" w:hAnsi="Calibri" w:cs="Calibri"/>
-          <w:color w:val="000000" w:themeColor="text1"/>
         </w:rPr>
         <w:t>|__|__| Age at surgery</w:t>
       </w:r>
@@ -19073,7 +19137,6 @@
         <w:ind w:left="360"/>
         <w:rPr>
           <w:rFonts w:ascii="Calibri" w:eastAsia="Calibri" w:hAnsi="Calibri" w:cs="Calibri"/>
-          <w:color w:val="000000" w:themeColor="text1"/>
         </w:rPr>
       </w:pPr>
     </w:p>
@@ -19083,13 +19146,11 @@
         <w:ind w:left="1080"/>
         <w:rPr>
           <w:rFonts w:ascii="Calibri" w:eastAsia="Calibri" w:hAnsi="Calibri" w:cs="Calibri"/>
-          <w:color w:val="000000" w:themeColor="text1"/>
         </w:rPr>
       </w:pPr>
       <w:r>
         <w:rPr>
           <w:rFonts w:ascii="Calibri" w:eastAsia="Calibri" w:hAnsi="Calibri" w:cs="Calibri"/>
-          <w:color w:val="000000" w:themeColor="text1"/>
         </w:rPr>
         <w:t>Or, if it is easier to remember the year, enter that here:</w:t>
       </w:r>
@@ -19100,13 +19161,11 @@
         <w:ind w:left="1080"/>
         <w:rPr>
           <w:rFonts w:ascii="Calibri" w:eastAsia="Calibri" w:hAnsi="Calibri" w:cs="Calibri"/>
-          <w:color w:val="000000" w:themeColor="text1"/>
         </w:rPr>
       </w:pPr>
       <w:r>
         <w:rPr>
           <w:rFonts w:ascii="Calibri" w:eastAsia="Calibri" w:hAnsi="Calibri" w:cs="Calibri"/>
-          <w:color w:val="000000" w:themeColor="text1"/>
         </w:rPr>
         <w:t>|__|__|__|__| Year of surgery</w:t>
       </w:r>
@@ -19121,7 +19180,6 @@
           <w:bCs/>
           <w:i/>
           <w:iCs/>
-          <w:color w:val="000000" w:themeColor="text1"/>
         </w:rPr>
       </w:pPr>
       <w:r>
@@ -19129,7 +19187,6 @@
           <w:rFonts w:ascii="Calibri" w:eastAsia="Calibri" w:hAnsi="Calibri" w:cs="Calibri"/>
           <w:i/>
           <w:iCs/>
-          <w:color w:val="000000" w:themeColor="text1"/>
         </w:rPr>
         <w:t xml:space="preserve">NO RESPONSE --&gt; </w:t>
       </w:r>
@@ -19140,7 +19197,6 @@
           <w:bCs/>
           <w:i/>
           <w:iCs/>
-          <w:color w:val="000000" w:themeColor="text1"/>
         </w:rPr>
         <w:t>GO TO THYRDREM</w:t>
       </w:r>
@@ -19150,7 +19206,6 @@
         <w:spacing w:after="0" w:line="240" w:lineRule="auto"/>
         <w:rPr>
           <w:rFonts w:ascii="Calibri" w:eastAsia="Calibri" w:hAnsi="Calibri" w:cs="Calibri"/>
-          <w:color w:val="000000" w:themeColor="text1"/>
         </w:rPr>
       </w:pPr>
     </w:p>
@@ -19160,7 +19215,6 @@
         <w:ind w:left="360"/>
         <w:rPr>
           <w:rFonts w:ascii="Calibri" w:eastAsia="Calibri" w:hAnsi="Calibri" w:cs="Calibri"/>
-          <w:color w:val="000000" w:themeColor="text1"/>
         </w:rPr>
       </w:pPr>
       <w:r>
@@ -19168,7 +19222,6 @@
           <w:rFonts w:ascii="Calibri" w:eastAsia="Calibri" w:hAnsi="Calibri" w:cs="Calibri"/>
           <w:b/>
           <w:bCs/>
-          <w:color w:val="000000" w:themeColor="text1"/>
         </w:rPr>
         <w:t>[DISPLAY IF MHGROUP9 = 15]</w:t>
       </w:r>
@@ -19178,18 +19231,16 @@
         <w:pStyle w:val="ListParagraph"/>
         <w:numPr>
           <w:ilvl w:val="0"/>
-          <w:numId w:val="4"/>
+          <w:numId w:val="29"/>
         </w:numPr>
         <w:spacing w:after="0" w:line="240" w:lineRule="auto"/>
         <w:rPr>
           <w:rFonts w:ascii="Calibri" w:eastAsia="Calibri" w:hAnsi="Calibri" w:cs="Calibri"/>
-          <w:color w:val="000000" w:themeColor="text1"/>
         </w:rPr>
       </w:pPr>
       <w:r>
         <w:rPr>
           <w:rFonts w:ascii="Calibri" w:eastAsia="Calibri" w:hAnsi="Calibri" w:cs="Calibri"/>
-          <w:color w:val="000000" w:themeColor="text1"/>
         </w:rPr>
         <w:t xml:space="preserve">[THYRDREM] How old were you when you had your </w:t>
       </w:r>
@@ -19198,14 +19249,12 @@
           <w:rFonts w:ascii="Calibri" w:eastAsia="Calibri" w:hAnsi="Calibri" w:cs="Calibri"/>
           <w:b/>
           <w:bCs/>
-          <w:color w:val="000000" w:themeColor="text1"/>
         </w:rPr>
         <w:t>thyroid removed (thyroidectomy)</w:t>
       </w:r>
       <w:r>
         <w:rPr>
           <w:rFonts w:ascii="Calibri" w:eastAsia="Calibri" w:hAnsi="Calibri" w:cs="Calibri"/>
-          <w:color w:val="000000" w:themeColor="text1"/>
         </w:rPr>
         <w:t>?</w:t>
       </w:r>
@@ -19216,13 +19265,11 @@
         <w:ind w:left="1080"/>
         <w:rPr>
           <w:rFonts w:ascii="Calibri" w:eastAsia="Calibri" w:hAnsi="Calibri" w:cs="Calibri"/>
-          <w:color w:val="000000" w:themeColor="text1"/>
         </w:rPr>
       </w:pPr>
       <w:r>
         <w:rPr>
           <w:rFonts w:ascii="Calibri" w:eastAsia="Calibri" w:hAnsi="Calibri" w:cs="Calibri"/>
-          <w:color w:val="000000" w:themeColor="text1"/>
         </w:rPr>
         <w:t>|__|__| Age at surgery</w:t>
       </w:r>
@@ -19233,7 +19280,6 @@
         <w:ind w:left="360"/>
         <w:rPr>
           <w:rFonts w:ascii="Calibri" w:eastAsia="Calibri" w:hAnsi="Calibri" w:cs="Calibri"/>
-          <w:color w:val="000000" w:themeColor="text1"/>
         </w:rPr>
       </w:pPr>
     </w:p>
@@ -19243,13 +19289,11 @@
         <w:ind w:left="1080"/>
         <w:rPr>
           <w:rFonts w:ascii="Calibri" w:eastAsia="Calibri" w:hAnsi="Calibri" w:cs="Calibri"/>
-          <w:color w:val="000000" w:themeColor="text1"/>
         </w:rPr>
       </w:pPr>
       <w:r>
         <w:rPr>
           <w:rFonts w:ascii="Calibri" w:eastAsia="Calibri" w:hAnsi="Calibri" w:cs="Calibri"/>
-          <w:color w:val="000000" w:themeColor="text1"/>
         </w:rPr>
         <w:t>Or, if it is easier to remember the year, enter that here:</w:t>
       </w:r>
@@ -19260,13 +19304,11 @@
         <w:ind w:left="360" w:firstLine="720"/>
         <w:rPr>
           <w:rFonts w:ascii="Calibri" w:eastAsia="Calibri" w:hAnsi="Calibri" w:cs="Calibri"/>
-          <w:color w:val="000000" w:themeColor="text1"/>
         </w:rPr>
       </w:pPr>
       <w:r>
         <w:rPr>
           <w:rFonts w:ascii="Calibri" w:eastAsia="Calibri" w:hAnsi="Calibri" w:cs="Calibri"/>
-          <w:color w:val="000000" w:themeColor="text1"/>
         </w:rPr>
         <w:t>|__|__|__|__| Year of surgery</w:t>
       </w:r>
@@ -19277,7 +19319,6 @@
         <w:ind w:left="360" w:firstLine="720"/>
         <w:rPr>
           <w:rFonts w:ascii="Calibri" w:eastAsia="Calibri" w:hAnsi="Calibri" w:cs="Calibri"/>
-          <w:color w:val="000000" w:themeColor="text1"/>
         </w:rPr>
       </w:pPr>
     </w:p>
@@ -19291,7 +19332,6 @@
           <w:bCs/>
           <w:i/>
           <w:iCs/>
-          <w:color w:val="000000" w:themeColor="text1"/>
         </w:rPr>
       </w:pPr>
       <w:r>
@@ -19299,7 +19339,6 @@
           <w:rFonts w:ascii="Calibri" w:eastAsia="Calibri" w:hAnsi="Calibri" w:cs="Calibri"/>
           <w:i/>
           <w:iCs/>
-          <w:color w:val="000000" w:themeColor="text1"/>
         </w:rPr>
         <w:t xml:space="preserve">NO RESPONSE --&gt; </w:t>
       </w:r>
@@ -19310,7 +19349,6 @@
           <w:bCs/>
           <w:i/>
           <w:iCs/>
-          <w:color w:val="000000" w:themeColor="text1"/>
         </w:rPr>
         <w:t>GO TO KIDREM</w:t>
       </w:r>
@@ -19320,7 +19358,6 @@
         <w:spacing w:after="0" w:line="240" w:lineRule="auto"/>
         <w:rPr>
           <w:rFonts w:ascii="Calibri" w:eastAsia="Calibri" w:hAnsi="Calibri" w:cs="Calibri"/>
-          <w:color w:val="000000" w:themeColor="text1"/>
         </w:rPr>
       </w:pPr>
     </w:p>
@@ -19330,7 +19367,6 @@
         <w:ind w:left="360"/>
         <w:rPr>
           <w:rFonts w:ascii="Calibri" w:eastAsia="Calibri" w:hAnsi="Calibri" w:cs="Calibri"/>
-          <w:color w:val="000000" w:themeColor="text1"/>
         </w:rPr>
       </w:pPr>
       <w:r>
@@ -19338,9 +19374,7 @@
           <w:rFonts w:ascii="Calibri" w:eastAsia="Calibri" w:hAnsi="Calibri" w:cs="Calibri"/>
           <w:b/>
           <w:bCs/>
-          <w:color w:val="000000" w:themeColor="text1"/>
-        </w:rPr>
-        <w:lastRenderedPageBreak/>
+        </w:rPr>
         <w:t>[DISPLAY IF MHGROUP9 = 16]</w:t>
       </w:r>
     </w:p>
@@ -19349,18 +19383,16 @@
         <w:pStyle w:val="ListParagraph"/>
         <w:numPr>
           <w:ilvl w:val="0"/>
-          <w:numId w:val="4"/>
+          <w:numId w:val="29"/>
         </w:numPr>
         <w:spacing w:after="0" w:line="240" w:lineRule="auto"/>
         <w:rPr>
           <w:rFonts w:ascii="Calibri" w:eastAsia="Calibri" w:hAnsi="Calibri" w:cs="Calibri"/>
-          <w:color w:val="000000" w:themeColor="text1"/>
         </w:rPr>
       </w:pPr>
       <w:r>
         <w:rPr>
           <w:rFonts w:ascii="Calibri" w:eastAsia="Calibri" w:hAnsi="Calibri" w:cs="Calibri"/>
-          <w:color w:val="000000" w:themeColor="text1"/>
         </w:rPr>
         <w:t xml:space="preserve">[KIDREM] Which of these best describes the type of </w:t>
       </w:r>
@@ -19369,14 +19401,12 @@
           <w:rFonts w:ascii="Calibri" w:eastAsia="Calibri" w:hAnsi="Calibri" w:cs="Calibri"/>
           <w:b/>
           <w:bCs/>
-          <w:color w:val="000000" w:themeColor="text1"/>
         </w:rPr>
         <w:t>kidney removal surgery</w:t>
       </w:r>
       <w:r>
         <w:rPr>
           <w:rFonts w:ascii="Calibri" w:eastAsia="Calibri" w:hAnsi="Calibri" w:cs="Calibri"/>
-          <w:color w:val="000000" w:themeColor="text1"/>
         </w:rPr>
         <w:t xml:space="preserve"> that you had?</w:t>
       </w:r>
@@ -19387,13 +19417,11 @@
         <w:ind w:left="720"/>
         <w:rPr>
           <w:rFonts w:ascii="Calibri" w:eastAsia="Calibri" w:hAnsi="Calibri" w:cs="Calibri"/>
-          <w:color w:val="000000" w:themeColor="text1"/>
         </w:rPr>
       </w:pPr>
       <w:r>
         <w:rPr>
           <w:rFonts w:ascii="Calibri" w:eastAsia="Calibri" w:hAnsi="Calibri" w:cs="Calibri"/>
-          <w:color w:val="000000" w:themeColor="text1"/>
         </w:rPr>
         <w:t>0</w:t>
       </w:r>
@@ -19403,7 +19431,6 @@
       <w:r>
         <w:rPr>
           <w:rFonts w:ascii="Calibri" w:eastAsia="Calibri" w:hAnsi="Calibri" w:cs="Calibri"/>
-          <w:color w:val="000000" w:themeColor="text1"/>
         </w:rPr>
         <w:t>I had surgery to remove one kidney</w:t>
       </w:r>
@@ -19414,13 +19441,11 @@
         <w:ind w:left="720"/>
         <w:rPr>
           <w:rFonts w:ascii="Calibri" w:eastAsia="Calibri" w:hAnsi="Calibri" w:cs="Calibri"/>
-          <w:color w:val="000000" w:themeColor="text1"/>
         </w:rPr>
       </w:pPr>
       <w:r>
         <w:rPr>
           <w:rFonts w:ascii="Calibri" w:eastAsia="Calibri" w:hAnsi="Calibri" w:cs="Calibri"/>
-          <w:color w:val="000000" w:themeColor="text1"/>
         </w:rPr>
         <w:t>1</w:t>
       </w:r>
@@ -19430,7 +19455,6 @@
       <w:r>
         <w:rPr>
           <w:rFonts w:ascii="Calibri" w:eastAsia="Calibri" w:hAnsi="Calibri" w:cs="Calibri"/>
-          <w:color w:val="000000" w:themeColor="text1"/>
         </w:rPr>
         <w:t>I had surgery to remove both kidneys</w:t>
       </w:r>
@@ -19443,14 +19467,13 @@
           <w:rFonts w:ascii="Calibri" w:eastAsia="Calibri" w:hAnsi="Calibri" w:cs="Calibri"/>
           <w:b/>
           <w:bCs/>
-          <w:color w:val="000000" w:themeColor="text1"/>
         </w:rPr>
       </w:pPr>
       <w:r>
         <w:rPr>
           <w:rFonts w:ascii="Calibri" w:eastAsia="Calibri" w:hAnsi="Calibri" w:cs="Calibri"/>
-          <w:color w:val="000000" w:themeColor="text1"/>
-        </w:rPr>
+        </w:rPr>
+        <w:lastRenderedPageBreak/>
         <w:t>88</w:t>
       </w:r>
       <w:r>
@@ -19459,14 +19482,12 @@
       <w:r>
         <w:rPr>
           <w:rFonts w:ascii="Calibri" w:eastAsia="Calibri" w:hAnsi="Calibri" w:cs="Calibri"/>
-          <w:color w:val="000000" w:themeColor="text1"/>
         </w:rPr>
         <w:t xml:space="preserve">None of the above </w:t>
       </w:r>
       <w:r>
         <w:rPr>
           <w:rFonts w:ascii="Wingdings" w:eastAsia="Wingdings" w:hAnsi="Wingdings" w:cs="Wingdings"/>
-          <w:color w:val="000000" w:themeColor="text1"/>
         </w:rPr>
         <w:t>à</w:t>
       </w:r>
@@ -19475,7 +19496,6 @@
           <w:rFonts w:ascii="Calibri" w:eastAsia="Calibri" w:hAnsi="Calibri" w:cs="Calibri"/>
           <w:b/>
           <w:bCs/>
-          <w:color w:val="000000" w:themeColor="text1"/>
         </w:rPr>
         <w:t xml:space="preserve"> </w:t>
       </w:r>
@@ -19486,7 +19506,6 @@
           <w:bCs/>
           <w:i/>
           <w:iCs/>
-          <w:color w:val="000000" w:themeColor="text1"/>
         </w:rPr>
         <w:t>GO TO LIPOSUCT</w:t>
       </w:r>
@@ -19500,20 +19519,16 @@
           <w:bCs/>
           <w:i/>
           <w:iCs/>
-          <w:color w:val="000000" w:themeColor="text1"/>
-        </w:rPr>
-      </w:pPr>
-      <w:ins w:id="9" w:author="Aileen Cunnane" w:date="2024-11-01T16:01:00Z">
-        <w:r>
-          <w:tab/>
-        </w:r>
-      </w:ins>
+        </w:rPr>
+      </w:pPr>
+      <w:r>
+        <w:tab/>
+      </w:r>
       <w:r>
         <w:rPr>
           <w:rFonts w:ascii="Calibri" w:eastAsia="Calibri" w:hAnsi="Calibri" w:cs="Calibri"/>
           <w:i/>
           <w:iCs/>
-          <w:color w:val="000000" w:themeColor="text1"/>
         </w:rPr>
         <w:t xml:space="preserve">NO RESPONSE --&gt; </w:t>
       </w:r>
@@ -19524,7 +19539,6 @@
           <w:bCs/>
           <w:i/>
           <w:iCs/>
-          <w:color w:val="000000" w:themeColor="text1"/>
         </w:rPr>
         <w:t>GO TO LIPOSUCT</w:t>
       </w:r>
@@ -19539,7 +19553,6 @@
           <w:bCs/>
           <w:i/>
           <w:iCs/>
-          <w:color w:val="000000" w:themeColor="text1"/>
         </w:rPr>
       </w:pPr>
     </w:p>
@@ -19549,7 +19562,6 @@
         <w:ind w:left="360"/>
         <w:rPr>
           <w:rFonts w:ascii="Calibri" w:eastAsia="Calibri" w:hAnsi="Calibri" w:cs="Calibri"/>
-          <w:color w:val="000000" w:themeColor="text1"/>
         </w:rPr>
       </w:pPr>
       <w:r>
@@ -19557,7 +19569,6 @@
           <w:rFonts w:ascii="Calibri" w:eastAsia="Calibri" w:hAnsi="Calibri" w:cs="Calibri"/>
           <w:b/>
           <w:bCs/>
-          <w:color w:val="000000" w:themeColor="text1"/>
         </w:rPr>
         <w:t>[DISPLAY IF KIDREM = 0 OR 1]</w:t>
       </w:r>
@@ -19567,18 +19578,16 @@
         <w:pStyle w:val="ListParagraph"/>
         <w:numPr>
           <w:ilvl w:val="0"/>
-          <w:numId w:val="1"/>
+          <w:numId w:val="29"/>
         </w:numPr>
         <w:spacing w:after="0" w:line="240" w:lineRule="auto"/>
         <w:rPr>
           <w:rFonts w:ascii="Calibri" w:eastAsia="Calibri" w:hAnsi="Calibri" w:cs="Calibri"/>
-          <w:color w:val="000000" w:themeColor="text1"/>
         </w:rPr>
       </w:pPr>
       <w:r>
         <w:rPr>
           <w:rFonts w:ascii="Calibri" w:eastAsia="Calibri" w:hAnsi="Calibri" w:cs="Calibri"/>
-          <w:color w:val="000000" w:themeColor="text1"/>
         </w:rPr>
         <w:t xml:space="preserve">[KIDREM2] How old were you when you had one or both kidneys removed (nephrectomy)? If you have had more than one procedure, at what age did you </w:t>
       </w:r>
@@ -19587,14 +19596,12 @@
           <w:rFonts w:ascii="Calibri" w:eastAsia="Calibri" w:hAnsi="Calibri" w:cs="Calibri"/>
           <w:b/>
           <w:bCs/>
-          <w:color w:val="000000" w:themeColor="text1"/>
         </w:rPr>
         <w:t>last</w:t>
       </w:r>
       <w:r>
         <w:rPr>
           <w:rFonts w:ascii="Calibri" w:eastAsia="Calibri" w:hAnsi="Calibri" w:cs="Calibri"/>
-          <w:color w:val="000000" w:themeColor="text1"/>
         </w:rPr>
         <w:t xml:space="preserve"> have this procedure? </w:t>
       </w:r>
@@ -19605,13 +19612,11 @@
         <w:ind w:left="1440"/>
         <w:rPr>
           <w:rFonts w:ascii="Calibri" w:eastAsia="Calibri" w:hAnsi="Calibri" w:cs="Calibri"/>
-          <w:color w:val="000000" w:themeColor="text1"/>
         </w:rPr>
       </w:pPr>
       <w:r>
         <w:rPr>
           <w:rFonts w:ascii="Calibri" w:eastAsia="Calibri" w:hAnsi="Calibri" w:cs="Calibri"/>
-          <w:color w:val="000000" w:themeColor="text1"/>
         </w:rPr>
         <w:t>|__|__| Age at surgery</w:t>
       </w:r>
@@ -19622,13 +19627,11 @@
         <w:ind w:left="1440"/>
         <w:rPr>
           <w:rFonts w:ascii="Calibri" w:eastAsia="Calibri" w:hAnsi="Calibri" w:cs="Calibri"/>
-          <w:color w:val="000000" w:themeColor="text1"/>
         </w:rPr>
       </w:pPr>
       <w:r>
         <w:rPr>
           <w:rFonts w:ascii="Calibri" w:eastAsia="Calibri" w:hAnsi="Calibri" w:cs="Calibri"/>
-          <w:color w:val="000000" w:themeColor="text1"/>
         </w:rPr>
         <w:t>Or, if it is easier to remember the year, enter that here:</w:t>
       </w:r>
@@ -19639,13 +19642,11 @@
         <w:ind w:left="1440"/>
         <w:rPr>
           <w:rFonts w:ascii="Calibri" w:eastAsia="Calibri" w:hAnsi="Calibri" w:cs="Calibri"/>
-          <w:color w:val="000000" w:themeColor="text1"/>
         </w:rPr>
       </w:pPr>
       <w:r>
         <w:rPr>
           <w:rFonts w:ascii="Calibri" w:eastAsia="Calibri" w:hAnsi="Calibri" w:cs="Calibri"/>
-          <w:color w:val="000000" w:themeColor="text1"/>
         </w:rPr>
         <w:t>|__|__|__|__| Year of surgery</w:t>
       </w:r>
@@ -19657,7 +19658,6 @@
           <w:rFonts w:ascii="Calibri" w:eastAsia="Calibri" w:hAnsi="Calibri" w:cs="Calibri"/>
           <w:i/>
           <w:iCs/>
-          <w:color w:val="000000" w:themeColor="text1"/>
         </w:rPr>
       </w:pPr>
     </w:p>
@@ -19671,7 +19671,6 @@
           <w:bCs/>
           <w:i/>
           <w:iCs/>
-          <w:color w:val="000000" w:themeColor="text1"/>
         </w:rPr>
       </w:pPr>
       <w:r>
@@ -19679,7 +19678,6 @@
           <w:rFonts w:ascii="Calibri" w:eastAsia="Calibri" w:hAnsi="Calibri" w:cs="Calibri"/>
           <w:i/>
           <w:iCs/>
-          <w:color w:val="000000" w:themeColor="text1"/>
         </w:rPr>
         <w:t xml:space="preserve">NO RESPONSE --&gt; </w:t>
       </w:r>
@@ -19690,7 +19688,6 @@
           <w:bCs/>
           <w:i/>
           <w:iCs/>
-          <w:color w:val="000000" w:themeColor="text1"/>
         </w:rPr>
         <w:t>GO TO LIPOSUCT</w:t>
       </w:r>
@@ -20237,7 +20234,6 @@
         </w:rPr>
       </w:pPr>
       <w:r>
-        <w:lastRenderedPageBreak/>
         <w:t>7</w:t>
       </w:r>
       <w:r>
@@ -21070,7 +21066,6 @@
         <w:rPr>
           <w:rFonts w:eastAsia="Calibri" w:cs="Times New Roman"/>
         </w:rPr>
-        <w:lastRenderedPageBreak/>
         <w:t>Or, if it is easier to remember the year, enter that here:</w:t>
       </w:r>
     </w:p>
@@ -21157,6 +21152,7 @@
           <w:b/>
           <w:bCs/>
         </w:rPr>
+        <w:lastRenderedPageBreak/>
         <w:t>[DISPLAY IF BREASTSUR= 5]</w:t>
       </w:r>
     </w:p>
@@ -21509,9 +21505,6 @@
         <w:t xml:space="preserve"> </w:t>
       </w:r>
       <w:r>
-        <w:t xml:space="preserve"> </w:t>
-      </w:r>
-      <w:r>
         <w:rPr>
           <w:b/>
           <w:bCs/>
@@ -21687,7 +21680,6 @@
       <w:r>
         <w:rPr>
           <w:rFonts w:ascii="Calibri" w:eastAsia="Calibri" w:hAnsi="Calibri" w:cs="Calibri"/>
-          <w:color w:val="000000" w:themeColor="text1"/>
         </w:rPr>
         <w:t>microdochectomy</w:t>
       </w:r>
@@ -21878,7 +21870,6 @@
         <w:rPr>
           <w:rFonts w:eastAsia="Calibri" w:cs="Times New Roman"/>
         </w:rPr>
-        <w:lastRenderedPageBreak/>
         <w:t>|__|__| Age at surgery</w:t>
       </w:r>
     </w:p>
@@ -22825,7 +22816,6 @@
         <w:rPr>
           <w:rFonts w:eastAsia="Calibri" w:cs="Times New Roman"/>
         </w:rPr>
-        <w:lastRenderedPageBreak/>
         <w:t xml:space="preserve">[FTREM2] How old were you when you had one or both fallopian tubes removed (salpingectomy)? If you have had more than one procedure, at what age did you </w:t>
       </w:r>
       <w:r>
@@ -22887,6 +22877,7 @@
         <w:rPr>
           <w:rFonts w:eastAsia="Calibri" w:cs="Times New Roman"/>
         </w:rPr>
+        <w:lastRenderedPageBreak/>
         <w:t>|__|__|__|__| Year of surgery</w:t>
       </w:r>
     </w:p>
@@ -23702,7 +23693,6 @@
         <w:rPr>
           <w:rFonts w:eastAsia="Calibri" w:cs="Times New Roman"/>
         </w:rPr>
-        <w:lastRenderedPageBreak/>
         <w:t>|__|__|__|__| Year of surgery</w:t>
       </w:r>
     </w:p>
@@ -23813,6 +23803,7 @@
         <w:rPr>
           <w:rFonts w:eastAsia="Calibri" w:cs="Times New Roman"/>
         </w:rPr>
+        <w:lastRenderedPageBreak/>
         <w:t>|__|__| Age at surgery</w:t>
       </w:r>
     </w:p>
@@ -24384,20 +24375,6 @@
         </w:rPr>
         <w:t xml:space="preserve">: [min= 0, max=age] </w:t>
       </w:r>
-    </w:p>
-    <w:p>
-      <w:pPr>
-        <w:spacing w:after="0" w:line="240" w:lineRule="auto"/>
-        <w:rPr>
-          <w:rFonts w:eastAsia="Calibri" w:cs="Times New Roman"/>
-          <w:b/>
-          <w:bCs/>
-          <w:i/>
-          <w:iCs/>
-          <w:sz w:val="20"/>
-          <w:szCs w:val="20"/>
-        </w:rPr>
-      </w:pPr>
       <w:r>
         <w:rPr>
           <w:rFonts w:eastAsia="Calibri" w:cs="Times New Roman"/>
@@ -24571,8 +24548,8 @@
         </w:rPr>
         <w:t xml:space="preserve"> GO TO </w:t>
       </w:r>
-      <w:bookmarkStart w:id="10" w:name="_Toc496540760"/>
-      <w:bookmarkStart w:id="11" w:name="_Hlk534621047"/>
+      <w:bookmarkStart w:id="12" w:name="_Toc496540760"/>
+      <w:bookmarkStart w:id="13" w:name="_Hlk534621047"/>
       <w:r>
         <w:rPr>
           <w:b/>
@@ -24620,7 +24597,6 @@
           <w:szCs w:val="20"/>
           <w:u w:val="single"/>
         </w:rPr>
-        <w:lastRenderedPageBreak/>
         <w:t>AGE AT DIAGNOSIS</w:t>
       </w:r>
       <w:r>
@@ -24698,7 +24674,31 @@
           <w:sz w:val="20"/>
           <w:szCs w:val="20"/>
         </w:rPr>
-        <w:t>min=yob, IF BLDTRANS3_YEAR IS NULL, max= Current Year]</w:t>
+        <w:t>min=yob</w:t>
+      </w:r>
+      <w:r>
+        <w:rPr>
+          <w:rFonts w:eastAsia="Calibri" w:cs="Times New Roman"/>
+          <w:b/>
+          <w:bCs/>
+          <w:i/>
+          <w:iCs/>
+          <w:sz w:val="20"/>
+          <w:szCs w:val="20"/>
+        </w:rPr>
+        <w:t xml:space="preserve">, </w:t>
+      </w:r>
+      <w:r>
+        <w:rPr>
+          <w:rFonts w:eastAsia="Calibri" w:cs="Times New Roman"/>
+          <w:b/>
+          <w:bCs/>
+          <w:i/>
+          <w:iCs/>
+          <w:sz w:val="20"/>
+          <w:szCs w:val="20"/>
+        </w:rPr>
+        <w:t>IF BLDTRANS3_YEAR IS NULL, max= Current Year]</w:t>
       </w:r>
     </w:p>
     <w:p>
@@ -24713,6 +24713,7 @@
         <w:rPr>
           <w:rFonts w:eastAsia="Times New Roman"/>
         </w:rPr>
+        <w:lastRenderedPageBreak/>
         <w:t>[OVERHEALTH] General Health [SECTION 3]</w:t>
       </w:r>
     </w:p>
@@ -25570,7 +25571,6 @@
         <w:rPr>
           <w:rFonts w:eastAsia="Calibri"/>
         </w:rPr>
-        <w:lastRenderedPageBreak/>
         <w:t>2</w:t>
       </w:r>
       <w:r>
@@ -25657,6 +25657,7 @@
         <w:rPr>
           <w:rFonts w:eastAsia="Calibri"/>
         </w:rPr>
+        <w:lastRenderedPageBreak/>
         <w:t xml:space="preserve">[WEIGHT] </w:t>
       </w:r>
       <w:r>
@@ -26393,14 +26394,14 @@
         </w:rPr>
         <w:t>[</w:t>
       </w:r>
-      <w:bookmarkStart w:id="12" w:name="_Hlk189496767"/>
+      <w:bookmarkStart w:id="14" w:name="_Hlk189496767"/>
       <w:r>
         <w:rPr>
           <w:rFonts w:eastAsia="Calibri" w:cs="Times New Roman"/>
         </w:rPr>
         <w:t>WEIGHT3Y</w:t>
       </w:r>
-      <w:bookmarkEnd w:id="12"/>
+      <w:bookmarkEnd w:id="14"/>
       <w:r>
         <w:rPr>
           <w:rFonts w:eastAsia="Calibri" w:cs="Times New Roman"/>
@@ -26413,7 +26414,24 @@
           <w:b/>
           <w:bCs/>
         </w:rPr>
-        <w:t xml:space="preserve">[DISPLAY ADDITIONAL TEXT IF SEX= 0: </w:t>
+        <w:t xml:space="preserve">[DISPLAY ADDITIONAL TEXT IF SEX= 0 </w:t>
+      </w:r>
+      <w:r>
+        <w:rPr>
+          <w:rFonts w:eastAsia="Calibri" w:cs="Times New Roman"/>
+          <w:b/>
+          <w:bCs/>
+          <w:highlight w:val="yellow"/>
+        </w:rPr>
+        <w:t>:</w:t>
+      </w:r>
+      <w:r>
+        <w:rPr>
+          <w:rFonts w:eastAsia="Calibri" w:cs="Times New Roman"/>
+          <w:b/>
+          <w:bCs/>
+        </w:rPr>
+        <w:t xml:space="preserve"> </w:t>
       </w:r>
       <w:r>
         <w:rPr>
@@ -26442,7 +26460,6 @@
         <w:rPr>
           <w:rFonts w:eastAsia="Calibri" w:cs="Times New Roman"/>
         </w:rPr>
-        <w:lastRenderedPageBreak/>
         <w:t xml:space="preserve">|__|__|__| #Pounds (lbs) </w:t>
       </w:r>
       <w:r>
@@ -26523,16 +26540,17 @@
         <w:rPr>
           <w:rFonts w:eastAsia="Calibri" w:cs="Times New Roman"/>
         </w:rPr>
+        <w:lastRenderedPageBreak/>
         <w:t>[</w:t>
       </w:r>
-      <w:bookmarkStart w:id="13" w:name="_Hlk189496774"/>
+      <w:bookmarkStart w:id="15" w:name="_Hlk189496774"/>
       <w:r>
         <w:rPr>
           <w:rFonts w:eastAsia="Calibri" w:cs="Times New Roman"/>
         </w:rPr>
         <w:t>WEIGHTHIS</w:t>
       </w:r>
-      <w:bookmarkEnd w:id="13"/>
+      <w:bookmarkEnd w:id="15"/>
       <w:r>
         <w:rPr>
           <w:rFonts w:eastAsia="Calibri" w:cs="Times New Roman"/>
@@ -27674,7 +27692,6 @@
           <w:rFonts w:eastAsia="Calibri" w:cs="Times New Roman"/>
           <w:b/>
         </w:rPr>
-        <w:lastRenderedPageBreak/>
         <w:t>[ALL LOOPS ARE FINISHED</w:t>
       </w:r>
       <w:r>
@@ -27728,7 +27745,24 @@
           <w:b/>
           <w:bCs/>
         </w:rPr>
-        <w:t>age ≥ 40 ELSE, GO TO CARWEIGHT]</w:t>
+        <w:t>age ≥ 40</w:t>
+      </w:r>
+    </w:p>
+    <w:p>
+      <w:pPr>
+        <w:spacing w:after="0" w:line="240" w:lineRule="auto"/>
+        <w:rPr>
+          <w:b/>
+          <w:bCs/>
+        </w:rPr>
+      </w:pPr>
+      <w:r>
+        <w:rPr>
+          <w:rFonts w:ascii="Calibri" w:eastAsia="Calibri" w:hAnsi="Calibri" w:cs="Calibri"/>
+          <w:b/>
+          <w:bCs/>
+        </w:rPr>
+        <w:t>ELSE, GO TO CARWEIGHT]</w:t>
       </w:r>
     </w:p>
     <w:p>
@@ -27747,6 +27781,7 @@
         <w:rPr>
           <w:rFonts w:eastAsia="Calibri" w:cs="Times New Roman"/>
         </w:rPr>
+        <w:lastRenderedPageBreak/>
         <w:t>[SHORTER] Are you shorter now than when you were in your 20s and 30s?</w:t>
       </w:r>
     </w:p>
@@ -28187,7 +28222,23 @@
           <w:b/>
           <w:bCs/>
         </w:rPr>
-        <w:t>(age ≥ 40)</w:t>
+        <w:t>(age</w:t>
+      </w:r>
+      <w:r>
+        <w:rPr>
+          <w:rFonts w:ascii="Calibri" w:eastAsia="Calibri" w:hAnsi="Calibri" w:cs="Calibri"/>
+          <w:b/>
+          <w:bCs/>
+        </w:rPr>
+        <w:t xml:space="preserve"> </w:t>
+      </w:r>
+      <w:r>
+        <w:rPr>
+          <w:rFonts w:ascii="Calibri" w:eastAsia="Calibri" w:hAnsi="Calibri" w:cs="Calibri"/>
+          <w:b/>
+          <w:bCs/>
+        </w:rPr>
+        <w:t>≥ 40)</w:t>
       </w:r>
       <w:r>
         <w:rPr>
@@ -28268,7 +28319,6 @@
               <w:bottom w:val="single" w:sz="6" w:space="0" w:color="auto"/>
               <w:right w:val="single" w:sz="6" w:space="0" w:color="auto"/>
             </w:tcBorders>
-            <w:shd w:val="clear" w:color="auto" w:fill="auto"/>
             <w:hideMark/>
           </w:tcPr>
           <w:p>
@@ -28298,7 +28348,6 @@
               <w:bottom w:val="single" w:sz="6" w:space="0" w:color="auto"/>
               <w:right w:val="single" w:sz="6" w:space="0" w:color="auto"/>
             </w:tcBorders>
-            <w:shd w:val="clear" w:color="auto" w:fill="auto"/>
             <w:hideMark/>
           </w:tcPr>
           <w:p>
@@ -28330,7 +28379,6 @@
               <w:bottom w:val="single" w:sz="6" w:space="0" w:color="auto"/>
               <w:right w:val="single" w:sz="6" w:space="0" w:color="auto"/>
             </w:tcBorders>
-            <w:shd w:val="clear" w:color="auto" w:fill="auto"/>
             <w:hideMark/>
           </w:tcPr>
           <w:p>
@@ -28363,7 +28411,7 @@
                           <pic:cNvPicPr/>
                         </pic:nvPicPr>
                         <pic:blipFill>
-                          <a:blip r:embed="rId8">
+                          <a:blip r:embed="rId12">
                             <a:extLst>
                               <a:ext uri="{28A0092B-C50C-407E-A947-70E740481C1C}">
                                 <a14:useLocalDpi xmlns:a14="http://schemas.microsoft.com/office/drawing/2010/main" val="0"/>
@@ -28406,7 +28454,6 @@
               <w:bottom w:val="single" w:sz="6" w:space="0" w:color="auto"/>
               <w:right w:val="single" w:sz="6" w:space="0" w:color="auto"/>
             </w:tcBorders>
-            <w:shd w:val="clear" w:color="auto" w:fill="auto"/>
             <w:hideMark/>
           </w:tcPr>
           <w:p>
@@ -28444,7 +28491,6 @@
               <w:bottom w:val="single" w:sz="6" w:space="0" w:color="auto"/>
               <w:right w:val="single" w:sz="6" w:space="0" w:color="auto"/>
             </w:tcBorders>
-            <w:shd w:val="clear" w:color="auto" w:fill="auto"/>
             <w:hideMark/>
           </w:tcPr>
           <w:p>
@@ -28461,7 +28507,6 @@
               <w:rPr>
                 <w:noProof/>
               </w:rPr>
-              <w:lastRenderedPageBreak/>
               <w:drawing>
                 <wp:inline distT="0" distB="0" distL="0" distR="0" wp14:anchorId="2670842C" wp14:editId="19A24FF2">
                   <wp:extent cx="1685925" cy="1524000"/>
@@ -28478,7 +28523,7 @@
                           <pic:cNvPicPr/>
                         </pic:nvPicPr>
                         <pic:blipFill>
-                          <a:blip r:embed="rId9">
+                          <a:blip r:embed="rId13">
                             <a:extLst>
                               <a:ext uri="{28A0092B-C50C-407E-A947-70E740481C1C}">
                                 <a14:useLocalDpi xmlns:a14="http://schemas.microsoft.com/office/drawing/2010/main" val="0"/>
@@ -28521,7 +28566,6 @@
               <w:bottom w:val="single" w:sz="6" w:space="0" w:color="auto"/>
               <w:right w:val="single" w:sz="6" w:space="0" w:color="auto"/>
             </w:tcBorders>
-            <w:shd w:val="clear" w:color="auto" w:fill="auto"/>
             <w:hideMark/>
           </w:tcPr>
           <w:p>
@@ -28559,7 +28603,6 @@
               <w:bottom w:val="single" w:sz="6" w:space="0" w:color="auto"/>
               <w:right w:val="single" w:sz="6" w:space="0" w:color="auto"/>
             </w:tcBorders>
-            <w:shd w:val="clear" w:color="auto" w:fill="auto"/>
             <w:hideMark/>
           </w:tcPr>
           <w:p>
@@ -28576,6 +28619,7 @@
               <w:rPr>
                 <w:noProof/>
               </w:rPr>
+              <w:lastRenderedPageBreak/>
               <w:drawing>
                 <wp:inline distT="0" distB="0" distL="0" distR="0" wp14:anchorId="0D054167" wp14:editId="58FE24BC">
                   <wp:extent cx="1771650" cy="1552575"/>
@@ -28592,7 +28636,7 @@
                           <pic:cNvPicPr/>
                         </pic:nvPicPr>
                         <pic:blipFill>
-                          <a:blip r:embed="rId10">
+                          <a:blip r:embed="rId14">
                             <a:extLst>
                               <a:ext uri="{28A0092B-C50C-407E-A947-70E740481C1C}">
                                 <a14:useLocalDpi xmlns:a14="http://schemas.microsoft.com/office/drawing/2010/main" val="0"/>
@@ -28635,7 +28679,6 @@
               <w:bottom w:val="single" w:sz="6" w:space="0" w:color="auto"/>
               <w:right w:val="single" w:sz="6" w:space="0" w:color="auto"/>
             </w:tcBorders>
-            <w:shd w:val="clear" w:color="auto" w:fill="auto"/>
             <w:hideMark/>
           </w:tcPr>
           <w:p>
@@ -28673,7 +28716,6 @@
               <w:bottom w:val="single" w:sz="6" w:space="0" w:color="auto"/>
               <w:right w:val="single" w:sz="6" w:space="0" w:color="auto"/>
             </w:tcBorders>
-            <w:shd w:val="clear" w:color="auto" w:fill="auto"/>
             <w:hideMark/>
           </w:tcPr>
           <w:p>
@@ -28706,7 +28748,7 @@
                           <pic:cNvPicPr/>
                         </pic:nvPicPr>
                         <pic:blipFill>
-                          <a:blip r:embed="rId11">
+                          <a:blip r:embed="rId15">
                             <a:extLst>
                               <a:ext uri="{28A0092B-C50C-407E-A947-70E740481C1C}">
                                 <a14:useLocalDpi xmlns:a14="http://schemas.microsoft.com/office/drawing/2010/main" val="0"/>
@@ -28749,7 +28791,6 @@
               <w:bottom w:val="single" w:sz="6" w:space="0" w:color="auto"/>
               <w:right w:val="single" w:sz="6" w:space="0" w:color="auto"/>
             </w:tcBorders>
-            <w:shd w:val="clear" w:color="auto" w:fill="auto"/>
             <w:hideMark/>
           </w:tcPr>
           <w:p>
@@ -28787,7 +28828,6 @@
               <w:bottom w:val="single" w:sz="6" w:space="0" w:color="auto"/>
               <w:right w:val="single" w:sz="6" w:space="0" w:color="auto"/>
             </w:tcBorders>
-            <w:shd w:val="clear" w:color="auto" w:fill="auto"/>
             <w:hideMark/>
           </w:tcPr>
           <w:p>
@@ -28820,7 +28860,7 @@
                           <pic:cNvPicPr/>
                         </pic:nvPicPr>
                         <pic:blipFill>
-                          <a:blip r:embed="rId12">
+                          <a:blip r:embed="rId16">
                             <a:extLst>
                               <a:ext uri="{28A0092B-C50C-407E-A947-70E740481C1C}">
                                 <a14:useLocalDpi xmlns:a14="http://schemas.microsoft.com/office/drawing/2010/main" val="0"/>
@@ -28863,7 +28903,6 @@
               <w:bottom w:val="single" w:sz="6" w:space="0" w:color="auto"/>
               <w:right w:val="single" w:sz="6" w:space="0" w:color="auto"/>
             </w:tcBorders>
-            <w:shd w:val="clear" w:color="auto" w:fill="auto"/>
             <w:hideMark/>
           </w:tcPr>
           <w:p>
@@ -28901,7 +28940,6 @@
               <w:bottom w:val="single" w:sz="6" w:space="0" w:color="auto"/>
               <w:right w:val="single" w:sz="6" w:space="0" w:color="auto"/>
             </w:tcBorders>
-            <w:shd w:val="clear" w:color="auto" w:fill="auto"/>
             <w:hideMark/>
           </w:tcPr>
           <w:p>
@@ -28934,7 +28972,7 @@
                           <pic:cNvPicPr/>
                         </pic:nvPicPr>
                         <pic:blipFill>
-                          <a:blip r:embed="rId13">
+                          <a:blip r:embed="rId17">
                             <a:extLst>
                               <a:ext uri="{28A0092B-C50C-407E-A947-70E740481C1C}">
                                 <a14:useLocalDpi xmlns:a14="http://schemas.microsoft.com/office/drawing/2010/main" val="0"/>
@@ -28977,7 +29015,6 @@
               <w:bottom w:val="single" w:sz="6" w:space="0" w:color="auto"/>
               <w:right w:val="single" w:sz="6" w:space="0" w:color="auto"/>
             </w:tcBorders>
-            <w:shd w:val="clear" w:color="auto" w:fill="auto"/>
             <w:hideMark/>
           </w:tcPr>
           <w:p>
@@ -29015,7 +29052,6 @@
               <w:bottom w:val="single" w:sz="6" w:space="0" w:color="auto"/>
               <w:right w:val="single" w:sz="6" w:space="0" w:color="auto"/>
             </w:tcBorders>
-            <w:shd w:val="clear" w:color="auto" w:fill="auto"/>
             <w:hideMark/>
           </w:tcPr>
           <w:p>
@@ -29032,7 +29068,6 @@
               <w:rPr>
                 <w:noProof/>
               </w:rPr>
-              <w:lastRenderedPageBreak/>
               <w:drawing>
                 <wp:inline distT="0" distB="0" distL="0" distR="0" wp14:anchorId="6A9FDF34" wp14:editId="6A133BE7">
                   <wp:extent cx="1619250" cy="1533525"/>
@@ -29049,7 +29084,7 @@
                           <pic:cNvPicPr/>
                         </pic:nvPicPr>
                         <pic:blipFill>
-                          <a:blip r:embed="rId14">
+                          <a:blip r:embed="rId18">
                             <a:extLst>
                               <a:ext uri="{28A0092B-C50C-407E-A947-70E740481C1C}">
                                 <a14:useLocalDpi xmlns:a14="http://schemas.microsoft.com/office/drawing/2010/main" val="0"/>
@@ -29092,7 +29127,6 @@
               <w:bottom w:val="single" w:sz="6" w:space="0" w:color="auto"/>
               <w:right w:val="single" w:sz="6" w:space="0" w:color="auto"/>
             </w:tcBorders>
-            <w:shd w:val="clear" w:color="auto" w:fill="auto"/>
             <w:hideMark/>
           </w:tcPr>
           <w:p>
@@ -29130,7 +29164,6 @@
               <w:bottom w:val="single" w:sz="6" w:space="0" w:color="auto"/>
               <w:right w:val="single" w:sz="6" w:space="0" w:color="auto"/>
             </w:tcBorders>
-            <w:shd w:val="clear" w:color="auto" w:fill="auto"/>
             <w:hideMark/>
           </w:tcPr>
           <w:p>
@@ -29147,6 +29180,7 @@
               <w:rPr>
                 <w:noProof/>
               </w:rPr>
+              <w:lastRenderedPageBreak/>
               <w:drawing>
                 <wp:inline distT="0" distB="0" distL="0" distR="0" wp14:anchorId="27AFC2FB" wp14:editId="3AD0F7E4">
                   <wp:extent cx="1952625" cy="1685925"/>
@@ -29163,7 +29197,7 @@
                           <pic:cNvPicPr/>
                         </pic:nvPicPr>
                         <pic:blipFill>
-                          <a:blip r:embed="rId15">
+                          <a:blip r:embed="rId19">
                             <a:extLst>
                               <a:ext uri="{28A0092B-C50C-407E-A947-70E740481C1C}">
                                 <a14:useLocalDpi xmlns:a14="http://schemas.microsoft.com/office/drawing/2010/main" val="0"/>
@@ -29206,7 +29240,6 @@
               <w:bottom w:val="single" w:sz="6" w:space="0" w:color="auto"/>
               <w:right w:val="single" w:sz="6" w:space="0" w:color="auto"/>
             </w:tcBorders>
-            <w:shd w:val="clear" w:color="auto" w:fill="auto"/>
             <w:hideMark/>
           </w:tcPr>
           <w:p>
@@ -29244,7 +29277,6 @@
               <w:bottom w:val="single" w:sz="6" w:space="0" w:color="auto"/>
               <w:right w:val="single" w:sz="6" w:space="0" w:color="auto"/>
             </w:tcBorders>
-            <w:shd w:val="clear" w:color="auto" w:fill="auto"/>
             <w:hideMark/>
           </w:tcPr>
           <w:p>
@@ -29277,7 +29309,7 @@
                           <pic:cNvPicPr/>
                         </pic:nvPicPr>
                         <pic:blipFill>
-                          <a:blip r:embed="rId16">
+                          <a:blip r:embed="rId20">
                             <a:extLst>
                               <a:ext uri="{28A0092B-C50C-407E-A947-70E740481C1C}">
                                 <a14:useLocalDpi xmlns:a14="http://schemas.microsoft.com/office/drawing/2010/main" val="0"/>
@@ -29320,7 +29352,6 @@
               <w:bottom w:val="single" w:sz="6" w:space="0" w:color="auto"/>
               <w:right w:val="single" w:sz="6" w:space="0" w:color="auto"/>
             </w:tcBorders>
-            <w:shd w:val="clear" w:color="auto" w:fill="auto"/>
             <w:hideMark/>
           </w:tcPr>
           <w:p>
@@ -29425,7 +29456,7 @@
           <w:b/>
           <w:bCs/>
         </w:rPr>
-        <w:t>(age ≥ 40)</w:t>
+        <w:t>((age ≥ 40)</w:t>
       </w:r>
       <w:r>
         <w:rPr>
@@ -29543,7 +29574,7 @@
                           <pic:cNvPicPr/>
                         </pic:nvPicPr>
                         <pic:blipFill>
-                          <a:blip r:embed="rId17">
+                          <a:blip r:embed="rId21">
                             <a:extLst>
                               <a:ext uri="{28A0092B-C50C-407E-A947-70E740481C1C}">
                                 <a14:useLocalDpi xmlns:a14="http://schemas.microsoft.com/office/drawing/2010/main" val="0"/>
@@ -29595,7 +29626,6 @@
               <w:rPr>
                 <w:noProof/>
               </w:rPr>
-              <w:lastRenderedPageBreak/>
               <w:drawing>
                 <wp:inline distT="0" distB="0" distL="0" distR="0" wp14:anchorId="7DD0BAA7" wp14:editId="009A6DE5">
                   <wp:extent cx="2043921" cy="1175385"/>
@@ -29612,7 +29642,7 @@
                           <pic:cNvPicPr/>
                         </pic:nvPicPr>
                         <pic:blipFill>
-                          <a:blip r:embed="rId18">
+                          <a:blip r:embed="rId22">
                             <a:extLst>
                               <a:ext uri="{28A0092B-C50C-407E-A947-70E740481C1C}">
                                 <a14:useLocalDpi xmlns:a14="http://schemas.microsoft.com/office/drawing/2010/main" val="0"/>
@@ -29664,6 +29694,7 @@
               <w:rPr>
                 <w:noProof/>
               </w:rPr>
+              <w:lastRenderedPageBreak/>
               <w:drawing>
                 <wp:inline distT="0" distB="0" distL="0" distR="0" wp14:anchorId="418FDD5E" wp14:editId="1BEC1535">
                   <wp:extent cx="2133600" cy="1272481"/>
@@ -29680,7 +29711,7 @@
                           <pic:cNvPicPr/>
                         </pic:nvPicPr>
                         <pic:blipFill>
-                          <a:blip r:embed="rId19">
+                          <a:blip r:embed="rId23">
                             <a:extLst>
                               <a:ext uri="{28A0092B-C50C-407E-A947-70E740481C1C}">
                                 <a14:useLocalDpi xmlns:a14="http://schemas.microsoft.com/office/drawing/2010/main" val="0"/>
@@ -29748,7 +29779,7 @@
                           <pic:cNvPicPr/>
                         </pic:nvPicPr>
                         <pic:blipFill>
-                          <a:blip r:embed="rId20">
+                          <a:blip r:embed="rId24">
                             <a:extLst>
                               <a:ext uri="{28A0092B-C50C-407E-A947-70E740481C1C}">
                                 <a14:useLocalDpi xmlns:a14="http://schemas.microsoft.com/office/drawing/2010/main" val="0"/>
@@ -29790,13 +29821,7 @@
               <w:t xml:space="preserve">3 </w:t>
             </w:r>
             <w:r>
-              <w:t>Mild hair loss on the sides of the forehead, but not as far back as the ears, and mild loss from the center of the forehead. Also</w:t>
-            </w:r>
-            <w:r>
-              <w:t>,</w:t>
-            </w:r>
-            <w:r>
-              <w:t xml:space="preserve"> hair thinning on the top (crown) of the head.</w:t>
+              <w:t>Mild hair loss on the sides of the forehead, but not as far back as the ears, and mild loss from the center of the forehead. Also, hair thinning on the top (crown) of the head.</w:t>
             </w:r>
           </w:p>
         </w:tc>
@@ -29827,7 +29852,7 @@
                           <pic:cNvPicPr/>
                         </pic:nvPicPr>
                         <pic:blipFill>
-                          <a:blip r:embed="rId21">
+                          <a:blip r:embed="rId25">
                             <a:extLst>
                               <a:ext uri="{28A0092B-C50C-407E-A947-70E740481C1C}">
                                 <a14:useLocalDpi xmlns:a14="http://schemas.microsoft.com/office/drawing/2010/main" val="0"/>
@@ -29864,13 +29889,7 @@
               <w:t xml:space="preserve">4 </w:t>
             </w:r>
             <w:r>
-              <w:t>Moderate hair loss on the sides of the forehead as far back as the front of the ears, and moderate loss from the center of the forehead. Also</w:t>
-            </w:r>
-            <w:r>
-              <w:t>,</w:t>
-            </w:r>
-            <w:r>
-              <w:t xml:space="preserve"> mild baldness on the top (crown) of the head. The two areas of hair loss are separated by a section of hair that goes across the top of the head.</w:t>
+              <w:t>Moderate hair loss on the sides of the forehead as far back as the front of the ears, and moderate loss from the center of the forehead. Also, mild baldness on the top (crown) of the head. The two areas of hair loss are separated by a section of hair that goes across the top of the head.</w:t>
             </w:r>
           </w:p>
         </w:tc>
@@ -29901,7 +29920,7 @@
                           <pic:cNvPicPr/>
                         </pic:nvPicPr>
                         <pic:blipFill>
-                          <a:blip r:embed="rId22">
+                          <a:blip r:embed="rId26">
                             <a:extLst>
                               <a:ext uri="{28A0092B-C50C-407E-A947-70E740481C1C}">
                                 <a14:useLocalDpi xmlns:a14="http://schemas.microsoft.com/office/drawing/2010/main" val="0"/>
@@ -29969,7 +29988,7 @@
                           <pic:cNvPicPr/>
                         </pic:nvPicPr>
                         <pic:blipFill>
-                          <a:blip r:embed="rId23">
+                          <a:blip r:embed="rId27">
                             <a:extLst>
                               <a:ext uri="{28A0092B-C50C-407E-A947-70E740481C1C}">
                                 <a14:useLocalDpi xmlns:a14="http://schemas.microsoft.com/office/drawing/2010/main" val="0"/>
@@ -30021,7 +30040,6 @@
               <w:rPr>
                 <w:noProof/>
               </w:rPr>
-              <w:lastRenderedPageBreak/>
               <w:drawing>
                 <wp:inline distT="0" distB="0" distL="0" distR="0" wp14:anchorId="1161A3F8" wp14:editId="1B766B0F">
                   <wp:extent cx="1896534" cy="1026695"/>
@@ -30038,7 +30056,7 @@
                           <pic:cNvPicPr/>
                         </pic:nvPicPr>
                         <pic:blipFill>
-                          <a:blip r:embed="rId24">
+                          <a:blip r:embed="rId28">
                             <a:extLst>
                               <a:ext uri="{28A0092B-C50C-407E-A947-70E740481C1C}">
                                 <a14:useLocalDpi xmlns:a14="http://schemas.microsoft.com/office/drawing/2010/main" val="0"/>
@@ -30090,6 +30108,7 @@
               <w:rPr>
                 <w:noProof/>
               </w:rPr>
+              <w:lastRenderedPageBreak/>
               <w:drawing>
                 <wp:inline distT="0" distB="0" distL="0" distR="0" wp14:anchorId="3B5013BD" wp14:editId="01203E9A">
                   <wp:extent cx="1998134" cy="1203256"/>
@@ -30106,7 +30125,7 @@
                           <pic:cNvPicPr/>
                         </pic:nvPicPr>
                         <pic:blipFill>
-                          <a:blip r:embed="rId25">
+                          <a:blip r:embed="rId29">
                             <a:extLst>
                               <a:ext uri="{28A0092B-C50C-407E-A947-70E740481C1C}">
                                 <a14:useLocalDpi xmlns:a14="http://schemas.microsoft.com/office/drawing/2010/main" val="0"/>
@@ -30174,7 +30193,7 @@
                           <pic:cNvPicPr/>
                         </pic:nvPicPr>
                         <pic:blipFill>
-                          <a:blip r:embed="rId26">
+                          <a:blip r:embed="rId30">
                             <a:extLst>
                               <a:ext uri="{28A0092B-C50C-407E-A947-70E740481C1C}">
                                 <a14:useLocalDpi xmlns:a14="http://schemas.microsoft.com/office/drawing/2010/main" val="0"/>
@@ -30242,7 +30261,7 @@
                           <pic:cNvPicPr/>
                         </pic:nvPicPr>
                         <pic:blipFill>
-                          <a:blip r:embed="rId27">
+                          <a:blip r:embed="rId31">
                             <a:extLst>
                               <a:ext uri="{28A0092B-C50C-407E-A947-70E740481C1C}">
                                 <a14:useLocalDpi xmlns:a14="http://schemas.microsoft.com/office/drawing/2010/main" val="0"/>
@@ -30313,7 +30332,7 @@
                           <pic:cNvPicPr/>
                         </pic:nvPicPr>
                         <pic:blipFill>
-                          <a:blip r:embed="rId28">
+                          <a:blip r:embed="rId32">
                             <a:extLst>
                               <a:ext uri="{28A0092B-C50C-407E-A947-70E740481C1C}">
                                 <a14:useLocalDpi xmlns:a14="http://schemas.microsoft.com/office/drawing/2010/main" val="0"/>
@@ -30608,7 +30627,6 @@
       <w:r>
         <w:rPr>
           <w:rFonts w:ascii="Calibri" w:eastAsia="Calibri" w:hAnsi="Calibri" w:cs="Calibri"/>
-          <w:color w:val="000000" w:themeColor="text1"/>
         </w:rPr>
         <w:t>®</w:t>
       </w:r>
@@ -30621,7 +30639,6 @@
       <w:r>
         <w:rPr>
           <w:rFonts w:ascii="Calibri" w:eastAsia="Calibri" w:hAnsi="Calibri" w:cs="Calibri"/>
-          <w:color w:val="000000" w:themeColor="text1"/>
         </w:rPr>
         <w:t>®</w:t>
       </w:r>
@@ -30701,7 +30718,6 @@
           <w:rFonts w:eastAsia="Calibri" w:cstheme="minorHAnsi"/>
           <w:i/>
         </w:rPr>
-        <w:lastRenderedPageBreak/>
         <w:t xml:space="preserve">NO RESPONSE </w:t>
       </w:r>
       <w:r>
@@ -30856,6 +30872,7 @@
           <w:sz w:val="20"/>
           <w:szCs w:val="20"/>
         </w:rPr>
+        <w:lastRenderedPageBreak/>
         <w:t>[RANGE CHECK: min= 0, max= age]</w:t>
       </w:r>
     </w:p>
@@ -31143,17 +31160,7 @@
           <w:i/>
           <w:iCs/>
         </w:rPr>
-        <w:t xml:space="preserve"> GO TO</w:t>
-      </w:r>
-      <w:r>
-        <w:rPr>
-          <w:rFonts w:eastAsia="Calibri"/>
-          <w:b/>
-          <w:bCs/>
-          <w:i/>
-          <w:iCs/>
-        </w:rPr>
-        <w:t xml:space="preserve"> </w:t>
+        <w:t xml:space="preserve"> GO TO </w:t>
       </w:r>
       <w:r>
         <w:rPr>
@@ -31367,11 +31374,6 @@
           <w:rFonts w:eastAsia="Calibri" w:cs="Times New Roman"/>
         </w:rPr>
         <w:tab/>
-      </w:r>
-      <w:r>
-        <w:rPr>
-          <w:rFonts w:eastAsia="Calibri" w:cs="Times New Roman"/>
-        </w:rPr>
         <w:t xml:space="preserve">No </w:t>
       </w:r>
       <w:r>
@@ -31452,17 +31454,7 @@
           <w:i/>
           <w:iCs/>
         </w:rPr>
-        <w:t xml:space="preserve"> GO TO</w:t>
-      </w:r>
-      <w:r>
-        <w:rPr>
-          <w:rFonts w:eastAsia="Calibri"/>
-          <w:b/>
-          <w:bCs/>
-          <w:i/>
-          <w:iCs/>
-        </w:rPr>
-        <w:t xml:space="preserve"> </w:t>
+        <w:t xml:space="preserve"> GO TO </w:t>
       </w:r>
       <w:r>
         <w:rPr>
@@ -31662,7 +31654,6 @@
         <w:rPr>
           <w:rFonts w:eastAsia="Calibri" w:cs="Times New Roman"/>
         </w:rPr>
-        <w:lastRenderedPageBreak/>
         <w:t>|__|__| Age</w:t>
       </w:r>
     </w:p>
@@ -31741,10 +31732,10 @@
         <w:spacing w:after="0"/>
       </w:pPr>
       <w:r>
+        <w:lastRenderedPageBreak/>
         <w:t>[FAMHISTINTRO] Family History [SECTION 4]</w:t>
       </w:r>
     </w:p>
-    <w:p/>
     <w:p>
       <w:r>
         <w:t>The next questions are about your family history. These questions ask about your parents, siblings, and children, and their health histories. Please remember that you can skip any questions that you are not comfortable answering.</w:t>
@@ -31822,16 +31813,6 @@
           <w:iCs/>
         </w:rPr>
       </w:pPr>
-      <w:ins w:id="14" w:author="Julie Cusack" w:date="2024-04-25T14:21:00Z">
-        <w:r>
-          <w:tab/>
-        </w:r>
-      </w:ins>
-      <w:ins w:id="15" w:author="Julie Cusack" w:date="2024-04-25T14:22:00Z">
-        <w:r>
-          <w:tab/>
-        </w:r>
-      </w:ins>
       <w:r>
         <w:rPr>
           <w:rFonts w:eastAsia="Calibri"/>
@@ -31856,17 +31837,62 @@
         </w:rPr>
         <w:t xml:space="preserve"> GO TO MULTBIRTH </w:t>
       </w:r>
+    </w:p>
+    <w:p>
+      <w:pPr>
+        <w:spacing w:after="0"/>
+        <w:rPr>
+          <w:rFonts w:eastAsia="Calibri" w:cstheme="minorHAnsi"/>
+        </w:rPr>
+      </w:pPr>
+    </w:p>
+    <w:p>
+      <w:pPr>
+        <w:tabs>
+          <w:tab w:val="left" w:pos="450"/>
+          <w:tab w:val="left" w:pos="810"/>
+        </w:tabs>
+        <w:spacing w:after="0"/>
+        <w:rPr>
+          <w:rFonts w:eastAsia="Calibri"/>
+        </w:rPr>
+      </w:pPr>
       <w:r>
         <w:tab/>
       </w:r>
-      <w:ins w:id="16" w:author="Julie Cusack" w:date="2024-04-25T14:24:00Z">
-        <w:r>
-          <w:tab/>
-        </w:r>
-        <w:r>
-          <w:tab/>
-        </w:r>
-      </w:ins>
+      <w:r>
+        <w:tab/>
+      </w:r>
+      <w:r>
+        <w:tab/>
+      </w:r>
+      <w:r>
+        <w:tab/>
+      </w:r>
+      <w:r>
+        <w:tab/>
+      </w:r>
+      <w:r>
+        <w:tab/>
+      </w:r>
+      <w:r>
+        <w:tab/>
+      </w:r>
+      <w:r>
+        <w:tab/>
+      </w:r>
+      <w:r>
+        <w:tab/>
+      </w:r>
+      <w:r>
+        <w:tab/>
+      </w:r>
+      <w:r>
+        <w:tab/>
+      </w:r>
+      <w:r>
+        <w:tab/>
+      </w:r>
     </w:p>
     <w:p>
       <w:pPr>
@@ -32033,7 +32059,7 @@
       <w:r>
         <w:t>Parents</w:t>
       </w:r>
-      <w:bookmarkEnd w:id="10"/>
+      <w:bookmarkEnd w:id="12"/>
     </w:p>
     <w:p>
       <w:pPr>
@@ -32441,7 +32467,6 @@
         <w:ind w:left="720"/>
       </w:pPr>
       <w:r>
-        <w:lastRenderedPageBreak/>
         <w:t>|__|__|__| Mother’s age</w:t>
       </w:r>
     </w:p>
@@ -32522,6 +32547,7 @@
           <w:sz w:val="20"/>
           <w:szCs w:val="20"/>
         </w:rPr>
+        <w:lastRenderedPageBreak/>
         <w:t>[RANGE CHECK: min= 5, max= 125]</w:t>
       </w:r>
     </w:p>
@@ -33245,7 +33271,6 @@
           <w:i/>
           <w:iCs/>
         </w:rPr>
-        <w:lastRenderedPageBreak/>
         <w:t>[NOTE TO PROGRAMMERS: RANGE CHECKS FOR MOMCANC2 FOLLOW UP QUESTIONS:</w:t>
       </w:r>
     </w:p>
@@ -33366,6 +33391,7 @@
           <w:b/>
           <w:bCs/>
         </w:rPr>
+        <w:lastRenderedPageBreak/>
         <w:t>[DISPLAY IF 0 SELECTED AT MOMCANC2]</w:t>
       </w:r>
     </w:p>
@@ -33531,10 +33557,7 @@
         <w:ind w:left="720"/>
       </w:pPr>
       <w:r>
-        <w:t>|__|__|__|__|</w:t>
-      </w:r>
-      <w:r>
-        <w:t xml:space="preserve"> Year of diagnosis</w:t>
+        <w:t>|__|__|__|__| Year of diagnosis</w:t>
       </w:r>
     </w:p>
     <w:p>
@@ -33654,10 +33677,7 @@
         <w:ind w:left="720"/>
       </w:pPr>
       <w:r>
-        <w:t>|__|__|__|__|</w:t>
-      </w:r>
-      <w:r>
-        <w:t xml:space="preserve"> Year of diagnosis</w:t>
+        <w:t>|__|__|__|__| Year of diagnosis</w:t>
       </w:r>
     </w:p>
     <w:p>
@@ -33774,10 +33794,7 @@
         <w:ind w:left="720"/>
       </w:pPr>
       <w:r>
-        <w:t>|__|__|__|__|</w:t>
-      </w:r>
-      <w:r>
-        <w:t xml:space="preserve"> Year of diagnosis</w:t>
+        <w:t>|__|__|__|__| Year of diagnosis</w:t>
       </w:r>
     </w:p>
     <w:p>
@@ -33852,44 +33869,44 @@
         </w:numPr>
       </w:pPr>
       <w:r>
+        <w:t xml:space="preserve">[MOMCANC3E] How old was your mother when they were </w:t>
+      </w:r>
+      <w:r>
+        <w:rPr>
+          <w:b/>
+          <w:bCs/>
+        </w:rPr>
+        <w:t xml:space="preserve">first </w:t>
+      </w:r>
+      <w:r>
+        <w:t xml:space="preserve">told by a doctor or other health professional that they have or had </w:t>
+      </w:r>
+      <w:r>
+        <w:rPr>
+          <w:b/>
+          <w:bCs/>
+        </w:rPr>
+        <w:t>cervical cancer</w:t>
+      </w:r>
+      <w:r>
+        <w:t>?</w:t>
+      </w:r>
+    </w:p>
+    <w:p>
+      <w:pPr>
+        <w:ind w:left="720"/>
+      </w:pPr>
+      <w:r>
+        <w:t xml:space="preserve">|__|__| Age at diagnosis </w:t>
+      </w:r>
+    </w:p>
+    <w:p>
+      <w:pPr>
+        <w:spacing w:after="0"/>
+        <w:ind w:left="720"/>
+      </w:pPr>
+      <w:r>
         <w:lastRenderedPageBreak/>
-        <w:t xml:space="preserve">[MOMCANC3E] How old was your mother when they were </w:t>
-      </w:r>
-      <w:r>
-        <w:rPr>
-          <w:b/>
-          <w:bCs/>
-        </w:rPr>
-        <w:t xml:space="preserve">first </w:t>
-      </w:r>
-      <w:r>
-        <w:t xml:space="preserve">told by a doctor or other health professional that they have or had </w:t>
-      </w:r>
-      <w:r>
-        <w:rPr>
-          <w:b/>
-          <w:bCs/>
-        </w:rPr>
-        <w:t>cervical cancer</w:t>
-      </w:r>
-      <w:r>
-        <w:t>?</w:t>
-      </w:r>
-    </w:p>
-    <w:p>
-      <w:pPr>
-        <w:ind w:left="720"/>
-      </w:pPr>
-      <w:r>
-        <w:t xml:space="preserve">|__|__| Age at diagnosis </w:t>
-      </w:r>
-    </w:p>
-    <w:p>
-      <w:pPr>
-        <w:spacing w:after="0"/>
-        <w:ind w:left="720"/>
-      </w:pPr>
-      <w:r>
         <w:t xml:space="preserve">Or, if it is easier to remember the year, enter that here: </w:t>
       </w:r>
     </w:p>
@@ -33898,10 +33915,7 @@
         <w:ind w:left="720"/>
       </w:pPr>
       <w:r>
-        <w:t>|__|__|__|__|</w:t>
-      </w:r>
-      <w:r>
-        <w:t xml:space="preserve"> Year of diagnosis</w:t>
+        <w:t>|__|__|__|__| Year of diagnosis</w:t>
       </w:r>
     </w:p>
     <w:p>
@@ -34056,7 +34070,7 @@
         <w:contextualSpacing/>
       </w:pPr>
     </w:p>
-    <w:bookmarkEnd w:id="11"/>
+    <w:bookmarkEnd w:id="13"/>
     <w:p>
       <w:pPr>
         <w:spacing w:after="0"/>
@@ -34381,7 +34395,6 @@
           <w:rFonts w:eastAsia="Calibri" w:cstheme="minorHAnsi"/>
           <w:i/>
         </w:rPr>
-        <w:lastRenderedPageBreak/>
         <w:t xml:space="preserve">NO RESPONSE </w:t>
       </w:r>
       <w:r>
@@ -34441,6 +34454,7 @@
         </w:numPr>
       </w:pPr>
       <w:r>
+        <w:lastRenderedPageBreak/>
         <w:t xml:space="preserve">[MOMCANC3J] How old was your mother when they were </w:t>
       </w:r>
       <w:r>
@@ -34931,23 +34945,23 @@
         <w:contextualSpacing/>
       </w:pPr>
       <w:r>
+        <w:t xml:space="preserve">|__|__| Age at diagnosis </w:t>
+      </w:r>
+    </w:p>
+    <w:p>
+      <w:pPr>
+        <w:pStyle w:val="ListParagraph"/>
+      </w:pPr>
+      <w:r>
+        <w:t xml:space="preserve">Or, if it is easier to remember the year, enter that here:   </w:t>
+      </w:r>
+    </w:p>
+    <w:p>
+      <w:pPr>
+        <w:pStyle w:val="ListParagraph"/>
+      </w:pPr>
+      <w:r>
         <w:lastRenderedPageBreak/>
-        <w:t xml:space="preserve">|__|__| Age at diagnosis </w:t>
-      </w:r>
-    </w:p>
-    <w:p>
-      <w:pPr>
-        <w:pStyle w:val="ListParagraph"/>
-      </w:pPr>
-      <w:r>
-        <w:t xml:space="preserve">Or, if it is easier to remember the year, enter that here:   </w:t>
-      </w:r>
-    </w:p>
-    <w:p>
-      <w:pPr>
-        <w:pStyle w:val="ListParagraph"/>
-      </w:pPr>
-      <w:r>
         <w:t xml:space="preserve">|__|__|__|__| Year of diagnosis  </w:t>
       </w:r>
     </w:p>
@@ -35461,7 +35475,6 @@
           <w:b/>
           <w:bCs/>
         </w:rPr>
-        <w:lastRenderedPageBreak/>
         <w:t>[DISPLAY IF 18 SELECTED AT MOMCANC2]</w:t>
       </w:r>
     </w:p>
@@ -35503,6 +35516,7 @@
         <w:contextualSpacing/>
       </w:pPr>
       <w:r>
+        <w:lastRenderedPageBreak/>
         <w:t xml:space="preserve">|__|__| Age at diagnosis </w:t>
       </w:r>
     </w:p>
@@ -36011,7 +36025,6 @@
         </w:rPr>
       </w:pPr>
       <w:r>
-        <w:lastRenderedPageBreak/>
         <w:t xml:space="preserve">Or, if it is easier to remember the year, enter that here:   </w:t>
       </w:r>
     </w:p>
@@ -36328,11 +36341,10 @@
           <w:bCs/>
           <w:i/>
           <w:iCs/>
-          <w:color w:val="000000" w:themeColor="text1"/>
           <w:sz w:val="20"/>
           <w:szCs w:val="20"/>
         </w:rPr>
-        <w:t>[RANGE CHECK: min= age+5,  max= 125]</w:t>
+        <w:t>[RANGE CHECK: min= age+5, max= 125]</w:t>
       </w:r>
     </w:p>
     <w:p>
@@ -36437,7 +36449,6 @@
           <w:bCs/>
           <w:i/>
           <w:iCs/>
-          <w:color w:val="000000" w:themeColor="text1"/>
           <w:sz w:val="20"/>
           <w:szCs w:val="20"/>
         </w:rPr>
@@ -36793,41 +36804,89 @@
         <w:contextualSpacing/>
       </w:pPr>
       <w:r>
+        <w:t>6</w:t>
+      </w:r>
+      <w:r>
+        <w:tab/>
+      </w:r>
+      <w:r>
+        <w:t>Head and neck (Including cancers of the mouth, sinuses, nose, or throat. Not including brain or skin cancers.)</w:t>
+      </w:r>
+    </w:p>
+    <w:p>
+      <w:pPr>
+        <w:ind w:left="720"/>
+        <w:contextualSpacing/>
+      </w:pPr>
+      <w:r>
+        <w:t>7</w:t>
+      </w:r>
+      <w:r>
+        <w:tab/>
+      </w:r>
+      <w:r>
+        <w:t>Kidney</w:t>
+      </w:r>
+    </w:p>
+    <w:p>
+      <w:pPr>
+        <w:ind w:left="720"/>
+        <w:contextualSpacing/>
+      </w:pPr>
+      <w:r>
+        <w:rPr>
+          <w:rFonts w:eastAsia="Calibri"/>
+        </w:rPr>
         <w:lastRenderedPageBreak/>
-        <w:t>6</w:t>
-      </w:r>
-      <w:r>
+        <w:t>8</w:t>
+      </w:r>
+      <w:r>
+        <w:rPr>
+          <w:rFonts w:eastAsia="Calibri"/>
+        </w:rPr>
         <w:tab/>
       </w:r>
       <w:r>
-        <w:t>Head and neck (Including cancers of the mouth, sinuses, nose, or throat. Not including brain or skin cancers.)</w:t>
-      </w:r>
-    </w:p>
-    <w:p>
-      <w:pPr>
-        <w:ind w:left="720"/>
-        <w:contextualSpacing/>
-      </w:pPr>
-      <w:r>
-        <w:t>7</w:t>
-      </w:r>
-      <w:r>
+        <w:rPr>
+          <w:rFonts w:eastAsia="Calibri"/>
+        </w:rPr>
+        <w:t>Leukemia (blood and bone marrow)</w:t>
+      </w:r>
+    </w:p>
+    <w:p>
+      <w:pPr>
+        <w:ind w:left="720"/>
+        <w:contextualSpacing/>
+      </w:pPr>
+      <w:r>
+        <w:rPr>
+          <w:rFonts w:eastAsia="Calibri"/>
+        </w:rPr>
+        <w:t>9</w:t>
+      </w:r>
+      <w:r>
+        <w:rPr>
+          <w:rFonts w:eastAsia="Calibri"/>
+        </w:rPr>
         <w:tab/>
       </w:r>
       <w:r>
-        <w:t>Kidney</w:t>
-      </w:r>
-    </w:p>
-    <w:p>
-      <w:pPr>
-        <w:ind w:left="720"/>
-        <w:contextualSpacing/>
-      </w:pPr>
-      <w:r>
-        <w:rPr>
-          <w:rFonts w:eastAsia="Calibri"/>
-        </w:rPr>
-        <w:t>8</w:t>
+        <w:rPr>
+          <w:rFonts w:eastAsia="Calibri"/>
+        </w:rPr>
+        <w:t>Liver</w:t>
+      </w:r>
+    </w:p>
+    <w:p>
+      <w:pPr>
+        <w:ind w:left="720"/>
+        <w:contextualSpacing/>
+      </w:pPr>
+      <w:r>
+        <w:rPr>
+          <w:rFonts w:eastAsia="Calibri"/>
+        </w:rPr>
+        <w:t>10</w:t>
       </w:r>
       <w:r>
         <w:rPr>
@@ -36839,256 +36898,208 @@
         <w:rPr>
           <w:rFonts w:eastAsia="Calibri"/>
         </w:rPr>
-        <w:t>Leukemia (blood and bone marrow)</w:t>
-      </w:r>
-    </w:p>
-    <w:p>
-      <w:pPr>
-        <w:ind w:left="720"/>
-        <w:contextualSpacing/>
-      </w:pPr>
-      <w:r>
-        <w:rPr>
-          <w:rFonts w:eastAsia="Calibri"/>
-        </w:rPr>
-        <w:t>9</w:t>
-      </w:r>
-      <w:r>
-        <w:rPr>
-          <w:rFonts w:eastAsia="Calibri"/>
-        </w:rPr>
+        <w:t>Lung or bronchial</w:t>
+      </w:r>
+    </w:p>
+    <w:p>
+      <w:pPr>
+        <w:ind w:left="720"/>
+        <w:contextualSpacing/>
+      </w:pPr>
+      <w:r>
+        <w:t>11</w:t>
+      </w:r>
+      <w:r>
         <w:tab/>
       </w:r>
       <w:r>
-        <w:rPr>
-          <w:rFonts w:eastAsia="Calibri"/>
-        </w:rPr>
-        <w:t>Liver</w:t>
-      </w:r>
-    </w:p>
-    <w:p>
-      <w:pPr>
-        <w:ind w:left="720"/>
-        <w:contextualSpacing/>
-      </w:pPr>
-      <w:r>
-        <w:rPr>
-          <w:rFonts w:eastAsia="Calibri"/>
-        </w:rPr>
-        <w:t>10</w:t>
-      </w:r>
-      <w:r>
-        <w:rPr>
-          <w:rFonts w:eastAsia="Calibri"/>
-        </w:rPr>
+        <w:t>Non-Hodgkin’s lymphoma</w:t>
+      </w:r>
+    </w:p>
+    <w:p>
+      <w:pPr>
+        <w:ind w:left="720"/>
+        <w:contextualSpacing/>
+      </w:pPr>
+      <w:r>
+        <w:t>12</w:t>
+      </w:r>
+      <w:r>
         <w:tab/>
       </w:r>
       <w:r>
-        <w:rPr>
-          <w:rFonts w:eastAsia="Calibri"/>
-        </w:rPr>
-        <w:t>Lung or bronchial</w:t>
-      </w:r>
-    </w:p>
-    <w:p>
-      <w:pPr>
-        <w:ind w:left="720"/>
-        <w:contextualSpacing/>
-      </w:pPr>
-      <w:r>
-        <w:t>11</w:t>
+        <w:t>Lymphoma</w:t>
+      </w:r>
+    </w:p>
+    <w:p>
+      <w:pPr>
+        <w:ind w:left="720"/>
+        <w:contextualSpacing/>
+      </w:pPr>
+      <w:r>
+        <w:t>13</w:t>
       </w:r>
       <w:r>
         <w:tab/>
       </w:r>
       <w:r>
-        <w:t>Non-Hodgkin’s lymphoma</w:t>
-      </w:r>
-    </w:p>
-    <w:p>
-      <w:pPr>
-        <w:ind w:left="720"/>
-        <w:contextualSpacing/>
-      </w:pPr>
-      <w:r>
-        <w:t>12</w:t>
+        <w:t>Melanoma (skin)</w:t>
+      </w:r>
+    </w:p>
+    <w:p>
+      <w:pPr>
+        <w:ind w:left="720"/>
+        <w:contextualSpacing/>
+      </w:pPr>
+      <w:r>
+        <w:t>14</w:t>
       </w:r>
       <w:r>
         <w:tab/>
       </w:r>
       <w:r>
-        <w:t>Lymphoma</w:t>
-      </w:r>
-    </w:p>
-    <w:p>
-      <w:pPr>
-        <w:ind w:left="720"/>
-        <w:contextualSpacing/>
-      </w:pPr>
-      <w:r>
-        <w:t>13</w:t>
+        <w:t>Non-melanoma skin (basal or squamous)</w:t>
+      </w:r>
+    </w:p>
+    <w:p>
+      <w:pPr>
+        <w:ind w:left="720"/>
+        <w:contextualSpacing/>
+      </w:pPr>
+      <w:r>
+        <w:t>15</w:t>
       </w:r>
       <w:r>
         <w:tab/>
       </w:r>
       <w:r>
-        <w:t>Melanoma (skin)</w:t>
-      </w:r>
-    </w:p>
-    <w:p>
-      <w:pPr>
-        <w:ind w:left="720"/>
-        <w:contextualSpacing/>
-      </w:pPr>
-      <w:r>
-        <w:t>14</w:t>
+        <w:t>Pancreatic</w:t>
+      </w:r>
+    </w:p>
+    <w:p>
+      <w:pPr>
+        <w:ind w:left="720"/>
+        <w:contextualSpacing/>
+      </w:pPr>
+      <w:r>
+        <w:t>16</w:t>
       </w:r>
       <w:r>
         <w:tab/>
       </w:r>
       <w:r>
-        <w:t>Non-melanoma skin (basal or squamous)</w:t>
-      </w:r>
-    </w:p>
-    <w:p>
-      <w:pPr>
-        <w:ind w:left="720"/>
-        <w:contextualSpacing/>
-      </w:pPr>
-      <w:r>
-        <w:t>15</w:t>
+        <w:t>Prostate</w:t>
+      </w:r>
+    </w:p>
+    <w:p>
+      <w:pPr>
+        <w:ind w:left="720"/>
+        <w:contextualSpacing/>
+      </w:pPr>
+      <w:r>
+        <w:t>17</w:t>
       </w:r>
       <w:r>
         <w:tab/>
       </w:r>
       <w:r>
-        <w:t>Pancreatic</w:t>
-      </w:r>
-    </w:p>
-    <w:p>
-      <w:pPr>
-        <w:ind w:left="720"/>
-        <w:contextualSpacing/>
-      </w:pPr>
-      <w:r>
-        <w:t>16</w:t>
+        <w:t>Stomach</w:t>
+      </w:r>
+    </w:p>
+    <w:p>
+      <w:pPr>
+        <w:ind w:left="720"/>
+        <w:contextualSpacing/>
+      </w:pPr>
+      <w:r>
+        <w:t>18</w:t>
       </w:r>
       <w:r>
         <w:tab/>
       </w:r>
       <w:r>
-        <w:t>Prostate</w:t>
-      </w:r>
-    </w:p>
-    <w:p>
-      <w:pPr>
-        <w:ind w:left="720"/>
-        <w:contextualSpacing/>
-      </w:pPr>
-      <w:r>
-        <w:t>17</w:t>
+        <w:t>Testicular</w:t>
+      </w:r>
+    </w:p>
+    <w:p>
+      <w:pPr>
+        <w:spacing w:after="0"/>
+        <w:ind w:left="720"/>
+        <w:contextualSpacing/>
+      </w:pPr>
+      <w:r>
+        <w:t>19</w:t>
       </w:r>
       <w:r>
         <w:tab/>
       </w:r>
       <w:r>
-        <w:t>Stomach</w:t>
-      </w:r>
-    </w:p>
-    <w:p>
-      <w:pPr>
-        <w:ind w:left="720"/>
-        <w:contextualSpacing/>
-      </w:pPr>
-      <w:r>
-        <w:t>18</w:t>
-      </w:r>
-      <w:r>
+        <w:t>Thyroid</w:t>
+      </w:r>
+    </w:p>
+    <w:p>
+      <w:pPr>
+        <w:spacing w:after="0"/>
+        <w:ind w:left="720"/>
+        <w:rPr>
+          <w:rFonts w:cstheme="minorHAnsi"/>
+        </w:rPr>
+      </w:pPr>
+      <w:r>
+        <w:rPr>
+          <w:rFonts w:cstheme="minorHAnsi"/>
+        </w:rPr>
+        <w:t>55</w:t>
+      </w:r>
+      <w:r>
+        <w:rPr>
+          <w:rFonts w:cstheme="minorHAnsi"/>
+        </w:rPr>
         <w:tab/>
       </w:r>
       <w:r>
-        <w:t>Testicular</w:t>
-      </w:r>
-    </w:p>
-    <w:p>
-      <w:pPr>
-        <w:spacing w:after="0"/>
-        <w:ind w:left="720"/>
-        <w:contextualSpacing/>
-      </w:pPr>
-      <w:r>
-        <w:t>19</w:t>
+        <w:rPr>
+          <w:rFonts w:cstheme="minorHAnsi"/>
+        </w:rPr>
+        <w:t xml:space="preserve">Another type of </w:t>
+      </w:r>
+      <w:r>
+        <w:rPr>
+          <w:rFonts w:cstheme="minorHAnsi"/>
+        </w:rPr>
+        <w:t>cancer: Please describe [</w:t>
+      </w:r>
+      <w:r>
+        <w:rPr>
+          <w:rFonts w:cstheme="minorHAnsi"/>
+        </w:rPr>
+        <w:t>text box]</w:t>
+      </w:r>
+    </w:p>
+    <w:p>
+      <w:pPr>
+        <w:ind w:left="720"/>
+      </w:pPr>
+      <w:r>
+        <w:t>77</w:t>
       </w:r>
       <w:r>
         <w:tab/>
       </w:r>
       <w:r>
-        <w:t>Thyroid</w:t>
-      </w:r>
-    </w:p>
-    <w:p>
-      <w:pPr>
-        <w:spacing w:after="0"/>
-        <w:ind w:left="720"/>
+        <w:t>I know they had cancer, but don’t know what type</w:t>
+      </w:r>
+    </w:p>
+    <w:p>
+      <w:pPr>
+        <w:ind w:left="720"/>
+        <w:contextualSpacing/>
         <w:rPr>
           <w:rFonts w:cstheme="minorHAnsi"/>
         </w:rPr>
       </w:pPr>
       <w:r>
         <w:rPr>
-          <w:rFonts w:cstheme="minorHAnsi"/>
-        </w:rPr>
-        <w:t>55</w:t>
-      </w:r>
-      <w:r>
-        <w:rPr>
-          <w:rFonts w:cstheme="minorHAnsi"/>
-        </w:rPr>
-        <w:tab/>
-      </w:r>
-      <w:r>
-        <w:rPr>
-          <w:rFonts w:cstheme="minorHAnsi"/>
-        </w:rPr>
-        <w:t xml:space="preserve">Another type of </w:t>
-      </w:r>
-      <w:r>
-        <w:rPr>
-          <w:rFonts w:cstheme="minorHAnsi"/>
-        </w:rPr>
-        <w:t>cancer: Please describe [</w:t>
-      </w:r>
-      <w:r>
-        <w:rPr>
-          <w:rFonts w:cstheme="minorHAnsi"/>
-        </w:rPr>
-        <w:t>text box]</w:t>
-      </w:r>
-    </w:p>
-    <w:p>
-      <w:pPr>
-        <w:ind w:left="720"/>
-      </w:pPr>
-      <w:r>
-        <w:t>77</w:t>
-      </w:r>
-      <w:r>
-        <w:tab/>
-      </w:r>
-      <w:r>
-        <w:t>I know they had cancer, but don’t know what type</w:t>
-      </w:r>
-    </w:p>
-    <w:p>
-      <w:pPr>
-        <w:ind w:left="720"/>
-        <w:contextualSpacing/>
-        <w:rPr>
-          <w:rFonts w:cstheme="minorHAnsi"/>
-        </w:rPr>
-      </w:pPr>
-      <w:r>
-        <w:rPr>
           <w:i/>
           <w:iCs/>
         </w:rPr>
@@ -37120,7 +37131,6 @@
           <w:bCs/>
           <w:i/>
           <w:iCs/>
-          <w:color w:val="000000" w:themeColor="text1"/>
         </w:rPr>
       </w:pPr>
     </w:p>
@@ -37130,7 +37140,6 @@
         <w:contextualSpacing/>
         <w:rPr>
           <w:rFonts w:ascii="Calibri" w:eastAsia="Calibri" w:hAnsi="Calibri" w:cs="Calibri"/>
-          <w:color w:val="000000" w:themeColor="text1"/>
         </w:rPr>
       </w:pPr>
       <w:r>
@@ -37140,7 +37149,6 @@
           <w:bCs/>
           <w:i/>
           <w:iCs/>
-          <w:color w:val="000000" w:themeColor="text1"/>
         </w:rPr>
         <w:t>[NOTE TO PROGRAMMERS: RANGE CHECKS FOR DADCANC2 FOLLOW UP QUESTIONS:</w:t>
       </w:r>
@@ -37151,7 +37159,6 @@
         <w:contextualSpacing/>
         <w:rPr>
           <w:rFonts w:ascii="Calibri" w:eastAsia="Calibri" w:hAnsi="Calibri" w:cs="Calibri"/>
-          <w:color w:val="000000" w:themeColor="text1"/>
           <w:sz w:val="20"/>
           <w:szCs w:val="20"/>
         </w:rPr>
@@ -37163,7 +37170,6 @@
           <w:bCs/>
           <w:i/>
           <w:iCs/>
-          <w:color w:val="000000" w:themeColor="text1"/>
           <w:u w:val="single"/>
         </w:rPr>
         <w:t>AGE AT DIAGNOSIS</w:t>
@@ -37175,7 +37181,6 @@
           <w:bCs/>
           <w:i/>
           <w:iCs/>
-          <w:color w:val="000000" w:themeColor="text1"/>
         </w:rPr>
         <w:t xml:space="preserve">: </w:t>
       </w:r>
@@ -37186,7 +37191,6 @@
           <w:bCs/>
           <w:i/>
           <w:iCs/>
-          <w:color w:val="000000" w:themeColor="text1"/>
           <w:sz w:val="20"/>
           <w:szCs w:val="20"/>
         </w:rPr>
@@ -37199,7 +37203,6 @@
         <w:contextualSpacing/>
         <w:rPr>
           <w:rFonts w:ascii="Calibri" w:eastAsia="Calibri" w:hAnsi="Calibri" w:cs="Calibri"/>
-          <w:color w:val="000000" w:themeColor="text1"/>
           <w:sz w:val="20"/>
           <w:szCs w:val="20"/>
         </w:rPr>
@@ -37211,7 +37214,6 @@
           <w:bCs/>
           <w:i/>
           <w:iCs/>
-          <w:color w:val="000000" w:themeColor="text1"/>
           <w:u w:val="single"/>
         </w:rPr>
         <w:t>YEAR AT DIAGNOSIS</w:t>
@@ -37223,7 +37225,6 @@
           <w:bCs/>
           <w:i/>
           <w:iCs/>
-          <w:color w:val="000000" w:themeColor="text1"/>
         </w:rPr>
         <w:t xml:space="preserve">: </w:t>
       </w:r>
@@ -37234,7 +37235,6 @@
           <w:bCs/>
           <w:i/>
           <w:iCs/>
-          <w:color w:val="000000" w:themeColor="text1"/>
           <w:sz w:val="20"/>
           <w:szCs w:val="20"/>
         </w:rPr>
@@ -37516,7 +37516,6 @@
           <w:b/>
           <w:bCs/>
         </w:rPr>
-        <w:lastRenderedPageBreak/>
         <w:t>[DISPLAY IF 2 SELECTED AT DADCANC2]</w:t>
       </w:r>
     </w:p>
@@ -37558,6 +37557,7 @@
         <w:contextualSpacing/>
       </w:pPr>
       <w:r>
+        <w:lastRenderedPageBreak/>
         <w:t xml:space="preserve">|__|__| Age at diagnosis </w:t>
       </w:r>
     </w:p>
@@ -38046,7 +38046,6 @@
         <w:ind w:left="720"/>
       </w:pPr>
       <w:r>
-        <w:lastRenderedPageBreak/>
         <w:t xml:space="preserve">|__|__|__|__| Year of diagnosis  </w:t>
       </w:r>
     </w:p>
@@ -38594,44 +38593,44 @@
         </w:numPr>
       </w:pPr>
       <w:r>
+        <w:t xml:space="preserve">[DADCANC3L] How old was your father when they were </w:t>
+      </w:r>
+      <w:r>
+        <w:rPr>
+          <w:b/>
+          <w:bCs/>
+        </w:rPr>
+        <w:t xml:space="preserve">first </w:t>
+      </w:r>
+      <w:r>
+        <w:t xml:space="preserve">told by a doctor or other health professional that they have or had </w:t>
+      </w:r>
+      <w:r>
+        <w:rPr>
+          <w:b/>
+          <w:bCs/>
+        </w:rPr>
+        <w:t>non-Hodgkin’s lymphoma</w:t>
+      </w:r>
+      <w:r>
+        <w:t xml:space="preserve">? </w:t>
+      </w:r>
+    </w:p>
+    <w:p>
+      <w:pPr>
+        <w:ind w:left="360" w:firstLine="360"/>
+        <w:contextualSpacing/>
+      </w:pPr>
+      <w:r>
+        <w:t xml:space="preserve">|__|__| Age at diagnosis </w:t>
+      </w:r>
+    </w:p>
+    <w:p>
+      <w:pPr>
+        <w:pStyle w:val="ListParagraph"/>
+      </w:pPr>
+      <w:r>
         <w:lastRenderedPageBreak/>
-        <w:t xml:space="preserve">[DADCANC3L] How old was your father when they were </w:t>
-      </w:r>
-      <w:r>
-        <w:rPr>
-          <w:b/>
-          <w:bCs/>
-        </w:rPr>
-        <w:t xml:space="preserve">first </w:t>
-      </w:r>
-      <w:r>
-        <w:t xml:space="preserve">told by a doctor or other health professional that they have or had </w:t>
-      </w:r>
-      <w:r>
-        <w:rPr>
-          <w:b/>
-          <w:bCs/>
-        </w:rPr>
-        <w:t>non-Hodgkin’s lymphoma</w:t>
-      </w:r>
-      <w:r>
-        <w:t xml:space="preserve">? </w:t>
-      </w:r>
-    </w:p>
-    <w:p>
-      <w:pPr>
-        <w:ind w:left="360" w:firstLine="360"/>
-        <w:contextualSpacing/>
-      </w:pPr>
-      <w:r>
-        <w:t xml:space="preserve">|__|__| Age at diagnosis </w:t>
-      </w:r>
-    </w:p>
-    <w:p>
-      <w:pPr>
-        <w:pStyle w:val="ListParagraph"/>
-      </w:pPr>
-      <w:r>
         <w:t xml:space="preserve">Or, if it is easier to remember the year, enter that here:   </w:t>
       </w:r>
     </w:p>
@@ -39138,7 +39137,6 @@
           <w:rFonts w:eastAsia="Calibri" w:cstheme="minorHAnsi"/>
           <w:i/>
         </w:rPr>
-        <w:lastRenderedPageBreak/>
         <w:t xml:space="preserve">NO RESPONSE </w:t>
       </w:r>
       <w:r>
@@ -39195,6 +39193,7 @@
         </w:numPr>
       </w:pPr>
       <w:r>
+        <w:lastRenderedPageBreak/>
         <w:t xml:space="preserve">[DADCANC3Q] How old was your father when they were </w:t>
       </w:r>
       <w:r>
@@ -39684,44 +39683,44 @@
         </w:numPr>
       </w:pPr>
       <w:r>
+        <w:t xml:space="preserve">[DADCANC3U] How old was your father when they were </w:t>
+      </w:r>
+      <w:r>
+        <w:rPr>
+          <w:b/>
+          <w:bCs/>
+        </w:rPr>
+        <w:t xml:space="preserve">first </w:t>
+      </w:r>
+      <w:r>
+        <w:t xml:space="preserve">told by a doctor or other health professional that they have or had </w:t>
+      </w:r>
+      <w:r>
+        <w:rPr>
+          <w:b/>
+          <w:bCs/>
+        </w:rPr>
+        <w:t>[response from DADCANC2/another type of cancer]</w:t>
+      </w:r>
+      <w:r>
+        <w:t xml:space="preserve">? </w:t>
+      </w:r>
+    </w:p>
+    <w:p>
+      <w:pPr>
+        <w:ind w:left="360" w:firstLine="360"/>
+        <w:contextualSpacing/>
+      </w:pPr>
+      <w:r>
+        <w:t xml:space="preserve">|__|__| Age at diagnosis </w:t>
+      </w:r>
+    </w:p>
+    <w:p>
+      <w:pPr>
+        <w:pStyle w:val="ListParagraph"/>
+      </w:pPr>
+      <w:r>
         <w:lastRenderedPageBreak/>
-        <w:t xml:space="preserve">[DADCANC3U] How old was your father when they were </w:t>
-      </w:r>
-      <w:r>
-        <w:rPr>
-          <w:b/>
-          <w:bCs/>
-        </w:rPr>
-        <w:t xml:space="preserve">first </w:t>
-      </w:r>
-      <w:r>
-        <w:t xml:space="preserve">told by a doctor or other health professional that they have or had </w:t>
-      </w:r>
-      <w:r>
-        <w:rPr>
-          <w:b/>
-          <w:bCs/>
-        </w:rPr>
-        <w:t>[response from DADCANC2/another type of cancer]</w:t>
-      </w:r>
-      <w:r>
-        <w:t xml:space="preserve">? </w:t>
-      </w:r>
-    </w:p>
-    <w:p>
-      <w:pPr>
-        <w:ind w:left="360" w:firstLine="360"/>
-        <w:contextualSpacing/>
-      </w:pPr>
-      <w:r>
-        <w:t xml:space="preserve">|__|__| Age at diagnosis </w:t>
-      </w:r>
-    </w:p>
-    <w:p>
-      <w:pPr>
-        <w:pStyle w:val="ListParagraph"/>
-      </w:pPr>
-      <w:r>
         <w:t xml:space="preserve">Or, if it is easier to remember the year, enter that here:   </w:t>
       </w:r>
     </w:p>
@@ -39962,33 +39961,32 @@
         <w:ind w:left="720"/>
         <w:contextualSpacing/>
         <w:rPr>
+          <w:rFonts w:eastAsia="Calibri"/>
+        </w:rPr>
+      </w:pPr>
+      <w:r>
+        <w:rPr>
+          <w:rFonts w:eastAsia="Calibri"/>
+        </w:rPr>
+        <w:t>|__|__| #Siblings</w:t>
+      </w:r>
+    </w:p>
+    <w:p>
+      <w:pPr>
+        <w:spacing w:before="240" w:after="0" w:line="240" w:lineRule="auto"/>
+        <w:ind w:left="720"/>
+        <w:contextualSpacing/>
+        <w:rPr>
           <w:rFonts w:ascii="Calibri" w:eastAsia="Calibri" w:hAnsi="Calibri" w:cs="Calibri"/>
         </w:rPr>
       </w:pPr>
       <w:r>
         <w:rPr>
-          <w:rFonts w:eastAsia="Calibri"/>
-        </w:rPr>
-        <w:t xml:space="preserve">|__|__| #Siblings  </w:t>
-      </w:r>
-    </w:p>
-    <w:p>
-      <w:pPr>
-        <w:spacing w:before="240" w:after="0" w:line="240" w:lineRule="auto"/>
-        <w:ind w:left="720"/>
-        <w:contextualSpacing/>
-        <w:rPr>
           <w:rFonts w:ascii="Calibri" w:eastAsia="Calibri" w:hAnsi="Calibri" w:cs="Calibri"/>
-        </w:rPr>
-      </w:pPr>
-      <w:r>
-        <w:rPr>
-          <w:rFonts w:ascii="Calibri" w:eastAsia="Calibri" w:hAnsi="Calibri" w:cs="Calibri"/>
-          <w:b/>
-          <w:bCs/>
-          <w:i/>
-          <w:iCs/>
-          <w:color w:val="000000" w:themeColor="text1"/>
+          <w:b/>
+          <w:bCs/>
+          <w:i/>
+          <w:iCs/>
           <w:sz w:val="20"/>
           <w:szCs w:val="20"/>
         </w:rPr>
@@ -40205,15 +40203,15 @@
         <w:pStyle w:val="Default"/>
         <w:rPr>
           <w:rFonts w:eastAsia="Calibri"/>
-          <w:color w:val="000000" w:themeColor="text1"/>
-        </w:rPr>
-      </w:pPr>
-      <w:r>
-        <w:rPr>
-          <w:rFonts w:eastAsia="Calibri"/>
-          <w:b/>
-          <w:bCs/>
-          <w:color w:val="000000" w:themeColor="text1"/>
+          <w:color w:val="auto"/>
+        </w:rPr>
+      </w:pPr>
+      <w:r>
+        <w:rPr>
+          <w:rFonts w:eastAsia="Calibri"/>
+          <w:b/>
+          <w:bCs/>
+          <w:color w:val="auto"/>
         </w:rPr>
         <w:t>[DISPLAY SIBNAME IF SIB1 ≥ 1,</w:t>
       </w:r>
@@ -40223,15 +40221,15 @@
         <w:pStyle w:val="Default"/>
         <w:rPr>
           <w:rFonts w:eastAsia="Calibri"/>
-          <w:color w:val="000000" w:themeColor="text1"/>
-        </w:rPr>
-      </w:pPr>
-      <w:r>
-        <w:rPr>
-          <w:rFonts w:eastAsia="Calibri"/>
-          <w:b/>
-          <w:bCs/>
-          <w:color w:val="000000" w:themeColor="text1"/>
+          <w:color w:val="auto"/>
+        </w:rPr>
+      </w:pPr>
+      <w:r>
+        <w:rPr>
+          <w:rFonts w:eastAsia="Calibri"/>
+          <w:b/>
+          <w:bCs/>
+          <w:color w:val="auto"/>
         </w:rPr>
         <w:t>IF SIB1= 0 or NR, GO TO CHILD]</w:t>
       </w:r>
@@ -40249,7 +40247,6 @@
         </w:rPr>
       </w:pPr>
       <w:r>
-        <w:lastRenderedPageBreak/>
         <w:t>[SIBNAME] For your [</w:t>
       </w:r>
       <w:r>
@@ -40296,6 +40293,7 @@
           <w:i/>
           <w:iCs/>
         </w:rPr>
+        <w:lastRenderedPageBreak/>
         <w:t xml:space="preserve">NO RESPONSE </w:t>
       </w:r>
       <w:r>
@@ -40400,7 +40398,6 @@
     </w:p>
     <w:p>
       <w:pPr>
-        <w:pStyle w:val="ListParagraph"/>
         <w:spacing w:line="240" w:lineRule="auto"/>
       </w:pPr>
       <w:r>
@@ -40427,7 +40424,13 @@
         <w:rPr>
           <w:rFonts w:eastAsia="Calibri"/>
         </w:rPr>
-        <w:t>[SIB2] Thinking of [sibling initials or nickname/your [oldest/next oldest] sibling], what sex is this sibling?</w:t>
+        <w:t xml:space="preserve">[SIB2] Thinking of [sibling initials or nickname/your [oldest/next oldest] sibling], what </w:t>
+      </w:r>
+      <w:r>
+        <w:rPr>
+          <w:rFonts w:eastAsia="Calibri"/>
+        </w:rPr>
+        <w:t>sex is this sibling?</w:t>
       </w:r>
     </w:p>
     <w:p>
@@ -40449,11 +40452,6 @@
           <w:rFonts w:eastAsia="Calibri"/>
         </w:rPr>
         <w:tab/>
-      </w:r>
-      <w:r>
-        <w:rPr>
-          <w:rFonts w:eastAsia="Calibri"/>
-        </w:rPr>
         <w:t>Female</w:t>
       </w:r>
     </w:p>
@@ -40472,12 +40470,10 @@
         <w:t>1</w:t>
       </w:r>
       <w:r>
+        <w:rPr>
+          <w:rFonts w:eastAsia="Calibri"/>
+        </w:rPr>
         <w:tab/>
-      </w:r>
-      <w:r>
-        <w:rPr>
-          <w:rFonts w:eastAsia="Calibri"/>
-        </w:rPr>
         <w:t>Male</w:t>
       </w:r>
     </w:p>
@@ -40751,7 +40747,7 @@
         <w:pStyle w:val="ListParagraph"/>
         <w:numPr>
           <w:ilvl w:val="0"/>
-          <w:numId w:val="30"/>
+          <w:numId w:val="29"/>
         </w:numPr>
         <w:spacing w:line="240" w:lineRule="auto"/>
         <w:rPr>
@@ -40898,7 +40894,6 @@
           <w:rFonts w:ascii="Calibri" w:eastAsia="Calibri" w:hAnsi="Calibri" w:cs="Calibri"/>
           <w:b/>
           <w:bCs/>
-          <w:color w:val="881798"/>
           <w:u w:val="single"/>
         </w:rPr>
       </w:pPr>
@@ -40940,7 +40935,7 @@
         <w:pStyle w:val="ListParagraph"/>
         <w:numPr>
           <w:ilvl w:val="0"/>
-          <w:numId w:val="30"/>
+          <w:numId w:val="29"/>
         </w:numPr>
       </w:pPr>
       <w:r>
@@ -41140,7 +41135,6 @@
           <w:b/>
           <w:bCs/>
         </w:rPr>
-        <w:lastRenderedPageBreak/>
         <w:t>If SIBLING not completed, fill [your sibling]</w:t>
       </w:r>
     </w:p>
@@ -41149,7 +41143,7 @@
         <w:pStyle w:val="ListParagraph"/>
         <w:numPr>
           <w:ilvl w:val="0"/>
-          <w:numId w:val="30"/>
+          <w:numId w:val="29"/>
         </w:numPr>
         <w:rPr>
           <w:rFonts w:eastAsia="Calibri"/>
@@ -41165,32 +41159,29 @@
     <w:p>
       <w:pPr>
         <w:ind w:left="720"/>
+      </w:pPr>
+      <w:r>
+        <w:t xml:space="preserve">|__|__|__| Sibling’s age </w:t>
+      </w:r>
+    </w:p>
+    <w:p>
+      <w:pPr>
+        <w:ind w:left="720"/>
         <w:rPr>
           <w:rFonts w:ascii="Calibri" w:eastAsia="Calibri" w:hAnsi="Calibri" w:cs="Calibri"/>
         </w:rPr>
       </w:pPr>
       <w:r>
-        <w:t xml:space="preserve">|__|__|__| Sibling’s age </w:t>
-      </w:r>
-    </w:p>
-    <w:p>
-      <w:pPr>
-        <w:ind w:left="720"/>
         <w:rPr>
           <w:rFonts w:ascii="Calibri" w:eastAsia="Calibri" w:hAnsi="Calibri" w:cs="Calibri"/>
-        </w:rPr>
-      </w:pPr>
-      <w:r>
-        <w:rPr>
-          <w:rFonts w:ascii="Calibri" w:eastAsia="Calibri" w:hAnsi="Calibri" w:cs="Calibri"/>
-          <w:b/>
-          <w:bCs/>
-          <w:i/>
-          <w:iCs/>
-          <w:color w:val="000000" w:themeColor="text1"/>
+          <w:b/>
+          <w:bCs/>
+          <w:i/>
+          <w:iCs/>
           <w:sz w:val="20"/>
           <w:szCs w:val="20"/>
         </w:rPr>
+        <w:lastRenderedPageBreak/>
         <w:t>[RANGE CHECK: min= 0, max= 125]</w:t>
       </w:r>
     </w:p>
@@ -41225,15 +41216,7 @@
           <w:i/>
           <w:iCs/>
         </w:rPr>
-        <w:t>O</w:t>
-      </w:r>
-      <w:r>
-        <w:rPr>
-          <w:rFonts w:eastAsia="Calibri"/>
-          <w:i/>
-          <w:iCs/>
-        </w:rPr>
-        <w:t xml:space="preserve"> RESPONSE </w:t>
+        <w:t xml:space="preserve">O RESPONSE </w:t>
       </w:r>
       <w:r>
         <w:rPr>
@@ -41323,7 +41306,7 @@
         <w:pStyle w:val="ListParagraph"/>
         <w:numPr>
           <w:ilvl w:val="0"/>
-          <w:numId w:val="30"/>
+          <w:numId w:val="29"/>
         </w:numPr>
         <w:rPr>
           <w:rFonts w:eastAsia="Calibri"/>
@@ -41339,29 +41322,25 @@
     <w:p>
       <w:pPr>
         <w:ind w:left="720"/>
+      </w:pPr>
+      <w:r>
+        <w:t xml:space="preserve">|__|__|__| Sibling’s age </w:t>
+      </w:r>
+    </w:p>
+    <w:p>
+      <w:pPr>
+        <w:ind w:left="720"/>
         <w:rPr>
           <w:rFonts w:ascii="Calibri" w:eastAsia="Calibri" w:hAnsi="Calibri" w:cs="Calibri"/>
         </w:rPr>
       </w:pPr>
       <w:r>
-        <w:t xml:space="preserve">|__|__|__| Sibling’s age </w:t>
-      </w:r>
-    </w:p>
-    <w:p>
-      <w:pPr>
-        <w:ind w:left="720"/>
         <w:rPr>
           <w:rFonts w:ascii="Calibri" w:eastAsia="Calibri" w:hAnsi="Calibri" w:cs="Calibri"/>
-        </w:rPr>
-      </w:pPr>
-      <w:r>
-        <w:rPr>
-          <w:rFonts w:ascii="Calibri" w:eastAsia="Calibri" w:hAnsi="Calibri" w:cs="Calibri"/>
-          <w:b/>
-          <w:bCs/>
-          <w:i/>
-          <w:iCs/>
-          <w:color w:val="000000" w:themeColor="text1"/>
+          <w:b/>
+          <w:bCs/>
+          <w:i/>
+          <w:iCs/>
           <w:sz w:val="20"/>
           <w:szCs w:val="20"/>
         </w:rPr>
@@ -41400,15 +41379,7 @@
           <w:i/>
           <w:iCs/>
         </w:rPr>
-        <w:t xml:space="preserve"> </w:t>
-      </w:r>
-      <w:r>
-        <w:rPr>
-          <w:rFonts w:eastAsia="Calibri"/>
-          <w:i/>
-          <w:iCs/>
-        </w:rPr>
-        <w:t xml:space="preserve">RESPONSE </w:t>
+        <w:t xml:space="preserve"> RESPONSE </w:t>
       </w:r>
       <w:r>
         <w:rPr>
@@ -41478,7 +41449,7 @@
         <w:pStyle w:val="ListParagraph"/>
         <w:numPr>
           <w:ilvl w:val="0"/>
-          <w:numId w:val="30"/>
+          <w:numId w:val="29"/>
         </w:numPr>
         <w:rPr>
           <w:rFonts w:eastAsiaTheme="minorEastAsia"/>
@@ -41756,7 +41727,7 @@
         <w:pStyle w:val="ListParagraph"/>
         <w:numPr>
           <w:ilvl w:val="0"/>
-          <w:numId w:val="30"/>
+          <w:numId w:val="29"/>
         </w:numPr>
         <w:spacing w:line="240" w:lineRule="auto"/>
         <w:rPr>
@@ -41985,127 +41956,127 @@
         <w:rPr>
           <w:rFonts w:cstheme="minorHAnsi"/>
         </w:rPr>
+        <w:t>7</w:t>
+      </w:r>
+      <w:r>
+        <w:rPr>
+          <w:rFonts w:cstheme="minorHAnsi"/>
+        </w:rPr>
+        <w:tab/>
+      </w:r>
+      <w:r>
+        <w:rPr>
+          <w:rFonts w:cstheme="minorHAnsi"/>
+        </w:rPr>
+        <w:t>Head and neck (Including cancers of the mouth, sinuses, nose, or throat. Not including brain or skin</w:t>
+      </w:r>
+      <w:r>
+        <w:rPr>
+          <w:rFonts w:cstheme="minorHAnsi"/>
+        </w:rPr>
+        <w:t xml:space="preserve"> </w:t>
+      </w:r>
+      <w:r>
+        <w:rPr>
+          <w:rFonts w:cstheme="minorHAnsi"/>
+        </w:rPr>
+        <w:t>cancers.)</w:t>
+      </w:r>
+    </w:p>
+    <w:p>
+      <w:pPr>
+        <w:ind w:left="720"/>
+        <w:contextualSpacing/>
+        <w:rPr>
+          <w:rFonts w:cstheme="minorHAnsi"/>
+        </w:rPr>
+      </w:pPr>
+      <w:r>
+        <w:rPr>
+          <w:rFonts w:cstheme="minorHAnsi"/>
+        </w:rPr>
+        <w:t>8</w:t>
+      </w:r>
+      <w:r>
+        <w:rPr>
+          <w:rFonts w:cstheme="minorHAnsi"/>
+        </w:rPr>
+        <w:tab/>
+      </w:r>
+      <w:r>
+        <w:rPr>
+          <w:rFonts w:cstheme="minorHAnsi"/>
+        </w:rPr>
+        <w:t>Kidney</w:t>
+      </w:r>
+    </w:p>
+    <w:p>
+      <w:pPr>
+        <w:ind w:left="720"/>
+        <w:contextualSpacing/>
+        <w:rPr>
+          <w:rFonts w:cstheme="minorHAnsi"/>
+        </w:rPr>
+      </w:pPr>
+      <w:r>
+        <w:rPr>
+          <w:rFonts w:eastAsia="Calibri" w:cstheme="minorHAnsi"/>
+        </w:rPr>
+        <w:t>9</w:t>
+      </w:r>
+      <w:r>
+        <w:rPr>
+          <w:rFonts w:eastAsia="Calibri" w:cstheme="minorHAnsi"/>
+        </w:rPr>
+        <w:tab/>
+      </w:r>
+      <w:r>
+        <w:rPr>
+          <w:rFonts w:eastAsia="Calibri" w:cstheme="minorHAnsi"/>
+        </w:rPr>
+        <w:t>Leukemia (blood and bone marrow)</w:t>
+      </w:r>
+    </w:p>
+    <w:p>
+      <w:pPr>
+        <w:ind w:left="720"/>
+        <w:contextualSpacing/>
+        <w:rPr>
+          <w:rFonts w:cstheme="minorHAnsi"/>
+        </w:rPr>
+      </w:pPr>
+      <w:r>
+        <w:rPr>
+          <w:rFonts w:eastAsia="Calibri" w:cstheme="minorHAnsi"/>
+        </w:rPr>
+        <w:t>10</w:t>
+      </w:r>
+      <w:r>
+        <w:rPr>
+          <w:rFonts w:eastAsia="Calibri" w:cstheme="minorHAnsi"/>
+        </w:rPr>
+        <w:tab/>
+      </w:r>
+      <w:r>
+        <w:rPr>
+          <w:rFonts w:eastAsia="Calibri" w:cstheme="minorHAnsi"/>
+        </w:rPr>
+        <w:t>Liver</w:t>
+      </w:r>
+    </w:p>
+    <w:p>
+      <w:pPr>
+        <w:ind w:left="720"/>
+        <w:contextualSpacing/>
+        <w:rPr>
+          <w:rFonts w:cstheme="minorHAnsi"/>
+        </w:rPr>
+      </w:pPr>
+      <w:r>
+        <w:rPr>
+          <w:rFonts w:eastAsia="Calibri" w:cstheme="minorHAnsi"/>
+        </w:rPr>
         <w:lastRenderedPageBreak/>
-        <w:t>7</w:t>
-      </w:r>
-      <w:r>
-        <w:rPr>
-          <w:rFonts w:cstheme="minorHAnsi"/>
-        </w:rPr>
-        <w:tab/>
-      </w:r>
-      <w:r>
-        <w:rPr>
-          <w:rFonts w:cstheme="minorHAnsi"/>
-        </w:rPr>
-        <w:t>Head and neck (Including cancers of the mouth, sinuses, nose, or throat. Not including brain or skin</w:t>
-      </w:r>
-      <w:r>
-        <w:rPr>
-          <w:rFonts w:cstheme="minorHAnsi"/>
-        </w:rPr>
-        <w:t xml:space="preserve"> </w:t>
-      </w:r>
-      <w:r>
-        <w:rPr>
-          <w:rFonts w:cstheme="minorHAnsi"/>
-        </w:rPr>
-        <w:t>cancers.)</w:t>
-      </w:r>
-    </w:p>
-    <w:p>
-      <w:pPr>
-        <w:ind w:left="720"/>
-        <w:contextualSpacing/>
-        <w:rPr>
-          <w:rFonts w:cstheme="minorHAnsi"/>
-        </w:rPr>
-      </w:pPr>
-      <w:r>
-        <w:rPr>
-          <w:rFonts w:cstheme="minorHAnsi"/>
-        </w:rPr>
-        <w:t>8</w:t>
-      </w:r>
-      <w:r>
-        <w:rPr>
-          <w:rFonts w:cstheme="minorHAnsi"/>
-        </w:rPr>
-        <w:tab/>
-      </w:r>
-      <w:r>
-        <w:rPr>
-          <w:rFonts w:cstheme="minorHAnsi"/>
-        </w:rPr>
-        <w:t>Kidney</w:t>
-      </w:r>
-    </w:p>
-    <w:p>
-      <w:pPr>
-        <w:ind w:left="720"/>
-        <w:contextualSpacing/>
-        <w:rPr>
-          <w:rFonts w:cstheme="minorHAnsi"/>
-        </w:rPr>
-      </w:pPr>
-      <w:r>
-        <w:rPr>
-          <w:rFonts w:eastAsia="Calibri" w:cstheme="minorHAnsi"/>
-        </w:rPr>
-        <w:t>9</w:t>
-      </w:r>
-      <w:r>
-        <w:rPr>
-          <w:rFonts w:eastAsia="Calibri" w:cstheme="minorHAnsi"/>
-        </w:rPr>
-        <w:tab/>
-      </w:r>
-      <w:r>
-        <w:rPr>
-          <w:rFonts w:eastAsia="Calibri" w:cstheme="minorHAnsi"/>
-        </w:rPr>
-        <w:t>Leukemia (blood and bone marrow)</w:t>
-      </w:r>
-    </w:p>
-    <w:p>
-      <w:pPr>
-        <w:ind w:left="720"/>
-        <w:contextualSpacing/>
-        <w:rPr>
-          <w:rFonts w:cstheme="minorHAnsi"/>
-        </w:rPr>
-      </w:pPr>
-      <w:r>
-        <w:rPr>
-          <w:rFonts w:eastAsia="Calibri" w:cstheme="minorHAnsi"/>
-        </w:rPr>
-        <w:t>10</w:t>
-      </w:r>
-      <w:r>
-        <w:rPr>
-          <w:rFonts w:eastAsia="Calibri" w:cstheme="minorHAnsi"/>
-        </w:rPr>
-        <w:tab/>
-      </w:r>
-      <w:r>
-        <w:rPr>
-          <w:rFonts w:eastAsia="Calibri" w:cstheme="minorHAnsi"/>
-        </w:rPr>
-        <w:t>Liver</w:t>
-      </w:r>
-    </w:p>
-    <w:p>
-      <w:pPr>
-        <w:ind w:left="720"/>
-        <w:contextualSpacing/>
-        <w:rPr>
-          <w:rFonts w:cstheme="minorHAnsi"/>
-        </w:rPr>
-      </w:pPr>
-      <w:r>
-        <w:rPr>
-          <w:rFonts w:eastAsia="Calibri" w:cstheme="minorHAnsi"/>
-        </w:rPr>
         <w:t>11</w:t>
       </w:r>
       <w:r>
@@ -42465,7 +42436,6 @@
         <w:spacing w:after="0" w:line="240" w:lineRule="auto"/>
         <w:rPr>
           <w:rFonts w:ascii="Calibri" w:eastAsia="Calibri" w:hAnsi="Calibri" w:cs="Calibri"/>
-          <w:color w:val="000000" w:themeColor="text1"/>
         </w:rPr>
       </w:pPr>
       <w:r>
@@ -42475,7 +42445,6 @@
           <w:bCs/>
           <w:i/>
           <w:iCs/>
-          <w:color w:val="000000" w:themeColor="text1"/>
         </w:rPr>
         <w:t>[NOTE TO PROGRAMMERS: RANGE CHECKS FOR SIBCANC2 FOLLOW UP QUESTIONS:</w:t>
       </w:r>
@@ -42485,7 +42454,6 @@
         <w:spacing w:after="0" w:line="240" w:lineRule="auto"/>
         <w:rPr>
           <w:rFonts w:ascii="Calibri" w:eastAsia="Calibri" w:hAnsi="Calibri" w:cs="Calibri"/>
-          <w:color w:val="000000" w:themeColor="text1"/>
           <w:sz w:val="20"/>
           <w:szCs w:val="20"/>
         </w:rPr>
@@ -42497,7 +42465,6 @@
           <w:bCs/>
           <w:i/>
           <w:iCs/>
-          <w:color w:val="000000" w:themeColor="text1"/>
           <w:u w:val="single"/>
         </w:rPr>
         <w:t>AGE AT DIAGNOSIS</w:t>
@@ -42509,7 +42476,6 @@
           <w:bCs/>
           <w:i/>
           <w:iCs/>
-          <w:color w:val="000000" w:themeColor="text1"/>
         </w:rPr>
         <w:t xml:space="preserve">: </w:t>
       </w:r>
@@ -42520,7 +42486,6 @@
           <w:bCs/>
           <w:i/>
           <w:iCs/>
-          <w:color w:val="000000" w:themeColor="text1"/>
           <w:sz w:val="20"/>
           <w:szCs w:val="20"/>
         </w:rPr>
@@ -42532,7 +42497,6 @@
         <w:spacing w:after="0" w:line="240" w:lineRule="auto"/>
         <w:rPr>
           <w:rFonts w:ascii="Calibri" w:eastAsia="Calibri" w:hAnsi="Calibri" w:cs="Calibri"/>
-          <w:color w:val="000000" w:themeColor="text1"/>
           <w:sz w:val="20"/>
           <w:szCs w:val="20"/>
         </w:rPr>
@@ -42544,7 +42508,6 @@
           <w:bCs/>
           <w:i/>
           <w:iCs/>
-          <w:color w:val="000000" w:themeColor="text1"/>
           <w:u w:val="single"/>
         </w:rPr>
         <w:t>YEAR AT DIAGNOSIS</w:t>
@@ -42556,7 +42519,6 @@
           <w:bCs/>
           <w:i/>
           <w:iCs/>
-          <w:color w:val="000000" w:themeColor="text1"/>
         </w:rPr>
         <w:t xml:space="preserve">: </w:t>
       </w:r>
@@ -42567,7 +42529,6 @@
           <w:bCs/>
           <w:i/>
           <w:iCs/>
-          <w:color w:val="000000" w:themeColor="text1"/>
           <w:sz w:val="20"/>
           <w:szCs w:val="20"/>
         </w:rPr>
@@ -42606,13 +42567,13 @@
         <w:pStyle w:val="ListParagraph"/>
         <w:numPr>
           <w:ilvl w:val="0"/>
-          <w:numId w:val="30"/>
+          <w:numId w:val="29"/>
         </w:numPr>
       </w:pPr>
       <w:r>
         <w:t>[SIBCANC3A]</w:t>
       </w:r>
-      <w:bookmarkStart w:id="17" w:name="OLE_LINK1"/>
+      <w:bookmarkStart w:id="16" w:name="OLE_LINK1"/>
       <w:r>
         <w:t xml:space="preserve"> How old was [SIBLING INITIALS OR NICKNAME/YOUR SIBLING] when they were </w:t>
       </w:r>
@@ -42640,7 +42601,7 @@
       <w:r>
         <w:t>?</w:t>
       </w:r>
-      <w:bookmarkEnd w:id="17"/>
+      <w:bookmarkEnd w:id="16"/>
     </w:p>
     <w:p>
       <w:pPr>
@@ -42731,7 +42692,7 @@
         <w:pStyle w:val="ListParagraph"/>
         <w:numPr>
           <w:ilvl w:val="0"/>
-          <w:numId w:val="30"/>
+          <w:numId w:val="29"/>
         </w:numPr>
       </w:pPr>
       <w:r>
@@ -42794,7 +42755,6 @@
           <w:rFonts w:eastAsia="Calibri" w:cstheme="minorHAnsi"/>
           <w:i/>
         </w:rPr>
-        <w:lastRenderedPageBreak/>
         <w:t>NO RESPONSE</w:t>
       </w:r>
       <w:r>
@@ -42844,7 +42804,7 @@
         <w:pStyle w:val="ListParagraph"/>
         <w:numPr>
           <w:ilvl w:val="0"/>
-          <w:numId w:val="30"/>
+          <w:numId w:val="29"/>
         </w:numPr>
       </w:pPr>
       <w:r>
@@ -42877,6 +42837,7 @@
         <w:ind w:left="720"/>
       </w:pPr>
       <w:r>
+        <w:lastRenderedPageBreak/>
         <w:t xml:space="preserve">|__|__| Age at diagnosis     </w:t>
       </w:r>
     </w:p>
@@ -42953,7 +42914,7 @@
         <w:pStyle w:val="ListParagraph"/>
         <w:numPr>
           <w:ilvl w:val="0"/>
-          <w:numId w:val="30"/>
+          <w:numId w:val="29"/>
         </w:numPr>
       </w:pPr>
       <w:r>
@@ -43070,7 +43031,7 @@
         <w:pStyle w:val="ListParagraph"/>
         <w:numPr>
           <w:ilvl w:val="0"/>
-          <w:numId w:val="30"/>
+          <w:numId w:val="29"/>
         </w:numPr>
       </w:pPr>
       <w:r>
@@ -43189,7 +43150,7 @@
         <w:pStyle w:val="ListParagraph"/>
         <w:numPr>
           <w:ilvl w:val="0"/>
-          <w:numId w:val="30"/>
+          <w:numId w:val="29"/>
         </w:numPr>
       </w:pPr>
       <w:r>
@@ -43298,7 +43259,7 @@
         <w:pStyle w:val="ListParagraph"/>
         <w:numPr>
           <w:ilvl w:val="0"/>
-          <w:numId w:val="30"/>
+          <w:numId w:val="29"/>
         </w:numPr>
       </w:pPr>
       <w:r>
@@ -43331,7 +43292,6 @@
         <w:ind w:left="720"/>
       </w:pPr>
       <w:r>
-        <w:lastRenderedPageBreak/>
         <w:t xml:space="preserve">|__|__| Age at diagnosis     </w:t>
       </w:r>
     </w:p>
@@ -43417,7 +43377,7 @@
         <w:pStyle w:val="ListParagraph"/>
         <w:numPr>
           <w:ilvl w:val="0"/>
-          <w:numId w:val="30"/>
+          <w:numId w:val="29"/>
         </w:numPr>
       </w:pPr>
       <w:r>
@@ -43535,7 +43495,7 @@
         <w:pStyle w:val="ListParagraph"/>
         <w:numPr>
           <w:ilvl w:val="0"/>
-          <w:numId w:val="30"/>
+          <w:numId w:val="29"/>
         </w:numPr>
       </w:pPr>
       <w:r>
@@ -43653,7 +43613,7 @@
         <w:pStyle w:val="ListParagraph"/>
         <w:numPr>
           <w:ilvl w:val="0"/>
-          <w:numId w:val="30"/>
+          <w:numId w:val="29"/>
         </w:numPr>
       </w:pPr>
       <w:r>
@@ -43762,7 +43722,7 @@
         <w:pStyle w:val="ListParagraph"/>
         <w:numPr>
           <w:ilvl w:val="0"/>
-          <w:numId w:val="30"/>
+          <w:numId w:val="29"/>
         </w:numPr>
       </w:pPr>
       <w:r>
@@ -43828,7 +43788,6 @@
           <w:rFonts w:eastAsia="Calibri" w:cstheme="minorHAnsi"/>
           <w:i/>
         </w:rPr>
-        <w:lastRenderedPageBreak/>
         <w:t xml:space="preserve">NO RESPONSE </w:t>
       </w:r>
       <w:r>
@@ -43884,7 +43843,7 @@
         <w:pStyle w:val="ListParagraph"/>
         <w:numPr>
           <w:ilvl w:val="0"/>
-          <w:numId w:val="30"/>
+          <w:numId w:val="29"/>
         </w:numPr>
       </w:pPr>
       <w:r>
@@ -43917,6 +43876,7 @@
         <w:ind w:left="720"/>
       </w:pPr>
       <w:r>
+        <w:lastRenderedPageBreak/>
         <w:t xml:space="preserve">|__|__| Age at diagnosis     </w:t>
       </w:r>
     </w:p>
@@ -44002,7 +43962,7 @@
         <w:pStyle w:val="ListParagraph"/>
         <w:numPr>
           <w:ilvl w:val="0"/>
-          <w:numId w:val="30"/>
+          <w:numId w:val="29"/>
         </w:numPr>
       </w:pPr>
       <w:r>
@@ -44120,7 +44080,7 @@
         <w:pStyle w:val="ListParagraph"/>
         <w:numPr>
           <w:ilvl w:val="0"/>
-          <w:numId w:val="30"/>
+          <w:numId w:val="29"/>
         </w:numPr>
       </w:pPr>
       <w:r>
@@ -44228,7 +44188,7 @@
         <w:pStyle w:val="ListParagraph"/>
         <w:numPr>
           <w:ilvl w:val="0"/>
-          <w:numId w:val="30"/>
+          <w:numId w:val="29"/>
         </w:numPr>
       </w:pPr>
       <w:r>
@@ -44337,57 +44297,57 @@
         <w:pStyle w:val="ListParagraph"/>
         <w:numPr>
           <w:ilvl w:val="0"/>
-          <w:numId w:val="30"/>
+          <w:numId w:val="29"/>
         </w:numPr>
       </w:pPr>
       <w:r>
+        <w:t xml:space="preserve">[SIBCANC3P] How old was [SIBLING INITIALS OR NICKNAME/YOUR SIBLING] when they were </w:t>
+      </w:r>
+      <w:r>
+        <w:rPr>
+          <w:b/>
+          <w:bCs/>
+        </w:rPr>
+        <w:t xml:space="preserve">first </w:t>
+      </w:r>
+      <w:r>
+        <w:t xml:space="preserve">told by a doctor or other health professional that they have or had </w:t>
+      </w:r>
+      <w:r>
+        <w:rPr>
+          <w:b/>
+          <w:bCs/>
+        </w:rPr>
+        <w:t>non-melanoma skin cancer</w:t>
+      </w:r>
+      <w:r>
+        <w:t>?</w:t>
+      </w:r>
+    </w:p>
+    <w:p>
+      <w:pPr>
+        <w:spacing w:before="240"/>
+        <w:ind w:left="720"/>
+      </w:pPr>
+      <w:r>
+        <w:t xml:space="preserve">|__|__| Age at diagnosis     </w:t>
+      </w:r>
+    </w:p>
+    <w:p>
+      <w:pPr>
+        <w:spacing w:after="0"/>
+        <w:ind w:left="720"/>
+      </w:pPr>
+      <w:r>
+        <w:t xml:space="preserve">Or, if it is easier to remember the year, enter that here:   </w:t>
+      </w:r>
+    </w:p>
+    <w:p>
+      <w:pPr>
+        <w:ind w:left="720"/>
+      </w:pPr>
+      <w:r>
         <w:lastRenderedPageBreak/>
-        <w:t xml:space="preserve">[SIBCANC3P] How old was [SIBLING INITIALS OR NICKNAME/YOUR SIBLING] when they were </w:t>
-      </w:r>
-      <w:r>
-        <w:rPr>
-          <w:b/>
-          <w:bCs/>
-        </w:rPr>
-        <w:t xml:space="preserve">first </w:t>
-      </w:r>
-      <w:r>
-        <w:t xml:space="preserve">told by a doctor or other health professional that they have or had </w:t>
-      </w:r>
-      <w:r>
-        <w:rPr>
-          <w:b/>
-          <w:bCs/>
-        </w:rPr>
-        <w:t>non-melanoma skin cancer</w:t>
-      </w:r>
-      <w:r>
-        <w:t>?</w:t>
-      </w:r>
-    </w:p>
-    <w:p>
-      <w:pPr>
-        <w:spacing w:before="240"/>
-        <w:ind w:left="720"/>
-      </w:pPr>
-      <w:r>
-        <w:t xml:space="preserve">|__|__| Age at diagnosis     </w:t>
-      </w:r>
-    </w:p>
-    <w:p>
-      <w:pPr>
-        <w:spacing w:after="0"/>
-        <w:ind w:left="720"/>
-      </w:pPr>
-      <w:r>
-        <w:t xml:space="preserve">Or, if it is easier to remember the year, enter that here:   </w:t>
-      </w:r>
-    </w:p>
-    <w:p>
-      <w:pPr>
-        <w:ind w:left="720"/>
-      </w:pPr>
-      <w:r>
         <w:t xml:space="preserve">|__|__|__|__| Year of diagnosis </w:t>
       </w:r>
     </w:p>
@@ -44456,7 +44416,7 @@
         <w:pStyle w:val="ListParagraph"/>
         <w:numPr>
           <w:ilvl w:val="0"/>
-          <w:numId w:val="30"/>
+          <w:numId w:val="29"/>
         </w:numPr>
       </w:pPr>
       <w:r>
@@ -44565,7 +44525,7 @@
         <w:pStyle w:val="ListParagraph"/>
         <w:numPr>
           <w:ilvl w:val="0"/>
-          <w:numId w:val="30"/>
+          <w:numId w:val="29"/>
         </w:numPr>
       </w:pPr>
       <w:r>
@@ -44674,7 +44634,7 @@
         <w:pStyle w:val="ListParagraph"/>
         <w:numPr>
           <w:ilvl w:val="0"/>
-          <w:numId w:val="30"/>
+          <w:numId w:val="29"/>
         </w:numPr>
       </w:pPr>
       <w:r>
@@ -44792,7 +44752,7 @@
         <w:pStyle w:val="ListParagraph"/>
         <w:numPr>
           <w:ilvl w:val="0"/>
-          <w:numId w:val="30"/>
+          <w:numId w:val="29"/>
         </w:numPr>
       </w:pPr>
       <w:r>
@@ -44834,7 +44794,6 @@
         <w:ind w:left="720"/>
       </w:pPr>
       <w:r>
-        <w:lastRenderedPageBreak/>
         <w:t xml:space="preserve">Or, if it is easier to remember the year, enter that here:   </w:t>
       </w:r>
     </w:p>
@@ -44902,10 +44861,11 @@
         <w:pStyle w:val="ListParagraph"/>
         <w:numPr>
           <w:ilvl w:val="0"/>
-          <w:numId w:val="30"/>
+          <w:numId w:val="29"/>
         </w:numPr>
       </w:pPr>
       <w:r>
+        <w:lastRenderedPageBreak/>
         <w:t xml:space="preserve">[SIBCANC3U] How old was [SIBLING INITIALS OR NICKNAME/YOUR SIBLING] when they were </w:t>
       </w:r>
       <w:r>
@@ -45011,7 +44971,7 @@
         <w:pStyle w:val="ListParagraph"/>
         <w:numPr>
           <w:ilvl w:val="0"/>
-          <w:numId w:val="30"/>
+          <w:numId w:val="29"/>
         </w:numPr>
       </w:pPr>
       <w:r>
@@ -45129,7 +45089,7 @@
         <w:pStyle w:val="ListParagraph"/>
         <w:numPr>
           <w:ilvl w:val="0"/>
-          <w:numId w:val="30"/>
+          <w:numId w:val="29"/>
         </w:numPr>
       </w:pPr>
       <w:r>
@@ -45280,7 +45240,7 @@
         <w:pStyle w:val="ListParagraph"/>
         <w:numPr>
           <w:ilvl w:val="0"/>
-          <w:numId w:val="30"/>
+          <w:numId w:val="29"/>
         </w:numPr>
       </w:pPr>
       <w:r>
@@ -45346,7 +45306,6 @@
           <w:rFonts w:eastAsia="Calibri" w:cstheme="minorHAnsi"/>
           <w:i/>
         </w:rPr>
-        <w:lastRenderedPageBreak/>
         <w:t xml:space="preserve">NO RESPONSE </w:t>
       </w:r>
       <w:r>
@@ -45399,7 +45358,7 @@
         <w:pStyle w:val="ListParagraph"/>
         <w:numPr>
           <w:ilvl w:val="0"/>
-          <w:numId w:val="30"/>
+          <w:numId w:val="29"/>
         </w:numPr>
       </w:pPr>
       <w:r>
@@ -45432,6 +45391,7 @@
         <w:ind w:left="720"/>
       </w:pPr>
       <w:r>
+        <w:lastRenderedPageBreak/>
         <w:t xml:space="preserve">|__|__| Age at diagnosis     </w:t>
       </w:r>
     </w:p>
@@ -45506,36 +45466,54 @@
         </w:rPr>
         <w:t>[SIBSUM] Here is a summary of the information you shared about this sibling. If any of the information is incorrect, please select the “Back” button to update your responses. If all of the information is correct, please select the “Next” button to move forward.</w:t>
       </w:r>
-    </w:p>
-    <w:p>
-      <w:pPr>
-        <w:rPr>
+      <w:commentRangeStart w:id="17"/>
+      <w:commentRangeEnd w:id="17"/>
+      <w:r>
+        <w:rPr>
+          <w:rStyle w:val="CommentReference"/>
           <w:rFonts w:ascii="Calibri" w:eastAsia="Calibri" w:hAnsi="Calibri" w:cs="Calibri"/>
-          <w:color w:val="000000" w:themeColor="text1"/>
-        </w:rPr>
-      </w:pPr>
-      <w:r>
+          <w:sz w:val="22"/>
+          <w:szCs w:val="22"/>
+        </w:rPr>
+        <w:commentReference w:id="17"/>
+      </w:r>
+    </w:p>
+    <w:p>
+      <w:pPr>
         <w:rPr>
           <w:rFonts w:ascii="Calibri" w:eastAsia="Calibri" w:hAnsi="Calibri" w:cs="Calibri"/>
+        </w:rPr>
+      </w:pPr>
+      <w:r>
+        <w:rPr>
+          <w:rFonts w:ascii="Calibri" w:eastAsia="Calibri" w:hAnsi="Calibri" w:cs="Calibri"/>
           <w:b/>
           <w:bCs/>
         </w:rPr>
         <w:t>*[DISPLAY IF MULT2 AND SIBCANC2 DISPLAYED TO RESPONDENT]</w:t>
       </w:r>
+      <w:commentRangeStart w:id="18"/>
+      <w:commentRangeEnd w:id="18"/>
+      <w:r>
+        <w:rPr>
+          <w:rStyle w:val="CommentReference"/>
+          <w:rFonts w:ascii="Calibri" w:eastAsia="Calibri" w:hAnsi="Calibri" w:cs="Calibri"/>
+          <w:sz w:val="22"/>
+          <w:szCs w:val="22"/>
+        </w:rPr>
+        <w:commentReference w:id="18"/>
+      </w:r>
     </w:p>
     <w:p>
       <w:pPr>
         <w:spacing w:after="0"/>
         <w:rPr>
           <w:rFonts w:ascii="Calibri" w:eastAsia="Calibri" w:hAnsi="Calibri" w:cs="Calibri"/>
-          <w:color w:val="000000" w:themeColor="text1"/>
-        </w:rPr>
-      </w:pPr>
-      <w:ins w:id="18" w:author="Julie Cusack" w:date="2023-07-31T17:16:00Z">
-        <w:r>
-          <w:tab/>
-        </w:r>
-      </w:ins>
+        </w:rPr>
+      </w:pPr>
+      <w:r>
+        <w:tab/>
+      </w:r>
       <w:r>
         <w:rPr>
           <w:rFonts w:ascii="Calibri" w:eastAsia="Calibri" w:hAnsi="Calibri" w:cs="Calibri"/>
@@ -45548,14 +45526,11 @@
         <w:spacing w:after="0"/>
         <w:rPr>
           <w:rFonts w:ascii="Calibri" w:eastAsia="Calibri" w:hAnsi="Calibri" w:cs="Calibri"/>
-          <w:color w:val="000000" w:themeColor="text1"/>
-        </w:rPr>
-      </w:pPr>
-      <w:ins w:id="19" w:author="Julie Cusack" w:date="2023-07-31T17:16:00Z">
-        <w:r>
-          <w:tab/>
-        </w:r>
-      </w:ins>
+        </w:rPr>
+      </w:pPr>
+      <w:r>
+        <w:tab/>
+      </w:r>
       <w:r>
         <w:rPr>
           <w:rFonts w:ascii="Calibri" w:eastAsia="Calibri" w:hAnsi="Calibri" w:cs="Calibri"/>
@@ -45568,14 +45543,11 @@
         <w:spacing w:after="0"/>
         <w:rPr>
           <w:rFonts w:ascii="Calibri" w:eastAsia="Calibri" w:hAnsi="Calibri" w:cs="Calibri"/>
-          <w:color w:val="000000" w:themeColor="text1"/>
-        </w:rPr>
-      </w:pPr>
-      <w:ins w:id="20" w:author="Julie Cusack" w:date="2023-07-31T17:16:00Z">
-        <w:r>
-          <w:tab/>
-        </w:r>
-      </w:ins>
+        </w:rPr>
+      </w:pPr>
+      <w:r>
+        <w:tab/>
+      </w:r>
       <w:r>
         <w:rPr>
           <w:rFonts w:ascii="Calibri" w:eastAsia="Calibri" w:hAnsi="Calibri" w:cs="Calibri"/>
@@ -45594,14 +45566,11 @@
         <w:spacing w:after="0"/>
         <w:rPr>
           <w:rFonts w:ascii="Calibri" w:eastAsia="Calibri" w:hAnsi="Calibri" w:cs="Calibri"/>
-          <w:color w:val="000000" w:themeColor="text1"/>
-        </w:rPr>
-      </w:pPr>
-      <w:ins w:id="21" w:author="Julie Cusack" w:date="2023-07-31T17:16:00Z">
-        <w:r>
-          <w:tab/>
-        </w:r>
-      </w:ins>
+        </w:rPr>
+      </w:pPr>
+      <w:r>
+        <w:tab/>
+      </w:r>
       <w:r>
         <w:rPr>
           <w:rFonts w:ascii="Calibri" w:eastAsia="Calibri" w:hAnsi="Calibri" w:cs="Calibri"/>
@@ -45614,14 +45583,11 @@
         <w:spacing w:after="0"/>
         <w:rPr>
           <w:rFonts w:ascii="Calibri" w:eastAsia="Calibri" w:hAnsi="Calibri" w:cs="Calibri"/>
-          <w:color w:val="000000" w:themeColor="text1"/>
-        </w:rPr>
-      </w:pPr>
-      <w:ins w:id="22" w:author="Julie Cusack" w:date="2023-07-31T17:16:00Z">
-        <w:r>
-          <w:tab/>
-        </w:r>
-      </w:ins>
+        </w:rPr>
+      </w:pPr>
+      <w:r>
+        <w:tab/>
+      </w:r>
       <w:r>
         <w:rPr>
           <w:rFonts w:ascii="Calibri" w:eastAsia="Calibri" w:hAnsi="Calibri" w:cs="Calibri"/>
@@ -45634,14 +45600,11 @@
         <w:spacing w:after="0"/>
         <w:rPr>
           <w:rFonts w:ascii="Calibri" w:eastAsia="Calibri" w:hAnsi="Calibri" w:cs="Calibri"/>
-          <w:color w:val="000000" w:themeColor="text1"/>
-        </w:rPr>
-      </w:pPr>
-      <w:ins w:id="23" w:author="Julie Cusack" w:date="2023-07-31T17:16:00Z">
-        <w:r>
-          <w:tab/>
-        </w:r>
-      </w:ins>
+        </w:rPr>
+      </w:pPr>
+      <w:r>
+        <w:tab/>
+      </w:r>
       <w:r>
         <w:rPr>
           <w:rFonts w:ascii="Calibri" w:eastAsia="Calibri" w:hAnsi="Calibri" w:cs="Calibri"/>
@@ -45708,14 +45671,14 @@
         </w:rPr>
         <w:t xml:space="preserve">[CHILD] </w:t>
       </w:r>
-      <w:bookmarkStart w:id="24" w:name="_Toc496540762"/>
+      <w:bookmarkStart w:id="19" w:name="_Toc496540762"/>
       <w:r>
         <w:rPr>
           <w:rFonts w:eastAsia="Times New Roman"/>
         </w:rPr>
         <w:t>Children</w:t>
       </w:r>
-      <w:bookmarkEnd w:id="24"/>
+      <w:bookmarkEnd w:id="19"/>
     </w:p>
     <w:p>
       <w:pPr>
@@ -45736,7 +45699,7 @@
         <w:pStyle w:val="ListParagraph"/>
         <w:numPr>
           <w:ilvl w:val="0"/>
-          <w:numId w:val="30"/>
+          <w:numId w:val="29"/>
         </w:numPr>
         <w:spacing w:after="120" w:line="240" w:lineRule="auto"/>
       </w:pPr>
@@ -45751,7 +45714,6 @@
           <w:rFonts w:ascii="Calibri" w:eastAsia="Calibri" w:hAnsi="Calibri" w:cs="Calibri"/>
           <w:i/>
           <w:iCs/>
-          <w:color w:val="000000" w:themeColor="text1"/>
         </w:rPr>
         <w:t>[NOTE TO PROGRAMMERS: RESPONSE IS REQUIRED]</w:t>
       </w:r>
@@ -45761,23 +45723,31 @@
         <w:spacing w:before="120" w:line="240" w:lineRule="auto"/>
         <w:ind w:left="720"/>
         <w:rPr>
+          <w:rFonts w:ascii="Calibri" w:eastAsia="Calibri" w:hAnsi="Calibri" w:cs="Times New Roman"/>
+        </w:rPr>
+      </w:pPr>
+      <w:r>
+        <w:rPr>
+          <w:rFonts w:ascii="Calibri" w:eastAsia="Calibri" w:hAnsi="Calibri" w:cs="Times New Roman"/>
+        </w:rPr>
+        <w:t xml:space="preserve">|__|__| #Children </w:t>
+      </w:r>
+    </w:p>
+    <w:p>
+      <w:pPr>
+        <w:spacing w:before="120" w:line="240" w:lineRule="auto"/>
+        <w:ind w:left="720"/>
+        <w:rPr>
           <w:rFonts w:ascii="Calibri" w:eastAsia="Calibri" w:hAnsi="Calibri" w:cs="Calibri"/>
         </w:rPr>
       </w:pPr>
       <w:r>
         <w:rPr>
-          <w:rFonts w:ascii="Calibri" w:eastAsia="Calibri" w:hAnsi="Calibri" w:cs="Times New Roman"/>
-        </w:rPr>
-        <w:t xml:space="preserve">|__|__| #Children </w:t>
-      </w:r>
-      <w:r>
-        <w:rPr>
           <w:rFonts w:ascii="Calibri" w:eastAsia="Calibri" w:hAnsi="Calibri" w:cs="Calibri"/>
           <w:b/>
           <w:bCs/>
           <w:i/>
           <w:iCs/>
-          <w:color w:val="000000" w:themeColor="text1"/>
           <w:sz w:val="19"/>
           <w:szCs w:val="19"/>
         </w:rPr>
@@ -46007,6 +45977,7 @@
         <w:rPr>
           <w:i/>
           <w:iCs/>
+          <w:color w:val="auto"/>
         </w:rPr>
       </w:pPr>
       <w:r>
@@ -46015,7 +45986,6 @@
           <w:sz w:val="22"/>
           <w:szCs w:val="22"/>
         </w:rPr>
-        <w:lastRenderedPageBreak/>
         <w:t xml:space="preserve">If this is </w:t>
       </w:r>
       <w:r>
@@ -46040,6 +46010,7 @@
         <w:rPr>
           <w:i/>
           <w:iCs/>
+          <w:color w:val="auto"/>
           <w:sz w:val="22"/>
           <w:szCs w:val="22"/>
         </w:rPr>
@@ -46051,7 +46022,7 @@
         <w:pStyle w:val="Default"/>
         <w:rPr>
           <w:rFonts w:eastAsia="Calibri"/>
-          <w:color w:val="000000" w:themeColor="text1"/>
+          <w:color w:val="auto"/>
           <w:sz w:val="22"/>
           <w:szCs w:val="22"/>
         </w:rPr>
@@ -46061,7 +46032,7 @@
           <w:rFonts w:eastAsia="Calibri"/>
           <w:b/>
           <w:bCs/>
-          <w:color w:val="000000" w:themeColor="text1"/>
+          <w:color w:val="auto"/>
           <w:sz w:val="22"/>
           <w:szCs w:val="22"/>
         </w:rPr>
@@ -46073,7 +46044,7 @@
         <w:pStyle w:val="Default"/>
         <w:rPr>
           <w:rFonts w:eastAsia="Calibri"/>
-          <w:color w:val="000000" w:themeColor="text1"/>
+          <w:color w:val="auto"/>
           <w:sz w:val="22"/>
           <w:szCs w:val="22"/>
         </w:rPr>
@@ -46083,7 +46054,7 @@
           <w:rFonts w:eastAsia="Calibri"/>
           <w:b/>
           <w:bCs/>
-          <w:color w:val="000000" w:themeColor="text1"/>
+          <w:color w:val="auto"/>
           <w:sz w:val="22"/>
           <w:szCs w:val="22"/>
         </w:rPr>
@@ -46095,7 +46066,7 @@
         <w:pStyle w:val="ListParagraph"/>
         <w:numPr>
           <w:ilvl w:val="0"/>
-          <w:numId w:val="30"/>
+          <w:numId w:val="29"/>
         </w:numPr>
         <w:spacing w:after="0" w:line="240" w:lineRule="auto"/>
         <w:rPr>
@@ -46106,6 +46077,7 @@
         <w:rPr>
           <w:rFonts w:ascii="Calibri" w:eastAsia="Calibri" w:hAnsi="Calibri" w:cs="Times New Roman"/>
         </w:rPr>
+        <w:lastRenderedPageBreak/>
         <w:t xml:space="preserve">[CHILDNAME] For your [oldest/next oldest] child, please create a nickname or share initials that we can use to refer to this child again in future surveys. </w:t>
       </w:r>
     </w:p>
@@ -46280,7 +46252,7 @@
         <w:pStyle w:val="ListParagraph"/>
         <w:numPr>
           <w:ilvl w:val="0"/>
-          <w:numId w:val="30"/>
+          <w:numId w:val="29"/>
         </w:numPr>
         <w:spacing w:line="240" w:lineRule="auto"/>
         <w:rPr>
@@ -46293,14 +46265,14 @@
         </w:rPr>
         <w:t>[</w:t>
       </w:r>
-      <w:bookmarkStart w:id="25" w:name="_Hlk189497050"/>
+      <w:bookmarkStart w:id="20" w:name="_Hlk189497050"/>
       <w:r>
         <w:rPr>
           <w:rFonts w:ascii="Calibri" w:eastAsia="Calibri" w:hAnsi="Calibri" w:cs="Times New Roman"/>
         </w:rPr>
         <w:t>CHILD2</w:t>
       </w:r>
-      <w:bookmarkEnd w:id="25"/>
+      <w:bookmarkEnd w:id="20"/>
       <w:r>
         <w:rPr>
           <w:rFonts w:ascii="Calibri" w:eastAsia="Calibri" w:hAnsi="Calibri" w:cs="Times New Roman"/>
@@ -46561,7 +46533,7 @@
         <w:pStyle w:val="ListParagraph"/>
         <w:numPr>
           <w:ilvl w:val="0"/>
-          <w:numId w:val="30"/>
+          <w:numId w:val="29"/>
         </w:numPr>
         <w:spacing w:after="0" w:line="240" w:lineRule="auto"/>
         <w:rPr>
@@ -46723,7 +46695,7 @@
         <w:pStyle w:val="ListParagraph"/>
         <w:numPr>
           <w:ilvl w:val="0"/>
-          <w:numId w:val="30"/>
+          <w:numId w:val="29"/>
         </w:numPr>
         <w:spacing w:line="240" w:lineRule="auto"/>
         <w:rPr>
@@ -46964,7 +46936,7 @@
         <w:pStyle w:val="ListParagraph"/>
         <w:numPr>
           <w:ilvl w:val="0"/>
-          <w:numId w:val="30"/>
+          <w:numId w:val="29"/>
         </w:numPr>
       </w:pPr>
       <w:r>
@@ -46984,7 +46956,6 @@
         <w:contextualSpacing/>
       </w:pPr>
       <w:r>
-        <w:lastRenderedPageBreak/>
         <w:t>0</w:t>
       </w:r>
       <w:r>
@@ -47199,7 +47170,7 @@
         <w:pStyle w:val="ListParagraph"/>
         <w:numPr>
           <w:ilvl w:val="0"/>
-          <w:numId w:val="30"/>
+          <w:numId w:val="29"/>
         </w:numPr>
         <w:rPr>
           <w:rFonts w:eastAsia="Calibri"/>
@@ -47235,7 +47206,6 @@
           <w:bCs/>
           <w:i/>
           <w:iCs/>
-          <w:color w:val="000000" w:themeColor="text1"/>
           <w:sz w:val="19"/>
           <w:szCs w:val="19"/>
         </w:rPr>
@@ -47474,7 +47444,7 @@
         <w:pStyle w:val="ListParagraph"/>
         <w:numPr>
           <w:ilvl w:val="0"/>
-          <w:numId w:val="30"/>
+          <w:numId w:val="29"/>
         </w:numPr>
         <w:rPr>
           <w:rFonts w:eastAsia="Calibri"/>
@@ -47524,7 +47494,6 @@
           <w:bCs/>
           <w:i/>
           <w:iCs/>
-          <w:color w:val="000000" w:themeColor="text1"/>
           <w:sz w:val="19"/>
           <w:szCs w:val="19"/>
         </w:rPr>
@@ -47541,8 +47510,6 @@
       </w:r>
       <w:r>
         <w:tab/>
-      </w:r>
-      <w:r>
         <w:t xml:space="preserve">Less than 1 year old </w:t>
       </w:r>
     </w:p>
@@ -47564,11 +47531,6 @@
           <w:rFonts w:eastAsia="Calibri" w:cs="Times New Roman"/>
         </w:rPr>
         <w:tab/>
-      </w:r>
-      <w:r>
-        <w:rPr>
-          <w:rFonts w:eastAsia="Calibri" w:cs="Times New Roman"/>
-        </w:rPr>
         <w:t xml:space="preserve">Don’t </w:t>
       </w:r>
       <w:r>
@@ -47699,7 +47661,7 @@
         <w:pStyle w:val="ListParagraph"/>
         <w:numPr>
           <w:ilvl w:val="0"/>
-          <w:numId w:val="30"/>
+          <w:numId w:val="29"/>
         </w:numPr>
         <w:spacing w:before="120"/>
         <w:rPr>
@@ -47892,7 +47854,6 @@
           <w:i/>
           <w:iCs/>
         </w:rPr>
-        <w:lastRenderedPageBreak/>
         <w:t xml:space="preserve">NO RESPONSE </w:t>
       </w:r>
       <w:r>
@@ -47925,7 +47886,7 @@
         <w:pStyle w:val="ListParagraph"/>
         <w:numPr>
           <w:ilvl w:val="0"/>
-          <w:numId w:val="30"/>
+          <w:numId w:val="29"/>
         </w:numPr>
         <w:spacing w:line="240" w:lineRule="auto"/>
         <w:rPr>
@@ -47982,92 +47943,73 @@
           <w:rFonts w:cstheme="minorHAnsi"/>
         </w:rPr>
         <w:tab/>
-      </w:r>
-      <w:r>
+        <w:t>Anal</w:t>
+      </w:r>
+    </w:p>
+    <w:p>
+      <w:pPr>
+        <w:ind w:left="720"/>
+        <w:contextualSpacing/>
         <w:rPr>
           <w:rFonts w:cstheme="minorHAnsi"/>
         </w:rPr>
-        <w:t>Anal</w:t>
-      </w:r>
-    </w:p>
-    <w:p>
-      <w:pPr>
-        <w:ind w:left="720"/>
-        <w:contextualSpacing/>
+      </w:pPr>
+      <w:r>
         <w:rPr>
           <w:rFonts w:cstheme="minorHAnsi"/>
         </w:rPr>
-      </w:pPr>
+        <w:t>1</w:t>
+      </w:r>
       <w:r>
         <w:rPr>
           <w:rFonts w:cstheme="minorHAnsi"/>
         </w:rPr>
-        <w:t>1</w:t>
-      </w:r>
-      <w:r>
+        <w:tab/>
+        <w:t>Bladder</w:t>
+      </w:r>
+    </w:p>
+    <w:p>
+      <w:pPr>
+        <w:ind w:left="720"/>
+        <w:contextualSpacing/>
         <w:rPr>
           <w:rFonts w:cstheme="minorHAnsi"/>
         </w:rPr>
+      </w:pPr>
+      <w:r>
+        <w:rPr>
+          <w:rFonts w:cstheme="minorHAnsi"/>
+        </w:rPr>
+        <w:lastRenderedPageBreak/>
+        <w:t>2</w:t>
+      </w:r>
+      <w:r>
+        <w:rPr>
+          <w:rFonts w:cstheme="minorHAnsi"/>
+        </w:rPr>
         <w:tab/>
-      </w:r>
-      <w:r>
+        <w:t>Brain</w:t>
+      </w:r>
+    </w:p>
+    <w:p>
+      <w:pPr>
+        <w:ind w:left="720"/>
+        <w:contextualSpacing/>
         <w:rPr>
           <w:rFonts w:cstheme="minorHAnsi"/>
         </w:rPr>
-        <w:t>Bladder</w:t>
-      </w:r>
-    </w:p>
-    <w:p>
-      <w:pPr>
-        <w:ind w:left="720"/>
-        <w:contextualSpacing/>
+      </w:pPr>
+      <w:r>
         <w:rPr>
           <w:rFonts w:cstheme="minorHAnsi"/>
         </w:rPr>
-      </w:pPr>
+        <w:t>3</w:t>
+      </w:r>
       <w:r>
         <w:rPr>
           <w:rFonts w:cstheme="minorHAnsi"/>
         </w:rPr>
-        <w:t>2</w:t>
-      </w:r>
-      <w:r>
-        <w:rPr>
-          <w:rFonts w:cstheme="minorHAnsi"/>
-        </w:rPr>
         <w:tab/>
-      </w:r>
-      <w:r>
-        <w:rPr>
-          <w:rFonts w:cstheme="minorHAnsi"/>
-        </w:rPr>
-        <w:t>Brain</w:t>
-      </w:r>
-    </w:p>
-    <w:p>
-      <w:pPr>
-        <w:ind w:left="720"/>
-        <w:contextualSpacing/>
-        <w:rPr>
-          <w:rFonts w:cstheme="minorHAnsi"/>
-        </w:rPr>
-      </w:pPr>
-      <w:r>
-        <w:rPr>
-          <w:rFonts w:cstheme="minorHAnsi"/>
-        </w:rPr>
-        <w:t>3</w:t>
-      </w:r>
-      <w:r>
-        <w:rPr>
-          <w:rFonts w:cstheme="minorHAnsi"/>
-        </w:rPr>
-        <w:tab/>
-      </w:r>
-      <w:r>
-        <w:rPr>
-          <w:rFonts w:cstheme="minorHAnsi"/>
-        </w:rPr>
         <w:t>Breast</w:t>
       </w:r>
     </w:p>
@@ -48103,132 +48045,205 @@
           <w:rFonts w:cstheme="minorHAnsi"/>
         </w:rPr>
         <w:tab/>
-      </w:r>
-      <w:r>
+        <w:t>Colon/rectal</w:t>
+      </w:r>
+    </w:p>
+    <w:p>
+      <w:pPr>
+        <w:ind w:left="720"/>
+        <w:contextualSpacing/>
         <w:rPr>
           <w:rFonts w:cstheme="minorHAnsi"/>
         </w:rPr>
-        <w:t>Colon/rectal</w:t>
-      </w:r>
-    </w:p>
-    <w:p>
-      <w:pPr>
-        <w:ind w:left="720"/>
-        <w:contextualSpacing/>
+      </w:pPr>
+      <w:r>
         <w:rPr>
           <w:rFonts w:cstheme="minorHAnsi"/>
         </w:rPr>
-      </w:pPr>
+        <w:t>6</w:t>
+      </w:r>
       <w:r>
         <w:rPr>
           <w:rFonts w:cstheme="minorHAnsi"/>
         </w:rPr>
-        <w:t>6</w:t>
-      </w:r>
-      <w:r>
+        <w:tab/>
+        <w:t>Esophageal</w:t>
+      </w:r>
+    </w:p>
+    <w:p>
+      <w:pPr>
+        <w:ind w:left="1440" w:hanging="720"/>
+        <w:contextualSpacing/>
         <w:rPr>
           <w:rFonts w:cstheme="minorHAnsi"/>
         </w:rPr>
+      </w:pPr>
+      <w:r>
+        <w:rPr>
+          <w:rFonts w:cstheme="minorHAnsi"/>
+        </w:rPr>
+        <w:t>7</w:t>
+      </w:r>
+      <w:r>
+        <w:rPr>
+          <w:rFonts w:cstheme="minorHAnsi"/>
+        </w:rPr>
         <w:tab/>
-      </w:r>
-      <w:r>
+        <w:t>Head and neck (Including cancers of the mouth, sinuses, nose, or throat. Not including brain or skin cancers.)</w:t>
+      </w:r>
+    </w:p>
+    <w:p>
+      <w:pPr>
+        <w:ind w:left="720"/>
+        <w:contextualSpacing/>
         <w:rPr>
           <w:rFonts w:cstheme="minorHAnsi"/>
         </w:rPr>
-        <w:t>Esophageal</w:t>
-      </w:r>
-    </w:p>
-    <w:p>
-      <w:pPr>
-        <w:ind w:left="1440" w:hanging="720"/>
-        <w:contextualSpacing/>
+      </w:pPr>
+      <w:r>
         <w:rPr>
           <w:rFonts w:cstheme="minorHAnsi"/>
         </w:rPr>
-      </w:pPr>
+        <w:t>8</w:t>
+      </w:r>
       <w:r>
         <w:rPr>
           <w:rFonts w:cstheme="minorHAnsi"/>
         </w:rPr>
-        <w:t>7</w:t>
-      </w:r>
-      <w:r>
+        <w:tab/>
+        <w:t>Kidney</w:t>
+      </w:r>
+    </w:p>
+    <w:p>
+      <w:pPr>
+        <w:ind w:left="720"/>
+        <w:contextualSpacing/>
         <w:rPr>
           <w:rFonts w:cstheme="minorHAnsi"/>
         </w:rPr>
+      </w:pPr>
+      <w:r>
+        <w:rPr>
+          <w:rFonts w:eastAsia="Calibri" w:cstheme="minorHAnsi"/>
+        </w:rPr>
+        <w:t>9</w:t>
+      </w:r>
+      <w:r>
+        <w:rPr>
+          <w:rFonts w:eastAsia="Calibri" w:cstheme="minorHAnsi"/>
+        </w:rPr>
         <w:tab/>
-      </w:r>
-      <w:r>
+        <w:t>Leukemia (blood and bone marrow)</w:t>
+      </w:r>
+    </w:p>
+    <w:p>
+      <w:pPr>
+        <w:ind w:left="720"/>
+        <w:contextualSpacing/>
         <w:rPr>
           <w:rFonts w:cstheme="minorHAnsi"/>
         </w:rPr>
-        <w:t>Head and neck (Including cancers of the mouth, sinuses, nose, or throat. Not including brain or skin</w:t>
-      </w:r>
-      <w:r>
+      </w:pPr>
+      <w:r>
+        <w:rPr>
+          <w:rFonts w:eastAsia="Calibri" w:cstheme="minorHAnsi"/>
+        </w:rPr>
+        <w:t>10</w:t>
+      </w:r>
+      <w:r>
+        <w:rPr>
+          <w:rFonts w:eastAsia="Calibri" w:cstheme="minorHAnsi"/>
+        </w:rPr>
+        <w:tab/>
+        <w:t>Liver</w:t>
+      </w:r>
+    </w:p>
+    <w:p>
+      <w:pPr>
+        <w:ind w:left="720"/>
+        <w:contextualSpacing/>
         <w:rPr>
           <w:rFonts w:cstheme="minorHAnsi"/>
         </w:rPr>
-        <w:t xml:space="preserve"> </w:t>
-      </w:r>
-      <w:r>
+      </w:pPr>
+      <w:r>
+        <w:rPr>
+          <w:rFonts w:eastAsia="Calibri" w:cstheme="minorHAnsi"/>
+        </w:rPr>
+        <w:t>11</w:t>
+      </w:r>
+      <w:r>
+        <w:rPr>
+          <w:rFonts w:eastAsia="Calibri" w:cstheme="minorHAnsi"/>
+        </w:rPr>
+        <w:tab/>
+        <w:t>Lung or bronchial</w:t>
+      </w:r>
+    </w:p>
+    <w:p>
+      <w:pPr>
+        <w:ind w:left="720"/>
+        <w:contextualSpacing/>
         <w:rPr>
           <w:rFonts w:cstheme="minorHAnsi"/>
         </w:rPr>
-        <w:t>cancers.)</w:t>
-      </w:r>
-    </w:p>
-    <w:p>
-      <w:pPr>
-        <w:ind w:left="720"/>
-        <w:contextualSpacing/>
+      </w:pPr>
+      <w:r>
         <w:rPr>
           <w:rFonts w:cstheme="minorHAnsi"/>
         </w:rPr>
-      </w:pPr>
+        <w:t>12</w:t>
+      </w:r>
       <w:r>
         <w:rPr>
           <w:rFonts w:cstheme="minorHAnsi"/>
         </w:rPr>
-        <w:t>8</w:t>
-      </w:r>
-      <w:r>
+        <w:tab/>
+        <w:t>Non-Hodgkin’s lymphoma</w:t>
+      </w:r>
+    </w:p>
+    <w:p>
+      <w:pPr>
+        <w:ind w:left="720"/>
+        <w:contextualSpacing/>
         <w:rPr>
           <w:rFonts w:cstheme="minorHAnsi"/>
         </w:rPr>
+      </w:pPr>
+      <w:r>
+        <w:rPr>
+          <w:rFonts w:cstheme="minorHAnsi"/>
+        </w:rPr>
+        <w:t>13</w:t>
+      </w:r>
+      <w:r>
+        <w:rPr>
+          <w:rFonts w:cstheme="minorHAnsi"/>
+        </w:rPr>
         <w:tab/>
-      </w:r>
-      <w:r>
+        <w:t>Lymphoma</w:t>
+      </w:r>
+    </w:p>
+    <w:p>
+      <w:pPr>
+        <w:ind w:left="720"/>
+        <w:contextualSpacing/>
         <w:rPr>
           <w:rFonts w:cstheme="minorHAnsi"/>
         </w:rPr>
-        <w:t>Kidney</w:t>
-      </w:r>
-    </w:p>
-    <w:p>
-      <w:pPr>
-        <w:ind w:left="720"/>
-        <w:contextualSpacing/>
+      </w:pPr>
+      <w:r>
         <w:rPr>
           <w:rFonts w:cstheme="minorHAnsi"/>
         </w:rPr>
-      </w:pPr>
-      <w:r>
-        <w:rPr>
-          <w:rFonts w:eastAsia="Calibri" w:cstheme="minorHAnsi"/>
-        </w:rPr>
-        <w:t>9</w:t>
-      </w:r>
-      <w:r>
-        <w:rPr>
-          <w:rFonts w:eastAsia="Calibri" w:cstheme="minorHAnsi"/>
+        <w:t>14</w:t>
+      </w:r>
+      <w:r>
+        <w:rPr>
+          <w:rFonts w:cstheme="minorHAnsi"/>
         </w:rPr>
         <w:tab/>
-      </w:r>
-      <w:r>
-        <w:rPr>
-          <w:rFonts w:eastAsia="Calibri" w:cstheme="minorHAnsi"/>
-        </w:rPr>
-        <w:t>Leukemia (blood and bone marrow)</w:t>
+        <w:t>Melanoma (skin)</w:t>
       </w:r>
     </w:p>
     <w:p>
@@ -48241,155 +48256,15 @@
       </w:pPr>
       <w:r>
         <w:rPr>
-          <w:rFonts w:eastAsia="Calibri" w:cstheme="minorHAnsi"/>
-        </w:rPr>
-        <w:t>10</w:t>
-      </w:r>
-      <w:r>
-        <w:rPr>
-          <w:rFonts w:eastAsia="Calibri" w:cstheme="minorHAnsi"/>
+          <w:rFonts w:cstheme="minorHAnsi"/>
+        </w:rPr>
+        <w:t>15</w:t>
+      </w:r>
+      <w:r>
+        <w:rPr>
+          <w:rFonts w:cstheme="minorHAnsi"/>
         </w:rPr>
         <w:tab/>
-      </w:r>
-      <w:r>
-        <w:rPr>
-          <w:rFonts w:eastAsia="Calibri" w:cstheme="minorHAnsi"/>
-        </w:rPr>
-        <w:t>Liver</w:t>
-      </w:r>
-    </w:p>
-    <w:p>
-      <w:pPr>
-        <w:ind w:left="720"/>
-        <w:contextualSpacing/>
-        <w:rPr>
-          <w:rFonts w:cstheme="minorHAnsi"/>
-        </w:rPr>
-      </w:pPr>
-      <w:r>
-        <w:rPr>
-          <w:rFonts w:eastAsia="Calibri" w:cstheme="minorHAnsi"/>
-        </w:rPr>
-        <w:t>11</w:t>
-      </w:r>
-      <w:r>
-        <w:rPr>
-          <w:rFonts w:eastAsia="Calibri" w:cstheme="minorHAnsi"/>
-        </w:rPr>
-        <w:tab/>
-      </w:r>
-      <w:r>
-        <w:rPr>
-          <w:rFonts w:eastAsia="Calibri" w:cstheme="minorHAnsi"/>
-        </w:rPr>
-        <w:t>Lung or bronchial</w:t>
-      </w:r>
-    </w:p>
-    <w:p>
-      <w:pPr>
-        <w:ind w:left="720"/>
-        <w:contextualSpacing/>
-        <w:rPr>
-          <w:rFonts w:cstheme="minorHAnsi"/>
-        </w:rPr>
-      </w:pPr>
-      <w:r>
-        <w:rPr>
-          <w:rFonts w:cstheme="minorHAnsi"/>
-        </w:rPr>
-        <w:t>12</w:t>
-      </w:r>
-      <w:r>
-        <w:rPr>
-          <w:rFonts w:cstheme="minorHAnsi"/>
-        </w:rPr>
-        <w:tab/>
-      </w:r>
-      <w:r>
-        <w:rPr>
-          <w:rFonts w:cstheme="minorHAnsi"/>
-        </w:rPr>
-        <w:t>Non-Hodgkin’s lymphoma</w:t>
-      </w:r>
-    </w:p>
-    <w:p>
-      <w:pPr>
-        <w:ind w:left="720"/>
-        <w:contextualSpacing/>
-        <w:rPr>
-          <w:rFonts w:cstheme="minorHAnsi"/>
-        </w:rPr>
-      </w:pPr>
-      <w:r>
-        <w:rPr>
-          <w:rFonts w:cstheme="minorHAnsi"/>
-        </w:rPr>
-        <w:t>13</w:t>
-      </w:r>
-      <w:r>
-        <w:rPr>
-          <w:rFonts w:cstheme="minorHAnsi"/>
-        </w:rPr>
-        <w:tab/>
-      </w:r>
-      <w:r>
-        <w:rPr>
-          <w:rFonts w:cstheme="minorHAnsi"/>
-        </w:rPr>
-        <w:t>Lymphoma</w:t>
-      </w:r>
-    </w:p>
-    <w:p>
-      <w:pPr>
-        <w:ind w:left="720"/>
-        <w:contextualSpacing/>
-        <w:rPr>
-          <w:rFonts w:cstheme="minorHAnsi"/>
-        </w:rPr>
-      </w:pPr>
-      <w:r>
-        <w:rPr>
-          <w:rFonts w:cstheme="minorHAnsi"/>
-        </w:rPr>
-        <w:t>14</w:t>
-      </w:r>
-      <w:r>
-        <w:rPr>
-          <w:rFonts w:cstheme="minorHAnsi"/>
-        </w:rPr>
-        <w:tab/>
-      </w:r>
-      <w:r>
-        <w:rPr>
-          <w:rFonts w:cstheme="minorHAnsi"/>
-        </w:rPr>
-        <w:t>Melanoma (skin)</w:t>
-      </w:r>
-    </w:p>
-    <w:p>
-      <w:pPr>
-        <w:ind w:left="720"/>
-        <w:contextualSpacing/>
-        <w:rPr>
-          <w:rFonts w:cstheme="minorHAnsi"/>
-        </w:rPr>
-      </w:pPr>
-      <w:r>
-        <w:rPr>
-          <w:rFonts w:cstheme="minorHAnsi"/>
-        </w:rPr>
-        <w:t>15</w:t>
-      </w:r>
-      <w:r>
-        <w:rPr>
-          <w:rFonts w:cstheme="minorHAnsi"/>
-        </w:rPr>
-        <w:tab/>
-      </w:r>
-      <w:r>
-        <w:rPr>
-          <w:rFonts w:cstheme="minorHAnsi"/>
-        </w:rPr>
         <w:t>Non-melanoma skin (basal or squamous)</w:t>
       </w:r>
     </w:p>
@@ -48425,11 +48300,6 @@
           <w:rFonts w:cstheme="minorHAnsi"/>
         </w:rPr>
         <w:tab/>
-      </w:r>
-      <w:r>
-        <w:rPr>
-          <w:rFonts w:cstheme="minorHAnsi"/>
-        </w:rPr>
         <w:t>Pancreatic</w:t>
       </w:r>
     </w:p>
@@ -48517,38 +48387,28 @@
           <w:rFonts w:cstheme="minorHAnsi"/>
         </w:rPr>
         <w:tab/>
-      </w:r>
-      <w:r>
+        <w:t>Another type of cancer: Please describe [text box]</w:t>
+      </w:r>
+    </w:p>
+    <w:p>
+      <w:pPr>
+        <w:ind w:left="720"/>
+        <w:contextualSpacing/>
         <w:rPr>
           <w:rFonts w:cstheme="minorHAnsi"/>
         </w:rPr>
-        <w:t>Another type of cancer: Please describe [text box]</w:t>
-      </w:r>
-    </w:p>
-    <w:p>
-      <w:pPr>
-        <w:ind w:left="720"/>
-        <w:contextualSpacing/>
+      </w:pPr>
+      <w:r>
         <w:rPr>
           <w:rFonts w:cstheme="minorHAnsi"/>
         </w:rPr>
-      </w:pPr>
+        <w:t>77</w:t>
+      </w:r>
       <w:r>
         <w:rPr>
           <w:rFonts w:cstheme="minorHAnsi"/>
         </w:rPr>
-        <w:t>77</w:t>
-      </w:r>
-      <w:r>
-        <w:rPr>
-          <w:rFonts w:cstheme="minorHAnsi"/>
-        </w:rPr>
         <w:tab/>
-      </w:r>
-      <w:r>
-        <w:rPr>
-          <w:rFonts w:cstheme="minorHAnsi"/>
-        </w:rPr>
         <w:t>I know my sibling had cancer, but don’t know what type</w:t>
       </w:r>
     </w:p>
@@ -48582,7 +48442,16 @@
           <w:i/>
           <w:iCs/>
         </w:rPr>
-        <w:t xml:space="preserve"> GO TO EDU_SRC</w:t>
+        <w:t xml:space="preserve"> GO TO </w:t>
+      </w:r>
+      <w:r>
+        <w:rPr>
+          <w:b/>
+          <w:bCs/>
+          <w:i/>
+          <w:iCs/>
+        </w:rPr>
+        <w:t>EDU_SRC</w:t>
       </w:r>
     </w:p>
     <w:p>
@@ -48595,7 +48464,6 @@
           <w:bCs/>
           <w:i/>
           <w:iCs/>
-          <w:color w:val="000000" w:themeColor="text1"/>
         </w:rPr>
       </w:pPr>
     </w:p>
@@ -48605,7 +48473,6 @@
         <w:contextualSpacing/>
         <w:rPr>
           <w:rFonts w:ascii="Calibri" w:eastAsia="Calibri" w:hAnsi="Calibri" w:cs="Calibri"/>
-          <w:color w:val="000000" w:themeColor="text1"/>
         </w:rPr>
       </w:pPr>
       <w:r>
@@ -48615,7 +48482,6 @@
           <w:bCs/>
           <w:i/>
           <w:iCs/>
-          <w:color w:val="000000" w:themeColor="text1"/>
         </w:rPr>
         <w:t>[NOTE TO PROGRAMMERS: RANGE CHECKS FOR CHILDCANC2 FOLLOW UP QUESTIONS:</w:t>
       </w:r>
@@ -48626,7 +48492,6 @@
         <w:contextualSpacing/>
         <w:rPr>
           <w:rFonts w:ascii="Calibri" w:eastAsia="Calibri" w:hAnsi="Calibri" w:cs="Calibri"/>
-          <w:color w:val="000000" w:themeColor="text1"/>
           <w:sz w:val="20"/>
           <w:szCs w:val="20"/>
         </w:rPr>
@@ -48638,7 +48503,6 @@
           <w:bCs/>
           <w:i/>
           <w:iCs/>
-          <w:color w:val="000000" w:themeColor="text1"/>
           <w:u w:val="single"/>
         </w:rPr>
         <w:t>AGE AT DIAGNOSIS</w:t>
@@ -48650,7 +48514,6 @@
           <w:bCs/>
           <w:i/>
           <w:iCs/>
-          <w:color w:val="000000" w:themeColor="text1"/>
         </w:rPr>
         <w:t xml:space="preserve">: </w:t>
       </w:r>
@@ -48661,7 +48524,6 @@
           <w:bCs/>
           <w:i/>
           <w:iCs/>
-          <w:color w:val="000000" w:themeColor="text1"/>
           <w:sz w:val="20"/>
           <w:szCs w:val="20"/>
         </w:rPr>
@@ -48674,7 +48536,6 @@
         <w:contextualSpacing/>
         <w:rPr>
           <w:rFonts w:ascii="Calibri" w:eastAsia="Calibri" w:hAnsi="Calibri" w:cs="Calibri"/>
-          <w:color w:val="000000" w:themeColor="text1"/>
           <w:sz w:val="20"/>
           <w:szCs w:val="20"/>
         </w:rPr>
@@ -48686,7 +48547,6 @@
           <w:bCs/>
           <w:i/>
           <w:iCs/>
-          <w:color w:val="000000" w:themeColor="text1"/>
           <w:u w:val="single"/>
         </w:rPr>
         <w:t>YEAR AT DIAGNOSIS</w:t>
@@ -48698,7 +48558,6 @@
           <w:bCs/>
           <w:i/>
           <w:iCs/>
-          <w:color w:val="000000" w:themeColor="text1"/>
         </w:rPr>
         <w:t xml:space="preserve">: </w:t>
       </w:r>
@@ -48709,7 +48568,6 @@
           <w:bCs/>
           <w:i/>
           <w:iCs/>
-          <w:color w:val="000000" w:themeColor="text1"/>
           <w:sz w:val="20"/>
           <w:szCs w:val="20"/>
         </w:rPr>
@@ -48744,7 +48602,7 @@
         <w:pStyle w:val="ListParagraph"/>
         <w:numPr>
           <w:ilvl w:val="0"/>
-          <w:numId w:val="30"/>
+          <w:numId w:val="29"/>
         </w:numPr>
       </w:pPr>
       <w:r>
@@ -48804,7 +48662,6 @@
         <w:ind w:left="720"/>
       </w:pPr>
       <w:r>
-        <w:lastRenderedPageBreak/>
         <w:t xml:space="preserve">|__|__|__|__| Year of diagnosis </w:t>
       </w:r>
     </w:p>
@@ -48864,7 +48721,7 @@
         <w:pStyle w:val="ListParagraph"/>
         <w:numPr>
           <w:ilvl w:val="0"/>
-          <w:numId w:val="30"/>
+          <w:numId w:val="29"/>
         </w:numPr>
       </w:pPr>
       <w:r>
@@ -48907,6 +48764,7 @@
         <w:ind w:left="720"/>
       </w:pPr>
       <w:r>
+        <w:lastRenderedPageBreak/>
         <w:t xml:space="preserve">|__|__| Age at diagnosis     </w:t>
       </w:r>
     </w:p>
@@ -48992,7 +48850,7 @@
         <w:pStyle w:val="ListParagraph"/>
         <w:numPr>
           <w:ilvl w:val="0"/>
-          <w:numId w:val="30"/>
+          <w:numId w:val="29"/>
         </w:numPr>
       </w:pPr>
       <w:r>
@@ -49111,7 +48969,7 @@
         <w:pStyle w:val="ListParagraph"/>
         <w:numPr>
           <w:ilvl w:val="0"/>
-          <w:numId w:val="30"/>
+          <w:numId w:val="29"/>
         </w:numPr>
       </w:pPr>
       <w:r>
@@ -49242,7 +49100,7 @@
         <w:pStyle w:val="ListParagraph"/>
         <w:numPr>
           <w:ilvl w:val="0"/>
-          <w:numId w:val="30"/>
+          <w:numId w:val="29"/>
         </w:numPr>
       </w:pPr>
       <w:r>
@@ -49370,83 +49228,83 @@
         <w:pStyle w:val="ListParagraph"/>
         <w:numPr>
           <w:ilvl w:val="0"/>
-          <w:numId w:val="30"/>
+          <w:numId w:val="29"/>
         </w:numPr>
       </w:pPr>
       <w:r>
+        <w:t xml:space="preserve">[CHILDCANC3F] How old was [CHILD INITIALS OR NICKNAME/YOUR CHILD] when they were </w:t>
+      </w:r>
+      <w:r>
+        <w:rPr>
+          <w:b/>
+          <w:bCs/>
+        </w:rPr>
+        <w:t xml:space="preserve">first </w:t>
+      </w:r>
+      <w:r>
+        <w:t xml:space="preserve">told by a doctor or other health professional that they have or had </w:t>
+      </w:r>
+      <w:r>
+        <w:rPr>
+          <w:b/>
+          <w:bCs/>
+        </w:rPr>
+        <w:t>colon/rectal</w:t>
+      </w:r>
+      <w:r>
+        <w:t xml:space="preserve"> </w:t>
+      </w:r>
+      <w:r>
+        <w:rPr>
+          <w:b/>
+          <w:bCs/>
+        </w:rPr>
+        <w:t>cancer</w:t>
+      </w:r>
+      <w:r>
+        <w:t xml:space="preserve">? </w:t>
+      </w:r>
+    </w:p>
+    <w:p>
+      <w:pPr>
+        <w:spacing w:before="240"/>
+        <w:ind w:left="720"/>
+      </w:pPr>
+      <w:r>
+        <w:t xml:space="preserve">|__|__| Age at diagnosis     </w:t>
+      </w:r>
+    </w:p>
+    <w:p>
+      <w:pPr>
+        <w:spacing w:after="0"/>
+        <w:ind w:left="720"/>
+      </w:pPr>
+      <w:r>
+        <w:t xml:space="preserve">Or, if it is easier to remember the year, enter that here:   </w:t>
+      </w:r>
+    </w:p>
+    <w:p>
+      <w:pPr>
+        <w:ind w:left="720"/>
+      </w:pPr>
+      <w:r>
+        <w:t xml:space="preserve">|__|__|__|__| Year of diagnosis </w:t>
+      </w:r>
+    </w:p>
+    <w:p>
+      <w:pPr>
+        <w:ind w:firstLine="720"/>
+        <w:contextualSpacing/>
+        <w:rPr>
+          <w:rFonts w:cstheme="minorHAnsi"/>
+        </w:rPr>
+      </w:pPr>
+      <w:r>
+        <w:rPr>
+          <w:rFonts w:eastAsia="Calibri" w:cstheme="minorHAnsi"/>
+          <w:i/>
+        </w:rPr>
         <w:lastRenderedPageBreak/>
-        <w:t xml:space="preserve">[CHILDCANC3F] How old was [CHILD INITIALS OR NICKNAME/YOUR CHILD] when they were </w:t>
-      </w:r>
-      <w:r>
-        <w:rPr>
-          <w:b/>
-          <w:bCs/>
-        </w:rPr>
-        <w:t xml:space="preserve">first </w:t>
-      </w:r>
-      <w:r>
-        <w:t xml:space="preserve">told by a doctor or other health professional that they have or had </w:t>
-      </w:r>
-      <w:r>
-        <w:rPr>
-          <w:b/>
-          <w:bCs/>
-        </w:rPr>
-        <w:t>colon/rectal</w:t>
-      </w:r>
-      <w:r>
-        <w:t xml:space="preserve"> </w:t>
-      </w:r>
-      <w:r>
-        <w:rPr>
-          <w:b/>
-          <w:bCs/>
-        </w:rPr>
-        <w:t>cancer</w:t>
-      </w:r>
-      <w:r>
-        <w:t xml:space="preserve">? </w:t>
-      </w:r>
-    </w:p>
-    <w:p>
-      <w:pPr>
-        <w:spacing w:before="240"/>
-        <w:ind w:left="720"/>
-      </w:pPr>
-      <w:r>
-        <w:t xml:space="preserve">|__|__| Age at diagnosis     </w:t>
-      </w:r>
-    </w:p>
-    <w:p>
-      <w:pPr>
-        <w:spacing w:after="0"/>
-        <w:ind w:left="720"/>
-      </w:pPr>
-      <w:r>
-        <w:t xml:space="preserve">Or, if it is easier to remember the year, enter that here:   </w:t>
-      </w:r>
-    </w:p>
-    <w:p>
-      <w:pPr>
-        <w:ind w:left="720"/>
-      </w:pPr>
-      <w:r>
-        <w:t xml:space="preserve">|__|__|__|__| Year of diagnosis </w:t>
-      </w:r>
-    </w:p>
-    <w:p>
-      <w:pPr>
-        <w:ind w:firstLine="720"/>
-        <w:contextualSpacing/>
-        <w:rPr>
-          <w:rFonts w:cstheme="minorHAnsi"/>
-        </w:rPr>
-      </w:pPr>
-      <w:r>
-        <w:rPr>
-          <w:rFonts w:eastAsia="Calibri" w:cstheme="minorHAnsi"/>
-          <w:i/>
-        </w:rPr>
         <w:t xml:space="preserve">NO RESPONSE </w:t>
       </w:r>
       <w:r>
@@ -49499,7 +49357,7 @@
         <w:pStyle w:val="ListParagraph"/>
         <w:numPr>
           <w:ilvl w:val="0"/>
-          <w:numId w:val="30"/>
+          <w:numId w:val="29"/>
         </w:numPr>
       </w:pPr>
       <w:r>
@@ -49627,7 +49485,7 @@
         <w:pStyle w:val="ListParagraph"/>
         <w:numPr>
           <w:ilvl w:val="0"/>
-          <w:numId w:val="30"/>
+          <w:numId w:val="29"/>
         </w:numPr>
       </w:pPr>
       <w:r>
@@ -49736,7 +49594,7 @@
         <w:pStyle w:val="ListParagraph"/>
         <w:numPr>
           <w:ilvl w:val="0"/>
-          <w:numId w:val="30"/>
+          <w:numId w:val="29"/>
         </w:numPr>
       </w:pPr>
       <w:r>
@@ -49864,7 +49722,7 @@
         <w:pStyle w:val="ListParagraph"/>
         <w:numPr>
           <w:ilvl w:val="0"/>
-          <w:numId w:val="30"/>
+          <w:numId w:val="29"/>
         </w:numPr>
       </w:pPr>
       <w:r>
@@ -49906,7 +49764,6 @@
         <w:ind w:left="720"/>
       </w:pPr>
       <w:r>
-        <w:lastRenderedPageBreak/>
         <w:t xml:space="preserve">Or, if it is easier to remember the year, enter that here:   </w:t>
       </w:r>
     </w:p>
@@ -49974,7 +49831,7 @@
         <w:pStyle w:val="ListParagraph"/>
         <w:numPr>
           <w:ilvl w:val="0"/>
-          <w:numId w:val="30"/>
+          <w:numId w:val="29"/>
         </w:numPr>
       </w:pPr>
       <w:r>
@@ -50017,6 +49874,7 @@
         <w:ind w:left="720"/>
       </w:pPr>
       <w:r>
+        <w:lastRenderedPageBreak/>
         <w:t xml:space="preserve">|__|__| Age at diagnosis     </w:t>
       </w:r>
     </w:p>
@@ -50093,7 +49951,7 @@
         <w:pStyle w:val="ListParagraph"/>
         <w:numPr>
           <w:ilvl w:val="0"/>
-          <w:numId w:val="30"/>
+          <w:numId w:val="29"/>
         </w:numPr>
       </w:pPr>
       <w:r>
@@ -50221,7 +50079,7 @@
         <w:pStyle w:val="ListParagraph"/>
         <w:numPr>
           <w:ilvl w:val="0"/>
-          <w:numId w:val="30"/>
+          <w:numId w:val="29"/>
         </w:numPr>
       </w:pPr>
       <w:r>
@@ -50339,7 +50197,7 @@
         <w:pStyle w:val="ListParagraph"/>
         <w:numPr>
           <w:ilvl w:val="0"/>
-          <w:numId w:val="30"/>
+          <w:numId w:val="29"/>
         </w:numPr>
       </w:pPr>
       <w:r>
@@ -50457,7 +50315,7 @@
         <w:pStyle w:val="ListParagraph"/>
         <w:numPr>
           <w:ilvl w:val="0"/>
-          <w:numId w:val="30"/>
+          <w:numId w:val="29"/>
         </w:numPr>
       </w:pPr>
       <w:r>
@@ -50520,6 +50378,7 @@
           <w:rFonts w:eastAsia="Calibri" w:cstheme="minorHAnsi"/>
           <w:i/>
         </w:rPr>
+        <w:lastRenderedPageBreak/>
         <w:t xml:space="preserve">NO RESPONSE </w:t>
       </w:r>
       <w:r>
@@ -50566,7 +50425,7 @@
         <w:pStyle w:val="ListParagraph"/>
         <w:numPr>
           <w:ilvl w:val="0"/>
-          <w:numId w:val="30"/>
+          <w:numId w:val="29"/>
         </w:numPr>
       </w:pPr>
       <w:r>
@@ -50694,7 +50553,7 @@
         <w:pStyle w:val="ListParagraph"/>
         <w:numPr>
           <w:ilvl w:val="0"/>
-          <w:numId w:val="30"/>
+          <w:numId w:val="29"/>
         </w:numPr>
       </w:pPr>
       <w:r>
@@ -50813,7 +50672,7 @@
         <w:pStyle w:val="ListParagraph"/>
         <w:numPr>
           <w:ilvl w:val="0"/>
-          <w:numId w:val="30"/>
+          <w:numId w:val="29"/>
         </w:numPr>
       </w:pPr>
       <w:r>
@@ -50948,7 +50807,7 @@
         <w:pStyle w:val="ListParagraph"/>
         <w:numPr>
           <w:ilvl w:val="0"/>
-          <w:numId w:val="30"/>
+          <w:numId w:val="29"/>
         </w:numPr>
       </w:pPr>
       <w:r>
@@ -50991,7 +50850,6 @@
         <w:ind w:left="720"/>
       </w:pPr>
       <w:r>
-        <w:lastRenderedPageBreak/>
         <w:t xml:space="preserve">|__|__| Age at diagnosis     </w:t>
       </w:r>
     </w:p>
@@ -51077,10 +50935,11 @@
         <w:pStyle w:val="ListParagraph"/>
         <w:numPr>
           <w:ilvl w:val="0"/>
-          <w:numId w:val="30"/>
+          <w:numId w:val="29"/>
         </w:numPr>
       </w:pPr>
       <w:r>
+        <w:lastRenderedPageBreak/>
         <w:t xml:space="preserve">[CHILDCANC3T] How old was [CHILD INITIALS OR NICKNAME/YOUR CHILD] when they were </w:t>
       </w:r>
       <w:r>
@@ -51208,7 +51067,7 @@
         <w:pStyle w:val="ListParagraph"/>
         <w:numPr>
           <w:ilvl w:val="0"/>
-          <w:numId w:val="30"/>
+          <w:numId w:val="29"/>
         </w:numPr>
       </w:pPr>
       <w:r>
@@ -51336,7 +51195,7 @@
         <w:pStyle w:val="ListParagraph"/>
         <w:numPr>
           <w:ilvl w:val="0"/>
-          <w:numId w:val="30"/>
+          <w:numId w:val="29"/>
         </w:numPr>
       </w:pPr>
       <w:r>
@@ -51455,7 +51314,7 @@
         <w:pStyle w:val="ListParagraph"/>
         <w:numPr>
           <w:ilvl w:val="0"/>
-          <w:numId w:val="30"/>
+          <w:numId w:val="29"/>
         </w:numPr>
       </w:pPr>
       <w:r>
@@ -51521,7 +51380,6 @@
           <w:rFonts w:eastAsia="Calibri" w:cstheme="minorHAnsi"/>
           <w:i/>
         </w:rPr>
-        <w:lastRenderedPageBreak/>
         <w:t xml:space="preserve">NO RESPONSE </w:t>
       </w:r>
       <w:r>
@@ -51604,7 +51462,7 @@
         <w:pStyle w:val="ListParagraph"/>
         <w:numPr>
           <w:ilvl w:val="0"/>
-          <w:numId w:val="30"/>
+          <w:numId w:val="29"/>
         </w:numPr>
         <w:rPr>
           <w:rFonts w:eastAsiaTheme="minorEastAsia"/>
@@ -51630,6 +51488,7 @@
         <w:ind w:left="720"/>
       </w:pPr>
       <w:r>
+        <w:lastRenderedPageBreak/>
         <w:t xml:space="preserve">|__|__| Age at diagnosis     </w:t>
       </w:r>
     </w:p>
@@ -51706,7 +51565,7 @@
         <w:pStyle w:val="ListParagraph"/>
         <w:numPr>
           <w:ilvl w:val="0"/>
-          <w:numId w:val="30"/>
+          <w:numId w:val="29"/>
         </w:numPr>
         <w:rPr>
           <w:rFonts w:eastAsiaTheme="minorEastAsia"/>
@@ -51801,7 +51660,6 @@
       <w:pPr>
         <w:rPr>
           <w:rFonts w:ascii="Calibri" w:eastAsia="Calibri" w:hAnsi="Calibri" w:cs="Calibri"/>
-          <w:color w:val="000000" w:themeColor="text1"/>
         </w:rPr>
       </w:pPr>
       <w:r>
@@ -51818,14 +51676,11 @@
         <w:spacing w:after="0"/>
         <w:rPr>
           <w:rFonts w:ascii="Calibri" w:eastAsia="Calibri" w:hAnsi="Calibri" w:cs="Calibri"/>
-          <w:color w:val="000000" w:themeColor="text1"/>
-        </w:rPr>
-      </w:pPr>
-      <w:ins w:id="26" w:author="Julie Cusack" w:date="2023-07-31T17:17:00Z">
-        <w:r>
-          <w:tab/>
-        </w:r>
-      </w:ins>
+        </w:rPr>
+      </w:pPr>
+      <w:r>
+        <w:tab/>
+      </w:r>
       <w:r>
         <w:rPr>
           <w:rFonts w:ascii="Calibri" w:eastAsia="Calibri" w:hAnsi="Calibri" w:cs="Calibri"/>
@@ -51838,14 +51693,11 @@
         <w:spacing w:after="0"/>
         <w:rPr>
           <w:rFonts w:ascii="Calibri" w:eastAsia="Calibri" w:hAnsi="Calibri" w:cs="Calibri"/>
-          <w:color w:val="000000" w:themeColor="text1"/>
-        </w:rPr>
-      </w:pPr>
-      <w:ins w:id="27" w:author="Julie Cusack" w:date="2023-07-31T17:17:00Z">
-        <w:r>
-          <w:tab/>
-        </w:r>
-      </w:ins>
+        </w:rPr>
+      </w:pPr>
+      <w:r>
+        <w:tab/>
+      </w:r>
       <w:r>
         <w:rPr>
           <w:rFonts w:ascii="Calibri" w:eastAsia="Calibri" w:hAnsi="Calibri" w:cs="Calibri"/>
@@ -51858,14 +51710,11 @@
         <w:spacing w:after="0"/>
         <w:rPr>
           <w:rFonts w:ascii="Calibri" w:eastAsia="Calibri" w:hAnsi="Calibri" w:cs="Calibri"/>
-          <w:color w:val="000000" w:themeColor="text1"/>
-        </w:rPr>
-      </w:pPr>
-      <w:ins w:id="28" w:author="Julie Cusack" w:date="2023-07-31T17:17:00Z">
-        <w:r>
-          <w:tab/>
-        </w:r>
-      </w:ins>
+        </w:rPr>
+      </w:pPr>
+      <w:r>
+        <w:tab/>
+      </w:r>
       <w:r>
         <w:rPr>
           <w:rFonts w:ascii="Calibri" w:eastAsia="Calibri" w:hAnsi="Calibri" w:cs="Calibri"/>
@@ -51884,14 +51733,11 @@
         <w:spacing w:after="0"/>
         <w:rPr>
           <w:rFonts w:ascii="Calibri" w:eastAsia="Calibri" w:hAnsi="Calibri" w:cs="Calibri"/>
-          <w:color w:val="000000" w:themeColor="text1"/>
-        </w:rPr>
-      </w:pPr>
-      <w:ins w:id="29" w:author="Julie Cusack" w:date="2023-07-31T17:17:00Z">
-        <w:r>
-          <w:tab/>
-        </w:r>
-      </w:ins>
+        </w:rPr>
+      </w:pPr>
+      <w:r>
+        <w:tab/>
+      </w:r>
       <w:r>
         <w:rPr>
           <w:rFonts w:ascii="Calibri" w:eastAsia="Calibri" w:hAnsi="Calibri" w:cs="Calibri"/>
@@ -51904,14 +51750,11 @@
         <w:spacing w:after="0"/>
         <w:rPr>
           <w:rFonts w:ascii="Calibri" w:eastAsia="Calibri" w:hAnsi="Calibri" w:cs="Calibri"/>
-          <w:color w:val="000000" w:themeColor="text1"/>
-        </w:rPr>
-      </w:pPr>
-      <w:ins w:id="30" w:author="Julie Cusack" w:date="2023-07-31T17:17:00Z">
-        <w:r>
-          <w:tab/>
-        </w:r>
-      </w:ins>
+        </w:rPr>
+      </w:pPr>
+      <w:r>
+        <w:tab/>
+      </w:r>
       <w:r>
         <w:rPr>
           <w:rFonts w:ascii="Calibri" w:eastAsia="Calibri" w:hAnsi="Calibri" w:cs="Calibri"/>
@@ -51924,14 +51767,11 @@
         <w:spacing w:after="0"/>
         <w:rPr>
           <w:rFonts w:ascii="Calibri" w:eastAsia="Calibri" w:hAnsi="Calibri" w:cs="Calibri"/>
-          <w:color w:val="000000" w:themeColor="text1"/>
-        </w:rPr>
-      </w:pPr>
-      <w:ins w:id="31" w:author="Julie Cusack" w:date="2023-07-31T17:17:00Z">
-        <w:r>
-          <w:tab/>
-        </w:r>
-      </w:ins>
+        </w:rPr>
+      </w:pPr>
+      <w:r>
+        <w:tab/>
+      </w:r>
       <w:r>
         <w:rPr>
           <w:rFonts w:ascii="Calibri" w:eastAsia="Calibri" w:hAnsi="Calibri" w:cs="Calibri"/>
@@ -51944,7 +51784,6 @@
         <w:spacing w:after="0"/>
         <w:rPr>
           <w:rFonts w:ascii="Calibri" w:eastAsia="Calibri" w:hAnsi="Calibri" w:cs="Calibri"/>
-          <w:color w:val="D13438"/>
           <w:u w:val="single"/>
         </w:rPr>
       </w:pPr>
@@ -51965,23 +51804,7 @@
           <w:b/>
           <w:bCs/>
         </w:rPr>
-        <w:t>GO TO NEXT CHILD (</w:t>
-      </w:r>
-      <w:r>
-        <w:rPr>
-          <w:rFonts w:ascii="Calibri" w:eastAsia="Calibri" w:hAnsi="Calibri" w:cs="Times New Roman"/>
-          <w:b/>
-          <w:bCs/>
-        </w:rPr>
-        <w:t>REPEAT CHILDNAME</w:t>
-      </w:r>
-      <w:r>
-        <w:rPr>
-          <w:rFonts w:ascii="Calibri" w:eastAsia="Calibri" w:hAnsi="Calibri" w:cs="Times New Roman"/>
-          <w:b/>
-          <w:bCs/>
-        </w:rPr>
-        <w:t xml:space="preserve"> – CHILDCANC3Y) UP TO THE NUMBER OF CHILDREN IN CHILD</w:t>
+        <w:t>GO TO NEXT CHILD (REPEAT CHILDNAME – CHILDCANC3Y) UP TO THE NUMBER OF CHILDREN IN CHILD</w:t>
       </w:r>
       <w:r>
         <w:rPr>
@@ -52083,211 +51906,211 @@
         <w:rPr>
           <w:rFonts w:eastAsia="Calibri"/>
         </w:rPr>
+        <w:t>[EDU_SRC] What is the highest level of school that you have completed?</w:t>
+      </w:r>
+    </w:p>
+    <w:p>
+      <w:pPr>
+        <w:ind w:left="720"/>
+        <w:contextualSpacing/>
+        <w:rPr>
+          <w:rFonts w:eastAsia="Calibri"/>
+        </w:rPr>
+      </w:pPr>
+      <w:r>
+        <w:rPr>
+          <w:rFonts w:eastAsia="Calibri"/>
+        </w:rPr>
+        <w:t>0</w:t>
+      </w:r>
+      <w:r>
+        <w:rPr>
+          <w:rFonts w:eastAsia="Calibri"/>
+        </w:rPr>
+        <w:tab/>
+      </w:r>
+      <w:r>
+        <w:rPr>
+          <w:rFonts w:eastAsia="Calibri"/>
+        </w:rPr>
+        <w:t>Grade school (grades 1-8)</w:t>
+      </w:r>
+    </w:p>
+    <w:p>
+      <w:pPr>
+        <w:ind w:left="720"/>
+        <w:contextualSpacing/>
+        <w:rPr>
+          <w:rFonts w:eastAsia="Calibri"/>
+        </w:rPr>
+      </w:pPr>
+      <w:r>
+        <w:rPr>
+          <w:rFonts w:eastAsia="Calibri"/>
+        </w:rPr>
+        <w:t>1</w:t>
+      </w:r>
+      <w:r>
+        <w:rPr>
+          <w:rFonts w:eastAsia="Calibri"/>
+        </w:rPr>
+        <w:tab/>
+      </w:r>
+      <w:r>
+        <w:rPr>
+          <w:rFonts w:eastAsia="Calibri"/>
+        </w:rPr>
+        <w:t>Some high school (grades 9-11), no diploma</w:t>
+      </w:r>
+    </w:p>
+    <w:p>
+      <w:pPr>
+        <w:ind w:left="720"/>
+        <w:contextualSpacing/>
+        <w:rPr>
+          <w:rFonts w:eastAsia="Calibri"/>
+        </w:rPr>
+      </w:pPr>
+      <w:r>
+        <w:rPr>
+          <w:rFonts w:eastAsia="Calibri"/>
+        </w:rPr>
+        <w:t>2</w:t>
+      </w:r>
+      <w:r>
+        <w:rPr>
+          <w:rFonts w:eastAsia="Calibri"/>
+        </w:rPr>
+        <w:tab/>
+      </w:r>
+      <w:r>
+        <w:rPr>
+          <w:rFonts w:eastAsia="Calibri"/>
+        </w:rPr>
+        <w:t>High school graduate or GED</w:t>
+      </w:r>
+    </w:p>
+    <w:p>
+      <w:pPr>
+        <w:ind w:left="720"/>
+        <w:contextualSpacing/>
+        <w:rPr>
+          <w:rFonts w:eastAsia="Calibri"/>
+        </w:rPr>
+      </w:pPr>
+      <w:r>
+        <w:rPr>
+          <w:rFonts w:eastAsia="Calibri"/>
+        </w:rPr>
+        <w:t>3</w:t>
+      </w:r>
+      <w:r>
+        <w:rPr>
+          <w:rFonts w:eastAsia="Calibri"/>
+        </w:rPr>
+        <w:tab/>
+      </w:r>
+      <w:r>
+        <w:rPr>
+          <w:rFonts w:eastAsia="Calibri"/>
+        </w:rPr>
+        <w:t>Some college, no degree</w:t>
+      </w:r>
+    </w:p>
+    <w:p>
+      <w:pPr>
+        <w:ind w:left="720"/>
+        <w:contextualSpacing/>
+        <w:rPr>
+          <w:rFonts w:eastAsia="Calibri"/>
+        </w:rPr>
+      </w:pPr>
+      <w:r>
+        <w:rPr>
+          <w:rFonts w:eastAsia="Calibri"/>
+        </w:rPr>
+        <w:t>4</w:t>
+      </w:r>
+      <w:r>
+        <w:rPr>
+          <w:rFonts w:eastAsia="Calibri"/>
+        </w:rPr>
+        <w:tab/>
+      </w:r>
+      <w:r>
+        <w:rPr>
+          <w:rFonts w:eastAsia="Calibri"/>
+        </w:rPr>
+        <w:t>Technical or trade school after high school</w:t>
+      </w:r>
+    </w:p>
+    <w:p>
+      <w:pPr>
+        <w:ind w:left="720"/>
+        <w:contextualSpacing/>
+        <w:rPr>
+          <w:rFonts w:eastAsia="Calibri"/>
+        </w:rPr>
+      </w:pPr>
+      <w:r>
+        <w:rPr>
+          <w:rFonts w:eastAsia="Calibri"/>
+        </w:rPr>
+        <w:t>5</w:t>
+      </w:r>
+      <w:r>
+        <w:rPr>
+          <w:rFonts w:eastAsia="Calibri"/>
+        </w:rPr>
+        <w:tab/>
+      </w:r>
+      <w:r>
+        <w:rPr>
+          <w:rFonts w:eastAsia="Calibri"/>
+        </w:rPr>
+        <w:t>Associate’s degree</w:t>
+      </w:r>
+    </w:p>
+    <w:p>
+      <w:pPr>
+        <w:ind w:left="720"/>
+        <w:contextualSpacing/>
+        <w:rPr>
+          <w:rFonts w:eastAsia="Calibri"/>
+        </w:rPr>
+      </w:pPr>
+      <w:r>
+        <w:rPr>
+          <w:rFonts w:eastAsia="Calibri"/>
+        </w:rPr>
+        <w:t>6</w:t>
+      </w:r>
+      <w:r>
+        <w:rPr>
+          <w:rFonts w:eastAsia="Calibri"/>
+        </w:rPr>
+        <w:tab/>
+      </w:r>
+      <w:r>
+        <w:rPr>
+          <w:rFonts w:eastAsia="Calibri"/>
+        </w:rPr>
+        <w:t>College graduate (Bachelor’s degree)</w:t>
+      </w:r>
+    </w:p>
+    <w:p>
+      <w:pPr>
+        <w:ind w:left="720"/>
+        <w:contextualSpacing/>
+        <w:rPr>
+          <w:rFonts w:eastAsia="Calibri"/>
+        </w:rPr>
+      </w:pPr>
+      <w:r>
+        <w:rPr>
+          <w:rFonts w:eastAsia="Calibri"/>
+        </w:rPr>
         <w:lastRenderedPageBreak/>
-        <w:t>[EDU_SRC] What is the highest level of school that you have completed?</w:t>
-      </w:r>
-    </w:p>
-    <w:p>
-      <w:pPr>
-        <w:ind w:left="720"/>
-        <w:contextualSpacing/>
-        <w:rPr>
-          <w:rFonts w:eastAsia="Calibri"/>
-        </w:rPr>
-      </w:pPr>
-      <w:r>
-        <w:rPr>
-          <w:rFonts w:eastAsia="Calibri"/>
-        </w:rPr>
-        <w:t>0</w:t>
-      </w:r>
-      <w:r>
-        <w:rPr>
-          <w:rFonts w:eastAsia="Calibri"/>
-        </w:rPr>
-        <w:tab/>
-      </w:r>
-      <w:r>
-        <w:rPr>
-          <w:rFonts w:eastAsia="Calibri"/>
-        </w:rPr>
-        <w:t>Grade school (grades 1-8)</w:t>
-      </w:r>
-    </w:p>
-    <w:p>
-      <w:pPr>
-        <w:ind w:left="720"/>
-        <w:contextualSpacing/>
-        <w:rPr>
-          <w:rFonts w:eastAsia="Calibri"/>
-        </w:rPr>
-      </w:pPr>
-      <w:r>
-        <w:rPr>
-          <w:rFonts w:eastAsia="Calibri"/>
-        </w:rPr>
-        <w:t>1</w:t>
-      </w:r>
-      <w:r>
-        <w:rPr>
-          <w:rFonts w:eastAsia="Calibri"/>
-        </w:rPr>
-        <w:tab/>
-      </w:r>
-      <w:r>
-        <w:rPr>
-          <w:rFonts w:eastAsia="Calibri"/>
-        </w:rPr>
-        <w:t>Some high school (grades 9-11), no diploma</w:t>
-      </w:r>
-    </w:p>
-    <w:p>
-      <w:pPr>
-        <w:ind w:left="720"/>
-        <w:contextualSpacing/>
-        <w:rPr>
-          <w:rFonts w:eastAsia="Calibri"/>
-        </w:rPr>
-      </w:pPr>
-      <w:r>
-        <w:rPr>
-          <w:rFonts w:eastAsia="Calibri"/>
-        </w:rPr>
-        <w:t>2</w:t>
-      </w:r>
-      <w:r>
-        <w:rPr>
-          <w:rFonts w:eastAsia="Calibri"/>
-        </w:rPr>
-        <w:tab/>
-      </w:r>
-      <w:r>
-        <w:rPr>
-          <w:rFonts w:eastAsia="Calibri"/>
-        </w:rPr>
-        <w:t>High school graduate or GED</w:t>
-      </w:r>
-    </w:p>
-    <w:p>
-      <w:pPr>
-        <w:ind w:left="720"/>
-        <w:contextualSpacing/>
-        <w:rPr>
-          <w:rFonts w:eastAsia="Calibri"/>
-        </w:rPr>
-      </w:pPr>
-      <w:r>
-        <w:rPr>
-          <w:rFonts w:eastAsia="Calibri"/>
-        </w:rPr>
-        <w:t>3</w:t>
-      </w:r>
-      <w:r>
-        <w:rPr>
-          <w:rFonts w:eastAsia="Calibri"/>
-        </w:rPr>
-        <w:tab/>
-      </w:r>
-      <w:r>
-        <w:rPr>
-          <w:rFonts w:eastAsia="Calibri"/>
-        </w:rPr>
-        <w:t>Some college, no degree</w:t>
-      </w:r>
-    </w:p>
-    <w:p>
-      <w:pPr>
-        <w:ind w:left="720"/>
-        <w:contextualSpacing/>
-        <w:rPr>
-          <w:rFonts w:eastAsia="Calibri"/>
-        </w:rPr>
-      </w:pPr>
-      <w:r>
-        <w:rPr>
-          <w:rFonts w:eastAsia="Calibri"/>
-        </w:rPr>
-        <w:t>4</w:t>
-      </w:r>
-      <w:r>
-        <w:rPr>
-          <w:rFonts w:eastAsia="Calibri"/>
-        </w:rPr>
-        <w:tab/>
-      </w:r>
-      <w:r>
-        <w:rPr>
-          <w:rFonts w:eastAsia="Calibri"/>
-        </w:rPr>
-        <w:t>Technical or trade school after high school</w:t>
-      </w:r>
-    </w:p>
-    <w:p>
-      <w:pPr>
-        <w:ind w:left="720"/>
-        <w:contextualSpacing/>
-        <w:rPr>
-          <w:rFonts w:eastAsia="Calibri"/>
-        </w:rPr>
-      </w:pPr>
-      <w:r>
-        <w:rPr>
-          <w:rFonts w:eastAsia="Calibri"/>
-        </w:rPr>
-        <w:t>5</w:t>
-      </w:r>
-      <w:r>
-        <w:rPr>
-          <w:rFonts w:eastAsia="Calibri"/>
-        </w:rPr>
-        <w:tab/>
-      </w:r>
-      <w:r>
-        <w:rPr>
-          <w:rFonts w:eastAsia="Calibri"/>
-        </w:rPr>
-        <w:t>Associate’s degree</w:t>
-      </w:r>
-    </w:p>
-    <w:p>
-      <w:pPr>
-        <w:ind w:left="720"/>
-        <w:contextualSpacing/>
-        <w:rPr>
-          <w:rFonts w:eastAsia="Calibri"/>
-        </w:rPr>
-      </w:pPr>
-      <w:r>
-        <w:rPr>
-          <w:rFonts w:eastAsia="Calibri"/>
-        </w:rPr>
-        <w:t>6</w:t>
-      </w:r>
-      <w:r>
-        <w:rPr>
-          <w:rFonts w:eastAsia="Calibri"/>
-        </w:rPr>
-        <w:tab/>
-      </w:r>
-      <w:r>
-        <w:rPr>
-          <w:rFonts w:eastAsia="Calibri"/>
-        </w:rPr>
-        <w:t>College graduate (Bachelor’s degree)</w:t>
-      </w:r>
-    </w:p>
-    <w:p>
-      <w:pPr>
-        <w:ind w:left="720"/>
-        <w:contextualSpacing/>
-        <w:rPr>
-          <w:rFonts w:eastAsia="Calibri"/>
-        </w:rPr>
-      </w:pPr>
-      <w:r>
-        <w:rPr>
-          <w:rFonts w:eastAsia="Calibri"/>
-        </w:rPr>
         <w:t>7</w:t>
       </w:r>
       <w:r>
@@ -52412,7 +52235,7 @@
         <w:ind w:left="720"/>
         <w:contextualSpacing/>
       </w:pPr>
-      <w:bookmarkStart w:id="32" w:name="_Hlk527963102"/>
+      <w:bookmarkStart w:id="21" w:name="_Hlk527963102"/>
       <w:r>
         <w:t>0</w:t>
       </w:r>
@@ -52467,7 +52290,7 @@
         </w:rPr>
       </w:pPr>
     </w:p>
-    <w:bookmarkEnd w:id="32"/>
+    <w:bookmarkEnd w:id="21"/>
     <w:p>
       <w:pPr>
         <w:pStyle w:val="ListParagraph"/>
@@ -53063,7 +52886,7 @@
               </wp:anchor>
             </w:drawing>
           </mc:Choice>
-          <mc:Fallback xmlns:a="http://schemas.openxmlformats.org/drawingml/2006/main" xmlns:pic="http://schemas.openxmlformats.org/drawingml/2006/picture" xmlns:a14="http://schemas.microsoft.com/office/drawing/2010/main">
+          <mc:Fallback xmlns:a14="http://schemas.microsoft.com/office/drawing/2010/main" xmlns:pic="http://schemas.openxmlformats.org/drawingml/2006/picture" xmlns:a="http://schemas.openxmlformats.org/drawingml/2006/main">
             <w:pict w14:anchorId="3467FFA4">
               <v:rect id="Rectangle 14" style="position:absolute;margin-left:38.1pt;margin-top:6.4pt;width:226.85pt;height:14.2pt;z-index:251705344;visibility:visible;mso-wrap-style:square;mso-width-percent:0;mso-height-percent:0;mso-wrap-distance-left:9pt;mso-wrap-distance-top:0;mso-wrap-distance-right:9pt;mso-wrap-distance-bottom:0;mso-position-horizontal:absolute;mso-position-horizontal-relative:text;mso-position-vertical:absolute;mso-position-vertical-relative:text;mso-width-percent:0;mso-height-percent:0;mso-width-relative:margin;mso-height-relative:margin;v-text-anchor:middle" o:spid="_x0000_s1026" fillcolor="window" strokecolor="windowText" strokeweight=".5pt" w14:anchorId="47F1844C" o:gfxdata="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"/>
             </w:pict>
@@ -53169,67 +52992,63 @@
           <w:rFonts w:eastAsia="Calibri"/>
         </w:rPr>
       </w:pPr>
-      <w:ins w:id="33" w:author="Julie Cusack" w:date="2023-08-11T14:15:00Z">
-        <w:r>
-          <w:tab/>
-        </w:r>
-      </w:ins>
-      <w:ins w:id="34" w:author="Julie Cusack" w:date="2023-08-11T14:16:00Z">
-        <w:r>
-          <w:rPr>
-            <w:noProof/>
-          </w:rPr>
-          <mc:AlternateContent>
-            <mc:Choice Requires="wps">
-              <w:drawing>
-                <wp:inline distT="0" distB="0" distL="114300" distR="114300" wp14:anchorId="0D9D2F0B" wp14:editId="4956A23D">
-                  <wp:extent cx="2880995" cy="180340"/>
-                  <wp:effectExtent l="0" t="0" r="14605" b="10160"/>
-                  <wp:docPr id="838471500" name="Rectangle 14"/>
-                  <wp:cNvGraphicFramePr/>
-                  <a:graphic xmlns:a="http://schemas.openxmlformats.org/drawingml/2006/main">
-                    <a:graphicData uri="http://schemas.microsoft.com/office/word/2010/wordprocessingShape">
-                      <wps:wsp>
-                        <wps:cNvSpPr/>
-                        <wps:spPr>
-                          <a:xfrm>
-                            <a:off x="0" y="0"/>
-                            <a:ext cx="2880995" cy="180340"/>
-                          </a:xfrm>
-                          <a:prstGeom prst="rect">
-                            <a:avLst/>
-                          </a:prstGeom>
+      <w:r>
+        <w:tab/>
+      </w:r>
+      <w:r>
+        <w:rPr>
+          <w:noProof/>
+        </w:rPr>
+        <mc:AlternateContent>
+          <mc:Choice Requires="wps">
+            <w:drawing>
+              <wp:inline distT="0" distB="0" distL="114300" distR="114300" wp14:anchorId="00FAEE1A" wp14:editId="072D9C88">
+                <wp:extent cx="2880995" cy="180340"/>
+                <wp:effectExtent l="0" t="0" r="14605" b="10160"/>
+                <wp:docPr id="1599426254" name="Rectangle 14"/>
+                <wp:cNvGraphicFramePr/>
+                <a:graphic xmlns:a="http://schemas.openxmlformats.org/drawingml/2006/main">
+                  <a:graphicData uri="http://schemas.microsoft.com/office/word/2010/wordprocessingShape">
+                    <wps:wsp>
+                      <wps:cNvSpPr/>
+                      <wps:spPr>
+                        <a:xfrm>
+                          <a:off x="0" y="0"/>
+                          <a:ext cx="2880995" cy="180340"/>
+                        </a:xfrm>
+                        <a:prstGeom prst="rect">
+                          <a:avLst/>
+                        </a:prstGeom>
+                        <a:solidFill>
+                          <a:sysClr val="window" lastClr="FFFFFF"/>
+                        </a:solidFill>
+                        <a:ln w="6350" cap="flat" cmpd="sng" algn="ctr">
                           <a:solidFill>
-                            <a:sysClr val="window" lastClr="FFFFFF"/>
+                            <a:sysClr val="windowText" lastClr="000000"/>
                           </a:solidFill>
-                          <a:ln w="6350" cap="flat" cmpd="sng" algn="ctr">
-                            <a:solidFill>
-                              <a:sysClr val="windowText" lastClr="000000"/>
-                            </a:solidFill>
-                            <a:prstDash val="solid"/>
-                          </a:ln>
-                          <a:effectLst/>
-                        </wps:spPr>
-                        <wps:bodyPr rot="0" spcFirstLastPara="0" vertOverflow="overflow" horzOverflow="overflow" vert="horz" wrap="square" lIns="91440" tIns="45720" rIns="91440" bIns="45720" numCol="1" spcCol="0" rtlCol="0" fromWordArt="0" anchor="ctr" anchorCtr="0" forceAA="0" compatLnSpc="1">
-                          <a:prstTxWarp prst="textNoShape">
-                            <a:avLst/>
-                          </a:prstTxWarp>
-                          <a:noAutofit/>
-                        </wps:bodyPr>
-                      </wps:wsp>
-                    </a:graphicData>
-                  </a:graphic>
-                </wp:inline>
-              </w:drawing>
-            </mc:Choice>
-            <mc:Fallback xmlns:a="http://schemas.openxmlformats.org/drawingml/2006/main" xmlns:pic="http://schemas.openxmlformats.org/drawingml/2006/picture" xmlns:a14="http://schemas.microsoft.com/office/drawing/2010/main">
-              <w:pict xmlns:w14="http://schemas.microsoft.com/office/word/2010/wordml" xmlns:w="http://schemas.openxmlformats.org/wordprocessingml/2006/main" w14:anchorId="3A1CF174">
-                <v:rect xmlns:o="urn:schemas-microsoft-com:office:office" xmlns:v="urn:schemas-microsoft-com:vml" id="Rectangle 14" style="position:absolute;margin-left:38.1pt;margin-top:6.4pt;width:226.85pt;height:14.2pt;z-index:251705344;visibility:visible;mso-wrap-style:square;mso-width-percent:0;mso-height-percent:0;mso-wrap-distance-left:9pt;mso-wrap-distance-top:0;mso-wrap-distance-right:9pt;mso-wrap-distance-bottom:0;mso-position-horizontal:absolute;mso-position-horizontal-relative:text;mso-position-vertical:absolute;mso-position-vertical-relative:text;mso-width-percent:0;mso-height-percent:0;mso-width-relative:margin;mso-height-relative:margin;v-text-anchor:middle" o:spid="_x0000_s1026" fillcolor="window" strokecolor="windowText" strokeweight=".5pt" w14:anchorId="47F1844C" o:gfxdata="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"/>
-              </w:pict>
-            </mc:Fallback>
-          </mc:AlternateContent>
-        </w:r>
-      </w:ins>
+                          <a:prstDash val="solid"/>
+                        </a:ln>
+                        <a:effectLst/>
+                      </wps:spPr>
+                      <wps:bodyPr rot="0" spcFirstLastPara="0" vertOverflow="overflow" horzOverflow="overflow" vert="horz" wrap="square" lIns="91440" tIns="45720" rIns="91440" bIns="45720" numCol="1" spcCol="0" rtlCol="0" fromWordArt="0" anchor="ctr" anchorCtr="0" forceAA="0" compatLnSpc="1">
+                        <a:prstTxWarp prst="textNoShape">
+                          <a:avLst/>
+                        </a:prstTxWarp>
+                        <a:noAutofit/>
+                      </wps:bodyPr>
+                    </wps:wsp>
+                  </a:graphicData>
+                </a:graphic>
+              </wp:inline>
+            </w:drawing>
+          </mc:Choice>
+          <mc:Fallback xmlns:a14="http://schemas.microsoft.com/office/drawing/2010/main" xmlns:pic="http://schemas.openxmlformats.org/drawingml/2006/picture" xmlns:a="http://schemas.openxmlformats.org/drawingml/2006/main">
+            <w:pict xmlns:w14="http://schemas.microsoft.com/office/word/2010/wordml" xmlns:w="http://schemas.openxmlformats.org/wordprocessingml/2006/main" w14:anchorId="3A1CF174">
+              <v:rect xmlns:o="urn:schemas-microsoft-com:office:office" xmlns:v="urn:schemas-microsoft-com:vml" id="Rectangle 14" style="position:absolute;margin-left:38.1pt;margin-top:6.4pt;width:226.85pt;height:14.2pt;z-index:251705344;visibility:visible;mso-wrap-style:square;mso-width-percent:0;mso-height-percent:0;mso-wrap-distance-left:9pt;mso-wrap-distance-top:0;mso-wrap-distance-right:9pt;mso-wrap-distance-bottom:0;mso-position-horizontal:absolute;mso-position-horizontal-relative:text;mso-position-vertical:absolute;mso-position-vertical-relative:text;mso-width-percent:0;mso-height-percent:0;mso-width-relative:margin;mso-height-relative:margin;v-text-anchor:middle" o:spid="_x0000_s1026" fillcolor="window" strokecolor="windowText" strokeweight=".5pt" w14:anchorId="47F1844C" o:gfxdata="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"/>
+            </w:pict>
+          </mc:Fallback>
+        </mc:AlternateContent>
+      </w:r>
     </w:p>
     <w:p>
       <w:pPr>
@@ -53254,36 +53073,16 @@
           <w:bCs/>
           <w:i/>
           <w:iCs/>
-          <w:color w:val="000000" w:themeColor="text1"/>
-        </w:rPr>
-        <w:t xml:space="preserve">[NOTE: 6 responses populated by SOCcer, </w:t>
+        </w:rPr>
+        <w:t>[NOTE: 6 responses populated by SOCcer, with a “None of the above answer”.]</w:t>
       </w:r>
       <w:r>
         <w:rPr>
           <w:rFonts w:ascii="Calibri" w:eastAsia="Calibri" w:hAnsi="Calibri" w:cs="Calibri"/>
           <w:b/>
           <w:bCs/>
-          <w:i/>
-          <w:iCs/>
-        </w:rPr>
-        <w:t>with a “None of the above answer”.]</w:t>
-      </w:r>
-      <w:r>
-        <w:rPr>
-          <w:rFonts w:ascii="Calibri" w:eastAsia="Calibri" w:hAnsi="Calibri" w:cs="Calibri"/>
-          <w:b/>
-          <w:bCs/>
-          <w:color w:val="000000" w:themeColor="text1"/>
-        </w:rPr>
-        <w:t xml:space="preserve"> </w:t>
-      </w:r>
-      <w:r>
-        <w:rPr>
-          <w:rFonts w:ascii="Calibri" w:eastAsia="Calibri" w:hAnsi="Calibri" w:cs="Calibri"/>
-          <w:b/>
-          <w:bCs/>
-        </w:rPr>
-        <w:t xml:space="preserve"> </w:t>
+        </w:rPr>
+        <w:t xml:space="preserve">  </w:t>
       </w:r>
     </w:p>
     <w:p>
@@ -53401,6 +53200,7 @@
         <w:rPr>
           <w:rFonts w:eastAsia="Calibri"/>
         </w:rPr>
+        <w:lastRenderedPageBreak/>
         <w:t>[</w:t>
       </w:r>
       <w:r>
@@ -54190,7 +53990,6 @@
           <w:i/>
           <w:iCs/>
         </w:rPr>
-        <w:lastRenderedPageBreak/>
         <w:t xml:space="preserve">NO RESPONSE </w:t>
       </w:r>
       <w:r>
@@ -54321,15 +54120,14 @@
     </w:p>
     <w:p>
       <w:pPr>
-        <w:spacing w:after="0" w:line="240" w:lineRule="auto"/>
-        <w:ind w:left="720"/>
+        <w:pStyle w:val="ListParagraph"/>
+        <w:spacing w:after="0"/>
         <w:rPr>
           <w:rFonts w:ascii="Calibri" w:eastAsia="Calibri" w:hAnsi="Calibri" w:cs="Calibri"/>
           <w:b/>
           <w:bCs/>
           <w:i/>
           <w:iCs/>
-          <w:color w:val="000000" w:themeColor="text1"/>
           <w:sz w:val="20"/>
           <w:szCs w:val="20"/>
         </w:rPr>
@@ -54341,12 +54139,22 @@
           <w:bCs/>
           <w:i/>
           <w:iCs/>
-          <w:color w:val="000000" w:themeColor="text1"/>
           <w:sz w:val="20"/>
           <w:szCs w:val="20"/>
         </w:rPr>
         <w:t>[RANGE CHECK: min= 0, max= age]</w:t>
       </w:r>
+    </w:p>
+    <w:p>
+      <w:pPr>
+        <w:pStyle w:val="ListParagraph"/>
+        <w:spacing w:after="0"/>
+        <w:rPr>
+          <w:rFonts w:eastAsia="Calibri"/>
+          <w:i/>
+          <w:iCs/>
+        </w:rPr>
+      </w:pPr>
     </w:p>
     <w:p>
       <w:pPr>
@@ -54772,7 +54580,7 @@
               </wp:anchor>
             </w:drawing>
           </mc:Choice>
-          <mc:Fallback xmlns:a="http://schemas.openxmlformats.org/drawingml/2006/main" xmlns:pic="http://schemas.openxmlformats.org/drawingml/2006/picture" xmlns:a14="http://schemas.microsoft.com/office/drawing/2010/main">
+          <mc:Fallback xmlns:a14="http://schemas.microsoft.com/office/drawing/2010/main" xmlns:pic="http://schemas.openxmlformats.org/drawingml/2006/picture" xmlns:a="http://schemas.openxmlformats.org/drawingml/2006/main">
             <w:pict w14:anchorId="362697BB">
               <v:rect id="Rectangle 311" style="position:absolute;margin-left:36.85pt;margin-top:3.3pt;width:226.9pt;height:14.25pt;z-index:251664384;visibility:visible;mso-wrap-style:square;mso-width-percent:0;mso-height-percent:0;mso-wrap-distance-left:9pt;mso-wrap-distance-top:0;mso-wrap-distance-right:9pt;mso-wrap-distance-bottom:0;mso-position-horizontal:absolute;mso-position-horizontal-relative:text;mso-position-vertical:absolute;mso-position-vertical-relative:text;mso-width-percent:0;mso-height-percent:0;mso-width-relative:margin;mso-height-relative:margin;v-text-anchor:middle" o:spid="_x0000_s1026" fillcolor="window" strokecolor="windowText" strokeweight=".5pt" w14:anchorId="0D03D7CC" o:gfxdata="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"/>
             </w:pict>
@@ -54872,62 +54680,60 @@
         </w:tabs>
         <w:ind w:firstLine="720"/>
       </w:pPr>
-      <w:ins w:id="35" w:author="Julie Cusack" w:date="2023-08-11T14:18:00Z">
-        <w:r>
-          <w:rPr>
-            <w:noProof/>
-          </w:rPr>
-          <mc:AlternateContent>
-            <mc:Choice Requires="wps">
-              <w:drawing>
-                <wp:inline distT="0" distB="0" distL="114300" distR="114300" wp14:anchorId="4871A790" wp14:editId="708AD83D">
-                  <wp:extent cx="2881423" cy="180754"/>
-                  <wp:effectExtent l="0" t="0" r="14605" b="10160"/>
-                  <wp:docPr id="810412061" name="Rectangle 311"/>
-                  <wp:cNvGraphicFramePr/>
-                  <a:graphic xmlns:a="http://schemas.openxmlformats.org/drawingml/2006/main">
-                    <a:graphicData uri="http://schemas.microsoft.com/office/word/2010/wordprocessingShape">
-                      <wps:wsp>
-                        <wps:cNvSpPr/>
-                        <wps:spPr>
-                          <a:xfrm>
-                            <a:off x="0" y="0"/>
-                            <a:ext cx="2881423" cy="180754"/>
-                          </a:xfrm>
-                          <a:prstGeom prst="rect">
-                            <a:avLst/>
-                          </a:prstGeom>
+      <w:r>
+        <w:rPr>
+          <w:noProof/>
+        </w:rPr>
+        <mc:AlternateContent>
+          <mc:Choice Requires="wps">
+            <w:drawing>
+              <wp:inline distT="0" distB="0" distL="114300" distR="114300" wp14:anchorId="11CCD742" wp14:editId="032A72B9">
+                <wp:extent cx="2881423" cy="180754"/>
+                <wp:effectExtent l="0" t="0" r="14605" b="10160"/>
+                <wp:docPr id="1269357818" name="Rectangle 311"/>
+                <wp:cNvGraphicFramePr/>
+                <a:graphic xmlns:a="http://schemas.openxmlformats.org/drawingml/2006/main">
+                  <a:graphicData uri="http://schemas.microsoft.com/office/word/2010/wordprocessingShape">
+                    <wps:wsp>
+                      <wps:cNvSpPr/>
+                      <wps:spPr>
+                        <a:xfrm>
+                          <a:off x="0" y="0"/>
+                          <a:ext cx="2881423" cy="180754"/>
+                        </a:xfrm>
+                        <a:prstGeom prst="rect">
+                          <a:avLst/>
+                        </a:prstGeom>
+                        <a:solidFill>
+                          <a:sysClr val="window" lastClr="FFFFFF"/>
+                        </a:solidFill>
+                        <a:ln w="6350" cap="flat" cmpd="sng" algn="ctr">
                           <a:solidFill>
-                            <a:sysClr val="window" lastClr="FFFFFF"/>
+                            <a:sysClr val="windowText" lastClr="000000"/>
                           </a:solidFill>
-                          <a:ln w="6350" cap="flat" cmpd="sng" algn="ctr">
-                            <a:solidFill>
-                              <a:sysClr val="windowText" lastClr="000000"/>
-                            </a:solidFill>
-                            <a:prstDash val="solid"/>
-                          </a:ln>
-                          <a:effectLst/>
-                        </wps:spPr>
-                        <wps:bodyPr rot="0" spcFirstLastPara="0" vertOverflow="overflow" horzOverflow="overflow" vert="horz" wrap="square" lIns="91440" tIns="45720" rIns="91440" bIns="45720" numCol="1" spcCol="0" rtlCol="0" fromWordArt="0" anchor="ctr" anchorCtr="0" forceAA="0" compatLnSpc="1">
-                          <a:prstTxWarp prst="textNoShape">
-                            <a:avLst/>
-                          </a:prstTxWarp>
-                          <a:noAutofit/>
-                        </wps:bodyPr>
-                      </wps:wsp>
-                    </a:graphicData>
-                  </a:graphic>
-                </wp:inline>
-              </w:drawing>
-            </mc:Choice>
-            <mc:Fallback xmlns:a="http://schemas.openxmlformats.org/drawingml/2006/main" xmlns:pic="http://schemas.openxmlformats.org/drawingml/2006/picture" xmlns:a14="http://schemas.microsoft.com/office/drawing/2010/main">
-              <w:pict xmlns:w14="http://schemas.microsoft.com/office/word/2010/wordml" xmlns:w="http://schemas.openxmlformats.org/wordprocessingml/2006/main" w14:anchorId="74020BD4">
-                <v:rect xmlns:o="urn:schemas-microsoft-com:office:office" xmlns:v="urn:schemas-microsoft-com:vml" id="Rectangle 311" style="position:absolute;margin-left:36.85pt;margin-top:3.3pt;width:226.9pt;height:14.25pt;z-index:251664384;visibility:visible;mso-wrap-style:square;mso-width-percent:0;mso-height-percent:0;mso-wrap-distance-left:9pt;mso-wrap-distance-top:0;mso-wrap-distance-right:9pt;mso-wrap-distance-bottom:0;mso-position-horizontal:absolute;mso-position-horizontal-relative:text;mso-position-vertical:absolute;mso-position-vertical-relative:text;mso-width-percent:0;mso-height-percent:0;mso-width-relative:margin;mso-height-relative:margin;v-text-anchor:middle" o:spid="_x0000_s1026" fillcolor="window" strokecolor="windowText" strokeweight=".5pt" w14:anchorId="0D03D7CC" o:gfxdata="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"/>
-              </w:pict>
-            </mc:Fallback>
-          </mc:AlternateContent>
-        </w:r>
-      </w:ins>
+                          <a:prstDash val="solid"/>
+                        </a:ln>
+                        <a:effectLst/>
+                      </wps:spPr>
+                      <wps:bodyPr rot="0" spcFirstLastPara="0" vertOverflow="overflow" horzOverflow="overflow" vert="horz" wrap="square" lIns="91440" tIns="45720" rIns="91440" bIns="45720" numCol="1" spcCol="0" rtlCol="0" fromWordArt="0" anchor="ctr" anchorCtr="0" forceAA="0" compatLnSpc="1">
+                        <a:prstTxWarp prst="textNoShape">
+                          <a:avLst/>
+                        </a:prstTxWarp>
+                        <a:noAutofit/>
+                      </wps:bodyPr>
+                    </wps:wsp>
+                  </a:graphicData>
+                </a:graphic>
+              </wp:inline>
+            </w:drawing>
+          </mc:Choice>
+          <mc:Fallback xmlns:a14="http://schemas.microsoft.com/office/drawing/2010/main" xmlns:pic="http://schemas.openxmlformats.org/drawingml/2006/picture" xmlns:a="http://schemas.openxmlformats.org/drawingml/2006/main">
+            <w:pict xmlns:w14="http://schemas.microsoft.com/office/word/2010/wordml" xmlns:w="http://schemas.openxmlformats.org/wordprocessingml/2006/main" w14:anchorId="74020BD4">
+              <v:rect xmlns:o="urn:schemas-microsoft-com:office:office" xmlns:v="urn:schemas-microsoft-com:vml" id="Rectangle 311" style="position:absolute;margin-left:36.85pt;margin-top:3.3pt;width:226.9pt;height:14.25pt;z-index:251664384;visibility:visible;mso-wrap-style:square;mso-width-percent:0;mso-height-percent:0;mso-wrap-distance-left:9pt;mso-wrap-distance-top:0;mso-wrap-distance-right:9pt;mso-wrap-distance-bottom:0;mso-position-horizontal:absolute;mso-position-horizontal-relative:text;mso-position-vertical:absolute;mso-position-vertical-relative:text;mso-width-percent:0;mso-height-percent:0;mso-width-relative:margin;mso-height-relative:margin;v-text-anchor:middle" o:spid="_x0000_s1026" fillcolor="window" strokecolor="windowText" strokeweight=".5pt" w14:anchorId="0D03D7CC" o:gfxdata="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"/>
+            </w:pict>
+          </mc:Fallback>
+        </mc:AlternateContent>
+      </w:r>
     </w:p>
     <w:p>
       <w:pPr>
@@ -54954,36 +54760,16 @@
           <w:bCs/>
           <w:i/>
           <w:iCs/>
-          <w:color w:val="000000" w:themeColor="text1"/>
-        </w:rPr>
-        <w:t xml:space="preserve">[NOTE: 6 responses populated by SOCcer, </w:t>
+        </w:rPr>
+        <w:t>[NOTE: 6 responses populated by SOCcer, with a “None of the above answer”.]</w:t>
       </w:r>
       <w:r>
         <w:rPr>
           <w:rFonts w:ascii="Calibri" w:eastAsia="Calibri" w:hAnsi="Calibri" w:cs="Calibri"/>
           <w:b/>
           <w:bCs/>
-          <w:i/>
-          <w:iCs/>
-        </w:rPr>
-        <w:t>with a “None of the above answer”.]</w:t>
-      </w:r>
-      <w:r>
-        <w:rPr>
-          <w:rFonts w:ascii="Calibri" w:eastAsia="Calibri" w:hAnsi="Calibri" w:cs="Calibri"/>
-          <w:b/>
-          <w:bCs/>
-          <w:color w:val="000000" w:themeColor="text1"/>
-        </w:rPr>
-        <w:t xml:space="preserve"> </w:t>
-      </w:r>
-      <w:r>
-        <w:rPr>
-          <w:rFonts w:ascii="Calibri" w:eastAsia="Calibri" w:hAnsi="Calibri" w:cs="Calibri"/>
-          <w:b/>
-          <w:bCs/>
-        </w:rPr>
-        <w:t xml:space="preserve"> </w:t>
+        </w:rPr>
+        <w:t xml:space="preserve">  </w:t>
       </w:r>
     </w:p>
     <w:p>
@@ -55152,7 +54938,6 @@
         <w:rPr>
           <w:rFonts w:eastAsia="Calibri"/>
         </w:rPr>
-        <w:lastRenderedPageBreak/>
         <w:t>[</w:t>
       </w:r>
       <w:r>
@@ -55276,6 +55061,7 @@
         <w:rPr>
           <w:rFonts w:ascii="Calibri" w:eastAsia="Calibri" w:hAnsi="Calibri" w:cs="Calibri"/>
         </w:rPr>
+        <w:lastRenderedPageBreak/>
         <w:t>0</w:t>
       </w:r>
       <w:r>
@@ -55856,6 +55642,44 @@
     </w:p>
     <w:p>
       <w:pPr>
+        <w:pStyle w:val="ListParagraph"/>
+        <w:rPr>
+          <w:rFonts w:eastAsia="Calibri"/>
+          <w:i/>
+          <w:iCs/>
+        </w:rPr>
+      </w:pPr>
+      <w:r>
+        <w:rPr>
+          <w:rFonts w:eastAsia="Calibri"/>
+          <w:i/>
+          <w:iCs/>
+        </w:rPr>
+        <w:t xml:space="preserve">NO RESPONSE </w:t>
+      </w:r>
+      <w:r>
+        <w:rPr>
+          <w:rFonts w:ascii="Wingdings" w:eastAsia="Wingdings" w:hAnsi="Wingdings"/>
+          <w:b/>
+          <w:bCs/>
+          <w:i/>
+          <w:iCs/>
+        </w:rPr>
+        <w:t>à</w:t>
+      </w:r>
+      <w:r>
+        <w:rPr>
+          <w:rFonts w:eastAsia="Calibri"/>
+          <w:b/>
+          <w:bCs/>
+          <w:i/>
+          <w:iCs/>
+        </w:rPr>
+        <w:t xml:space="preserve"> GO TO INCOME</w:t>
+      </w:r>
+    </w:p>
+    <w:p>
+      <w:pPr>
         <w:spacing w:before="240" w:after="0" w:line="240" w:lineRule="auto"/>
         <w:ind w:left="720"/>
         <w:rPr>
@@ -55864,7 +55688,6 @@
           <w:bCs/>
           <w:i/>
           <w:iCs/>
-          <w:color w:val="000000" w:themeColor="text1"/>
           <w:sz w:val="20"/>
           <w:szCs w:val="20"/>
         </w:rPr>
@@ -55876,7 +55699,6 @@
           <w:bCs/>
           <w:i/>
           <w:iCs/>
-          <w:color w:val="000000" w:themeColor="text1"/>
           <w:sz w:val="20"/>
           <w:szCs w:val="20"/>
         </w:rPr>
@@ -55885,51 +55707,12 @@
     </w:p>
     <w:p>
       <w:pPr>
-        <w:pStyle w:val="ListParagraph"/>
-        <w:rPr>
-          <w:rFonts w:eastAsia="Calibri"/>
-          <w:i/>
-          <w:iCs/>
-        </w:rPr>
-      </w:pPr>
-      <w:r>
-        <w:rPr>
-          <w:rFonts w:eastAsia="Calibri"/>
-          <w:i/>
-          <w:iCs/>
-        </w:rPr>
-        <w:t xml:space="preserve">NO RESPONSE </w:t>
-      </w:r>
-      <w:r>
-        <w:rPr>
-          <w:rFonts w:ascii="Wingdings" w:eastAsia="Wingdings" w:hAnsi="Wingdings"/>
-          <w:b/>
-          <w:bCs/>
-          <w:i/>
-          <w:iCs/>
-        </w:rPr>
-        <w:t>à</w:t>
-      </w:r>
-      <w:r>
-        <w:rPr>
-          <w:rFonts w:eastAsia="Calibri"/>
-          <w:b/>
-          <w:bCs/>
-          <w:i/>
-          <w:iCs/>
-        </w:rPr>
-        <w:t xml:space="preserve"> GO TO INCOME</w:t>
-      </w:r>
-    </w:p>
-    <w:p>
-      <w:pPr>
-        <w:pStyle w:val="ListParagraph"/>
-        <w:rPr>
-          <w:rFonts w:eastAsia="Calibri"/>
-          <w:b/>
-          <w:bCs/>
-          <w:i/>
-          <w:iCs/>
+        <w:spacing w:before="240" w:after="0" w:line="240" w:lineRule="auto"/>
+        <w:ind w:left="720"/>
+        <w:rPr>
+          <w:rFonts w:ascii="Calibri" w:eastAsia="Calibri" w:hAnsi="Calibri" w:cs="Calibri"/>
+          <w:sz w:val="20"/>
+          <w:szCs w:val="20"/>
         </w:rPr>
       </w:pPr>
     </w:p>
@@ -55979,175 +55762,175 @@
         <w:rPr>
           <w:rFonts w:eastAsia="Calibri"/>
         </w:rPr>
+        <w:t>0</w:t>
+      </w:r>
+      <w:r>
+        <w:rPr>
+          <w:rFonts w:eastAsia="Calibri"/>
+        </w:rPr>
+        <w:tab/>
+      </w:r>
+      <w:r>
+        <w:rPr>
+          <w:rFonts w:eastAsia="Calibri"/>
+        </w:rPr>
+        <w:t>Less than $10,000/year</w:t>
+      </w:r>
+    </w:p>
+    <w:p>
+      <w:pPr>
+        <w:spacing w:after="0" w:line="240" w:lineRule="auto"/>
+        <w:ind w:left="720"/>
+        <w:contextualSpacing/>
+        <w:rPr>
+          <w:rFonts w:eastAsia="Calibri"/>
+        </w:rPr>
+      </w:pPr>
+      <w:r>
+        <w:rPr>
+          <w:rFonts w:eastAsia="Calibri"/>
+        </w:rPr>
+        <w:t>1</w:t>
+      </w:r>
+      <w:r>
+        <w:rPr>
+          <w:rFonts w:eastAsia="Calibri"/>
+        </w:rPr>
+        <w:tab/>
+      </w:r>
+      <w:r>
+        <w:rPr>
+          <w:rFonts w:eastAsia="Calibri"/>
+        </w:rPr>
+        <w:t>$10,000–$24,999/year</w:t>
+      </w:r>
+    </w:p>
+    <w:p>
+      <w:pPr>
+        <w:spacing w:after="0" w:line="240" w:lineRule="auto"/>
+        <w:ind w:left="720"/>
+        <w:contextualSpacing/>
+        <w:rPr>
+          <w:rFonts w:eastAsia="Calibri"/>
+        </w:rPr>
+      </w:pPr>
+      <w:r>
+        <w:rPr>
+          <w:rFonts w:eastAsia="Calibri"/>
+        </w:rPr>
+        <w:t>2</w:t>
+      </w:r>
+      <w:r>
+        <w:rPr>
+          <w:rFonts w:eastAsia="Calibri"/>
+        </w:rPr>
+        <w:tab/>
+      </w:r>
+      <w:r>
+        <w:rPr>
+          <w:rFonts w:eastAsia="Calibri"/>
+        </w:rPr>
+        <w:t>$25,000–$34,999/year</w:t>
+      </w:r>
+    </w:p>
+    <w:p>
+      <w:pPr>
+        <w:spacing w:after="0" w:line="240" w:lineRule="auto"/>
+        <w:ind w:left="720"/>
+        <w:contextualSpacing/>
+        <w:rPr>
+          <w:rFonts w:eastAsia="Calibri"/>
+        </w:rPr>
+      </w:pPr>
+      <w:r>
+        <w:rPr>
+          <w:rFonts w:eastAsia="Calibri"/>
+        </w:rPr>
+        <w:t>3</w:t>
+      </w:r>
+      <w:r>
+        <w:rPr>
+          <w:rFonts w:eastAsia="Calibri"/>
+        </w:rPr>
+        <w:tab/>
+      </w:r>
+      <w:r>
+        <w:rPr>
+          <w:rFonts w:eastAsia="Calibri"/>
+        </w:rPr>
+        <w:t>$35,000–$49,999/year</w:t>
+      </w:r>
+    </w:p>
+    <w:p>
+      <w:pPr>
+        <w:spacing w:after="0" w:line="240" w:lineRule="auto"/>
+        <w:ind w:left="720"/>
+        <w:contextualSpacing/>
+        <w:rPr>
+          <w:rFonts w:eastAsia="Calibri"/>
+        </w:rPr>
+      </w:pPr>
+      <w:r>
+        <w:rPr>
+          <w:rFonts w:eastAsia="Calibri"/>
+        </w:rPr>
+        <w:t>4</w:t>
+      </w:r>
+      <w:r>
+        <w:rPr>
+          <w:rFonts w:eastAsia="Calibri"/>
+        </w:rPr>
+        <w:tab/>
+      </w:r>
+      <w:r>
+        <w:rPr>
+          <w:rFonts w:eastAsia="Calibri"/>
+        </w:rPr>
+        <w:t>$50,000–$74,999/year</w:t>
+      </w:r>
+    </w:p>
+    <w:p>
+      <w:pPr>
+        <w:spacing w:after="0" w:line="240" w:lineRule="auto"/>
+        <w:ind w:left="720"/>
+        <w:contextualSpacing/>
+        <w:rPr>
+          <w:rFonts w:eastAsia="Calibri"/>
+        </w:rPr>
+      </w:pPr>
+      <w:r>
+        <w:rPr>
+          <w:rFonts w:eastAsia="Calibri"/>
+        </w:rPr>
+        <w:t>5</w:t>
+      </w:r>
+      <w:r>
+        <w:rPr>
+          <w:rFonts w:eastAsia="Calibri"/>
+        </w:rPr>
+        <w:tab/>
+      </w:r>
+      <w:r>
+        <w:rPr>
+          <w:rFonts w:eastAsia="Calibri"/>
+        </w:rPr>
+        <w:t>$75,000–$99,999/year</w:t>
+      </w:r>
+    </w:p>
+    <w:p>
+      <w:pPr>
+        <w:spacing w:after="0" w:line="240" w:lineRule="auto"/>
+        <w:ind w:left="720"/>
+        <w:contextualSpacing/>
+        <w:rPr>
+          <w:rFonts w:eastAsia="Calibri"/>
+        </w:rPr>
+      </w:pPr>
+      <w:r>
+        <w:rPr>
+          <w:rFonts w:eastAsia="Calibri"/>
+        </w:rPr>
         <w:lastRenderedPageBreak/>
-        <w:t>0</w:t>
-      </w:r>
-      <w:r>
-        <w:rPr>
-          <w:rFonts w:eastAsia="Calibri"/>
-        </w:rPr>
-        <w:tab/>
-      </w:r>
-      <w:r>
-        <w:rPr>
-          <w:rFonts w:eastAsia="Calibri"/>
-        </w:rPr>
-        <w:t>Less than $10,000/year</w:t>
-      </w:r>
-    </w:p>
-    <w:p>
-      <w:pPr>
-        <w:spacing w:after="0" w:line="240" w:lineRule="auto"/>
-        <w:ind w:left="720"/>
-        <w:contextualSpacing/>
-        <w:rPr>
-          <w:rFonts w:eastAsia="Calibri"/>
-        </w:rPr>
-      </w:pPr>
-      <w:r>
-        <w:rPr>
-          <w:rFonts w:eastAsia="Calibri"/>
-        </w:rPr>
-        <w:t>1</w:t>
-      </w:r>
-      <w:r>
-        <w:rPr>
-          <w:rFonts w:eastAsia="Calibri"/>
-        </w:rPr>
-        <w:tab/>
-      </w:r>
-      <w:r>
-        <w:rPr>
-          <w:rFonts w:eastAsia="Calibri"/>
-        </w:rPr>
-        <w:t>$10,000–$24,999/year</w:t>
-      </w:r>
-    </w:p>
-    <w:p>
-      <w:pPr>
-        <w:spacing w:after="0" w:line="240" w:lineRule="auto"/>
-        <w:ind w:left="720"/>
-        <w:contextualSpacing/>
-        <w:rPr>
-          <w:rFonts w:eastAsia="Calibri"/>
-        </w:rPr>
-      </w:pPr>
-      <w:r>
-        <w:rPr>
-          <w:rFonts w:eastAsia="Calibri"/>
-        </w:rPr>
-        <w:t>2</w:t>
-      </w:r>
-      <w:r>
-        <w:rPr>
-          <w:rFonts w:eastAsia="Calibri"/>
-        </w:rPr>
-        <w:tab/>
-      </w:r>
-      <w:r>
-        <w:rPr>
-          <w:rFonts w:eastAsia="Calibri"/>
-        </w:rPr>
-        <w:t>$25,000–$34,999/year</w:t>
-      </w:r>
-    </w:p>
-    <w:p>
-      <w:pPr>
-        <w:spacing w:after="0" w:line="240" w:lineRule="auto"/>
-        <w:ind w:left="720"/>
-        <w:contextualSpacing/>
-        <w:rPr>
-          <w:rFonts w:eastAsia="Calibri"/>
-        </w:rPr>
-      </w:pPr>
-      <w:r>
-        <w:rPr>
-          <w:rFonts w:eastAsia="Calibri"/>
-        </w:rPr>
-        <w:t>3</w:t>
-      </w:r>
-      <w:r>
-        <w:rPr>
-          <w:rFonts w:eastAsia="Calibri"/>
-        </w:rPr>
-        <w:tab/>
-      </w:r>
-      <w:r>
-        <w:rPr>
-          <w:rFonts w:eastAsia="Calibri"/>
-        </w:rPr>
-        <w:t>$35,000–$49,999/year</w:t>
-      </w:r>
-    </w:p>
-    <w:p>
-      <w:pPr>
-        <w:spacing w:after="0" w:line="240" w:lineRule="auto"/>
-        <w:ind w:left="720"/>
-        <w:contextualSpacing/>
-        <w:rPr>
-          <w:rFonts w:eastAsia="Calibri"/>
-        </w:rPr>
-      </w:pPr>
-      <w:r>
-        <w:rPr>
-          <w:rFonts w:eastAsia="Calibri"/>
-        </w:rPr>
-        <w:t>4</w:t>
-      </w:r>
-      <w:r>
-        <w:rPr>
-          <w:rFonts w:eastAsia="Calibri"/>
-        </w:rPr>
-        <w:tab/>
-      </w:r>
-      <w:r>
-        <w:rPr>
-          <w:rFonts w:eastAsia="Calibri"/>
-        </w:rPr>
-        <w:t>$50,000–$74,999/year</w:t>
-      </w:r>
-    </w:p>
-    <w:p>
-      <w:pPr>
-        <w:spacing w:after="0" w:line="240" w:lineRule="auto"/>
-        <w:ind w:left="720"/>
-        <w:contextualSpacing/>
-        <w:rPr>
-          <w:rFonts w:eastAsia="Calibri"/>
-        </w:rPr>
-      </w:pPr>
-      <w:r>
-        <w:rPr>
-          <w:rFonts w:eastAsia="Calibri"/>
-        </w:rPr>
-        <w:t>5</w:t>
-      </w:r>
-      <w:r>
-        <w:rPr>
-          <w:rFonts w:eastAsia="Calibri"/>
-        </w:rPr>
-        <w:tab/>
-      </w:r>
-      <w:r>
-        <w:rPr>
-          <w:rFonts w:eastAsia="Calibri"/>
-        </w:rPr>
-        <w:t>$75,000–$99,999/year</w:t>
-      </w:r>
-    </w:p>
-    <w:p>
-      <w:pPr>
-        <w:spacing w:after="0" w:line="240" w:lineRule="auto"/>
-        <w:ind w:left="720"/>
-        <w:contextualSpacing/>
-        <w:rPr>
-          <w:rFonts w:eastAsia="Calibri"/>
-        </w:rPr>
-      </w:pPr>
-      <w:r>
-        <w:rPr>
-          <w:rFonts w:eastAsia="Calibri"/>
-        </w:rPr>
         <w:t>6</w:t>
       </w:r>
       <w:r>
@@ -56356,46 +56139,18 @@
       <w:r>
         <w:t xml:space="preserve">|__|__| #People living in household </w:t>
       </w:r>
-    </w:p>
-    <w:p>
-      <w:pPr>
-        <w:spacing w:after="0" w:line="240" w:lineRule="auto"/>
-        <w:ind w:left="720"/>
+      <w:r>
         <w:rPr>
           <w:rFonts w:ascii="Calibri" w:eastAsia="Calibri" w:hAnsi="Calibri" w:cs="Calibri"/>
+          <w:b/>
+          <w:bCs/>
+          <w:i/>
+          <w:iCs/>
           <w:sz w:val="20"/>
           <w:szCs w:val="20"/>
         </w:rPr>
-      </w:pPr>
-      <w:r>
-        <w:rPr>
-          <w:rFonts w:ascii="Calibri" w:eastAsia="Calibri" w:hAnsi="Calibri" w:cs="Calibri"/>
-          <w:b/>
-          <w:bCs/>
-          <w:i/>
-          <w:iCs/>
-          <w:color w:val="000000" w:themeColor="text1"/>
-          <w:sz w:val="20"/>
-          <w:szCs w:val="20"/>
-        </w:rPr>
-        <w:t>RANGE CHECK: [min= 1, max= 99]</w:t>
-      </w:r>
-    </w:p>
-    <w:p>
-      <w:pPr>
-        <w:spacing w:after="0" w:line="240" w:lineRule="auto"/>
-        <w:ind w:left="720"/>
-        <w:rPr>
-          <w:rFonts w:ascii="Calibri" w:eastAsia="Calibri" w:hAnsi="Calibri" w:cs="Calibri"/>
-          <w:b/>
-          <w:bCs/>
-          <w:i/>
-          <w:iCs/>
-          <w:color w:val="000000" w:themeColor="text1"/>
-          <w:sz w:val="20"/>
-          <w:szCs w:val="20"/>
-        </w:rPr>
-      </w:pPr>
+        <w:t>[min= 1, max= 99]</w:t>
+      </w:r>
     </w:p>
     <w:p>
       <w:pPr>
@@ -56416,6 +56171,58 @@
         </w:rPr>
         <w:t>efer not to answer</w:t>
       </w:r>
+    </w:p>
+    <w:p>
+      <w:pPr>
+        <w:pStyle w:val="ListParagraph"/>
+        <w:ind w:left="360" w:firstLine="360"/>
+        <w:rPr>
+          <w:rFonts w:eastAsia="Calibri"/>
+          <w:b/>
+          <w:bCs/>
+          <w:i/>
+          <w:iCs/>
+        </w:rPr>
+      </w:pPr>
+      <w:r>
+        <w:rPr>
+          <w:rFonts w:eastAsia="Calibri"/>
+          <w:i/>
+          <w:iCs/>
+        </w:rPr>
+        <w:t xml:space="preserve">NO RESPONSE </w:t>
+      </w:r>
+      <w:r>
+        <w:rPr>
+          <w:rFonts w:ascii="Wingdings" w:eastAsia="Wingdings" w:hAnsi="Wingdings"/>
+          <w:b/>
+          <w:bCs/>
+          <w:i/>
+          <w:iCs/>
+        </w:rPr>
+        <w:t>à</w:t>
+      </w:r>
+      <w:r>
+        <w:rPr>
+          <w:rFonts w:eastAsia="Calibri"/>
+          <w:b/>
+          <w:bCs/>
+          <w:i/>
+          <w:iCs/>
+        </w:rPr>
+        <w:t xml:space="preserve"> GO TO QXAUTHOR1</w:t>
+      </w:r>
+    </w:p>
+    <w:p>
+      <w:pPr>
+        <w:pStyle w:val="ListParagraph"/>
+        <w:ind w:left="360" w:firstLine="360"/>
+        <w:rPr>
+          <w:rFonts w:eastAsia="Calibri"/>
+          <w:i/>
+          <w:iCs/>
+        </w:rPr>
+      </w:pPr>
     </w:p>
     <w:p>
       <w:pPr>
@@ -56423,48 +56230,6 @@
         <w:spacing w:after="0"/>
         <w:ind w:left="360" w:firstLine="360"/>
         <w:rPr>
-          <w:rFonts w:eastAsia="Calibri"/>
-          <w:b/>
-          <w:bCs/>
-          <w:i/>
-          <w:iCs/>
-        </w:rPr>
-      </w:pPr>
-      <w:r>
-        <w:rPr>
-          <w:rFonts w:eastAsia="Calibri"/>
-          <w:i/>
-          <w:iCs/>
-        </w:rPr>
-        <w:t xml:space="preserve">NO RESPONSE </w:t>
-      </w:r>
-      <w:r>
-        <w:rPr>
-          <w:rFonts w:ascii="Wingdings" w:eastAsia="Wingdings" w:hAnsi="Wingdings"/>
-          <w:b/>
-          <w:bCs/>
-          <w:i/>
-          <w:iCs/>
-        </w:rPr>
-        <w:t>à</w:t>
-      </w:r>
-      <w:r>
-        <w:rPr>
-          <w:rFonts w:eastAsia="Calibri"/>
-          <w:b/>
-          <w:bCs/>
-          <w:i/>
-          <w:iCs/>
-        </w:rPr>
-        <w:t xml:space="preserve"> GO TO QXAUTHOR1</w:t>
-      </w:r>
-    </w:p>
-    <w:p>
-      <w:pPr>
-        <w:pStyle w:val="ListParagraph"/>
-        <w:ind w:left="360" w:firstLine="360"/>
-        <w:rPr>
-          <w:rFonts w:eastAsia="Calibri"/>
           <w:b/>
           <w:bCs/>
           <w:i/>
@@ -56585,10 +56350,10 @@
       </w:r>
     </w:p>
     <w:sectPr>
-      <w:headerReference w:type="default" r:id="rId29"/>
-      <w:footerReference w:type="default" r:id="rId30"/>
-      <w:headerReference w:type="first" r:id="rId31"/>
-      <w:footerReference w:type="first" r:id="rId32"/>
+      <w:headerReference w:type="default" r:id="rId33"/>
+      <w:footerReference w:type="default" r:id="rId34"/>
+      <w:headerReference w:type="first" r:id="rId35"/>
+      <w:footerReference w:type="first" r:id="rId36"/>
       <w:pgSz w:w="12240" w:h="15840"/>
       <w:pgMar w:top="1440" w:right="1440" w:bottom="1440" w:left="1440" w:header="720" w:footer="720" w:gutter="0"/>
       <w:cols w:space="720"/>
@@ -56597,6 +56362,178 @@
     </w:sectPr>
   </w:body>
 </w:document>
+</file>
+
+<file path=word/comments.xml><?xml version="1.0" encoding="utf-8"?>
+<w:comments xmlns:wpc="http://schemas.microsoft.com/office/word/2010/wordprocessingCanvas" xmlns:cx="http://schemas.microsoft.com/office/drawing/2014/chartex" xmlns:cx1="http://schemas.microsoft.com/office/drawing/2015/9/8/chartex" xmlns:cx2="http://schemas.microsoft.com/office/drawing/2015/10/21/chartex" xmlns:cx3="http://schemas.microsoft.com/office/drawing/2016/5/9/chartex" xmlns:cx4="http://schemas.microsoft.com/office/drawing/2016/5/10/chartex" xmlns:cx5="http://schemas.microsoft.com/office/drawing/2016/5/11/chartex" xmlns:cx6="http://schemas.microsoft.com/office/drawing/2016/5/12/chartex" xmlns:cx7="http://schemas.microsoft.com/office/drawing/2016/5/13/chartex" xmlns:cx8="http://schemas.microsoft.com/office/drawing/2016/5/14/chartex" xmlns:mc="http://schemas.openxmlformats.org/markup-compatibility/2006" xmlns:aink="http://schemas.microsoft.com/office/drawing/2016/ink" xmlns:am3d="http://schemas.microsoft.com/office/drawing/2017/model3d" xmlns:o="urn:schemas-microsoft-com:office:office" xmlns:oel="http://schemas.microsoft.com/office/2019/extlst" xmlns:r="http://schemas.openxmlformats.org/officeDocument/2006/relationships" xmlns:m="http://schemas.openxmlformats.org/officeDocument/2006/math" xmlns:v="urn:schemas-microsoft-com:vml" xmlns:wp14="http://schemas.microsoft.com/office/word/2010/wordprocessingDrawing" xmlns:wp="http://schemas.openxmlformats.org/drawingml/2006/wordprocessingDrawing" xmlns:w10="urn:schemas-microsoft-com:office:word" xmlns:w="http://schemas.openxmlformats.org/wordprocessingml/2006/main" xmlns:w14="http://schemas.microsoft.com/office/word/2010/wordml" xmlns:w15="http://schemas.microsoft.com/office/word/2012/wordml" xmlns:w16cex="http://schemas.microsoft.com/office/word/2018/wordml/cex" xmlns:w16cid="http://schemas.microsoft.com/office/word/2016/wordml/cid" xmlns:w16="http://schemas.microsoft.com/office/word/2018/wordml" xmlns:w16du="http://schemas.microsoft.com/office/word/2023/wordml/word16du" xmlns:w16sdtdh="http://schemas.microsoft.com/office/word/2020/wordml/sdtdatahash" xmlns:w16sdtfl="http://schemas.microsoft.com/office/word/2024/wordml/sdtformatlock" xmlns:w16se="http://schemas.microsoft.com/office/word/2015/wordml/symex" xmlns:wpg="http://schemas.microsoft.com/office/word/2010/wordprocessingGroup" xmlns:wpi="http://schemas.microsoft.com/office/word/2010/wordprocessingInk" xmlns:wne="http://schemas.microsoft.com/office/word/2006/wordml" xmlns:wps="http://schemas.microsoft.com/office/word/2010/wordprocessingShape" mc:Ignorable="w14 w15 w16se w16cid w16 w16cex w16sdtdh w16sdtfl w16du wp14">
+  <w:comment w:id="0" w:author="Julie Cusack" w:date="2024-03-08T11:42:00Z" w:initials="JC">
+    <w:p>
+      <w:pPr>
+        <w:pStyle w:val="CommentText"/>
+      </w:pPr>
+      <w:r>
+        <w:t>@deana can you review?</w:t>
+      </w:r>
+      <w:r>
+        <w:rPr>
+          <w:rStyle w:val="CommentReference"/>
+        </w:rPr>
+        <w:annotationRef/>
+      </w:r>
+    </w:p>
+  </w:comment>
+  <w:comment w:id="1" w:author="Julie Cusack" w:date="2024-02-29T10:07:00Z" w:initials="JC">
+    <w:p>
+      <w:pPr>
+        <w:pStyle w:val="CommentText"/>
+      </w:pPr>
+      <w:r>
+        <w:t>Guatemalan</w:t>
+      </w:r>
+      <w:r>
+        <w:rPr>
+          <w:rStyle w:val="CommentReference"/>
+        </w:rPr>
+        <w:annotationRef/>
+      </w:r>
+    </w:p>
+    <w:p>
+      <w:pPr>
+        <w:pStyle w:val="CommentText"/>
+      </w:pPr>
+    </w:p>
+    <w:p>
+      <w:pPr>
+        <w:pStyle w:val="CommentText"/>
+        <w:rPr>
+          <w:rStyle w:val="Hyperlink"/>
+        </w:rPr>
+      </w:pPr>
+      <w:r>
+        <w:t xml:space="preserve">source: </w:t>
+      </w:r>
+      <w:hyperlink r:id="rId1">
+        <w:r>
+          <w:rPr>
+            <w:rStyle w:val="Hyperlink"/>
+          </w:rPr>
+          <w:t>20211004_HispanicHeritageMonth.pdf (texas.gov)</w:t>
+        </w:r>
+      </w:hyperlink>
+    </w:p>
+  </w:comment>
+  <w:comment w:id="2" w:author="Julie Cusack" w:date="2024-03-08T10:19:00Z" w:initials="JC">
+    <w:p>
+      <w:pPr>
+        <w:pStyle w:val="CommentText"/>
+      </w:pPr>
+      <w:r>
+        <w:t>share with BSW</w:t>
+      </w:r>
+      <w:r>
+        <w:rPr>
+          <w:rStyle w:val="CommentReference"/>
+        </w:rPr>
+        <w:annotationRef/>
+      </w:r>
+    </w:p>
+  </w:comment>
+  <w:comment w:id="17" w:author="Julie Cusack" w:date="2023-07-31T13:16:00Z" w:initials="JC">
+    <w:p>
+      <w:pPr>
+        <w:pStyle w:val="CommentText"/>
+      </w:pPr>
+      <w:r>
+        <w:t>Updated summary statement text to match text in PREGSUMMARY</w:t>
+      </w:r>
+      <w:r>
+        <w:rPr>
+          <w:rStyle w:val="CommentReference"/>
+        </w:rPr>
+        <w:annotationRef/>
+      </w:r>
+      <w:r>
+        <w:rPr>
+          <w:rStyle w:val="CommentReference"/>
+        </w:rPr>
+        <w:annotationRef/>
+      </w:r>
+    </w:p>
+  </w:comment>
+  <w:comment w:id="18" w:author="Julie Cusack" w:date="2023-07-31T13:16:00Z" w:initials="JC">
+    <w:p>
+      <w:pPr>
+        <w:pStyle w:val="CommentText"/>
+      </w:pPr>
+      <w:r>
+        <w:t xml:space="preserve">Do we want to include all of these responses? </w:t>
+      </w:r>
+      <w:r>
+        <w:rPr>
+          <w:rStyle w:val="CommentReference"/>
+        </w:rPr>
+        <w:annotationRef/>
+      </w:r>
+      <w:r>
+        <w:rPr>
+          <w:rStyle w:val="CommentReference"/>
+        </w:rPr>
+        <w:annotationRef/>
+      </w:r>
+    </w:p>
+    <w:p>
+      <w:pPr>
+        <w:pStyle w:val="CommentText"/>
+      </w:pPr>
+      <w:r>
+        <w:t>Unsure if multiple, relationship, still living, age at death are appropriate?</w:t>
+      </w:r>
+    </w:p>
+    <w:p>
+      <w:pPr>
+        <w:pStyle w:val="CommentText"/>
+      </w:pPr>
+    </w:p>
+    <w:p>
+      <w:pPr>
+        <w:pStyle w:val="CommentText"/>
+      </w:pPr>
+      <w:r>
+        <w:t>Not including age of dx for each cancer because too complicated to pipe or(xor)</w:t>
+      </w:r>
+    </w:p>
+  </w:comment>
+</w:comments>
+</file>
+
+<file path=word/commentsExtended.xml><?xml version="1.0" encoding="utf-8"?>
+<w15:commentsEx xmlns:wpc="http://schemas.microsoft.com/office/word/2010/wordprocessingCanvas" xmlns:cx="http://schemas.microsoft.com/office/drawing/2014/chartex" xmlns:cx1="http://schemas.microsoft.com/office/drawing/2015/9/8/chartex" xmlns:cx2="http://schemas.microsoft.com/office/drawing/2015/10/21/chartex" xmlns:cx3="http://schemas.microsoft.com/office/drawing/2016/5/9/chartex" xmlns:cx4="http://schemas.microsoft.com/office/drawing/2016/5/10/chartex" xmlns:cx5="http://schemas.microsoft.com/office/drawing/2016/5/11/chartex" xmlns:cx6="http://schemas.microsoft.com/office/drawing/2016/5/12/chartex" xmlns:cx7="http://schemas.microsoft.com/office/drawing/2016/5/13/chartex" xmlns:cx8="http://schemas.microsoft.com/office/drawing/2016/5/14/chartex" xmlns:mc="http://schemas.openxmlformats.org/markup-compatibility/2006" xmlns:aink="http://schemas.microsoft.com/office/drawing/2016/ink" xmlns:am3d="http://schemas.microsoft.com/office/drawing/2017/model3d" xmlns:o="urn:schemas-microsoft-com:office:office" xmlns:oel="http://schemas.microsoft.com/office/2019/extlst" xmlns:r="http://schemas.openxmlformats.org/officeDocument/2006/relationships" xmlns:m="http://schemas.openxmlformats.org/officeDocument/2006/math" xmlns:v="urn:schemas-microsoft-com:vml" xmlns:wp14="http://schemas.microsoft.com/office/word/2010/wordprocessingDrawing" xmlns:wp="http://schemas.openxmlformats.org/drawingml/2006/wordprocessingDrawing" xmlns:w10="urn:schemas-microsoft-com:office:word" xmlns:w="http://schemas.openxmlformats.org/wordprocessingml/2006/main" xmlns:w14="http://schemas.microsoft.com/office/word/2010/wordml" xmlns:w15="http://schemas.microsoft.com/office/word/2012/wordml" xmlns:w16cex="http://schemas.microsoft.com/office/word/2018/wordml/cex" xmlns:w16cid="http://schemas.microsoft.com/office/word/2016/wordml/cid" xmlns:w16="http://schemas.microsoft.com/office/word/2018/wordml" xmlns:w16du="http://schemas.microsoft.com/office/word/2023/wordml/word16du" xmlns:w16sdtdh="http://schemas.microsoft.com/office/word/2020/wordml/sdtdatahash" xmlns:w16sdtfl="http://schemas.microsoft.com/office/word/2024/wordml/sdtformatlock" xmlns:w16se="http://schemas.microsoft.com/office/word/2015/wordml/symex" xmlns:wpg="http://schemas.microsoft.com/office/word/2010/wordprocessingGroup" xmlns:wpi="http://schemas.microsoft.com/office/word/2010/wordprocessingInk" xmlns:wne="http://schemas.microsoft.com/office/word/2006/wordml" xmlns:wps="http://schemas.microsoft.com/office/word/2010/wordprocessingShape" mc:Ignorable="w14 w15 w16se w16cid w16 w16cex w16sdtdh w16sdtfl w16du wp14">
+  <w15:commentEx w15:paraId="1ADC3407" w15:done="1"/>
+  <w15:commentEx w15:paraId="393C41FE" w15:done="1"/>
+  <w15:commentEx w15:paraId="0F3125CC" w15:paraIdParent="393C41FE" w15:done="1"/>
+  <w15:commentEx w15:paraId="21C3E848" w15:done="1"/>
+  <w15:commentEx w15:paraId="2095DB81" w15:done="1"/>
+</w15:commentsEx>
+</file>
+
+<file path=word/commentsExtensible.xml><?xml version="1.0" encoding="utf-8"?>
+<w16cex:commentsExtensible xmlns:wpc="http://schemas.microsoft.com/office/word/2010/wordprocessingCanvas" xmlns:cx="http://schemas.microsoft.com/office/drawing/2014/chartex" xmlns:cx1="http://schemas.microsoft.com/office/drawing/2015/9/8/chartex" xmlns:cx2="http://schemas.microsoft.com/office/drawing/2015/10/21/chartex" xmlns:cx3="http://schemas.microsoft.com/office/drawing/2016/5/9/chartex" xmlns:cx4="http://schemas.microsoft.com/office/drawing/2016/5/10/chartex" xmlns:cx5="http://schemas.microsoft.com/office/drawing/2016/5/11/chartex" xmlns:cx6="http://schemas.microsoft.com/office/drawing/2016/5/12/chartex" xmlns:cx7="http://schemas.microsoft.com/office/drawing/2016/5/13/chartex" xmlns:cx8="http://schemas.microsoft.com/office/drawing/2016/5/14/chartex" xmlns:cr="http://schemas.microsoft.com/office/comments/2020/reactions" xmlns:mc="http://schemas.openxmlformats.org/markup-compatibility/2006" xmlns:aink="http://schemas.microsoft.com/office/drawing/2016/ink" xmlns:am3d="http://schemas.microsoft.com/office/drawing/2017/model3d" xmlns:o="urn:schemas-microsoft-com:office:office" xmlns:oel="http://schemas.microsoft.com/office/2019/extlst" xmlns:r="http://schemas.openxmlformats.org/officeDocument/2006/relationships" xmlns:m="http://schemas.openxmlformats.org/officeDocument/2006/math" xmlns:v="urn:schemas-microsoft-com:vml" xmlns:wp14="http://schemas.microsoft.com/office/word/2010/wordprocessingDrawing" xmlns:wp="http://schemas.openxmlformats.org/drawingml/2006/wordprocessingDrawing" xmlns:w10="urn:schemas-microsoft-com:office:word" xmlns:w="http://schemas.openxmlformats.org/wordprocessingml/2006/main" xmlns:w14="http://schemas.microsoft.com/office/word/2010/wordml" xmlns:w15="http://schemas.microsoft.com/office/word/2012/wordml" xmlns:w16cex="http://schemas.microsoft.com/office/word/2018/wordml/cex" xmlns:w16cid="http://schemas.microsoft.com/office/word/2016/wordml/cid" xmlns:w16="http://schemas.microsoft.com/office/word/2018/wordml" xmlns:w16du="http://schemas.microsoft.com/office/word/2023/wordml/word16du" xmlns:w16sdtdh="http://schemas.microsoft.com/office/word/2020/wordml/sdtdatahash" xmlns:w16sdtfl="http://schemas.microsoft.com/office/word/2024/wordml/sdtformatlock" xmlns:w16se="http://schemas.microsoft.com/office/word/2015/wordml/symex" xmlns:wpg="http://schemas.microsoft.com/office/word/2010/wordprocessingGroup" xmlns:wpi="http://schemas.microsoft.com/office/word/2010/wordprocessingInk" xmlns:wne="http://schemas.microsoft.com/office/word/2006/wordml" xmlns:wps="http://schemas.microsoft.com/office/word/2010/wordprocessingShape" mc:Ignorable="w14 w15 w16se w16cid w16 w16cex w16sdtdh w16sdtfl cr w16du wp14">
+  <w16cex:commentExtensible w16cex:durableId="494FB119" w16cex:dateUtc="2024-03-08T16:42:00Z"/>
+  <w16cex:commentExtensible w16cex:durableId="08E47455" w16cex:dateUtc="2024-02-29T15:07:00Z"/>
+  <w16cex:commentExtensible w16cex:durableId="42B13E6B" w16cex:dateUtc="2024-03-08T15:19:00Z"/>
+  <w16cex:commentExtensible w16cex:durableId="50255A71" w16cex:dateUtc="2023-07-31T17:16:00Z"/>
+  <w16cex:commentExtensible w16cex:durableId="57A689E7" w16cex:dateUtc="2023-07-31T17:16:00Z"/>
+</w16cex:commentsExtensible>
+</file>
+
+<file path=word/commentsIds.xml><?xml version="1.0" encoding="utf-8"?>
+<w16cid:commentsIds xmlns:wpc="http://schemas.microsoft.com/office/word/2010/wordprocessingCanvas" xmlns:cx="http://schemas.microsoft.com/office/drawing/2014/chartex" xmlns:cx1="http://schemas.microsoft.com/office/drawing/2015/9/8/chartex" xmlns:cx2="http://schemas.microsoft.com/office/drawing/2015/10/21/chartex" xmlns:cx3="http://schemas.microsoft.com/office/drawing/2016/5/9/chartex" xmlns:cx4="http://schemas.microsoft.com/office/drawing/2016/5/10/chartex" xmlns:cx5="http://schemas.microsoft.com/office/drawing/2016/5/11/chartex" xmlns:cx6="http://schemas.microsoft.com/office/drawing/2016/5/12/chartex" xmlns:cx7="http://schemas.microsoft.com/office/drawing/2016/5/13/chartex" xmlns:cx8="http://schemas.microsoft.com/office/drawing/2016/5/14/chartex" xmlns:mc="http://schemas.openxmlformats.org/markup-compatibility/2006" xmlns:aink="http://schemas.microsoft.com/office/drawing/2016/ink" xmlns:am3d="http://schemas.microsoft.com/office/drawing/2017/model3d" xmlns:o="urn:schemas-microsoft-com:office:office" xmlns:oel="http://schemas.microsoft.com/office/2019/extlst" xmlns:r="http://schemas.openxmlformats.org/officeDocument/2006/relationships" xmlns:m="http://schemas.openxmlformats.org/officeDocument/2006/math" xmlns:v="urn:schemas-microsoft-com:vml" xmlns:wp14="http://schemas.microsoft.com/office/word/2010/wordprocessingDrawing" xmlns:wp="http://schemas.openxmlformats.org/drawingml/2006/wordprocessingDrawing" xmlns:w10="urn:schemas-microsoft-com:office:word" xmlns:w="http://schemas.openxmlformats.org/wordprocessingml/2006/main" xmlns:w14="http://schemas.microsoft.com/office/word/2010/wordml" xmlns:w15="http://schemas.microsoft.com/office/word/2012/wordml" xmlns:w16cex="http://schemas.microsoft.com/office/word/2018/wordml/cex" xmlns:w16cid="http://schemas.microsoft.com/office/word/2016/wordml/cid" xmlns:w16="http://schemas.microsoft.com/office/word/2018/wordml" xmlns:w16du="http://schemas.microsoft.com/office/word/2023/wordml/word16du" xmlns:w16sdtdh="http://schemas.microsoft.com/office/word/2020/wordml/sdtdatahash" xmlns:w16sdtfl="http://schemas.microsoft.com/office/word/2024/wordml/sdtformatlock" xmlns:w16se="http://schemas.microsoft.com/office/word/2015/wordml/symex" xmlns:wpg="http://schemas.microsoft.com/office/word/2010/wordprocessingGroup" xmlns:wpi="http://schemas.microsoft.com/office/word/2010/wordprocessingInk" xmlns:wne="http://schemas.microsoft.com/office/word/2006/wordml" xmlns:wps="http://schemas.microsoft.com/office/word/2010/wordprocessingShape" mc:Ignorable="w14 w15 w16se w16cid w16 w16cex w16sdtdh w16sdtfl w16du wp14">
+  <w16cid:commentId w16cid:paraId="1ADC3407" w16cid:durableId="494FB119"/>
+  <w16cid:commentId w16cid:paraId="393C41FE" w16cid:durableId="08E47455"/>
+  <w16cid:commentId w16cid:paraId="0F3125CC" w16cid:durableId="42B13E6B"/>
+  <w16cid:commentId w16cid:paraId="21C3E848" w16cid:durableId="50255A71"/>
+  <w16cid:commentId w16cid:paraId="2095DB81" w16cid:durableId="57A689E7"/>
+</w16cid:commentsIds>
 </file>
 
 <file path=word/endnotes.xml><?xml version="1.0" encoding="utf-8"?>
@@ -56875,7 +56812,21 @@
               <w:rFonts w:ascii="Calibri" w:eastAsia="Calibri" w:hAnsi="Calibri" w:cs="Calibri"/>
               <w:color w:val="000000" w:themeColor="text1"/>
             </w:rPr>
-            <w:t>Markdown Version: 4.0</w:t>
+            <w:t xml:space="preserve">Markdown Version: </w:t>
+          </w:r>
+          <w:r>
+            <w:rPr>
+              <w:rFonts w:ascii="Calibri" w:eastAsia="Calibri" w:hAnsi="Calibri" w:cs="Calibri"/>
+              <w:color w:val="000000" w:themeColor="text1"/>
+            </w:rPr>
+            <w:t>4</w:t>
+          </w:r>
+          <w:r>
+            <w:rPr>
+              <w:rFonts w:ascii="Calibri" w:eastAsia="Calibri" w:hAnsi="Calibri" w:cs="Calibri"/>
+              <w:color w:val="000000" w:themeColor="text1"/>
+            </w:rPr>
+            <w:t>.0</w:t>
           </w:r>
         </w:p>
         <w:p>
@@ -56892,18 +56843,15 @@
               <w:rFonts w:ascii="Calibri" w:eastAsia="Calibri" w:hAnsi="Calibri" w:cs="Calibri"/>
               <w:color w:val="000000" w:themeColor="text1"/>
             </w:rPr>
-            <w:t>Markdown Released: 2/14/2025</w:t>
+            <w:t xml:space="preserve">Markdown Released: </w:t>
           </w:r>
-        </w:p>
-        <w:p>
-          <w:pPr>
-            <w:pStyle w:val="Header"/>
-            <w:ind w:left="-115"/>
+          <w:r>
             <w:rPr>
               <w:rFonts w:ascii="Calibri" w:eastAsia="Calibri" w:hAnsi="Calibri" w:cs="Calibri"/>
               <w:color w:val="000000" w:themeColor="text1"/>
             </w:rPr>
-          </w:pPr>
+            <w:t>2/14/2025</w:t>
+          </w:r>
         </w:p>
       </w:tc>
       <w:tc>
@@ -56942,9 +56890,6 @@
 <file path=word/intelligence2.xml><?xml version="1.0" encoding="utf-8"?>
 <int2:intelligence xmlns:int2="http://schemas.microsoft.com/office/intelligence/2020/intelligence" xmlns:oel="http://schemas.microsoft.com/office/2019/extlst">
   <int2:observations>
-    <int2:textHash int2:hashCode="LzQtLv6V8t4yQ1" int2:id="iJdDJUpQ">
-      <int2:state int2:value="Rejected" int2:type="LegacyProofing"/>
-    </int2:textHash>
     <int2:textHash int2:hashCode="XBf6A+bV/CR1Ze" int2:id="jfKlZ8b7">
       <int2:state int2:value="Rejected" int2:type="LegacyProofing"/>
     </int2:textHash>
@@ -57138,6 +57083,92 @@
     </w:lvl>
   </w:abstractNum>
   <w:abstractNum w:abstractNumId="2" w15:restartNumberingAfterBreak="0">
+    <w:nsid w:val="1228479F"/>
+    <w:multiLevelType w:val="hybridMultilevel"/>
+    <w:tmpl w:val="B2F05650"/>
+    <w:lvl w:ilvl="0" w:tplc="0409000F">
+      <w:start w:val="1"/>
+      <w:numFmt w:val="decimal"/>
+      <w:lvlText w:val="%1."/>
+      <w:lvlJc w:val="left"/>
+      <w:pPr>
+        <w:ind w:left="720" w:hanging="360"/>
+      </w:pPr>
+    </w:lvl>
+    <w:lvl w:ilvl="1" w:tplc="04090019" w:tentative="1">
+      <w:start w:val="1"/>
+      <w:numFmt w:val="lowerLetter"/>
+      <w:lvlText w:val="%2."/>
+      <w:lvlJc w:val="left"/>
+      <w:pPr>
+        <w:ind w:left="1440" w:hanging="360"/>
+      </w:pPr>
+    </w:lvl>
+    <w:lvl w:ilvl="2" w:tplc="0409001B" w:tentative="1">
+      <w:start w:val="1"/>
+      <w:numFmt w:val="lowerRoman"/>
+      <w:lvlText w:val="%3."/>
+      <w:lvlJc w:val="right"/>
+      <w:pPr>
+        <w:ind w:left="2160" w:hanging="180"/>
+      </w:pPr>
+    </w:lvl>
+    <w:lvl w:ilvl="3" w:tplc="0409000F" w:tentative="1">
+      <w:start w:val="1"/>
+      <w:numFmt w:val="decimal"/>
+      <w:lvlText w:val="%4."/>
+      <w:lvlJc w:val="left"/>
+      <w:pPr>
+        <w:ind w:left="2880" w:hanging="360"/>
+      </w:pPr>
+    </w:lvl>
+    <w:lvl w:ilvl="4" w:tplc="04090019" w:tentative="1">
+      <w:start w:val="1"/>
+      <w:numFmt w:val="lowerLetter"/>
+      <w:lvlText w:val="%5."/>
+      <w:lvlJc w:val="left"/>
+      <w:pPr>
+        <w:ind w:left="3600" w:hanging="360"/>
+      </w:pPr>
+    </w:lvl>
+    <w:lvl w:ilvl="5" w:tplc="0409001B" w:tentative="1">
+      <w:start w:val="1"/>
+      <w:numFmt w:val="lowerRoman"/>
+      <w:lvlText w:val="%6."/>
+      <w:lvlJc w:val="right"/>
+      <w:pPr>
+        <w:ind w:left="4320" w:hanging="180"/>
+      </w:pPr>
+    </w:lvl>
+    <w:lvl w:ilvl="6" w:tplc="0409000F" w:tentative="1">
+      <w:start w:val="1"/>
+      <w:numFmt w:val="decimal"/>
+      <w:lvlText w:val="%7."/>
+      <w:lvlJc w:val="left"/>
+      <w:pPr>
+        <w:ind w:left="5040" w:hanging="360"/>
+      </w:pPr>
+    </w:lvl>
+    <w:lvl w:ilvl="7" w:tplc="04090019" w:tentative="1">
+      <w:start w:val="1"/>
+      <w:numFmt w:val="lowerLetter"/>
+      <w:lvlText w:val="%8."/>
+      <w:lvlJc w:val="left"/>
+      <w:pPr>
+        <w:ind w:left="5760" w:hanging="360"/>
+      </w:pPr>
+    </w:lvl>
+    <w:lvl w:ilvl="8" w:tplc="0409001B" w:tentative="1">
+      <w:start w:val="1"/>
+      <w:numFmt w:val="lowerRoman"/>
+      <w:lvlText w:val="%9."/>
+      <w:lvlJc w:val="right"/>
+      <w:pPr>
+        <w:ind w:left="6480" w:hanging="180"/>
+      </w:pPr>
+    </w:lvl>
+  </w:abstractNum>
+  <w:abstractNum w:abstractNumId="3" w15:restartNumberingAfterBreak="0">
     <w:nsid w:val="15D9290C"/>
     <w:multiLevelType w:val="hybridMultilevel"/>
     <w:tmpl w:val="55481692"/>
@@ -57223,7 +57254,7 @@
       </w:pPr>
     </w:lvl>
   </w:abstractNum>
-  <w:abstractNum w:abstractNumId="3" w15:restartNumberingAfterBreak="0">
+  <w:abstractNum w:abstractNumId="4" w15:restartNumberingAfterBreak="0">
     <w:nsid w:val="1AB542D3"/>
     <w:multiLevelType w:val="hybridMultilevel"/>
     <w:tmpl w:val="B36CC982"/>
@@ -57338,7 +57369,7 @@
       </w:rPr>
     </w:lvl>
   </w:abstractNum>
-  <w:abstractNum w:abstractNumId="4" w15:restartNumberingAfterBreak="0">
+  <w:abstractNum w:abstractNumId="5" w15:restartNumberingAfterBreak="0">
     <w:nsid w:val="1C506EDF"/>
     <w:multiLevelType w:val="hybridMultilevel"/>
     <w:tmpl w:val="549A1412"/>
@@ -57427,7 +57458,7 @@
       </w:pPr>
     </w:lvl>
   </w:abstractNum>
-  <w:abstractNum w:abstractNumId="5" w15:restartNumberingAfterBreak="0">
+  <w:abstractNum w:abstractNumId="6" w15:restartNumberingAfterBreak="0">
     <w:nsid w:val="1D5B6E80"/>
     <w:multiLevelType w:val="hybridMultilevel"/>
     <w:tmpl w:val="FB9652B8"/>
@@ -57516,7 +57547,7 @@
       </w:pPr>
     </w:lvl>
   </w:abstractNum>
-  <w:abstractNum w:abstractNumId="6" w15:restartNumberingAfterBreak="0">
+  <w:abstractNum w:abstractNumId="7" w15:restartNumberingAfterBreak="0">
     <w:nsid w:val="202E4140"/>
     <w:multiLevelType w:val="hybridMultilevel"/>
     <w:tmpl w:val="E002340A"/>
@@ -57606,7 +57637,7 @@
       </w:pPr>
     </w:lvl>
   </w:abstractNum>
-  <w:abstractNum w:abstractNumId="7" w15:restartNumberingAfterBreak="0">
+  <w:abstractNum w:abstractNumId="8" w15:restartNumberingAfterBreak="0">
     <w:nsid w:val="21E4367C"/>
     <w:multiLevelType w:val="hybridMultilevel"/>
     <w:tmpl w:val="830CFB20"/>
@@ -57692,7 +57723,7 @@
       </w:pPr>
     </w:lvl>
   </w:abstractNum>
-  <w:abstractNum w:abstractNumId="8" w15:restartNumberingAfterBreak="0">
+  <w:abstractNum w:abstractNumId="9" w15:restartNumberingAfterBreak="0">
     <w:nsid w:val="25556FFE"/>
     <w:multiLevelType w:val="hybridMultilevel"/>
     <w:tmpl w:val="3C54ED64"/>
@@ -57786,7 +57817,7 @@
       </w:pPr>
     </w:lvl>
   </w:abstractNum>
-  <w:abstractNum w:abstractNumId="9" w15:restartNumberingAfterBreak="0">
+  <w:abstractNum w:abstractNumId="10" w15:restartNumberingAfterBreak="0">
     <w:nsid w:val="284E6053"/>
     <w:multiLevelType w:val="hybridMultilevel"/>
     <w:tmpl w:val="E40EA3EC"/>
@@ -57874,7 +57905,7 @@
       </w:pPr>
     </w:lvl>
   </w:abstractNum>
-  <w:abstractNum w:abstractNumId="10" w15:restartNumberingAfterBreak="0">
+  <w:abstractNum w:abstractNumId="11" w15:restartNumberingAfterBreak="0">
     <w:nsid w:val="2E44DFCE"/>
     <w:multiLevelType w:val="hybridMultilevel"/>
     <w:tmpl w:val="9B7A176A"/>
@@ -57960,7 +57991,7 @@
       </w:pPr>
     </w:lvl>
   </w:abstractNum>
-  <w:abstractNum w:abstractNumId="11" w15:restartNumberingAfterBreak="0">
+  <w:abstractNum w:abstractNumId="12" w15:restartNumberingAfterBreak="0">
     <w:nsid w:val="2E9016C1"/>
     <w:multiLevelType w:val="hybridMultilevel"/>
     <w:tmpl w:val="23B2D7B2"/>
@@ -58050,7 +58081,7 @@
       </w:pPr>
     </w:lvl>
   </w:abstractNum>
-  <w:abstractNum w:abstractNumId="12" w15:restartNumberingAfterBreak="0">
+  <w:abstractNum w:abstractNumId="13" w15:restartNumberingAfterBreak="0">
     <w:nsid w:val="309D2C15"/>
     <w:multiLevelType w:val="hybridMultilevel"/>
     <w:tmpl w:val="C27482FC"/>
@@ -58139,7 +58170,7 @@
       </w:pPr>
     </w:lvl>
   </w:abstractNum>
-  <w:abstractNum w:abstractNumId="13" w15:restartNumberingAfterBreak="0">
+  <w:abstractNum w:abstractNumId="14" w15:restartNumberingAfterBreak="0">
     <w:nsid w:val="32AF6408"/>
     <w:multiLevelType w:val="hybridMultilevel"/>
     <w:tmpl w:val="8BC81EC8"/>
@@ -58225,7 +58256,7 @@
       </w:pPr>
     </w:lvl>
   </w:abstractNum>
-  <w:abstractNum w:abstractNumId="14" w15:restartNumberingAfterBreak="0">
+  <w:abstractNum w:abstractNumId="15" w15:restartNumberingAfterBreak="0">
     <w:nsid w:val="3F9C735B"/>
     <w:multiLevelType w:val="hybridMultilevel"/>
     <w:tmpl w:val="5BB460D2"/>
@@ -58318,7 +58349,7 @@
       </w:pPr>
     </w:lvl>
   </w:abstractNum>
-  <w:abstractNum w:abstractNumId="15" w15:restartNumberingAfterBreak="0">
+  <w:abstractNum w:abstractNumId="16" w15:restartNumberingAfterBreak="0">
     <w:nsid w:val="41115ECE"/>
     <w:multiLevelType w:val="hybridMultilevel"/>
     <w:tmpl w:val="D79E66C2"/>
@@ -58407,7 +58438,7 @@
       </w:pPr>
     </w:lvl>
   </w:abstractNum>
-  <w:abstractNum w:abstractNumId="16" w15:restartNumberingAfterBreak="0">
+  <w:abstractNum w:abstractNumId="17" w15:restartNumberingAfterBreak="0">
     <w:nsid w:val="47D87DA0"/>
     <w:multiLevelType w:val="hybridMultilevel"/>
     <w:tmpl w:val="50A8C748"/>
@@ -58495,7 +58526,7 @@
       </w:pPr>
     </w:lvl>
   </w:abstractNum>
-  <w:abstractNum w:abstractNumId="17" w15:restartNumberingAfterBreak="0">
+  <w:abstractNum w:abstractNumId="18" w15:restartNumberingAfterBreak="0">
     <w:nsid w:val="4A747F23"/>
     <w:multiLevelType w:val="hybridMultilevel"/>
     <w:tmpl w:val="4CF49704"/>
@@ -58581,7 +58612,7 @@
       </w:pPr>
     </w:lvl>
   </w:abstractNum>
-  <w:abstractNum w:abstractNumId="18" w15:restartNumberingAfterBreak="0">
+  <w:abstractNum w:abstractNumId="19" w15:restartNumberingAfterBreak="0">
     <w:nsid w:val="52B51B28"/>
     <w:multiLevelType w:val="hybridMultilevel"/>
     <w:tmpl w:val="2A347540"/>
@@ -58667,7 +58698,7 @@
       </w:pPr>
     </w:lvl>
   </w:abstractNum>
-  <w:abstractNum w:abstractNumId="19" w15:restartNumberingAfterBreak="0">
+  <w:abstractNum w:abstractNumId="20" w15:restartNumberingAfterBreak="0">
     <w:nsid w:val="616B0EDF"/>
     <w:multiLevelType w:val="hybridMultilevel"/>
     <w:tmpl w:val="0BD072EA"/>
@@ -58757,7 +58788,7 @@
       </w:pPr>
     </w:lvl>
   </w:abstractNum>
-  <w:abstractNum w:abstractNumId="20" w15:restartNumberingAfterBreak="0">
+  <w:abstractNum w:abstractNumId="21" w15:restartNumberingAfterBreak="0">
     <w:nsid w:val="69454A04"/>
     <w:multiLevelType w:val="hybridMultilevel"/>
     <w:tmpl w:val="836A1EDA"/>
@@ -58846,7 +58877,7 @@
       </w:pPr>
     </w:lvl>
   </w:abstractNum>
-  <w:abstractNum w:abstractNumId="21" w15:restartNumberingAfterBreak="0">
+  <w:abstractNum w:abstractNumId="22" w15:restartNumberingAfterBreak="0">
     <w:nsid w:val="6B6F5D5E"/>
     <w:multiLevelType w:val="hybridMultilevel"/>
     <w:tmpl w:val="489E691A"/>
@@ -58936,7 +58967,7 @@
       </w:pPr>
     </w:lvl>
   </w:abstractNum>
-  <w:abstractNum w:abstractNumId="22" w15:restartNumberingAfterBreak="0">
+  <w:abstractNum w:abstractNumId="23" w15:restartNumberingAfterBreak="0">
     <w:nsid w:val="6DFF0946"/>
     <w:multiLevelType w:val="hybridMultilevel"/>
     <w:tmpl w:val="45F66568"/>
@@ -59022,7 +59053,7 @@
       </w:pPr>
     </w:lvl>
   </w:abstractNum>
-  <w:abstractNum w:abstractNumId="23" w15:restartNumberingAfterBreak="0">
+  <w:abstractNum w:abstractNumId="24" w15:restartNumberingAfterBreak="0">
     <w:nsid w:val="727125B4"/>
     <w:multiLevelType w:val="hybridMultilevel"/>
     <w:tmpl w:val="4C04852E"/>
@@ -59112,7 +59143,7 @@
       </w:pPr>
     </w:lvl>
   </w:abstractNum>
-  <w:abstractNum w:abstractNumId="24" w15:restartNumberingAfterBreak="0">
+  <w:abstractNum w:abstractNumId="25" w15:restartNumberingAfterBreak="0">
     <w:nsid w:val="743B4590"/>
     <w:multiLevelType w:val="hybridMultilevel"/>
     <w:tmpl w:val="E30CC300"/>
@@ -59229,7 +59260,7 @@
       </w:rPr>
     </w:lvl>
   </w:abstractNum>
-  <w:abstractNum w:abstractNumId="25" w15:restartNumberingAfterBreak="0">
+  <w:abstractNum w:abstractNumId="26" w15:restartNumberingAfterBreak="0">
     <w:nsid w:val="76B56084"/>
     <w:multiLevelType w:val="hybridMultilevel"/>
     <w:tmpl w:val="CC36BD12"/>
@@ -59318,7 +59349,7 @@
       </w:pPr>
     </w:lvl>
   </w:abstractNum>
-  <w:abstractNum w:abstractNumId="26" w15:restartNumberingAfterBreak="0">
+  <w:abstractNum w:abstractNumId="27" w15:restartNumberingAfterBreak="0">
     <w:nsid w:val="795D40BD"/>
     <w:multiLevelType w:val="hybridMultilevel"/>
     <w:tmpl w:val="D3DAFAA2"/>
@@ -59432,7 +59463,7 @@
       </w:rPr>
     </w:lvl>
   </w:abstractNum>
-  <w:abstractNum w:abstractNumId="27" w15:restartNumberingAfterBreak="0">
+  <w:abstractNum w:abstractNumId="28" w15:restartNumberingAfterBreak="0">
     <w:nsid w:val="7B6E2E02"/>
     <w:multiLevelType w:val="hybridMultilevel"/>
     <w:tmpl w:val="063A30DE"/>
@@ -59518,7 +59549,7 @@
       </w:pPr>
     </w:lvl>
   </w:abstractNum>
-  <w:abstractNum w:abstractNumId="28" w15:restartNumberingAfterBreak="0">
+  <w:abstractNum w:abstractNumId="29" w15:restartNumberingAfterBreak="0">
     <w:nsid w:val="7B7D48EA"/>
     <w:multiLevelType w:val="hybridMultilevel"/>
     <w:tmpl w:val="B7EC7762"/>
@@ -59604,7 +59635,7 @@
       </w:pPr>
     </w:lvl>
   </w:abstractNum>
-  <w:abstractNum w:abstractNumId="29" w15:restartNumberingAfterBreak="0">
+  <w:abstractNum w:abstractNumId="30" w15:restartNumberingAfterBreak="0">
     <w:nsid w:val="7D155959"/>
     <w:multiLevelType w:val="hybridMultilevel"/>
     <w:tmpl w:val="F5BCBDFE"/>
@@ -59694,7 +59725,7 @@
       </w:pPr>
     </w:lvl>
   </w:abstractNum>
-  <w:abstractNum w:abstractNumId="30" w15:restartNumberingAfterBreak="0">
+  <w:abstractNum w:abstractNumId="31" w15:restartNumberingAfterBreak="0">
     <w:nsid w:val="7E569D57"/>
     <w:multiLevelType w:val="hybridMultilevel"/>
     <w:tmpl w:val="F132B2C0"/>
@@ -59780,7 +59811,7 @@
       </w:pPr>
     </w:lvl>
   </w:abstractNum>
-  <w:abstractNum w:abstractNumId="31" w15:restartNumberingAfterBreak="0">
+  <w:abstractNum w:abstractNumId="32" w15:restartNumberingAfterBreak="0">
     <w:nsid w:val="7EA3191B"/>
     <w:multiLevelType w:val="hybridMultilevel"/>
     <w:tmpl w:val="0AC816F2"/>
@@ -59878,100 +59909,103 @@
     </w:lvl>
   </w:abstractNum>
   <w:num w:numId="1" w16cid:durableId="1763532086">
-    <w:abstractNumId w:val="22"/>
+    <w:abstractNumId w:val="23"/>
   </w:num>
   <w:num w:numId="2" w16cid:durableId="489176768">
+    <w:abstractNumId w:val="8"/>
+  </w:num>
+  <w:num w:numId="3" w16cid:durableId="1757093881">
+    <w:abstractNumId w:val="14"/>
+  </w:num>
+  <w:num w:numId="4" w16cid:durableId="644551493">
+    <w:abstractNumId w:val="28"/>
+  </w:num>
+  <w:num w:numId="5" w16cid:durableId="48917408">
+    <w:abstractNumId w:val="31"/>
+  </w:num>
+  <w:num w:numId="6" w16cid:durableId="962154170">
+    <w:abstractNumId w:val="19"/>
+  </w:num>
+  <w:num w:numId="7" w16cid:durableId="1708798448">
+    <w:abstractNumId w:val="29"/>
+  </w:num>
+  <w:num w:numId="8" w16cid:durableId="1107047787">
+    <w:abstractNumId w:val="18"/>
+  </w:num>
+  <w:num w:numId="9" w16cid:durableId="2119178332">
+    <w:abstractNumId w:val="11"/>
+  </w:num>
+  <w:num w:numId="10" w16cid:durableId="313334646">
+    <w:abstractNumId w:val="3"/>
+  </w:num>
+  <w:num w:numId="11" w16cid:durableId="1145665100">
+    <w:abstractNumId w:val="27"/>
+  </w:num>
+  <w:num w:numId="12" w16cid:durableId="1908757829">
+    <w:abstractNumId w:val="25"/>
+  </w:num>
+  <w:num w:numId="13" w16cid:durableId="1575965625">
+    <w:abstractNumId w:val="4"/>
+  </w:num>
+  <w:num w:numId="14" w16cid:durableId="160510085">
+    <w:abstractNumId w:val="16"/>
+  </w:num>
+  <w:num w:numId="15" w16cid:durableId="1733114411">
+    <w:abstractNumId w:val="12"/>
+  </w:num>
+  <w:num w:numId="16" w16cid:durableId="1648390850">
+    <w:abstractNumId w:val="30"/>
+  </w:num>
+  <w:num w:numId="17" w16cid:durableId="339745659">
+    <w:abstractNumId w:val="10"/>
+  </w:num>
+  <w:num w:numId="18" w16cid:durableId="828595583">
+    <w:abstractNumId w:val="26"/>
+  </w:num>
+  <w:num w:numId="19" w16cid:durableId="975181304">
+    <w:abstractNumId w:val="5"/>
+  </w:num>
+  <w:num w:numId="20" w16cid:durableId="1224367169">
+    <w:abstractNumId w:val="13"/>
+  </w:num>
+  <w:num w:numId="21" w16cid:durableId="1582524242">
+    <w:abstractNumId w:val="17"/>
+  </w:num>
+  <w:num w:numId="22" w16cid:durableId="259066796">
+    <w:abstractNumId w:val="21"/>
+  </w:num>
+  <w:num w:numId="23" w16cid:durableId="916934802">
+    <w:abstractNumId w:val="6"/>
+  </w:num>
+  <w:num w:numId="24" w16cid:durableId="916400679">
+    <w:abstractNumId w:val="24"/>
+  </w:num>
+  <w:num w:numId="25" w16cid:durableId="383718828">
     <w:abstractNumId w:val="7"/>
   </w:num>
-  <w:num w:numId="3" w16cid:durableId="1757093881">
-    <w:abstractNumId w:val="13"/>
-  </w:num>
-  <w:num w:numId="4" w16cid:durableId="644551493">
-    <w:abstractNumId w:val="27"/>
-  </w:num>
-  <w:num w:numId="5" w16cid:durableId="48917408">
-    <w:abstractNumId w:val="30"/>
-  </w:num>
-  <w:num w:numId="6" w16cid:durableId="962154170">
-    <w:abstractNumId w:val="18"/>
-  </w:num>
-  <w:num w:numId="7" w16cid:durableId="1708798448">
-    <w:abstractNumId w:val="28"/>
-  </w:num>
-  <w:num w:numId="8" w16cid:durableId="1107047787">
-    <w:abstractNumId w:val="17"/>
-  </w:num>
-  <w:num w:numId="9" w16cid:durableId="2119178332">
-    <w:abstractNumId w:val="10"/>
-  </w:num>
-  <w:num w:numId="10" w16cid:durableId="313334646">
-    <w:abstractNumId w:val="2"/>
-  </w:num>
-  <w:num w:numId="11" w16cid:durableId="1145665100">
-    <w:abstractNumId w:val="26"/>
-  </w:num>
-  <w:num w:numId="12" w16cid:durableId="1908757829">
-    <w:abstractNumId w:val="24"/>
-  </w:num>
-  <w:num w:numId="13" w16cid:durableId="1575965625">
-    <w:abstractNumId w:val="3"/>
-  </w:num>
-  <w:num w:numId="14" w16cid:durableId="160510085">
-    <w:abstractNumId w:val="15"/>
-  </w:num>
-  <w:num w:numId="15" w16cid:durableId="1733114411">
-    <w:abstractNumId w:val="11"/>
-  </w:num>
-  <w:num w:numId="16" w16cid:durableId="1648390850">
-    <w:abstractNumId w:val="29"/>
-  </w:num>
-  <w:num w:numId="17" w16cid:durableId="339745659">
-    <w:abstractNumId w:val="9"/>
-  </w:num>
-  <w:num w:numId="18" w16cid:durableId="828595583">
-    <w:abstractNumId w:val="25"/>
-  </w:num>
-  <w:num w:numId="19" w16cid:durableId="975181304">
-    <w:abstractNumId w:val="4"/>
-  </w:num>
-  <w:num w:numId="20" w16cid:durableId="1224367169">
-    <w:abstractNumId w:val="12"/>
-  </w:num>
-  <w:num w:numId="21" w16cid:durableId="1582524242">
-    <w:abstractNumId w:val="16"/>
-  </w:num>
-  <w:num w:numId="22" w16cid:durableId="259066796">
+  <w:num w:numId="26" w16cid:durableId="1815174270">
     <w:abstractNumId w:val="20"/>
   </w:num>
-  <w:num w:numId="23" w16cid:durableId="916934802">
-    <w:abstractNumId w:val="5"/>
-  </w:num>
-  <w:num w:numId="24" w16cid:durableId="916400679">
-    <w:abstractNumId w:val="23"/>
-  </w:num>
-  <w:num w:numId="25" w16cid:durableId="383718828">
-    <w:abstractNumId w:val="6"/>
-  </w:num>
-  <w:num w:numId="26" w16cid:durableId="1815174270">
-    <w:abstractNumId w:val="19"/>
-  </w:num>
   <w:num w:numId="27" w16cid:durableId="1395394993">
-    <w:abstractNumId w:val="14"/>
+    <w:abstractNumId w:val="15"/>
   </w:num>
   <w:num w:numId="28" w16cid:durableId="1269970029">
     <w:abstractNumId w:val="0"/>
   </w:num>
   <w:num w:numId="29" w16cid:durableId="1735929745">
-    <w:abstractNumId w:val="31"/>
+    <w:abstractNumId w:val="32"/>
   </w:num>
   <w:num w:numId="30" w16cid:durableId="1826821881">
     <w:abstractNumId w:val="1"/>
   </w:num>
   <w:num w:numId="31" w16cid:durableId="1875775355">
-    <w:abstractNumId w:val="8"/>
+    <w:abstractNumId w:val="9"/>
   </w:num>
   <w:num w:numId="32" w16cid:durableId="1409764666">
-    <w:abstractNumId w:val="21"/>
+    <w:abstractNumId w:val="22"/>
+  </w:num>
+  <w:num w:numId="33" w16cid:durableId="376666787">
+    <w:abstractNumId w:val="2"/>
   </w:num>
   <w:numIdMacAtCleanup w:val="21"/>
 </w:numbering>

--- a/questionnaires/Baseline Survey - Module 1.docx
+++ b/questionnaires/Baseline Survey - Module 1.docx
@@ -414,17 +414,6 @@
           <w:rFonts w:eastAsia="Calibri"/>
         </w:rPr>
       </w:pPr>
-      <w:commentRangeStart w:id="0"/>
-      <w:commentRangeEnd w:id="0"/>
-      <w:r>
-        <w:rPr>
-          <w:rStyle w:val="CommentReference"/>
-          <w:rFonts w:eastAsia="Calibri"/>
-          <w:sz w:val="22"/>
-          <w:szCs w:val="22"/>
-        </w:rPr>
-        <w:commentReference w:id="0"/>
-      </w:r>
     </w:p>
     <w:p>
       <w:pPr>
@@ -1972,41 +1961,7 @@
         <w:rPr>
           <w:rFonts w:eastAsia="Calibri"/>
         </w:rPr>
-        <w:t xml:space="preserve">[RACEETH5] Which of these describes you best? </w:t>
-      </w:r>
-      <w:commentRangeStart w:id="1"/>
-      <w:commentRangeStart w:id="2"/>
-      <w:r>
-        <w:rPr>
-          <w:rFonts w:eastAsia="Calibri"/>
-        </w:rPr>
-        <w:t>Select</w:t>
-      </w:r>
-      <w:commentRangeEnd w:id="1"/>
-      <w:r>
-        <w:rPr>
-          <w:rStyle w:val="CommentReference"/>
-          <w:rFonts w:eastAsia="Calibri"/>
-          <w:sz w:val="22"/>
-          <w:szCs w:val="22"/>
-        </w:rPr>
-        <w:commentReference w:id="1"/>
-      </w:r>
-      <w:commentRangeEnd w:id="2"/>
-      <w:r>
-        <w:rPr>
-          <w:rStyle w:val="CommentReference"/>
-          <w:rFonts w:eastAsia="Calibri"/>
-          <w:sz w:val="22"/>
-          <w:szCs w:val="22"/>
-        </w:rPr>
-        <w:commentReference w:id="2"/>
-      </w:r>
-      <w:r>
-        <w:rPr>
-          <w:rFonts w:eastAsia="Calibri"/>
-        </w:rPr>
-        <w:t xml:space="preserve"> all that apply.</w:t>
+        <w:t>[RACEETH5] Which of these describes you best? Select all that apply.</w:t>
       </w:r>
     </w:p>
     <w:p>
@@ -4618,15 +4573,15 @@
         <w:lastRenderedPageBreak/>
         <w:t xml:space="preserve">[INTROMH] </w:t>
       </w:r>
-      <w:bookmarkStart w:id="3" w:name="_Toc496540795"/>
+      <w:bookmarkStart w:id="0" w:name="_Toc496540795"/>
       <w:r>
         <w:rPr>
           <w:rFonts w:eastAsia="Times New Roman"/>
         </w:rPr>
         <w:t>Medical Histor</w:t>
       </w:r>
-      <w:bookmarkStart w:id="4" w:name="_Toc496540796"/>
-      <w:bookmarkEnd w:id="3"/>
+      <w:bookmarkStart w:id="1" w:name="_Toc496540796"/>
+      <w:bookmarkEnd w:id="0"/>
       <w:r>
         <w:rPr>
           <w:rFonts w:eastAsia="Times New Roman"/>
@@ -4665,7 +4620,7 @@
         <w:t xml:space="preserve">We also ask about certain medical procedures you may have had.  </w:t>
       </w:r>
     </w:p>
-    <w:bookmarkEnd w:id="4"/>
+    <w:bookmarkEnd w:id="1"/>
     <w:p>
       <w:pPr>
         <w:pStyle w:val="Heading2"/>
@@ -5219,14 +5174,14 @@
         </w:rPr>
         <w:t xml:space="preserve">[MHGROUP1] </w:t>
       </w:r>
-      <w:bookmarkStart w:id="5" w:name="_Toc496540797"/>
+      <w:bookmarkStart w:id="2" w:name="_Toc496540797"/>
       <w:r>
         <w:rPr>
           <w:rFonts w:eastAsia="Times New Roman"/>
         </w:rPr>
         <w:t>Cardiovascular Disease</w:t>
       </w:r>
-      <w:bookmarkEnd w:id="5"/>
+      <w:bookmarkEnd w:id="2"/>
     </w:p>
     <w:p>
       <w:pPr>
@@ -7688,14 +7643,14 @@
         </w:rPr>
         <w:t xml:space="preserve">[MHGROUP2] </w:t>
       </w:r>
-      <w:bookmarkStart w:id="6" w:name="_Toc496540799"/>
+      <w:bookmarkStart w:id="3" w:name="_Toc496540799"/>
       <w:r>
         <w:rPr>
           <w:rFonts w:eastAsia="Times New Roman"/>
         </w:rPr>
         <w:t>Respiratory Problems</w:t>
       </w:r>
-      <w:bookmarkEnd w:id="6"/>
+      <w:bookmarkEnd w:id="3"/>
     </w:p>
     <w:p>
       <w:pPr>
@@ -8598,14 +8553,14 @@
         </w:rPr>
         <w:t xml:space="preserve">[MHGROUP3] </w:t>
       </w:r>
-      <w:bookmarkStart w:id="7" w:name="_Toc496540798"/>
+      <w:bookmarkStart w:id="4" w:name="_Toc496540798"/>
       <w:r>
         <w:rPr>
           <w:rFonts w:eastAsia="Times New Roman"/>
         </w:rPr>
         <w:t>Digestive System Problems</w:t>
       </w:r>
-      <w:bookmarkEnd w:id="7"/>
+      <w:bookmarkEnd w:id="4"/>
     </w:p>
     <w:p>
       <w:pPr>
@@ -11731,7 +11686,7 @@
           <w:rFonts w:eastAsia="Calibri" w:cs="Times New Roman"/>
         </w:rPr>
       </w:pPr>
-      <w:bookmarkStart w:id="8" w:name="_Toc496540801"/>
+      <w:bookmarkStart w:id="5" w:name="_Toc496540801"/>
       <w:r>
         <w:rPr>
           <w:rFonts w:eastAsia="Calibri" w:cs="Times New Roman"/>
@@ -11997,7 +11952,7 @@
         </w:rPr>
       </w:pPr>
     </w:p>
-    <w:bookmarkEnd w:id="8"/>
+    <w:bookmarkEnd w:id="5"/>
     <w:p>
       <w:pPr>
         <w:pStyle w:val="Heading2"/>
@@ -15520,14 +15475,14 @@
         </w:rPr>
         <w:t>[</w:t>
       </w:r>
-      <w:bookmarkStart w:id="9" w:name="_Hlk189496596"/>
+      <w:bookmarkStart w:id="6" w:name="_Hlk189496596"/>
       <w:r>
         <w:rPr>
           <w:rFonts w:eastAsia="Calibri"/>
         </w:rPr>
         <w:t>MHGROUP8</w:t>
       </w:r>
-      <w:bookmarkEnd w:id="9"/>
+      <w:bookmarkEnd w:id="6"/>
       <w:r>
         <w:rPr>
           <w:rFonts w:eastAsia="Calibri"/>
@@ -17587,7 +17542,7 @@
           <w:rFonts w:eastAsia="Calibri" w:cs="Times New Roman"/>
         </w:rPr>
       </w:pPr>
-      <w:bookmarkStart w:id="10" w:name="_Toc496540802"/>
+      <w:bookmarkStart w:id="7" w:name="_Toc496540802"/>
       <w:r>
         <w:t>|__|__| Age at diagnosis</w:t>
       </w:r>
@@ -17767,21 +17722,21 @@
         </w:rPr>
         <w:t>[</w:t>
       </w:r>
-      <w:bookmarkStart w:id="11" w:name="_Hlk189496605"/>
+      <w:bookmarkStart w:id="8" w:name="_Hlk189496605"/>
       <w:r>
         <w:rPr>
           <w:rFonts w:eastAsia="Times New Roman"/>
         </w:rPr>
         <w:t>INTROSURG</w:t>
       </w:r>
-      <w:bookmarkEnd w:id="11"/>
+      <w:bookmarkEnd w:id="8"/>
       <w:r>
         <w:rPr>
           <w:rFonts w:eastAsia="Times New Roman"/>
         </w:rPr>
         <w:t>] Surgical Procedures</w:t>
       </w:r>
-      <w:bookmarkEnd w:id="10"/>
+      <w:bookmarkEnd w:id="7"/>
     </w:p>
     <w:p>
       <w:r>
@@ -24548,8 +24503,8 @@
         </w:rPr>
         <w:t xml:space="preserve"> GO TO </w:t>
       </w:r>
-      <w:bookmarkStart w:id="12" w:name="_Toc496540760"/>
-      <w:bookmarkStart w:id="13" w:name="_Hlk534621047"/>
+      <w:bookmarkStart w:id="9" w:name="_Toc496540760"/>
+      <w:bookmarkStart w:id="10" w:name="_Hlk534621047"/>
       <w:r>
         <w:rPr>
           <w:b/>
@@ -26394,14 +26349,14 @@
         </w:rPr>
         <w:t>[</w:t>
       </w:r>
-      <w:bookmarkStart w:id="14" w:name="_Hlk189496767"/>
+      <w:bookmarkStart w:id="11" w:name="_Hlk189496767"/>
       <w:r>
         <w:rPr>
           <w:rFonts w:eastAsia="Calibri" w:cs="Times New Roman"/>
         </w:rPr>
         <w:t>WEIGHT3Y</w:t>
       </w:r>
-      <w:bookmarkEnd w:id="14"/>
+      <w:bookmarkEnd w:id="11"/>
       <w:r>
         <w:rPr>
           <w:rFonts w:eastAsia="Calibri" w:cs="Times New Roman"/>
@@ -26543,14 +26498,14 @@
         <w:lastRenderedPageBreak/>
         <w:t>[</w:t>
       </w:r>
-      <w:bookmarkStart w:id="15" w:name="_Hlk189496774"/>
+      <w:bookmarkStart w:id="12" w:name="_Hlk189496774"/>
       <w:r>
         <w:rPr>
           <w:rFonts w:eastAsia="Calibri" w:cs="Times New Roman"/>
         </w:rPr>
         <w:t>WEIGHTHIS</w:t>
       </w:r>
-      <w:bookmarkEnd w:id="15"/>
+      <w:bookmarkEnd w:id="12"/>
       <w:r>
         <w:rPr>
           <w:rFonts w:eastAsia="Calibri" w:cs="Times New Roman"/>
@@ -28411,7 +28366,7 @@
                           <pic:cNvPicPr/>
                         </pic:nvPicPr>
                         <pic:blipFill>
-                          <a:blip r:embed="rId12">
+                          <a:blip r:embed="rId8">
                             <a:extLst>
                               <a:ext uri="{28A0092B-C50C-407E-A947-70E740481C1C}">
                                 <a14:useLocalDpi xmlns:a14="http://schemas.microsoft.com/office/drawing/2010/main" val="0"/>
@@ -28523,7 +28478,7 @@
                           <pic:cNvPicPr/>
                         </pic:nvPicPr>
                         <pic:blipFill>
-                          <a:blip r:embed="rId13">
+                          <a:blip r:embed="rId9">
                             <a:extLst>
                               <a:ext uri="{28A0092B-C50C-407E-A947-70E740481C1C}">
                                 <a14:useLocalDpi xmlns:a14="http://schemas.microsoft.com/office/drawing/2010/main" val="0"/>
@@ -28636,7 +28591,7 @@
                           <pic:cNvPicPr/>
                         </pic:nvPicPr>
                         <pic:blipFill>
-                          <a:blip r:embed="rId14">
+                          <a:blip r:embed="rId10">
                             <a:extLst>
                               <a:ext uri="{28A0092B-C50C-407E-A947-70E740481C1C}">
                                 <a14:useLocalDpi xmlns:a14="http://schemas.microsoft.com/office/drawing/2010/main" val="0"/>
@@ -28748,7 +28703,7 @@
                           <pic:cNvPicPr/>
                         </pic:nvPicPr>
                         <pic:blipFill>
-                          <a:blip r:embed="rId15">
+                          <a:blip r:embed="rId11">
                             <a:extLst>
                               <a:ext uri="{28A0092B-C50C-407E-A947-70E740481C1C}">
                                 <a14:useLocalDpi xmlns:a14="http://schemas.microsoft.com/office/drawing/2010/main" val="0"/>
@@ -28860,7 +28815,7 @@
                           <pic:cNvPicPr/>
                         </pic:nvPicPr>
                         <pic:blipFill>
-                          <a:blip r:embed="rId16">
+                          <a:blip r:embed="rId12">
                             <a:extLst>
                               <a:ext uri="{28A0092B-C50C-407E-A947-70E740481C1C}">
                                 <a14:useLocalDpi xmlns:a14="http://schemas.microsoft.com/office/drawing/2010/main" val="0"/>
@@ -28972,7 +28927,7 @@
                           <pic:cNvPicPr/>
                         </pic:nvPicPr>
                         <pic:blipFill>
-                          <a:blip r:embed="rId17">
+                          <a:blip r:embed="rId13">
                             <a:extLst>
                               <a:ext uri="{28A0092B-C50C-407E-A947-70E740481C1C}">
                                 <a14:useLocalDpi xmlns:a14="http://schemas.microsoft.com/office/drawing/2010/main" val="0"/>
@@ -29084,7 +29039,7 @@
                           <pic:cNvPicPr/>
                         </pic:nvPicPr>
                         <pic:blipFill>
-                          <a:blip r:embed="rId18">
+                          <a:blip r:embed="rId14">
                             <a:extLst>
                               <a:ext uri="{28A0092B-C50C-407E-A947-70E740481C1C}">
                                 <a14:useLocalDpi xmlns:a14="http://schemas.microsoft.com/office/drawing/2010/main" val="0"/>
@@ -29197,7 +29152,7 @@
                           <pic:cNvPicPr/>
                         </pic:nvPicPr>
                         <pic:blipFill>
-                          <a:blip r:embed="rId19">
+                          <a:blip r:embed="rId15">
                             <a:extLst>
                               <a:ext uri="{28A0092B-C50C-407E-A947-70E740481C1C}">
                                 <a14:useLocalDpi xmlns:a14="http://schemas.microsoft.com/office/drawing/2010/main" val="0"/>
@@ -29309,7 +29264,7 @@
                           <pic:cNvPicPr/>
                         </pic:nvPicPr>
                         <pic:blipFill>
-                          <a:blip r:embed="rId20">
+                          <a:blip r:embed="rId16">
                             <a:extLst>
                               <a:ext uri="{28A0092B-C50C-407E-A947-70E740481C1C}">
                                 <a14:useLocalDpi xmlns:a14="http://schemas.microsoft.com/office/drawing/2010/main" val="0"/>
@@ -29574,7 +29529,7 @@
                           <pic:cNvPicPr/>
                         </pic:nvPicPr>
                         <pic:blipFill>
-                          <a:blip r:embed="rId21">
+                          <a:blip r:embed="rId17">
                             <a:extLst>
                               <a:ext uri="{28A0092B-C50C-407E-A947-70E740481C1C}">
                                 <a14:useLocalDpi xmlns:a14="http://schemas.microsoft.com/office/drawing/2010/main" val="0"/>
@@ -29642,7 +29597,7 @@
                           <pic:cNvPicPr/>
                         </pic:nvPicPr>
                         <pic:blipFill>
-                          <a:blip r:embed="rId22">
+                          <a:blip r:embed="rId18">
                             <a:extLst>
                               <a:ext uri="{28A0092B-C50C-407E-A947-70E740481C1C}">
                                 <a14:useLocalDpi xmlns:a14="http://schemas.microsoft.com/office/drawing/2010/main" val="0"/>
@@ -29711,7 +29666,7 @@
                           <pic:cNvPicPr/>
                         </pic:nvPicPr>
                         <pic:blipFill>
-                          <a:blip r:embed="rId23">
+                          <a:blip r:embed="rId19">
                             <a:extLst>
                               <a:ext uri="{28A0092B-C50C-407E-A947-70E740481C1C}">
                                 <a14:useLocalDpi xmlns:a14="http://schemas.microsoft.com/office/drawing/2010/main" val="0"/>
@@ -29779,7 +29734,7 @@
                           <pic:cNvPicPr/>
                         </pic:nvPicPr>
                         <pic:blipFill>
-                          <a:blip r:embed="rId24">
+                          <a:blip r:embed="rId20">
                             <a:extLst>
                               <a:ext uri="{28A0092B-C50C-407E-A947-70E740481C1C}">
                                 <a14:useLocalDpi xmlns:a14="http://schemas.microsoft.com/office/drawing/2010/main" val="0"/>
@@ -29852,7 +29807,7 @@
                           <pic:cNvPicPr/>
                         </pic:nvPicPr>
                         <pic:blipFill>
-                          <a:blip r:embed="rId25">
+                          <a:blip r:embed="rId21">
                             <a:extLst>
                               <a:ext uri="{28A0092B-C50C-407E-A947-70E740481C1C}">
                                 <a14:useLocalDpi xmlns:a14="http://schemas.microsoft.com/office/drawing/2010/main" val="0"/>
@@ -29920,7 +29875,7 @@
                           <pic:cNvPicPr/>
                         </pic:nvPicPr>
                         <pic:blipFill>
-                          <a:blip r:embed="rId26">
+                          <a:blip r:embed="rId22">
                             <a:extLst>
                               <a:ext uri="{28A0092B-C50C-407E-A947-70E740481C1C}">
                                 <a14:useLocalDpi xmlns:a14="http://schemas.microsoft.com/office/drawing/2010/main" val="0"/>
@@ -29988,7 +29943,7 @@
                           <pic:cNvPicPr/>
                         </pic:nvPicPr>
                         <pic:blipFill>
-                          <a:blip r:embed="rId27">
+                          <a:blip r:embed="rId23">
                             <a:extLst>
                               <a:ext uri="{28A0092B-C50C-407E-A947-70E740481C1C}">
                                 <a14:useLocalDpi xmlns:a14="http://schemas.microsoft.com/office/drawing/2010/main" val="0"/>
@@ -30056,7 +30011,7 @@
                           <pic:cNvPicPr/>
                         </pic:nvPicPr>
                         <pic:blipFill>
-                          <a:blip r:embed="rId28">
+                          <a:blip r:embed="rId24">
                             <a:extLst>
                               <a:ext uri="{28A0092B-C50C-407E-A947-70E740481C1C}">
                                 <a14:useLocalDpi xmlns:a14="http://schemas.microsoft.com/office/drawing/2010/main" val="0"/>
@@ -30125,7 +30080,7 @@
                           <pic:cNvPicPr/>
                         </pic:nvPicPr>
                         <pic:blipFill>
-                          <a:blip r:embed="rId29">
+                          <a:blip r:embed="rId25">
                             <a:extLst>
                               <a:ext uri="{28A0092B-C50C-407E-A947-70E740481C1C}">
                                 <a14:useLocalDpi xmlns:a14="http://schemas.microsoft.com/office/drawing/2010/main" val="0"/>
@@ -30193,7 +30148,7 @@
                           <pic:cNvPicPr/>
                         </pic:nvPicPr>
                         <pic:blipFill>
-                          <a:blip r:embed="rId30">
+                          <a:blip r:embed="rId26">
                             <a:extLst>
                               <a:ext uri="{28A0092B-C50C-407E-A947-70E740481C1C}">
                                 <a14:useLocalDpi xmlns:a14="http://schemas.microsoft.com/office/drawing/2010/main" val="0"/>
@@ -30261,7 +30216,7 @@
                           <pic:cNvPicPr/>
                         </pic:nvPicPr>
                         <pic:blipFill>
-                          <a:blip r:embed="rId31">
+                          <a:blip r:embed="rId27">
                             <a:extLst>
                               <a:ext uri="{28A0092B-C50C-407E-A947-70E740481C1C}">
                                 <a14:useLocalDpi xmlns:a14="http://schemas.microsoft.com/office/drawing/2010/main" val="0"/>
@@ -30332,7 +30287,7 @@
                           <pic:cNvPicPr/>
                         </pic:nvPicPr>
                         <pic:blipFill>
-                          <a:blip r:embed="rId32">
+                          <a:blip r:embed="rId28">
                             <a:extLst>
                               <a:ext uri="{28A0092B-C50C-407E-A947-70E740481C1C}">
                                 <a14:useLocalDpi xmlns:a14="http://schemas.microsoft.com/office/drawing/2010/main" val="0"/>
@@ -32059,7 +32014,7 @@
       <w:r>
         <w:t>Parents</w:t>
       </w:r>
-      <w:bookmarkEnd w:id="12"/>
+      <w:bookmarkEnd w:id="9"/>
     </w:p>
     <w:p>
       <w:pPr>
@@ -34070,7 +34025,7 @@
         <w:contextualSpacing/>
       </w:pPr>
     </w:p>
-    <w:bookmarkEnd w:id="13"/>
+    <w:bookmarkEnd w:id="10"/>
     <w:p>
       <w:pPr>
         <w:spacing w:after="0"/>
@@ -42573,7 +42528,7 @@
       <w:r>
         <w:t>[SIBCANC3A]</w:t>
       </w:r>
-      <w:bookmarkStart w:id="16" w:name="OLE_LINK1"/>
+      <w:bookmarkStart w:id="13" w:name="OLE_LINK1"/>
       <w:r>
         <w:t xml:space="preserve"> How old was [SIBLING INITIALS OR NICKNAME/YOUR SIBLING] when they were </w:t>
       </w:r>
@@ -42601,7 +42556,7 @@
       <w:r>
         <w:t>?</w:t>
       </w:r>
-      <w:bookmarkEnd w:id="16"/>
+      <w:bookmarkEnd w:id="13"/>
     </w:p>
     <w:p>
       <w:pPr>
@@ -45466,42 +45421,37 @@
         </w:rPr>
         <w:t>[SIBSUM] Here is a summary of the information you shared about this sibling. If any of the information is incorrect, please select the “Back” button to update your responses. If all of the information is correct, please select the “Next” button to move forward.</w:t>
       </w:r>
-      <w:commentRangeStart w:id="17"/>
-      <w:commentRangeEnd w:id="17"/>
-      <w:r>
-        <w:rPr>
-          <w:rStyle w:val="CommentReference"/>
+    </w:p>
+    <w:p>
+      <w:pPr>
+        <w:rPr>
           <w:rFonts w:ascii="Calibri" w:eastAsia="Calibri" w:hAnsi="Calibri" w:cs="Calibri"/>
-          <w:sz w:val="22"/>
-          <w:szCs w:val="22"/>
-        </w:rPr>
-        <w:commentReference w:id="17"/>
-      </w:r>
-    </w:p>
-    <w:p>
-      <w:pPr>
+        </w:rPr>
+      </w:pPr>
+      <w:r>
         <w:rPr>
           <w:rFonts w:ascii="Calibri" w:eastAsia="Calibri" w:hAnsi="Calibri" w:cs="Calibri"/>
-        </w:rPr>
-      </w:pPr>
-      <w:r>
+          <w:b/>
+          <w:bCs/>
+        </w:rPr>
+        <w:t>*[DISPLAY IF MULT2 AND SIBCANC2 DISPLAYED TO RESPONDENT]</w:t>
+      </w:r>
+    </w:p>
+    <w:p>
+      <w:pPr>
+        <w:spacing w:after="0"/>
         <w:rPr>
           <w:rFonts w:ascii="Calibri" w:eastAsia="Calibri" w:hAnsi="Calibri" w:cs="Calibri"/>
-          <w:b/>
-          <w:bCs/>
-        </w:rPr>
-        <w:t>*[DISPLAY IF MULT2 AND SIBCANC2 DISPLAYED TO RESPONDENT]</w:t>
-      </w:r>
-      <w:commentRangeStart w:id="18"/>
-      <w:commentRangeEnd w:id="18"/>
-      <w:r>
-        <w:rPr>
-          <w:rStyle w:val="CommentReference"/>
+        </w:rPr>
+      </w:pPr>
+      <w:r>
+        <w:tab/>
+      </w:r>
+      <w:r>
+        <w:rPr>
           <w:rFonts w:ascii="Calibri" w:eastAsia="Calibri" w:hAnsi="Calibri" w:cs="Calibri"/>
-          <w:sz w:val="22"/>
-          <w:szCs w:val="22"/>
-        </w:rPr>
-        <w:commentReference w:id="18"/>
+        </w:rPr>
+        <w:t>Name/Nickname: [Insert SIBNAME response]</w:t>
       </w:r>
     </w:p>
     <w:p>
@@ -45518,7 +45468,7 @@
         <w:rPr>
           <w:rFonts w:ascii="Calibri" w:eastAsia="Calibri" w:hAnsi="Calibri" w:cs="Calibri"/>
         </w:rPr>
-        <w:t>Name/Nickname: [Insert SIBNAME response]</w:t>
+        <w:t>Sex: [Insert SIB2 response]</w:t>
       </w:r>
     </w:p>
     <w:p>
@@ -45535,7 +45485,13 @@
         <w:rPr>
           <w:rFonts w:ascii="Calibri" w:eastAsia="Calibri" w:hAnsi="Calibri" w:cs="Calibri"/>
         </w:rPr>
-        <w:t>Sex: [Insert SIB2 response]</w:t>
+        <w:t xml:space="preserve">Sibling is your twin, triplet, or multiple [Insert MULT2 </w:t>
+      </w:r>
+      <w:r>
+        <w:rPr>
+          <w:rFonts w:ascii="Calibri" w:eastAsia="Calibri" w:hAnsi="Calibri" w:cs="Calibri"/>
+        </w:rPr>
+        <w:t>response]*</w:t>
       </w:r>
     </w:p>
     <w:p>
@@ -45552,78 +45508,55 @@
         <w:rPr>
           <w:rFonts w:ascii="Calibri" w:eastAsia="Calibri" w:hAnsi="Calibri" w:cs="Calibri"/>
         </w:rPr>
-        <w:t xml:space="preserve">Sibling is your twin, triplet, or multiple [Insert MULT2 </w:t>
-      </w:r>
-      <w:r>
+        <w:t>Relationship: [Insert SIB3 response or “twin, triplet, or other multiple” if MULT2= 1]</w:t>
+      </w:r>
+    </w:p>
+    <w:p>
+      <w:pPr>
+        <w:spacing w:after="0"/>
         <w:rPr>
           <w:rFonts w:ascii="Calibri" w:eastAsia="Calibri" w:hAnsi="Calibri" w:cs="Calibri"/>
         </w:rPr>
+      </w:pPr>
+      <w:r>
+        <w:tab/>
+      </w:r>
+      <w:r>
+        <w:rPr>
+          <w:rFonts w:ascii="Calibri" w:eastAsia="Calibri" w:hAnsi="Calibri" w:cs="Calibri"/>
+        </w:rPr>
+        <w:t>Ever have cancer: [Insert SIBCANC response]</w:t>
+      </w:r>
+    </w:p>
+    <w:p>
+      <w:pPr>
+        <w:spacing w:after="0"/>
+        <w:rPr>
+          <w:rFonts w:ascii="Calibri" w:eastAsia="Calibri" w:hAnsi="Calibri" w:cs="Calibri"/>
+        </w:rPr>
+      </w:pPr>
+      <w:r>
+        <w:tab/>
+      </w:r>
+      <w:r>
+        <w:rPr>
+          <w:rFonts w:ascii="Calibri" w:eastAsia="Calibri" w:hAnsi="Calibri" w:cs="Calibri"/>
+        </w:rPr>
+        <w:t xml:space="preserve">Cancer type(s): [Insert SIBCANC2 </w:t>
+      </w:r>
+      <w:r>
+        <w:rPr>
+          <w:rFonts w:ascii="Calibri" w:eastAsia="Calibri" w:hAnsi="Calibri" w:cs="Calibri"/>
+        </w:rPr>
         <w:t>response]*</w:t>
       </w:r>
     </w:p>
     <w:p>
       <w:pPr>
-        <w:spacing w:after="0"/>
         <w:rPr>
           <w:rFonts w:ascii="Calibri" w:eastAsia="Calibri" w:hAnsi="Calibri" w:cs="Calibri"/>
         </w:rPr>
       </w:pPr>
-      <w:r>
-        <w:tab/>
-      </w:r>
-      <w:r>
-        <w:rPr>
-          <w:rFonts w:ascii="Calibri" w:eastAsia="Calibri" w:hAnsi="Calibri" w:cs="Calibri"/>
-        </w:rPr>
-        <w:t>Relationship: [Insert SIB3 response or “twin, triplet, or other multiple” if MULT2= 1]</w:t>
-      </w:r>
-    </w:p>
-    <w:p>
-      <w:pPr>
-        <w:spacing w:after="0"/>
-        <w:rPr>
-          <w:rFonts w:ascii="Calibri" w:eastAsia="Calibri" w:hAnsi="Calibri" w:cs="Calibri"/>
-        </w:rPr>
-      </w:pPr>
-      <w:r>
-        <w:tab/>
-      </w:r>
-      <w:r>
-        <w:rPr>
-          <w:rFonts w:ascii="Calibri" w:eastAsia="Calibri" w:hAnsi="Calibri" w:cs="Calibri"/>
-        </w:rPr>
-        <w:t>Ever have cancer: [Insert SIBCANC response]</w:t>
-      </w:r>
-    </w:p>
-    <w:p>
-      <w:pPr>
-        <w:spacing w:after="0"/>
-        <w:rPr>
-          <w:rFonts w:ascii="Calibri" w:eastAsia="Calibri" w:hAnsi="Calibri" w:cs="Calibri"/>
-        </w:rPr>
-      </w:pPr>
-      <w:r>
-        <w:tab/>
-      </w:r>
-      <w:r>
-        <w:rPr>
-          <w:rFonts w:ascii="Calibri" w:eastAsia="Calibri" w:hAnsi="Calibri" w:cs="Calibri"/>
-        </w:rPr>
-        <w:t xml:space="preserve">Cancer type(s): [Insert SIBCANC2 </w:t>
-      </w:r>
-      <w:r>
-        <w:rPr>
-          <w:rFonts w:ascii="Calibri" w:eastAsia="Calibri" w:hAnsi="Calibri" w:cs="Calibri"/>
-        </w:rPr>
-        <w:t>response]*</w:t>
-      </w:r>
-    </w:p>
-    <w:p>
-      <w:pPr>
-        <w:rPr>
-          <w:rFonts w:ascii="Calibri" w:eastAsia="Calibri" w:hAnsi="Calibri" w:cs="Calibri"/>
-        </w:rPr>
-      </w:pPr>
     </w:p>
     <w:p>
       <w:pPr>
@@ -45671,14 +45604,14 @@
         </w:rPr>
         <w:t xml:space="preserve">[CHILD] </w:t>
       </w:r>
-      <w:bookmarkStart w:id="19" w:name="_Toc496540762"/>
+      <w:bookmarkStart w:id="14" w:name="_Toc496540762"/>
       <w:r>
         <w:rPr>
           <w:rFonts w:eastAsia="Times New Roman"/>
         </w:rPr>
         <w:t>Children</w:t>
       </w:r>
-      <w:bookmarkEnd w:id="19"/>
+      <w:bookmarkEnd w:id="14"/>
     </w:p>
     <w:p>
       <w:pPr>
@@ -46265,14 +46198,14 @@
         </w:rPr>
         <w:t>[</w:t>
       </w:r>
-      <w:bookmarkStart w:id="20" w:name="_Hlk189497050"/>
+      <w:bookmarkStart w:id="15" w:name="_Hlk189497050"/>
       <w:r>
         <w:rPr>
           <w:rFonts w:ascii="Calibri" w:eastAsia="Calibri" w:hAnsi="Calibri" w:cs="Times New Roman"/>
         </w:rPr>
         <w:t>CHILD2</w:t>
       </w:r>
-      <w:bookmarkEnd w:id="20"/>
+      <w:bookmarkEnd w:id="15"/>
       <w:r>
         <w:rPr>
           <w:rFonts w:ascii="Calibri" w:eastAsia="Calibri" w:hAnsi="Calibri" w:cs="Times New Roman"/>
@@ -52235,7 +52168,7 @@
         <w:ind w:left="720"/>
         <w:contextualSpacing/>
       </w:pPr>
-      <w:bookmarkStart w:id="21" w:name="_Hlk527963102"/>
+      <w:bookmarkStart w:id="16" w:name="_Hlk527963102"/>
       <w:r>
         <w:t>0</w:t>
       </w:r>
@@ -52290,7 +52223,7 @@
         </w:rPr>
       </w:pPr>
     </w:p>
-    <w:bookmarkEnd w:id="21"/>
+    <w:bookmarkEnd w:id="16"/>
     <w:p>
       <w:pPr>
         <w:pStyle w:val="ListParagraph"/>
@@ -52886,7 +52819,7 @@
               </wp:anchor>
             </w:drawing>
           </mc:Choice>
-          <mc:Fallback xmlns:a14="http://schemas.microsoft.com/office/drawing/2010/main" xmlns:pic="http://schemas.openxmlformats.org/drawingml/2006/picture" xmlns:a="http://schemas.openxmlformats.org/drawingml/2006/main">
+          <mc:Fallback xmlns:a="http://schemas.openxmlformats.org/drawingml/2006/main" xmlns:pic="http://schemas.openxmlformats.org/drawingml/2006/picture" xmlns:a14="http://schemas.microsoft.com/office/drawing/2010/main">
             <w:pict w14:anchorId="3467FFA4">
               <v:rect id="Rectangle 14" style="position:absolute;margin-left:38.1pt;margin-top:6.4pt;width:226.85pt;height:14.2pt;z-index:251705344;visibility:visible;mso-wrap-style:square;mso-width-percent:0;mso-height-percent:0;mso-wrap-distance-left:9pt;mso-wrap-distance-top:0;mso-wrap-distance-right:9pt;mso-wrap-distance-bottom:0;mso-position-horizontal:absolute;mso-position-horizontal-relative:text;mso-position-vertical:absolute;mso-position-vertical-relative:text;mso-width-percent:0;mso-height-percent:0;mso-width-relative:margin;mso-height-relative:margin;v-text-anchor:middle" o:spid="_x0000_s1026" fillcolor="window" strokecolor="windowText" strokeweight=".5pt" w14:anchorId="47F1844C" o:gfxdata="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"/>
             </w:pict>
@@ -53042,7 +52975,7 @@
               </wp:inline>
             </w:drawing>
           </mc:Choice>
-          <mc:Fallback xmlns:a14="http://schemas.microsoft.com/office/drawing/2010/main" xmlns:pic="http://schemas.openxmlformats.org/drawingml/2006/picture" xmlns:a="http://schemas.openxmlformats.org/drawingml/2006/main">
+          <mc:Fallback xmlns:a="http://schemas.openxmlformats.org/drawingml/2006/main" xmlns:pic="http://schemas.openxmlformats.org/drawingml/2006/picture" xmlns:a14="http://schemas.microsoft.com/office/drawing/2010/main">
             <w:pict xmlns:w14="http://schemas.microsoft.com/office/word/2010/wordml" xmlns:w="http://schemas.openxmlformats.org/wordprocessingml/2006/main" w14:anchorId="3A1CF174">
               <v:rect xmlns:o="urn:schemas-microsoft-com:office:office" xmlns:v="urn:schemas-microsoft-com:vml" id="Rectangle 14" style="position:absolute;margin-left:38.1pt;margin-top:6.4pt;width:226.85pt;height:14.2pt;z-index:251705344;visibility:visible;mso-wrap-style:square;mso-width-percent:0;mso-height-percent:0;mso-wrap-distance-left:9pt;mso-wrap-distance-top:0;mso-wrap-distance-right:9pt;mso-wrap-distance-bottom:0;mso-position-horizontal:absolute;mso-position-horizontal-relative:text;mso-position-vertical:absolute;mso-position-vertical-relative:text;mso-width-percent:0;mso-height-percent:0;mso-width-relative:margin;mso-height-relative:margin;v-text-anchor:middle" o:spid="_x0000_s1026" fillcolor="window" strokecolor="windowText" strokeweight=".5pt" w14:anchorId="47F1844C" o:gfxdata="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"/>
             </w:pict>
@@ -54580,7 +54513,7 @@
               </wp:anchor>
             </w:drawing>
           </mc:Choice>
-          <mc:Fallback xmlns:a14="http://schemas.microsoft.com/office/drawing/2010/main" xmlns:pic="http://schemas.openxmlformats.org/drawingml/2006/picture" xmlns:a="http://schemas.openxmlformats.org/drawingml/2006/main">
+          <mc:Fallback xmlns:a="http://schemas.openxmlformats.org/drawingml/2006/main" xmlns:pic="http://schemas.openxmlformats.org/drawingml/2006/picture" xmlns:a14="http://schemas.microsoft.com/office/drawing/2010/main">
             <w:pict w14:anchorId="362697BB">
               <v:rect id="Rectangle 311" style="position:absolute;margin-left:36.85pt;margin-top:3.3pt;width:226.9pt;height:14.25pt;z-index:251664384;visibility:visible;mso-wrap-style:square;mso-width-percent:0;mso-height-percent:0;mso-wrap-distance-left:9pt;mso-wrap-distance-top:0;mso-wrap-distance-right:9pt;mso-wrap-distance-bottom:0;mso-position-horizontal:absolute;mso-position-horizontal-relative:text;mso-position-vertical:absolute;mso-position-vertical-relative:text;mso-width-percent:0;mso-height-percent:0;mso-width-relative:margin;mso-height-relative:margin;v-text-anchor:middle" o:spid="_x0000_s1026" fillcolor="window" strokecolor="windowText" strokeweight=".5pt" w14:anchorId="0D03D7CC" o:gfxdata="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"/>
             </w:pict>
@@ -54727,7 +54660,7 @@
               </wp:inline>
             </w:drawing>
           </mc:Choice>
-          <mc:Fallback xmlns:a14="http://schemas.microsoft.com/office/drawing/2010/main" xmlns:pic="http://schemas.openxmlformats.org/drawingml/2006/picture" xmlns:a="http://schemas.openxmlformats.org/drawingml/2006/main">
+          <mc:Fallback xmlns:a="http://schemas.openxmlformats.org/drawingml/2006/main" xmlns:pic="http://schemas.openxmlformats.org/drawingml/2006/picture" xmlns:a14="http://schemas.microsoft.com/office/drawing/2010/main">
             <w:pict xmlns:w14="http://schemas.microsoft.com/office/word/2010/wordml" xmlns:w="http://schemas.openxmlformats.org/wordprocessingml/2006/main" w14:anchorId="74020BD4">
               <v:rect xmlns:o="urn:schemas-microsoft-com:office:office" xmlns:v="urn:schemas-microsoft-com:vml" id="Rectangle 311" style="position:absolute;margin-left:36.85pt;margin-top:3.3pt;width:226.9pt;height:14.25pt;z-index:251664384;visibility:visible;mso-wrap-style:square;mso-width-percent:0;mso-height-percent:0;mso-wrap-distance-left:9pt;mso-wrap-distance-top:0;mso-wrap-distance-right:9pt;mso-wrap-distance-bottom:0;mso-position-horizontal:absolute;mso-position-horizontal-relative:text;mso-position-vertical:absolute;mso-position-vertical-relative:text;mso-width-percent:0;mso-height-percent:0;mso-width-relative:margin;mso-height-relative:margin;v-text-anchor:middle" o:spid="_x0000_s1026" fillcolor="window" strokecolor="windowText" strokeweight=".5pt" w14:anchorId="0D03D7CC" o:gfxdata="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"/>
             </w:pict>
@@ -56350,10 +56283,10 @@
       </w:r>
     </w:p>
     <w:sectPr>
-      <w:headerReference w:type="default" r:id="rId33"/>
-      <w:footerReference w:type="default" r:id="rId34"/>
-      <w:headerReference w:type="first" r:id="rId35"/>
-      <w:footerReference w:type="first" r:id="rId36"/>
+      <w:headerReference w:type="default" r:id="rId29"/>
+      <w:footerReference w:type="default" r:id="rId30"/>
+      <w:headerReference w:type="first" r:id="rId31"/>
+      <w:footerReference w:type="first" r:id="rId32"/>
       <w:pgSz w:w="12240" w:h="15840"/>
       <w:pgMar w:top="1440" w:right="1440" w:bottom="1440" w:left="1440" w:header="720" w:footer="720" w:gutter="0"/>
       <w:cols w:space="720"/>
@@ -56362,178 +56295,6 @@
     </w:sectPr>
   </w:body>
 </w:document>
-</file>
-
-<file path=word/comments.xml><?xml version="1.0" encoding="utf-8"?>
-<w:comments xmlns:wpc="http://schemas.microsoft.com/office/word/2010/wordprocessingCanvas" xmlns:cx="http://schemas.microsoft.com/office/drawing/2014/chartex" xmlns:cx1="http://schemas.microsoft.com/office/drawing/2015/9/8/chartex" xmlns:cx2="http://schemas.microsoft.com/office/drawing/2015/10/21/chartex" xmlns:cx3="http://schemas.microsoft.com/office/drawing/2016/5/9/chartex" xmlns:cx4="http://schemas.microsoft.com/office/drawing/2016/5/10/chartex" xmlns:cx5="http://schemas.microsoft.com/office/drawing/2016/5/11/chartex" xmlns:cx6="http://schemas.microsoft.com/office/drawing/2016/5/12/chartex" xmlns:cx7="http://schemas.microsoft.com/office/drawing/2016/5/13/chartex" xmlns:cx8="http://schemas.microsoft.com/office/drawing/2016/5/14/chartex" xmlns:mc="http://schemas.openxmlformats.org/markup-compatibility/2006" xmlns:aink="http://schemas.microsoft.com/office/drawing/2016/ink" xmlns:am3d="http://schemas.microsoft.com/office/drawing/2017/model3d" xmlns:o="urn:schemas-microsoft-com:office:office" xmlns:oel="http://schemas.microsoft.com/office/2019/extlst" xmlns:r="http://schemas.openxmlformats.org/officeDocument/2006/relationships" xmlns:m="http://schemas.openxmlformats.org/officeDocument/2006/math" xmlns:v="urn:schemas-microsoft-com:vml" xmlns:wp14="http://schemas.microsoft.com/office/word/2010/wordprocessingDrawing" xmlns:wp="http://schemas.openxmlformats.org/drawingml/2006/wordprocessingDrawing" xmlns:w10="urn:schemas-microsoft-com:office:word" xmlns:w="http://schemas.openxmlformats.org/wordprocessingml/2006/main" xmlns:w14="http://schemas.microsoft.com/office/word/2010/wordml" xmlns:w15="http://schemas.microsoft.com/office/word/2012/wordml" xmlns:w16cex="http://schemas.microsoft.com/office/word/2018/wordml/cex" xmlns:w16cid="http://schemas.microsoft.com/office/word/2016/wordml/cid" xmlns:w16="http://schemas.microsoft.com/office/word/2018/wordml" xmlns:w16du="http://schemas.microsoft.com/office/word/2023/wordml/word16du" xmlns:w16sdtdh="http://schemas.microsoft.com/office/word/2020/wordml/sdtdatahash" xmlns:w16sdtfl="http://schemas.microsoft.com/office/word/2024/wordml/sdtformatlock" xmlns:w16se="http://schemas.microsoft.com/office/word/2015/wordml/symex" xmlns:wpg="http://schemas.microsoft.com/office/word/2010/wordprocessingGroup" xmlns:wpi="http://schemas.microsoft.com/office/word/2010/wordprocessingInk" xmlns:wne="http://schemas.microsoft.com/office/word/2006/wordml" xmlns:wps="http://schemas.microsoft.com/office/word/2010/wordprocessingShape" mc:Ignorable="w14 w15 w16se w16cid w16 w16cex w16sdtdh w16sdtfl w16du wp14">
-  <w:comment w:id="0" w:author="Julie Cusack" w:date="2024-03-08T11:42:00Z" w:initials="JC">
-    <w:p>
-      <w:pPr>
-        <w:pStyle w:val="CommentText"/>
-      </w:pPr>
-      <w:r>
-        <w:t>@deana can you review?</w:t>
-      </w:r>
-      <w:r>
-        <w:rPr>
-          <w:rStyle w:val="CommentReference"/>
-        </w:rPr>
-        <w:annotationRef/>
-      </w:r>
-    </w:p>
-  </w:comment>
-  <w:comment w:id="1" w:author="Julie Cusack" w:date="2024-02-29T10:07:00Z" w:initials="JC">
-    <w:p>
-      <w:pPr>
-        <w:pStyle w:val="CommentText"/>
-      </w:pPr>
-      <w:r>
-        <w:t>Guatemalan</w:t>
-      </w:r>
-      <w:r>
-        <w:rPr>
-          <w:rStyle w:val="CommentReference"/>
-        </w:rPr>
-        <w:annotationRef/>
-      </w:r>
-    </w:p>
-    <w:p>
-      <w:pPr>
-        <w:pStyle w:val="CommentText"/>
-      </w:pPr>
-    </w:p>
-    <w:p>
-      <w:pPr>
-        <w:pStyle w:val="CommentText"/>
-        <w:rPr>
-          <w:rStyle w:val="Hyperlink"/>
-        </w:rPr>
-      </w:pPr>
-      <w:r>
-        <w:t xml:space="preserve">source: </w:t>
-      </w:r>
-      <w:hyperlink r:id="rId1">
-        <w:r>
-          <w:rPr>
-            <w:rStyle w:val="Hyperlink"/>
-          </w:rPr>
-          <w:t>20211004_HispanicHeritageMonth.pdf (texas.gov)</w:t>
-        </w:r>
-      </w:hyperlink>
-    </w:p>
-  </w:comment>
-  <w:comment w:id="2" w:author="Julie Cusack" w:date="2024-03-08T10:19:00Z" w:initials="JC">
-    <w:p>
-      <w:pPr>
-        <w:pStyle w:val="CommentText"/>
-      </w:pPr>
-      <w:r>
-        <w:t>share with BSW</w:t>
-      </w:r>
-      <w:r>
-        <w:rPr>
-          <w:rStyle w:val="CommentReference"/>
-        </w:rPr>
-        <w:annotationRef/>
-      </w:r>
-    </w:p>
-  </w:comment>
-  <w:comment w:id="17" w:author="Julie Cusack" w:date="2023-07-31T13:16:00Z" w:initials="JC">
-    <w:p>
-      <w:pPr>
-        <w:pStyle w:val="CommentText"/>
-      </w:pPr>
-      <w:r>
-        <w:t>Updated summary statement text to match text in PREGSUMMARY</w:t>
-      </w:r>
-      <w:r>
-        <w:rPr>
-          <w:rStyle w:val="CommentReference"/>
-        </w:rPr>
-        <w:annotationRef/>
-      </w:r>
-      <w:r>
-        <w:rPr>
-          <w:rStyle w:val="CommentReference"/>
-        </w:rPr>
-        <w:annotationRef/>
-      </w:r>
-    </w:p>
-  </w:comment>
-  <w:comment w:id="18" w:author="Julie Cusack" w:date="2023-07-31T13:16:00Z" w:initials="JC">
-    <w:p>
-      <w:pPr>
-        <w:pStyle w:val="CommentText"/>
-      </w:pPr>
-      <w:r>
-        <w:t xml:space="preserve">Do we want to include all of these responses? </w:t>
-      </w:r>
-      <w:r>
-        <w:rPr>
-          <w:rStyle w:val="CommentReference"/>
-        </w:rPr>
-        <w:annotationRef/>
-      </w:r>
-      <w:r>
-        <w:rPr>
-          <w:rStyle w:val="CommentReference"/>
-        </w:rPr>
-        <w:annotationRef/>
-      </w:r>
-    </w:p>
-    <w:p>
-      <w:pPr>
-        <w:pStyle w:val="CommentText"/>
-      </w:pPr>
-      <w:r>
-        <w:t>Unsure if multiple, relationship, still living, age at death are appropriate?</w:t>
-      </w:r>
-    </w:p>
-    <w:p>
-      <w:pPr>
-        <w:pStyle w:val="CommentText"/>
-      </w:pPr>
-    </w:p>
-    <w:p>
-      <w:pPr>
-        <w:pStyle w:val="CommentText"/>
-      </w:pPr>
-      <w:r>
-        <w:t>Not including age of dx for each cancer because too complicated to pipe or(xor)</w:t>
-      </w:r>
-    </w:p>
-  </w:comment>
-</w:comments>
-</file>
-
-<file path=word/commentsExtended.xml><?xml version="1.0" encoding="utf-8"?>
-<w15:commentsEx xmlns:wpc="http://schemas.microsoft.com/office/word/2010/wordprocessingCanvas" xmlns:cx="http://schemas.microsoft.com/office/drawing/2014/chartex" xmlns:cx1="http://schemas.microsoft.com/office/drawing/2015/9/8/chartex" xmlns:cx2="http://schemas.microsoft.com/office/drawing/2015/10/21/chartex" xmlns:cx3="http://schemas.microsoft.com/office/drawing/2016/5/9/chartex" xmlns:cx4="http://schemas.microsoft.com/office/drawing/2016/5/10/chartex" xmlns:cx5="http://schemas.microsoft.com/office/drawing/2016/5/11/chartex" xmlns:cx6="http://schemas.microsoft.com/office/drawing/2016/5/12/chartex" xmlns:cx7="http://schemas.microsoft.com/office/drawing/2016/5/13/chartex" xmlns:cx8="http://schemas.microsoft.com/office/drawing/2016/5/14/chartex" xmlns:mc="http://schemas.openxmlformats.org/markup-compatibility/2006" xmlns:aink="http://schemas.microsoft.com/office/drawing/2016/ink" xmlns:am3d="http://schemas.microsoft.com/office/drawing/2017/model3d" xmlns:o="urn:schemas-microsoft-com:office:office" xmlns:oel="http://schemas.microsoft.com/office/2019/extlst" xmlns:r="http://schemas.openxmlformats.org/officeDocument/2006/relationships" xmlns:m="http://schemas.openxmlformats.org/officeDocument/2006/math" xmlns:v="urn:schemas-microsoft-com:vml" xmlns:wp14="http://schemas.microsoft.com/office/word/2010/wordprocessingDrawing" xmlns:wp="http://schemas.openxmlformats.org/drawingml/2006/wordprocessingDrawing" xmlns:w10="urn:schemas-microsoft-com:office:word" xmlns:w="http://schemas.openxmlformats.org/wordprocessingml/2006/main" xmlns:w14="http://schemas.microsoft.com/office/word/2010/wordml" xmlns:w15="http://schemas.microsoft.com/office/word/2012/wordml" xmlns:w16cex="http://schemas.microsoft.com/office/word/2018/wordml/cex" xmlns:w16cid="http://schemas.microsoft.com/office/word/2016/wordml/cid" xmlns:w16="http://schemas.microsoft.com/office/word/2018/wordml" xmlns:w16du="http://schemas.microsoft.com/office/word/2023/wordml/word16du" xmlns:w16sdtdh="http://schemas.microsoft.com/office/word/2020/wordml/sdtdatahash" xmlns:w16sdtfl="http://schemas.microsoft.com/office/word/2024/wordml/sdtformatlock" xmlns:w16se="http://schemas.microsoft.com/office/word/2015/wordml/symex" xmlns:wpg="http://schemas.microsoft.com/office/word/2010/wordprocessingGroup" xmlns:wpi="http://schemas.microsoft.com/office/word/2010/wordprocessingInk" xmlns:wne="http://schemas.microsoft.com/office/word/2006/wordml" xmlns:wps="http://schemas.microsoft.com/office/word/2010/wordprocessingShape" mc:Ignorable="w14 w15 w16se w16cid w16 w16cex w16sdtdh w16sdtfl w16du wp14">
-  <w15:commentEx w15:paraId="1ADC3407" w15:done="1"/>
-  <w15:commentEx w15:paraId="393C41FE" w15:done="1"/>
-  <w15:commentEx w15:paraId="0F3125CC" w15:paraIdParent="393C41FE" w15:done="1"/>
-  <w15:commentEx w15:paraId="21C3E848" w15:done="1"/>
-  <w15:commentEx w15:paraId="2095DB81" w15:done="1"/>
-</w15:commentsEx>
-</file>
-
-<file path=word/commentsExtensible.xml><?xml version="1.0" encoding="utf-8"?>
-<w16cex:commentsExtensible xmlns:wpc="http://schemas.microsoft.com/office/word/2010/wordprocessingCanvas" xmlns:cx="http://schemas.microsoft.com/office/drawing/2014/chartex" xmlns:cx1="http://schemas.microsoft.com/office/drawing/2015/9/8/chartex" xmlns:cx2="http://schemas.microsoft.com/office/drawing/2015/10/21/chartex" xmlns:cx3="http://schemas.microsoft.com/office/drawing/2016/5/9/chartex" xmlns:cx4="http://schemas.microsoft.com/office/drawing/2016/5/10/chartex" xmlns:cx5="http://schemas.microsoft.com/office/drawing/2016/5/11/chartex" xmlns:cx6="http://schemas.microsoft.com/office/drawing/2016/5/12/chartex" xmlns:cx7="http://schemas.microsoft.com/office/drawing/2016/5/13/chartex" xmlns:cx8="http://schemas.microsoft.com/office/drawing/2016/5/14/chartex" xmlns:cr="http://schemas.microsoft.com/office/comments/2020/reactions" xmlns:mc="http://schemas.openxmlformats.org/markup-compatibility/2006" xmlns:aink="http://schemas.microsoft.com/office/drawing/2016/ink" xmlns:am3d="http://schemas.microsoft.com/office/drawing/2017/model3d" xmlns:o="urn:schemas-microsoft-com:office:office" xmlns:oel="http://schemas.microsoft.com/office/2019/extlst" xmlns:r="http://schemas.openxmlformats.org/officeDocument/2006/relationships" xmlns:m="http://schemas.openxmlformats.org/officeDocument/2006/math" xmlns:v="urn:schemas-microsoft-com:vml" xmlns:wp14="http://schemas.microsoft.com/office/word/2010/wordprocessingDrawing" xmlns:wp="http://schemas.openxmlformats.org/drawingml/2006/wordprocessingDrawing" xmlns:w10="urn:schemas-microsoft-com:office:word" xmlns:w="http://schemas.openxmlformats.org/wordprocessingml/2006/main" xmlns:w14="http://schemas.microsoft.com/office/word/2010/wordml" xmlns:w15="http://schemas.microsoft.com/office/word/2012/wordml" xmlns:w16cex="http://schemas.microsoft.com/office/word/2018/wordml/cex" xmlns:w16cid="http://schemas.microsoft.com/office/word/2016/wordml/cid" xmlns:w16="http://schemas.microsoft.com/office/word/2018/wordml" xmlns:w16du="http://schemas.microsoft.com/office/word/2023/wordml/word16du" xmlns:w16sdtdh="http://schemas.microsoft.com/office/word/2020/wordml/sdtdatahash" xmlns:w16sdtfl="http://schemas.microsoft.com/office/word/2024/wordml/sdtformatlock" xmlns:w16se="http://schemas.microsoft.com/office/word/2015/wordml/symex" xmlns:wpg="http://schemas.microsoft.com/office/word/2010/wordprocessingGroup" xmlns:wpi="http://schemas.microsoft.com/office/word/2010/wordprocessingInk" xmlns:wne="http://schemas.microsoft.com/office/word/2006/wordml" xmlns:wps="http://schemas.microsoft.com/office/word/2010/wordprocessingShape" mc:Ignorable="w14 w15 w16se w16cid w16 w16cex w16sdtdh w16sdtfl cr w16du wp14">
-  <w16cex:commentExtensible w16cex:durableId="494FB119" w16cex:dateUtc="2024-03-08T16:42:00Z"/>
-  <w16cex:commentExtensible w16cex:durableId="08E47455" w16cex:dateUtc="2024-02-29T15:07:00Z"/>
-  <w16cex:commentExtensible w16cex:durableId="42B13E6B" w16cex:dateUtc="2024-03-08T15:19:00Z"/>
-  <w16cex:commentExtensible w16cex:durableId="50255A71" w16cex:dateUtc="2023-07-31T17:16:00Z"/>
-  <w16cex:commentExtensible w16cex:durableId="57A689E7" w16cex:dateUtc="2023-07-31T17:16:00Z"/>
-</w16cex:commentsExtensible>
-</file>
-
-<file path=word/commentsIds.xml><?xml version="1.0" encoding="utf-8"?>
-<w16cid:commentsIds xmlns:wpc="http://schemas.microsoft.com/office/word/2010/wordprocessingCanvas" xmlns:cx="http://schemas.microsoft.com/office/drawing/2014/chartex" xmlns:cx1="http://schemas.microsoft.com/office/drawing/2015/9/8/chartex" xmlns:cx2="http://schemas.microsoft.com/office/drawing/2015/10/21/chartex" xmlns:cx3="http://schemas.microsoft.com/office/drawing/2016/5/9/chartex" xmlns:cx4="http://schemas.microsoft.com/office/drawing/2016/5/10/chartex" xmlns:cx5="http://schemas.microsoft.com/office/drawing/2016/5/11/chartex" xmlns:cx6="http://schemas.microsoft.com/office/drawing/2016/5/12/chartex" xmlns:cx7="http://schemas.microsoft.com/office/drawing/2016/5/13/chartex" xmlns:cx8="http://schemas.microsoft.com/office/drawing/2016/5/14/chartex" xmlns:mc="http://schemas.openxmlformats.org/markup-compatibility/2006" xmlns:aink="http://schemas.microsoft.com/office/drawing/2016/ink" xmlns:am3d="http://schemas.microsoft.com/office/drawing/2017/model3d" xmlns:o="urn:schemas-microsoft-com:office:office" xmlns:oel="http://schemas.microsoft.com/office/2019/extlst" xmlns:r="http://schemas.openxmlformats.org/officeDocument/2006/relationships" xmlns:m="http://schemas.openxmlformats.org/officeDocument/2006/math" xmlns:v="urn:schemas-microsoft-com:vml" xmlns:wp14="http://schemas.microsoft.com/office/word/2010/wordprocessingDrawing" xmlns:wp="http://schemas.openxmlformats.org/drawingml/2006/wordprocessingDrawing" xmlns:w10="urn:schemas-microsoft-com:office:word" xmlns:w="http://schemas.openxmlformats.org/wordprocessingml/2006/main" xmlns:w14="http://schemas.microsoft.com/office/word/2010/wordml" xmlns:w15="http://schemas.microsoft.com/office/word/2012/wordml" xmlns:w16cex="http://schemas.microsoft.com/office/word/2018/wordml/cex" xmlns:w16cid="http://schemas.microsoft.com/office/word/2016/wordml/cid" xmlns:w16="http://schemas.microsoft.com/office/word/2018/wordml" xmlns:w16du="http://schemas.microsoft.com/office/word/2023/wordml/word16du" xmlns:w16sdtdh="http://schemas.microsoft.com/office/word/2020/wordml/sdtdatahash" xmlns:w16sdtfl="http://schemas.microsoft.com/office/word/2024/wordml/sdtformatlock" xmlns:w16se="http://schemas.microsoft.com/office/word/2015/wordml/symex" xmlns:wpg="http://schemas.microsoft.com/office/word/2010/wordprocessingGroup" xmlns:wpi="http://schemas.microsoft.com/office/word/2010/wordprocessingInk" xmlns:wne="http://schemas.microsoft.com/office/word/2006/wordml" xmlns:wps="http://schemas.microsoft.com/office/word/2010/wordprocessingShape" mc:Ignorable="w14 w15 w16se w16cid w16 w16cex w16sdtdh w16sdtfl w16du wp14">
-  <w16cid:commentId w16cid:paraId="1ADC3407" w16cid:durableId="494FB119"/>
-  <w16cid:commentId w16cid:paraId="393C41FE" w16cid:durableId="08E47455"/>
-  <w16cid:commentId w16cid:paraId="0F3125CC" w16cid:durableId="42B13E6B"/>
-  <w16cid:commentId w16cid:paraId="21C3E848" w16cid:durableId="50255A71"/>
-  <w16cid:commentId w16cid:paraId="2095DB81" w16cid:durableId="57A689E7"/>
-</w16cid:commentsIds>
 </file>
 
 <file path=word/endnotes.xml><?xml version="1.0" encoding="utf-8"?>
